--- a/Daily Reports/09_10_2026-CBOT Reports.docx
+++ b/Daily Reports/09_10_2026-CBOT Reports.docx
@@ -104,7 +104,7 @@
           <w:color w:val="5C768D"/>
           <w:sz w:val="19"/>
         </w:rPr>
-        <w:t>Cập nhật tự động qua `macro_tracker.py` vào lúc 06:26 ICT ngày 09/10/2026</w:t>
+        <w:t>Cập nhật tự động qua `macro_tracker.py` vào lúc 07:02 ICT ngày 09/10/2026</w:t>
       </w:r>
     </w:p>
     <w:tbl>
@@ -313,7 +313,7 @@
               <w:rPr>
                 <w:b/>
               </w:rPr>
-              <w:t>103.73 / thùng</w:t>
+              <w:t>103.83 / thùng</w:t>
             </w:r>
           </w:p>
         </w:tc>
@@ -344,7 +344,7 @@
               <w:rPr>
                 <w:b/>
               </w:rPr>
-              <w:t>+3.52%</w:t>
+              <w:t>+3.62%</w:t>
             </w:r>
           </w:p>
         </w:tc>
@@ -442,7 +442,7 @@
               <w:rPr>
                 <w:b/>
               </w:rPr>
-              <w:t>102.11</w:t>
+              <w:t>102.14</w:t>
             </w:r>
           </w:p>
         </w:tc>
@@ -473,7 +473,7 @@
               <w:rPr>
                 <w:b/>
               </w:rPr>
-              <w:t>-0.12%</w:t>
+              <w:t>-0.10%</w:t>
             </w:r>
           </w:p>
         </w:tc>
@@ -1218,7 +1218,7 @@
         <w:rPr>
           <w:b/>
         </w:rPr>
-        <w:t>`103.73` (+3.52%)</w:t>
+        <w:t>`103.83` (+3.62%)</w:t>
       </w:r>
       <w:r>
         <w:t xml:space="preserve"> | DXY: </w:t>
@@ -1227,7 +1227,7 @@
         <w:rPr>
           <w:b/>
         </w:rPr>
-        <w:t>`102.11` (-0.12%)</w:t>
+        <w:t>`102.14` (-0.10%)</w:t>
       </w:r>
       <w:r>
         <w:t xml:space="preserve"> | Lúa mì CBOT: </w:t>
@@ -1306,7 +1306,7 @@
           <w:color w:val="5C768D"/>
           <w:sz w:val="19"/>
         </w:rPr>
-        <w:t>Cập nhật tự động lúc 06:26 ICT ngày 09/10/2026 — Nguồn: NOAA, USDA, BOM Australia</w:t>
+        <w:t>Cập nhật tự động lúc 07:02 ICT ngày 09/10/2026 — Nguồn: NOAA, USDA, BOM Australia</w:t>
       </w:r>
     </w:p>
     <w:p>
@@ -3853,7 +3853,7 @@
               <w:rPr>
                 <w:b/>
               </w:rPr>
-              <w:t>684.43 (+0.93)</w:t>
+              <w:t>684.42 (+0.92)</w:t>
             </w:r>
           </w:p>
         </w:tc>
@@ -11991,7 +11991,7 @@
               <w:rPr>
                 <w:b/>
               </w:rPr>
-              <w:t>103.73</w:t>
+              <w:t>103.83</w:t>
             </w:r>
           </w:p>
         </w:tc>
@@ -12022,7 +12022,7 @@
               <w:rPr>
                 <w:b/>
               </w:rPr>
-              <w:t>+3.52%</w:t>
+              <w:t>+3.62%</w:t>
             </w:r>
           </w:p>
         </w:tc>
@@ -12114,7 +12114,7 @@
               <w:rPr>
                 <w:b/>
               </w:rPr>
-              <w:t>102.11</w:t>
+              <w:t>102.14</w:t>
             </w:r>
           </w:p>
         </w:tc>
@@ -12145,7 +12145,7 @@
               <w:rPr>
                 <w:b/>
               </w:rPr>
-              <w:t>-0.12%</w:t>
+              <w:t>-0.10%</w:t>
             </w:r>
           </w:p>
         </w:tc>
@@ -21806,10 +21806,10 @@
         <w:rPr>
           <w:b/>
         </w:rPr>
-        <w:t>`684.43 cents`</w:t>
+        <w:t>`684.42 cents`</w:t>
       </w:r>
       <w:r>
-        <w:t xml:space="preserve"> (+0.93).</w:t>
+        <w:t xml:space="preserve"> (+0.92).</w:t>
       </w:r>
     </w:p>
     <w:p>
@@ -22173,7 +22173,7 @@
               <w:rPr>
                 <w:b/>
               </w:rPr>
-              <w:t>103.73</w:t>
+              <w:t>103.83</w:t>
             </w:r>
           </w:p>
         </w:tc>
@@ -22204,7 +22204,7 @@
               <w:rPr>
                 <w:b/>
               </w:rPr>
-              <w:t>+3.52%</w:t>
+              <w:t>+3.62%</w:t>
             </w:r>
           </w:p>
         </w:tc>
@@ -22296,7 +22296,7 @@
               <w:rPr>
                 <w:b/>
               </w:rPr>
-              <w:t>102.11</w:t>
+              <w:t>102.14</w:t>
             </w:r>
           </w:p>
         </w:tc>
@@ -22327,7 +22327,7 @@
               <w:rPr>
                 <w:b/>
               </w:rPr>
-              <w:t>-0.12%</w:t>
+              <w:t>-0.10%</w:t>
             </w:r>
           </w:p>
         </w:tc>

--- a/Daily Reports/09_10_2026-CBOT Reports.docx
+++ b/Daily Reports/09_10_2026-CBOT Reports.docx
@@ -104,7 +104,7 @@
           <w:color w:val="5C768D"/>
           <w:sz w:val="19"/>
         </w:rPr>
-        <w:t>Cập nhật tự động qua `macro_tracker.py` vào lúc 08:00 ICT ngày 09/10/2026</w:t>
+        <w:t>Cập nhật tự động qua `macro_tracker.py` vào lúc 09:00 ICT ngày 09/10/2026</w:t>
       </w:r>
     </w:p>
     <w:tbl>
@@ -313,7 +313,7 @@
               <w:rPr>
                 <w:b/>
               </w:rPr>
-              <w:t>103.79 / thùng</w:t>
+              <w:t>103.50 / thùng</w:t>
             </w:r>
           </w:p>
         </w:tc>
@@ -344,7 +344,7 @@
               <w:rPr>
                 <w:b/>
               </w:rPr>
-              <w:t>+3.58%</w:t>
+              <w:t>+3.29%</w:t>
             </w:r>
           </w:p>
         </w:tc>
@@ -442,7 +442,7 @@
               <w:rPr>
                 <w:b/>
               </w:rPr>
-              <w:t>102.10</w:t>
+              <w:t>101.98</w:t>
             </w:r>
           </w:p>
         </w:tc>
@@ -473,7 +473,7 @@
               <w:rPr>
                 <w:b/>
               </w:rPr>
-              <w:t>-0.13%</w:t>
+              <w:t>-0.25%</w:t>
             </w:r>
           </w:p>
         </w:tc>
@@ -1197,7 +1197,7 @@
           <w:color w:val="5C768D"/>
           <w:sz w:val="24"/>
         </w:rPr>
-        <w:t>️ CẢNH BÁO SUY YẾU LỆCH PHA (BEARISH DIVERGENCE DETECTED)</w:t>
+        <w:t>TƯƠNG QUAN VĨ MÔ ỔN ĐỊNH (NORMAL CORRELATION)</w:t>
       </w:r>
     </w:p>
     <w:p>
@@ -1218,7 +1218,7 @@
         <w:rPr>
           <w:b/>
         </w:rPr>
-        <w:t>`103.79` (+3.58%)</w:t>
+        <w:t>`103.50` (+3.29%)</w:t>
       </w:r>
       <w:r>
         <w:t xml:space="preserve"> | DXY: </w:t>
@@ -1227,7 +1227,7 @@
         <w:rPr>
           <w:b/>
         </w:rPr>
-        <w:t>`102.10` (-0.13%)</w:t>
+        <w:t>`101.98` (-0.25%)</w:t>
       </w:r>
       <w:r>
         <w:t xml:space="preserve"> | Lúa mì CBOT: </w:t>
@@ -1236,7 +1236,7 @@
         <w:rPr>
           <w:b/>
         </w:rPr>
-        <w:t>`682.75` (-0.62%)</w:t>
+        <w:t>`687.50` (+0.15%)</w:t>
       </w:r>
       <w:r>
         <w:t>.</w:t>
@@ -1254,7 +1254,7 @@
         <w:t>Biện chứng liên thị trường:</w:t>
       </w:r>
       <w:r>
-        <w:t xml:space="preserve"> Dầu thô tăng tốt hỗ trợ rổ hàng hóa vĩ mô, nhưng giá lúa mì vẫn chịu áp lực sụt giảm thể hiện lực cầu vật chất yếu hoặc áp lực cung ngắn hạn lấn át.</w:t>
+        <w:t xml:space="preserve"> Liên thị trường giao dịch ổn định, giá lúa mì bám sát các chỉ tiêu cung cầu cơ bản và không có hiện tượng bán tháo chéo quá mức từ nhóm năng lượng.</w:t>
       </w:r>
     </w:p>
     <w:p>
@@ -1269,17 +1269,7 @@
         <w:t>Khuyến nghị chiến lược:</w:t>
       </w:r>
       <w:r>
-        <w:t xml:space="preserve"> Hạn chế mua đuổi giá cao. Ưu tiên các lệnh Swing </w:t>
-      </w:r>
-      <w:r>
-        <w:rPr>
-          <w:b/>
-          <w:color w:val="B91C1C"/>
-        </w:rPr>
-        <w:t>Short</w:t>
-      </w:r>
-      <w:r>
-        <w:t xml:space="preserve"> tại kháng cự đỉnh R1/R2 của HĐ ZWH27.</w:t>
+        <w:t xml:space="preserve"> Tiếp tục duy trì kế hoạch giao dịch trong ngày (Intraday) và đánh biên (Swing) theo cản kỹ thuật đã hoạch định.</w:t>
       </w:r>
     </w:p>
     <w:p>
@@ -1316,7 +1306,7 @@
           <w:color w:val="5C768D"/>
           <w:sz w:val="19"/>
         </w:rPr>
-        <w:t>Cập nhật tự động lúc 08:00 ICT ngày 09/10/2026 — Nguồn: NOAA, USDA, BOM Australia</w:t>
+        <w:t>Cập nhật tự động lúc 09:00 ICT ngày 09/10/2026 — Nguồn: NOAA, USDA, BOM Australia</w:t>
       </w:r>
     </w:p>
     <w:p>
@@ -3584,7 +3574,7 @@
               <w:rPr>
                 <w:b/>
               </w:rPr>
-              <w:t>500.25</w:t>
+              <w:t>503.25</w:t>
             </w:r>
           </w:p>
         </w:tc>
@@ -3615,7 +3605,7 @@
               <w:rPr>
                 <w:b/>
               </w:rPr>
-              <w:t>501.12 (+0.87)</w:t>
+              <w:t>504.22 (+0.97)</w:t>
             </w:r>
           </w:p>
         </w:tc>
@@ -3643,7 +3633,7 @@
             </w:pPr>
             <w:r/>
             <w:r>
-              <w:t>Bearish (501.19 &lt; 501.98)</w:t>
+              <w:t>Bearish (501.40 &lt; 502.04)</w:t>
             </w:r>
           </w:p>
         </w:tc>
@@ -3671,7 +3661,7 @@
             </w:pPr>
             <w:r/>
             <w:r>
-              <w:t>1.50 cents</w:t>
+              <w:t>3.00 cents</w:t>
             </w:r>
           </w:p>
         </w:tc>
@@ -3832,7 +3822,7 @@
               <w:rPr>
                 <w:b/>
               </w:rPr>
-              <w:t>682.75</w:t>
+              <w:t>687.50</w:t>
             </w:r>
           </w:p>
         </w:tc>
@@ -3863,7 +3853,7 @@
               <w:rPr>
                 <w:b/>
               </w:rPr>
-              <w:t>683.73 (+0.98)</w:t>
+              <w:t>688.61 (+1.11)</w:t>
             </w:r>
           </w:p>
         </w:tc>
@@ -3891,7 +3881,7 @@
             </w:pPr>
             <w:r/>
             <w:r>
-              <w:t>Bearish (686.96 &lt; 689.71)</w:t>
+              <w:t>Bearish (687.07 &lt; 689.65)</w:t>
             </w:r>
           </w:p>
         </w:tc>
@@ -3919,7 +3909,7 @@
             </w:pPr>
             <w:r/>
             <w:r>
-              <w:t>4.75 cents</w:t>
+              <w:t>4.25 cents</w:t>
             </w:r>
           </w:p>
         </w:tc>
@@ -4357,7 +4347,7 @@
                 <w:b/>
                 <w:color w:val="15803D"/>
               </w:rPr>
-              <w:t>498.75 - 501.19 cents (Canh mua vùng hỗ trợ)</w:t>
+              <w:t>500.75 - 501.40 cents (Canh mua vùng hỗ trợ)</w:t>
             </w:r>
           </w:p>
         </w:tc>
@@ -4388,7 +4378,7 @@
               <w:rPr>
                 <w:b/>
               </w:rPr>
-              <w:t>492.04 cents (Dưới cản S2 + 1.5x ATR)</w:t>
+              <w:t>491.83 cents (Dưới cản S2 + 1.5x ATR)</w:t>
             </w:r>
           </w:p>
         </w:tc>
@@ -4424,7 +4414,7 @@
                 <w:color w:val="D97706"/>
                 <w:sz w:val="19"/>
               </w:rPr>
-              <w:t xml:space="preserve"> 501.50 cents </w:t>
+              <w:t xml:space="preserve"> 505.00 cents </w:t>
             </w:r>
             <w:r>
               <w:t xml:space="preserve"> / TP2: </w:t>
@@ -4569,7 +4559,7 @@
               <w:rPr>
                 <w:b/>
               </w:rPr>
-              <w:t>497.25 - 498.75 cents</w:t>
+              <w:t>499.25 - 500.75 cents</w:t>
             </w:r>
           </w:p>
         </w:tc>
@@ -4600,7 +4590,7 @@
               <w:rPr>
                 <w:b/>
               </w:rPr>
-              <w:t>493.03 cents (Chống quét SL tuyệt đối)</w:t>
+              <w:t>492.89 cents (Chống quét SL tuyệt đối)</w:t>
             </w:r>
           </w:p>
         </w:tc>
@@ -4762,7 +4752,7 @@
               <w:rPr>
                 <w:b/>
               </w:rPr>
-              <w:t>501.50 - 503.00 cents</w:t>
+              <w:t>505.00 - 506.50 cents</w:t>
             </w:r>
           </w:p>
         </w:tc>
@@ -4793,7 +4783,7 @@
               <w:rPr>
                 <w:b/>
               </w:rPr>
-              <w:t>503.47 cents</w:t>
+              <w:t>507.11 cents</w:t>
             </w:r>
           </w:p>
         </w:tc>
@@ -4955,7 +4945,7 @@
               <w:rPr>
                 <w:b/>
               </w:rPr>
-              <w:t>487.10 - 495.00 cents</w:t>
+              <w:t>486.55 - 495.00 cents</w:t>
             </w:r>
           </w:p>
         </w:tc>
@@ -5136,7 +5126,7 @@
                 <w:b/>
                 <w:color w:val="B91C1C"/>
               </w:rPr>
-              <w:t>686.96 - 689.71 cents (Canh bán hồi kỹ thuật H1)</w:t>
+              <w:t>687.07 - 689.65 cents (Canh bán hồi kỹ thuật H1)</w:t>
             </w:r>
           </w:p>
         </w:tc>
@@ -5167,7 +5157,7 @@
               <w:rPr>
                 <w:b/>
               </w:rPr>
-              <w:t>780.23 cents (Trên kháng cự R2 + 1.5x ATR)</w:t>
+              <w:t>780.35 cents (Trên kháng cự R2 + 1.5x ATR)</w:t>
             </w:r>
           </w:p>
         </w:tc>
@@ -5203,7 +5193,7 @@
                 <w:color w:val="D97706"/>
                 <w:sz w:val="19"/>
               </w:rPr>
-              <w:t xml:space="preserve"> 679.75 cents </w:t>
+              <w:t xml:space="preserve"> 685.00 cents </w:t>
             </w:r>
             <w:r>
               <w:t xml:space="preserve"> / TP2: </w:t>
@@ -5314,7 +5304,7 @@
                 <w:b/>
                 <w:color w:val="15803D"/>
               </w:rPr>
-              <w:t>Long trung hạn (Swing) (ZWH27)</w:t>
+              <w:t>Long trung hạn (Swing) (ZWZ26)</w:t>
             </w:r>
           </w:p>
         </w:tc>
@@ -5345,7 +5335,7 @@
               <w:rPr>
                 <w:b/>
               </w:rPr>
-              <w:t>692.00 - 694.00 cents</w:t>
+              <w:t>683.00 - 685.00 cents</w:t>
             </w:r>
           </w:p>
         </w:tc>
@@ -5376,7 +5366,7 @@
               <w:rPr>
                 <w:b/>
               </w:rPr>
-              <w:t>683.10 cents</w:t>
+              <w:t>667.02 cents</w:t>
             </w:r>
           </w:p>
         </w:tc>
@@ -5407,7 +5397,7 @@
               <w:rPr>
                 <w:b/>
               </w:rPr>
-              <w:t>702.75 cents (Đón sóng hồi trung hạn ~14.5 giá)</w:t>
+              <w:t>689.75 cents (Đón sóng hồi trung hạn ~14.5 giá)</w:t>
             </w:r>
           </w:p>
         </w:tc>
@@ -5507,7 +5497,7 @@
                 <w:b/>
                 <w:color w:val="B91C1C"/>
               </w:rPr>
-              <w:t>Short trung hạn (Swing) (ZWH27)</w:t>
+              <w:t>Short trung hạn (Swing) (ZWZ26)</w:t>
             </w:r>
           </w:p>
         </w:tc>
@@ -5538,7 +5528,7 @@
               <w:rPr>
                 <w:b/>
               </w:rPr>
-              <w:t>702.75 - 704.75 cents</w:t>
+              <w:t>689.75 - 691.75 cents</w:t>
             </w:r>
           </w:p>
         </w:tc>
@@ -5569,7 +5559,7 @@
               <w:rPr>
                 <w:b/>
               </w:rPr>
-              <w:t>706.15 cents</w:t>
+              <w:t>693.48 cents</w:t>
             </w:r>
           </w:p>
         </w:tc>
@@ -5600,7 +5590,7 @@
               <w:rPr>
                 <w:b/>
               </w:rPr>
-              <w:t>686.50 cents (Thuận xu hướng giảm ngắn hạn)</w:t>
+              <w:t>670.75 cents (Thuận xu hướng giảm ngắn hạn)</w:t>
             </w:r>
           </w:p>
         </w:tc>
@@ -5731,7 +5721,7 @@
               <w:rPr>
                 <w:b/>
               </w:rPr>
-              <w:t>656.15 - 670.75 cents</w:t>
+              <w:t>655.83 - 670.75 cents</w:t>
             </w:r>
           </w:p>
         </w:tc>
@@ -11619,7 +11609,7 @@
         <w:t>Giá Chốt Phiên (Close):</w:t>
       </w:r>
       <w:r>
-        <w:t xml:space="preserve"> 500.25 cents | </w:t>
+        <w:t xml:space="preserve"> 503.25 cents | </w:t>
       </w:r>
       <w:r>
         <w:rPr>
@@ -11634,10 +11624,10 @@
         <w:rPr>
           <w:b/>
         </w:rPr>
-        <w:t>`501.12 cents`</w:t>
+        <w:t>`504.22 cents`</w:t>
       </w:r>
       <w:r>
-        <w:t xml:space="preserve"> (+0.87).</w:t>
+        <w:t xml:space="preserve"> (+0.97).</w:t>
       </w:r>
     </w:p>
     <w:p>
@@ -11658,7 +11648,7 @@
         <w:rPr>
           <w:b/>
         </w:rPr>
-        <w:t>`5,866`</w:t>
+        <w:t>`8,517`</w:t>
       </w:r>
       <w:r>
         <w:t xml:space="preserve"> (Chênh lệch: </w:t>
@@ -11667,7 +11657,7 @@
         <w:rPr>
           <w:b/>
         </w:rPr>
-        <w:t>`-188,440`</w:t>
+        <w:t>`-179,061`</w:t>
       </w:r>
       <w:r>
         <w:t xml:space="preserve">) | OI: </w:t>
@@ -11676,7 +11666,7 @@
         <w:rPr>
           <w:b/>
         </w:rPr>
-        <w:t>`894,150`</w:t>
+        <w:t>`887,557`</w:t>
       </w:r>
       <w:r>
         <w:t xml:space="preserve"> (Chênh lệch: </w:t>
@@ -11685,7 +11675,7 @@
         <w:rPr>
           <w:b/>
         </w:rPr>
-        <w:t>`-89`</w:t>
+        <w:t>`-6,682`</w:t>
       </w:r>
       <w:r>
         <w:t>)</w:t>
@@ -11709,7 +11699,7 @@
         <w:rPr>
           <w:b/>
         </w:rPr>
-        <w:t>`Không phát hiện mô hình nến đặc biệt`</w:t>
+        <w:t>`Bullish Marubozu (Lực mua áp đảo tuyệt đối)`</w:t>
       </w:r>
     </w:p>
     <w:p>
@@ -11729,9 +11719,9 @@
       <w:r>
         <w:rPr>
           <w:b/>
-          <w:color w:val="15803D"/>
+          <w:color w:val="B91C1C"/>
         </w:rPr>
-        <w:t>`Giảm suy yếu / Đáy ngắn hạn (Long Liquidation Decline)`</w:t>
+        <w:t>`Tăng yếu / Rủi ro đảo chiều (Short Covering Rally)`</w:t>
       </w:r>
     </w:p>
     <w:p>
@@ -11752,10 +11742,10 @@
         <w:rPr>
           <w:b/>
         </w:rPr>
-        <w:t>TÍCH LŨY TIÊU CỰC (Distribution):</w:t>
+        <w:t>TĂNG MẠNH MẼ (Strong Bullish Confirmation):</w:t>
       </w:r>
       <w:r>
-        <w:t xml:space="preserve"> Nến đi ngang nhưng dòng tiền rút dần (OI giảm), cảnh báo rủi ro suy sụt sắp tới.</w:t>
+        <w:t xml:space="preserve"> Mô hình nến tăng được củng cố bởi dòng tiền gia tăng tích cực, hỗ trợ lực mua lên bền vững.</w:t>
       </w:r>
     </w:p>
     <w:p>
@@ -12001,7 +11991,7 @@
               <w:rPr>
                 <w:b/>
               </w:rPr>
-              <w:t>103.79</w:t>
+              <w:t>103.50</w:t>
             </w:r>
           </w:p>
         </w:tc>
@@ -12032,7 +12022,7 @@
               <w:rPr>
                 <w:b/>
               </w:rPr>
-              <w:t>+3.58%</w:t>
+              <w:t>+3.29%</w:t>
             </w:r>
           </w:p>
         </w:tc>
@@ -12124,7 +12114,7 @@
               <w:rPr>
                 <w:b/>
               </w:rPr>
-              <w:t>102.10</w:t>
+              <w:t>101.98</w:t>
             </w:r>
           </w:p>
         </w:tc>
@@ -12155,7 +12145,7 @@
               <w:rPr>
                 <w:b/>
               </w:rPr>
-              <w:t>-0.13%</w:t>
+              <w:t>-0.25%</w:t>
             </w:r>
           </w:p>
         </w:tc>
@@ -12759,7 +12749,7 @@
         <w:t xml:space="preserve"> EMA_21 </w:t>
       </w:r>
       <w:r>
-        <w:t xml:space="preserve"> (501.19) &lt; </w:t>
+        <w:t xml:space="preserve"> (501.40) &lt; </w:t>
       </w:r>
       <w:r>
         <w:rPr>
@@ -12770,7 +12760,7 @@
         <w:t xml:space="preserve"> EMA_50 </w:t>
       </w:r>
       <w:r>
-        <w:t xml:space="preserve"> (501.98).</w:t>
+        <w:t xml:space="preserve"> (502.04).</w:t>
       </w:r>
     </w:p>
     <w:p>
@@ -12791,7 +12781,7 @@
         <w:rPr>
           <w:b/>
         </w:rPr>
-        <w:t>`43.66`</w:t>
+        <w:t>`56.91`</w:t>
       </w:r>
       <w:r>
         <w:t xml:space="preserve"> | ATR (14) = </w:t>
@@ -12800,7 +12790,7 @@
         <w:rPr>
           <w:b/>
         </w:rPr>
-        <w:t>`1.97`</w:t>
+        <w:t>`2.11`</w:t>
       </w:r>
       <w:r>
         <w:t xml:space="preserve"> cents | Volatility = </w:t>
@@ -12809,7 +12799,7 @@
         <w:rPr>
           <w:b/>
         </w:rPr>
-        <w:t>`1.50 cents`</w:t>
+        <w:t>`3.00 cents`</w:t>
       </w:r>
       <w:r>
         <w:t>.</w:t>
@@ -12833,7 +12823,7 @@
         <w:rPr>
           <w:b/>
         </w:rPr>
-        <w:t>`498.75`</w:t>
+        <w:t>`500.75`</w:t>
       </w:r>
       <w:r>
         <w:t xml:space="preserve"> | S2: </w:t>
@@ -12851,7 +12841,7 @@
         <w:rPr>
           <w:b/>
         </w:rPr>
-        <w:t>`501.50`</w:t>
+        <w:t>`505.00`</w:t>
       </w:r>
       <w:r>
         <w:t xml:space="preserve"> | R2: </w:t>
@@ -13594,7 +13584,7 @@
           <w:b/>
           <w:color w:val="15803D"/>
         </w:rPr>
-        <w:t>`498.75 - 501.19 cents (Canh mua vùng hỗ trợ)`</w:t>
+        <w:t>`500.75 - 501.40 cents (Canh mua vùng hỗ trợ)`</w:t>
       </w:r>
       <w:r>
         <w:t xml:space="preserve"> | SL: </w:t>
@@ -13603,7 +13593,7 @@
         <w:rPr>
           <w:b/>
         </w:rPr>
-        <w:t>`492.04 cents (Dưới cản S2 + 1.5x ATR)`</w:t>
+        <w:t>`491.83 cents (Dưới cản S2 + 1.5x ATR)`</w:t>
       </w:r>
       <w:r>
         <w:t xml:space="preserve"> | TP: </w:t>
@@ -13614,7 +13604,7 @@
           <w:color w:val="D97706"/>
           <w:sz w:val="19"/>
         </w:rPr>
-        <w:t xml:space="preserve"> 501.50 cents </w:t>
+        <w:t xml:space="preserve"> 505.00 cents </w:t>
       </w:r>
       <w:r>
         <w:t xml:space="preserve"> / </w:t>
@@ -13665,7 +13655,7 @@
         <w:rPr>
           <w:b/>
         </w:rPr>
-        <w:t>`497.25 - 498.75 cents`</w:t>
+        <w:t>`499.25 - 500.75 cents`</w:t>
       </w:r>
       <w:r>
         <w:t xml:space="preserve"> | SL: </w:t>
@@ -13674,7 +13664,7 @@
         <w:rPr>
           <w:b/>
         </w:rPr>
-        <w:t>`493.03 cents (Chống quét SL tuyệt đối)`</w:t>
+        <w:t>`492.89 cents (Chống quét SL tuyệt đối)`</w:t>
       </w:r>
       <w:r>
         <w:t xml:space="preserve"> | TP: </w:t>
@@ -13711,7 +13701,7 @@
         <w:rPr>
           <w:b/>
         </w:rPr>
-        <w:t>`501.50 - 503.00 cents`</w:t>
+        <w:t>`505.00 - 506.50 cents`</w:t>
       </w:r>
       <w:r>
         <w:t xml:space="preserve"> | SL: </w:t>
@@ -13720,7 +13710,7 @@
         <w:rPr>
           <w:b/>
         </w:rPr>
-        <w:t>`503.47 cents`</w:t>
+        <w:t>`507.11 cents`</w:t>
       </w:r>
       <w:r>
         <w:t xml:space="preserve"> | TP: </w:t>
@@ -13769,7 +13759,7 @@
         <w:rPr>
           <w:b/>
         </w:rPr>
-        <w:t>`487.10 - 495.00 cents`</w:t>
+        <w:t>`486.55 - 495.00 cents`</w:t>
       </w:r>
     </w:p>
     <w:p>
@@ -14176,7 +14166,7 @@
             </w:pPr>
             <w:r/>
             <w:r>
-              <w:t>500.25</w:t>
+              <w:t>503.25</w:t>
             </w:r>
           </w:p>
         </w:tc>
@@ -14204,7 +14194,7 @@
             </w:pPr>
             <w:r/>
             <w:r>
-              <w:t>504.00</w:t>
+              <w:t>507.00</w:t>
             </w:r>
           </w:p>
         </w:tc>
@@ -14232,7 +14222,7 @@
             </w:pPr>
             <w:r/>
             <w:r>
-              <w:t>497.00</w:t>
+              <w:t>500.00</w:t>
             </w:r>
           </w:p>
         </w:tc>
@@ -14263,7 +14253,7 @@
               <w:rPr>
                 <w:b/>
               </w:rPr>
-              <w:t>500.50</w:t>
+              <w:t>503.50</w:t>
             </w:r>
           </w:p>
         </w:tc>
@@ -14411,7 +14401,7 @@
             </w:pPr>
             <w:r/>
             <w:r>
-              <w:t>500.50</w:t>
+              <w:t>503.50</w:t>
             </w:r>
           </w:p>
         </w:tc>
@@ -14439,7 +14429,7 @@
             </w:pPr>
             <w:r/>
             <w:r>
-              <w:t>503.25</w:t>
+              <w:t>506.25</w:t>
             </w:r>
           </w:p>
         </w:tc>
@@ -14467,7 +14457,7 @@
             </w:pPr>
             <w:r/>
             <w:r>
-              <w:t>496.75</w:t>
+              <w:t>499.75</w:t>
             </w:r>
           </w:p>
         </w:tc>
@@ -14498,7 +14488,7 @@
               <w:rPr>
                 <w:b/>
               </w:rPr>
-              <w:t>500.00</w:t>
+              <w:t>503.00</w:t>
             </w:r>
           </w:p>
         </w:tc>
@@ -14646,7 +14636,7 @@
             </w:pPr>
             <w:r/>
             <w:r>
-              <w:t>500.00</w:t>
+              <w:t>503.00</w:t>
             </w:r>
           </w:p>
         </w:tc>
@@ -14674,7 +14664,7 @@
             </w:pPr>
             <w:r/>
             <w:r>
-              <w:t>503.00</w:t>
+              <w:t>506.00</w:t>
             </w:r>
           </w:p>
         </w:tc>
@@ -14702,7 +14692,7 @@
             </w:pPr>
             <w:r/>
             <w:r>
-              <w:t>496.00</w:t>
+              <w:t>499.00</w:t>
             </w:r>
           </w:p>
         </w:tc>
@@ -14733,7 +14723,7 @@
               <w:rPr>
                 <w:b/>
               </w:rPr>
-              <w:t>500.75</w:t>
+              <w:t>503.75</w:t>
             </w:r>
           </w:p>
         </w:tc>
@@ -14881,7 +14871,7 @@
             </w:pPr>
             <w:r/>
             <w:r>
-              <w:t>500.75</w:t>
+              <w:t>503.75</w:t>
             </w:r>
           </w:p>
         </w:tc>
@@ -14909,7 +14899,7 @@
             </w:pPr>
             <w:r/>
             <w:r>
-              <w:t>505.25</w:t>
+              <w:t>508.25</w:t>
             </w:r>
           </w:p>
         </w:tc>
@@ -14937,7 +14927,7 @@
             </w:pPr>
             <w:r/>
             <w:r>
-              <w:t>495.75</w:t>
+              <w:t>498.75</w:t>
             </w:r>
           </w:p>
         </w:tc>
@@ -14968,7 +14958,7 @@
               <w:rPr>
                 <w:b/>
               </w:rPr>
-              <w:t>501.50</w:t>
+              <w:t>504.50</w:t>
             </w:r>
           </w:p>
         </w:tc>
@@ -15116,7 +15106,7 @@
             </w:pPr>
             <w:r/>
             <w:r>
-              <w:t>501.50</w:t>
+              <w:t>504.50</w:t>
             </w:r>
           </w:p>
         </w:tc>
@@ -15144,7 +15134,7 @@
             </w:pPr>
             <w:r/>
             <w:r>
-              <w:t>507.00</w:t>
+              <w:t>510.00</w:t>
             </w:r>
           </w:p>
         </w:tc>
@@ -15172,7 +15162,7 @@
             </w:pPr>
             <w:r/>
             <w:r>
-              <w:t>495.25</w:t>
+              <w:t>498.25</w:t>
             </w:r>
           </w:p>
         </w:tc>
@@ -15203,7 +15193,7 @@
               <w:rPr>
                 <w:b/>
               </w:rPr>
-              <w:t>503.75</w:t>
+              <w:t>506.75</w:t>
             </w:r>
           </w:p>
         </w:tc>
@@ -15351,7 +15341,7 @@
             </w:pPr>
             <w:r/>
             <w:r>
-              <w:t>503.75</w:t>
+              <w:t>506.75</w:t>
             </w:r>
           </w:p>
         </w:tc>
@@ -15379,7 +15369,7 @@
             </w:pPr>
             <w:r/>
             <w:r>
-              <w:t>506.75</w:t>
+              <w:t>509.75</w:t>
             </w:r>
           </w:p>
         </w:tc>
@@ -15407,7 +15397,7 @@
             </w:pPr>
             <w:r/>
             <w:r>
-              <w:t>499.50</w:t>
+              <w:t>502.50</w:t>
             </w:r>
           </w:p>
         </w:tc>
@@ -15438,7 +15428,7 @@
               <w:rPr>
                 <w:b/>
               </w:rPr>
-              <w:t>504.00</w:t>
+              <w:t>507.00</w:t>
             </w:r>
           </w:p>
         </w:tc>
@@ -15586,7 +15576,7 @@
             </w:pPr>
             <w:r/>
             <w:r>
-              <w:t>504.00</w:t>
+              <w:t>507.00</w:t>
             </w:r>
           </w:p>
         </w:tc>
@@ -15614,7 +15604,7 @@
             </w:pPr>
             <w:r/>
             <w:r>
-              <w:t>507.25</w:t>
+              <w:t>510.25</w:t>
             </w:r>
           </w:p>
         </w:tc>
@@ -15642,7 +15632,7 @@
             </w:pPr>
             <w:r/>
             <w:r>
-              <w:t>497.50</w:t>
+              <w:t>500.50</w:t>
             </w:r>
           </w:p>
         </w:tc>
@@ -15673,7 +15663,7 @@
               <w:rPr>
                 <w:b/>
               </w:rPr>
-              <w:t>504.75</w:t>
+              <w:t>507.75</w:t>
             </w:r>
           </w:p>
         </w:tc>
@@ -15821,7 +15811,7 @@
             </w:pPr>
             <w:r/>
             <w:r>
-              <w:t>504.75</w:t>
+              <w:t>507.75</w:t>
             </w:r>
           </w:p>
         </w:tc>
@@ -15849,7 +15839,7 @@
             </w:pPr>
             <w:r/>
             <w:r>
-              <w:t>507.75</w:t>
+              <w:t>510.75</w:t>
             </w:r>
           </w:p>
         </w:tc>
@@ -15877,7 +15867,7 @@
             </w:pPr>
             <w:r/>
             <w:r>
-              <w:t>500.25</w:t>
+              <w:t>503.25</w:t>
             </w:r>
           </w:p>
         </w:tc>
@@ -15908,7 +15898,7 @@
               <w:rPr>
                 <w:b/>
               </w:rPr>
-              <w:t>504.25</w:t>
+              <w:t>507.25</w:t>
             </w:r>
           </w:p>
         </w:tc>
@@ -16056,7 +16046,7 @@
             </w:pPr>
             <w:r/>
             <w:r>
-              <w:t>504.25</w:t>
+              <w:t>507.25</w:t>
             </w:r>
           </w:p>
         </w:tc>
@@ -16084,7 +16074,7 @@
             </w:pPr>
             <w:r/>
             <w:r>
-              <w:t>508.25</w:t>
+              <w:t>511.25</w:t>
             </w:r>
           </w:p>
         </w:tc>
@@ -16112,7 +16102,7 @@
             </w:pPr>
             <w:r/>
             <w:r>
-              <w:t>498.50</w:t>
+              <w:t>501.50</w:t>
             </w:r>
           </w:p>
         </w:tc>
@@ -16143,7 +16133,7 @@
               <w:rPr>
                 <w:b/>
               </w:rPr>
-              <w:t>504.75</w:t>
+              <w:t>507.75</w:t>
             </w:r>
           </w:p>
         </w:tc>
@@ -16291,7 +16281,7 @@
             </w:pPr>
             <w:r/>
             <w:r>
-              <w:t>504.75</w:t>
+              <w:t>507.75</w:t>
             </w:r>
           </w:p>
         </w:tc>
@@ -16319,7 +16309,7 @@
             </w:pPr>
             <w:r/>
             <w:r>
-              <w:t>507.25</w:t>
+              <w:t>510.25</w:t>
             </w:r>
           </w:p>
         </w:tc>
@@ -16347,7 +16337,7 @@
             </w:pPr>
             <w:r/>
             <w:r>
-              <w:t>501.50</w:t>
+              <w:t>504.50</w:t>
             </w:r>
           </w:p>
         </w:tc>
@@ -16378,7 +16368,7 @@
               <w:rPr>
                 <w:b/>
               </w:rPr>
-              <w:t>505.25</w:t>
+              <w:t>508.25</w:t>
             </w:r>
           </w:p>
         </w:tc>
@@ -16526,7 +16516,7 @@
             </w:pPr>
             <w:r/>
             <w:r>
-              <w:t>505.25</w:t>
+              <w:t>508.25</w:t>
             </w:r>
           </w:p>
         </w:tc>
@@ -16554,7 +16544,7 @@
             </w:pPr>
             <w:r/>
             <w:r>
-              <w:t>508.75</w:t>
+              <w:t>511.75</w:t>
             </w:r>
           </w:p>
         </w:tc>
@@ -16582,7 +16572,7 @@
             </w:pPr>
             <w:r/>
             <w:r>
-              <w:t>499.25</w:t>
+              <w:t>502.25</w:t>
             </w:r>
           </w:p>
         </w:tc>
@@ -16613,7 +16603,7 @@
               <w:rPr>
                 <w:b/>
               </w:rPr>
-              <w:t>506.25</w:t>
+              <w:t>509.25</w:t>
             </w:r>
           </w:p>
         </w:tc>
@@ -16761,7 +16751,7 @@
             </w:pPr>
             <w:r/>
             <w:r>
-              <w:t>506.25</w:t>
+              <w:t>509.25</w:t>
             </w:r>
           </w:p>
         </w:tc>
@@ -16789,7 +16779,7 @@
             </w:pPr>
             <w:r/>
             <w:r>
-              <w:t>509.00</w:t>
+              <w:t>512.00</w:t>
             </w:r>
           </w:p>
         </w:tc>
@@ -16817,7 +16807,7 @@
             </w:pPr>
             <w:r/>
             <w:r>
-              <w:t>503.75</w:t>
+              <w:t>506.75</w:t>
             </w:r>
           </w:p>
         </w:tc>
@@ -16848,7 +16838,7 @@
               <w:rPr>
                 <w:b/>
               </w:rPr>
-              <w:t>506.25</w:t>
+              <w:t>509.25</w:t>
             </w:r>
           </w:p>
         </w:tc>
@@ -16996,7 +16986,7 @@
             </w:pPr>
             <w:r/>
             <w:r>
-              <w:t>506.25</w:t>
+              <w:t>509.25</w:t>
             </w:r>
           </w:p>
         </w:tc>
@@ -17024,7 +17014,7 @@
             </w:pPr>
             <w:r/>
             <w:r>
-              <w:t>509.00</w:t>
+              <w:t>512.00</w:t>
             </w:r>
           </w:p>
         </w:tc>
@@ -17052,7 +17042,7 @@
             </w:pPr>
             <w:r/>
             <w:r>
-              <w:t>503.75</w:t>
+              <w:t>506.75</w:t>
             </w:r>
           </w:p>
         </w:tc>
@@ -17083,7 +17073,7 @@
               <w:rPr>
                 <w:b/>
               </w:rPr>
-              <w:t>505.75</w:t>
+              <w:t>508.75</w:t>
             </w:r>
           </w:p>
         </w:tc>
@@ -17231,7 +17221,7 @@
             </w:pPr>
             <w:r/>
             <w:r>
-              <w:t>505.75</w:t>
+              <w:t>508.75</w:t>
             </w:r>
           </w:p>
         </w:tc>
@@ -17259,7 +17249,7 @@
             </w:pPr>
             <w:r/>
             <w:r>
-              <w:t>508.75</w:t>
+              <w:t>511.75</w:t>
             </w:r>
           </w:p>
         </w:tc>
@@ -17287,7 +17277,7 @@
             </w:pPr>
             <w:r/>
             <w:r>
-              <w:t>502.50</w:t>
+              <w:t>505.50</w:t>
             </w:r>
           </w:p>
         </w:tc>
@@ -17318,7 +17308,7 @@
               <w:rPr>
                 <w:b/>
               </w:rPr>
-              <w:t>505.50</w:t>
+              <w:t>508.50</w:t>
             </w:r>
           </w:p>
         </w:tc>
@@ -17466,7 +17456,7 @@
             </w:pPr>
             <w:r/>
             <w:r>
-              <w:t>505.50</w:t>
+              <w:t>508.50</w:t>
             </w:r>
           </w:p>
         </w:tc>
@@ -17494,7 +17484,7 @@
             </w:pPr>
             <w:r/>
             <w:r>
-              <w:t>509.50</w:t>
+              <w:t>512.50</w:t>
             </w:r>
           </w:p>
         </w:tc>
@@ -17522,7 +17512,7 @@
             </w:pPr>
             <w:r/>
             <w:r>
-              <w:t>500.25</w:t>
+              <w:t>503.25</w:t>
             </w:r>
           </w:p>
         </w:tc>
@@ -17553,7 +17543,7 @@
               <w:rPr>
                 <w:b/>
               </w:rPr>
-              <w:t>506.00</w:t>
+              <w:t>509.00</w:t>
             </w:r>
           </w:p>
         </w:tc>
@@ -17701,7 +17691,7 @@
             </w:pPr>
             <w:r/>
             <w:r>
-              <w:t>506.00</w:t>
+              <w:t>509.00</w:t>
             </w:r>
           </w:p>
         </w:tc>
@@ -17729,7 +17719,7 @@
             </w:pPr>
             <w:r/>
             <w:r>
-              <w:t>510.75</w:t>
+              <w:t>513.75</w:t>
             </w:r>
           </w:p>
         </w:tc>
@@ -17757,7 +17747,7 @@
             </w:pPr>
             <w:r/>
             <w:r>
-              <w:t>499.00</w:t>
+              <w:t>502.00</w:t>
             </w:r>
           </w:p>
         </w:tc>
@@ -17788,7 +17778,7 @@
               <w:rPr>
                 <w:b/>
               </w:rPr>
-              <w:t>508.00</w:t>
+              <w:t>511.00</w:t>
             </w:r>
           </w:p>
         </w:tc>
@@ -17936,7 +17926,7 @@
             </w:pPr>
             <w:r/>
             <w:r>
-              <w:t>508.00</w:t>
+              <w:t>511.00</w:t>
             </w:r>
           </w:p>
         </w:tc>
@@ -17964,7 +17954,7 @@
             </w:pPr>
             <w:r/>
             <w:r>
-              <w:t>516.00</w:t>
+              <w:t>519.00</w:t>
             </w:r>
           </w:p>
         </w:tc>
@@ -17992,7 +17982,7 @@
             </w:pPr>
             <w:r/>
             <w:r>
-              <w:t>501.00</w:t>
+              <w:t>504.00</w:t>
             </w:r>
           </w:p>
         </w:tc>
@@ -18023,7 +18013,7 @@
               <w:rPr>
                 <w:b/>
               </w:rPr>
-              <w:t>509.50</w:t>
+              <w:t>512.50</w:t>
             </w:r>
           </w:p>
         </w:tc>
@@ -18171,7 +18161,7 @@
             </w:pPr>
             <w:r/>
             <w:r>
-              <w:t>509.50</w:t>
+              <w:t>512.50</w:t>
             </w:r>
           </w:p>
         </w:tc>
@@ -18199,7 +18189,7 @@
             </w:pPr>
             <w:r/>
             <w:r>
-              <w:t>514.00</w:t>
+              <w:t>517.00</w:t>
             </w:r>
           </w:p>
         </w:tc>
@@ -18227,7 +18217,7 @@
             </w:pPr>
             <w:r/>
             <w:r>
-              <w:t>505.25</w:t>
+              <w:t>508.25</w:t>
             </w:r>
           </w:p>
         </w:tc>
@@ -18258,7 +18248,7 @@
               <w:rPr>
                 <w:b/>
               </w:rPr>
-              <w:t>509.00</w:t>
+              <w:t>512.00</w:t>
             </w:r>
           </w:p>
         </w:tc>
@@ -18406,7 +18396,7 @@
             </w:pPr>
             <w:r/>
             <w:r>
-              <w:t>509.00</w:t>
+              <w:t>512.00</w:t>
             </w:r>
           </w:p>
         </w:tc>
@@ -18434,7 +18424,7 @@
             </w:pPr>
             <w:r/>
             <w:r>
-              <w:t>511.25</w:t>
+              <w:t>514.25</w:t>
             </w:r>
           </w:p>
         </w:tc>
@@ -18462,7 +18452,7 @@
             </w:pPr>
             <w:r/>
             <w:r>
-              <w:t>506.25</w:t>
+              <w:t>509.25</w:t>
             </w:r>
           </w:p>
         </w:tc>
@@ -18493,7 +18483,7 @@
               <w:rPr>
                 <w:b/>
               </w:rPr>
-              <w:t>508.75</w:t>
+              <w:t>511.75</w:t>
             </w:r>
           </w:p>
         </w:tc>
@@ -18641,7 +18631,7 @@
             </w:pPr>
             <w:r/>
             <w:r>
-              <w:t>508.75</w:t>
+              <w:t>511.75</w:t>
             </w:r>
           </w:p>
         </w:tc>
@@ -18669,7 +18659,7 @@
             </w:pPr>
             <w:r/>
             <w:r>
-              <w:t>510.75</w:t>
+              <w:t>513.75</w:t>
             </w:r>
           </w:p>
         </w:tc>
@@ -18697,7 +18687,7 @@
             </w:pPr>
             <w:r/>
             <w:r>
-              <w:t>504.25</w:t>
+              <w:t>507.25</w:t>
             </w:r>
           </w:p>
         </w:tc>
@@ -18728,7 +18718,7 @@
               <w:rPr>
                 <w:b/>
               </w:rPr>
-              <w:t>509.00</w:t>
+              <w:t>512.00</w:t>
             </w:r>
           </w:p>
         </w:tc>
@@ -18876,7 +18866,7 @@
             </w:pPr>
             <w:r/>
             <w:r>
-              <w:t>509.00</w:t>
+              <w:t>512.00</w:t>
             </w:r>
           </w:p>
         </w:tc>
@@ -18904,7 +18894,7 @@
             </w:pPr>
             <w:r/>
             <w:r>
-              <w:t>512.75</w:t>
+              <w:t>515.75</w:t>
             </w:r>
           </w:p>
         </w:tc>
@@ -18932,7 +18922,7 @@
             </w:pPr>
             <w:r/>
             <w:r>
-              <w:t>506.25</w:t>
+              <w:t>509.25</w:t>
             </w:r>
           </w:p>
         </w:tc>
@@ -18963,7 +18953,7 @@
               <w:rPr>
                 <w:b/>
               </w:rPr>
-              <w:t>509.50</w:t>
+              <w:t>512.50</w:t>
             </w:r>
           </w:p>
         </w:tc>
@@ -19111,7 +19101,7 @@
             </w:pPr>
             <w:r/>
             <w:r>
-              <w:t>509.50</w:t>
+              <w:t>512.50</w:t>
             </w:r>
           </w:p>
         </w:tc>
@@ -19139,7 +19129,7 @@
             </w:pPr>
             <w:r/>
             <w:r>
-              <w:t>512.50</w:t>
+              <w:t>515.50</w:t>
             </w:r>
           </w:p>
         </w:tc>
@@ -19167,7 +19157,7 @@
             </w:pPr>
             <w:r/>
             <w:r>
-              <w:t>505.00</w:t>
+              <w:t>508.00</w:t>
             </w:r>
           </w:p>
         </w:tc>
@@ -19198,7 +19188,7 @@
               <w:rPr>
                 <w:b/>
               </w:rPr>
-              <w:t>509.75</w:t>
+              <w:t>512.75</w:t>
             </w:r>
           </w:p>
         </w:tc>
@@ -19346,7 +19336,7 @@
             </w:pPr>
             <w:r/>
             <w:r>
-              <w:t>509.75</w:t>
+              <w:t>512.75</w:t>
             </w:r>
           </w:p>
         </w:tc>
@@ -19374,7 +19364,7 @@
             </w:pPr>
             <w:r/>
             <w:r>
-              <w:t>514.00</w:t>
+              <w:t>517.00</w:t>
             </w:r>
           </w:p>
         </w:tc>
@@ -19402,7 +19392,7 @@
             </w:pPr>
             <w:r/>
             <w:r>
-              <w:t>506.50</w:t>
+              <w:t>509.50</w:t>
             </w:r>
           </w:p>
         </w:tc>
@@ -19433,7 +19423,7 @@
               <w:rPr>
                 <w:b/>
               </w:rPr>
-              <w:t>510.50</w:t>
+              <w:t>513.50</w:t>
             </w:r>
           </w:p>
         </w:tc>
@@ -19581,7 +19571,7 @@
             </w:pPr>
             <w:r/>
             <w:r>
-              <w:t>510.50</w:t>
+              <w:t>513.50</w:t>
             </w:r>
           </w:p>
         </w:tc>
@@ -19609,7 +19599,7 @@
             </w:pPr>
             <w:r/>
             <w:r>
-              <w:t>514.00</w:t>
+              <w:t>517.00</w:t>
             </w:r>
           </w:p>
         </w:tc>
@@ -19637,7 +19627,7 @@
             </w:pPr>
             <w:r/>
             <w:r>
-              <w:t>508.25</w:t>
+              <w:t>511.25</w:t>
             </w:r>
           </w:p>
         </w:tc>
@@ -19668,7 +19658,7 @@
               <w:rPr>
                 <w:b/>
               </w:rPr>
-              <w:t>510.50</w:t>
+              <w:t>513.50</w:t>
             </w:r>
           </w:p>
         </w:tc>
@@ -19816,7 +19806,7 @@
             </w:pPr>
             <w:r/>
             <w:r>
-              <w:t>510.50</w:t>
+              <w:t>513.50</w:t>
             </w:r>
           </w:p>
         </w:tc>
@@ -19844,7 +19834,7 @@
             </w:pPr>
             <w:r/>
             <w:r>
-              <w:t>514.25</w:t>
+              <w:t>517.25</w:t>
             </w:r>
           </w:p>
         </w:tc>
@@ -19872,7 +19862,7 @@
             </w:pPr>
             <w:r/>
             <w:r>
-              <w:t>507.00</w:t>
+              <w:t>510.00</w:t>
             </w:r>
           </w:p>
         </w:tc>
@@ -19903,7 +19893,7 @@
               <w:rPr>
                 <w:b/>
               </w:rPr>
-              <w:t>510.25</w:t>
+              <w:t>513.25</w:t>
             </w:r>
           </w:p>
         </w:tc>
@@ -20051,7 +20041,7 @@
             </w:pPr>
             <w:r/>
             <w:r>
-              <w:t>510.25</w:t>
+              <w:t>513.25</w:t>
             </w:r>
           </w:p>
         </w:tc>
@@ -20079,7 +20069,7 @@
             </w:pPr>
             <w:r/>
             <w:r>
-              <w:t>513.75</w:t>
+              <w:t>516.75</w:t>
             </w:r>
           </w:p>
         </w:tc>
@@ -20107,7 +20097,7 @@
             </w:pPr>
             <w:r/>
             <w:r>
-              <w:t>507.00</w:t>
+              <w:t>510.00</w:t>
             </w:r>
           </w:p>
         </w:tc>
@@ -20138,7 +20128,7 @@
               <w:rPr>
                 <w:b/>
               </w:rPr>
-              <w:t>510.00</w:t>
+              <w:t>513.00</w:t>
             </w:r>
           </w:p>
         </w:tc>
@@ -20286,7 +20276,7 @@
             </w:pPr>
             <w:r/>
             <w:r>
-              <w:t>510.00</w:t>
+              <w:t>513.00</w:t>
             </w:r>
           </w:p>
         </w:tc>
@@ -20314,7 +20304,7 @@
             </w:pPr>
             <w:r/>
             <w:r>
-              <w:t>513.00</w:t>
+              <w:t>516.00</w:t>
             </w:r>
           </w:p>
         </w:tc>
@@ -20342,7 +20332,7 @@
             </w:pPr>
             <w:r/>
             <w:r>
-              <w:t>507.25</w:t>
+              <w:t>510.25</w:t>
             </w:r>
           </w:p>
         </w:tc>
@@ -20373,7 +20363,7 @@
               <w:rPr>
                 <w:b/>
               </w:rPr>
-              <w:t>510.25</w:t>
+              <w:t>513.25</w:t>
             </w:r>
           </w:p>
         </w:tc>
@@ -20521,7 +20511,7 @@
             </w:pPr>
             <w:r/>
             <w:r>
-              <w:t>510.25</w:t>
+              <w:t>513.25</w:t>
             </w:r>
           </w:p>
         </w:tc>
@@ -20549,7 +20539,7 @@
             </w:pPr>
             <w:r/>
             <w:r>
-              <w:t>513.25</w:t>
+              <w:t>516.25</w:t>
             </w:r>
           </w:p>
         </w:tc>
@@ -20577,7 +20567,7 @@
             </w:pPr>
             <w:r/>
             <w:r>
-              <w:t>507.50</w:t>
+              <w:t>510.50</w:t>
             </w:r>
           </w:p>
         </w:tc>
@@ -20608,7 +20598,7 @@
               <w:rPr>
                 <w:b/>
               </w:rPr>
-              <w:t>510.25</w:t>
+              <w:t>513.25</w:t>
             </w:r>
           </w:p>
         </w:tc>
@@ -20756,7 +20746,7 @@
             </w:pPr>
             <w:r/>
             <w:r>
-              <w:t>510.25</w:t>
+              <w:t>513.25</w:t>
             </w:r>
           </w:p>
         </w:tc>
@@ -20784,7 +20774,7 @@
             </w:pPr>
             <w:r/>
             <w:r>
-              <w:t>514.25</w:t>
+              <w:t>517.25</w:t>
             </w:r>
           </w:p>
         </w:tc>
@@ -20812,7 +20802,7 @@
             </w:pPr>
             <w:r/>
             <w:r>
-              <w:t>506.75</w:t>
+              <w:t>509.75</w:t>
             </w:r>
           </w:p>
         </w:tc>
@@ -20843,7 +20833,7 @@
               <w:rPr>
                 <w:b/>
               </w:rPr>
-              <w:t>510.75</w:t>
+              <w:t>513.75</w:t>
             </w:r>
           </w:p>
         </w:tc>
@@ -20991,7 +20981,7 @@
             </w:pPr>
             <w:r/>
             <w:r>
-              <w:t>510.75</w:t>
+              <w:t>513.75</w:t>
             </w:r>
           </w:p>
         </w:tc>
@@ -21019,7 +21009,7 @@
             </w:pPr>
             <w:r/>
             <w:r>
-              <w:t>514.75</w:t>
+              <w:t>517.75</w:t>
             </w:r>
           </w:p>
         </w:tc>
@@ -21047,7 +21037,7 @@
             </w:pPr>
             <w:r/>
             <w:r>
-              <w:t>509.00</w:t>
+              <w:t>512.00</w:t>
             </w:r>
           </w:p>
         </w:tc>
@@ -21078,7 +21068,7 @@
               <w:rPr>
                 <w:b/>
               </w:rPr>
-              <w:t>510.50</w:t>
+              <w:t>513.50</w:t>
             </w:r>
           </w:p>
         </w:tc>
@@ -21801,7 +21791,7 @@
         <w:t>Giá Chốt Phiên (Close):</w:t>
       </w:r>
       <w:r>
-        <w:t xml:space="preserve"> 682.75 cents | </w:t>
+        <w:t xml:space="preserve"> 687.50 cents | </w:t>
       </w:r>
       <w:r>
         <w:rPr>
@@ -21816,10 +21806,10 @@
         <w:rPr>
           <w:b/>
         </w:rPr>
-        <w:t>`683.73 cents`</w:t>
+        <w:t>`688.61 cents`</w:t>
       </w:r>
       <w:r>
-        <w:t xml:space="preserve"> (+0.98).</w:t>
+        <w:t xml:space="preserve"> (+1.11).</w:t>
       </w:r>
     </w:p>
     <w:p>
@@ -21840,7 +21830,7 @@
         <w:rPr>
           <w:b/>
         </w:rPr>
-        <w:t>`782`</w:t>
+        <w:t>`1,724`</w:t>
       </w:r>
       <w:r>
         <w:t xml:space="preserve"> (Chênh lệch: </w:t>
@@ -21849,7 +21839,7 @@
         <w:rPr>
           <w:b/>
         </w:rPr>
-        <w:t>`-63,562`</w:t>
+        <w:t>`-65,488`</w:t>
       </w:r>
       <w:r>
         <w:t xml:space="preserve">) | OI: </w:t>
@@ -21858,7 +21848,7 @@
         <w:rPr>
           <w:b/>
         </w:rPr>
-        <w:t>`254,554`</w:t>
+        <w:t>`251,445`</w:t>
       </w:r>
       <w:r>
         <w:t xml:space="preserve"> (Chênh lệch: </w:t>
@@ -21867,7 +21857,7 @@
         <w:rPr>
           <w:b/>
         </w:rPr>
-        <w:t>`-32`</w:t>
+        <w:t>`-3,141`</w:t>
       </w:r>
       <w:r>
         <w:t>)</w:t>
@@ -21891,7 +21881,7 @@
         <w:rPr>
           <w:b/>
         </w:rPr>
-        <w:t>`Không phát hiện mô hình nến đặc biệt`</w:t>
+        <w:t>`Bullish Engulfing (Nhấn chìm tăng trưởng)`</w:t>
       </w:r>
     </w:p>
     <w:p>
@@ -21911,9 +21901,9 @@
       <w:r>
         <w:rPr>
           <w:b/>
-          <w:color w:val="15803D"/>
+          <w:color w:val="B91C1C"/>
         </w:rPr>
-        <w:t>`Giảm suy yếu / Đáy ngắn hạn (Long Liquidation Decline)`</w:t>
+        <w:t>`Tăng yếu / Rủi ro đảo chiều (Short Covering Rally)`</w:t>
       </w:r>
     </w:p>
     <w:p>
@@ -21934,10 +21924,10 @@
         <w:rPr>
           <w:b/>
         </w:rPr>
-        <w:t>TÍCH LŨY TIÊU CỰC (Distribution):</w:t>
+        <w:t>TĂNG MẠNH MẼ (Strong Bullish Confirmation):</w:t>
       </w:r>
       <w:r>
-        <w:t xml:space="preserve"> Nến đi ngang nhưng dòng tiền rút dần (OI giảm), cảnh báo rủi ro suy sụt sắp tới.</w:t>
+        <w:t xml:space="preserve"> Mô hình nến tăng được củng cố bởi dòng tiền gia tăng tích cực, hỗ trợ lực mua lên bền vững.</w:t>
       </w:r>
     </w:p>
     <w:p>
@@ -22183,7 +22173,7 @@
               <w:rPr>
                 <w:b/>
               </w:rPr>
-              <w:t>103.79</w:t>
+              <w:t>103.50</w:t>
             </w:r>
           </w:p>
         </w:tc>
@@ -22214,7 +22204,7 @@
               <w:rPr>
                 <w:b/>
               </w:rPr>
-              <w:t>+3.58%</w:t>
+              <w:t>+3.29%</w:t>
             </w:r>
           </w:p>
         </w:tc>
@@ -22306,7 +22296,7 @@
               <w:rPr>
                 <w:b/>
               </w:rPr>
-              <w:t>102.10</w:t>
+              <w:t>101.98</w:t>
             </w:r>
           </w:p>
         </w:tc>
@@ -22337,7 +22327,7 @@
               <w:rPr>
                 <w:b/>
               </w:rPr>
-              <w:t>-0.13%</w:t>
+              <w:t>-0.25%</w:t>
             </w:r>
           </w:p>
         </w:tc>
@@ -22941,7 +22931,7 @@
         <w:t xml:space="preserve"> EMA_21 </w:t>
       </w:r>
       <w:r>
-        <w:t xml:space="preserve"> (686.96) &lt; </w:t>
+        <w:t xml:space="preserve"> (687.07) &lt; </w:t>
       </w:r>
       <w:r>
         <w:rPr>
@@ -22952,7 +22942,7 @@
         <w:t xml:space="preserve"> EMA_50 </w:t>
       </w:r>
       <w:r>
-        <w:t xml:space="preserve"> (689.71).</w:t>
+        <w:t xml:space="preserve"> (689.65).</w:t>
       </w:r>
     </w:p>
     <w:p>
@@ -22973,7 +22963,7 @@
         <w:rPr>
           <w:b/>
         </w:rPr>
-        <w:t>`35.41`</w:t>
+        <w:t>`49.05`</w:t>
       </w:r>
       <w:r>
         <w:t xml:space="preserve"> | ATR (14) = </w:t>
@@ -22982,7 +22972,7 @@
         <w:rPr>
           <w:b/>
         </w:rPr>
-        <w:t>`3.65`</w:t>
+        <w:t>`3.73`</w:t>
       </w:r>
       <w:r>
         <w:t xml:space="preserve"> cents | Volatility = </w:t>
@@ -22991,7 +22981,7 @@
         <w:rPr>
           <w:b/>
         </w:rPr>
-        <w:t>`4.75 cents`</w:t>
+        <w:t>`4.25 cents`</w:t>
       </w:r>
       <w:r>
         <w:t>.</w:t>
@@ -23015,7 +23005,7 @@
         <w:rPr>
           <w:b/>
         </w:rPr>
-        <w:t>`679.75`</w:t>
+        <w:t>`685.00`</w:t>
       </w:r>
       <w:r>
         <w:t xml:space="preserve"> | S2: </w:t>
@@ -23033,7 +23023,7 @@
         <w:rPr>
           <w:b/>
         </w:rPr>
-        <w:t>`689.00`</w:t>
+        <w:t>`689.75`</w:t>
       </w:r>
       <w:r>
         <w:t xml:space="preserve"> | R2: </w:t>
@@ -23766,7 +23756,7 @@
           <w:b/>
           <w:color w:val="B91C1C"/>
         </w:rPr>
-        <w:t>`686.96 - 689.71 cents (Canh bán hồi kỹ thuật H1)`</w:t>
+        <w:t>`687.07 - 689.65 cents (Canh bán hồi kỹ thuật H1)`</w:t>
       </w:r>
       <w:r>
         <w:t xml:space="preserve"> | SL: </w:t>
@@ -23775,7 +23765,7 @@
         <w:rPr>
           <w:b/>
         </w:rPr>
-        <w:t>`780.23 cents (Trên kháng cự R2 + 1.5x ATR)`</w:t>
+        <w:t>`780.35 cents (Trên kháng cự R2 + 1.5x ATR)`</w:t>
       </w:r>
       <w:r>
         <w:t xml:space="preserve"> | TP: </w:t>
@@ -23786,7 +23776,7 @@
           <w:color w:val="D97706"/>
           <w:sz w:val="19"/>
         </w:rPr>
-        <w:t xml:space="preserve"> 679.75 cents </w:t>
+        <w:t xml:space="preserve"> 685.00 cents </w:t>
       </w:r>
       <w:r>
         <w:t xml:space="preserve"> / </w:t>
@@ -23812,7 +23802,7 @@
         <w:rPr>
           <w:b/>
         </w:rPr>
-        <w:t>Trung hạn (Swing Trades - HĐ ZWH27):</w:t>
+        <w:t>Trung hạn (Swing Trades - HĐ ZWZ26):</w:t>
       </w:r>
     </w:p>
     <w:p>
@@ -23837,7 +23827,7 @@
         <w:rPr>
           <w:b/>
         </w:rPr>
-        <w:t>`692.00 - 694.00 cents`</w:t>
+        <w:t>`683.00 - 685.00 cents`</w:t>
       </w:r>
       <w:r>
         <w:t xml:space="preserve"> | SL: </w:t>
@@ -23846,7 +23836,7 @@
         <w:rPr>
           <w:b/>
         </w:rPr>
-        <w:t>`683.10 cents`</w:t>
+        <w:t>`667.02 cents`</w:t>
       </w:r>
       <w:r>
         <w:t xml:space="preserve"> | TP: </w:t>
@@ -23855,7 +23845,7 @@
         <w:rPr>
           <w:b/>
         </w:rPr>
-        <w:t>`702.75 cents (Đón sóng hồi trung hạn ~14.5 giá)`</w:t>
+        <w:t>`689.75 cents (Đón sóng hồi trung hạn ~14.5 giá)`</w:t>
       </w:r>
       <w:r>
         <w:t>.</w:t>
@@ -23883,7 +23873,7 @@
         <w:rPr>
           <w:b/>
         </w:rPr>
-        <w:t>`702.75 - 704.75 cents`</w:t>
+        <w:t>`689.75 - 691.75 cents`</w:t>
       </w:r>
       <w:r>
         <w:t xml:space="preserve"> | SL: </w:t>
@@ -23892,7 +23882,7 @@
         <w:rPr>
           <w:b/>
         </w:rPr>
-        <w:t>`706.15 cents`</w:t>
+        <w:t>`693.48 cents`</w:t>
       </w:r>
       <w:r>
         <w:t xml:space="preserve"> | TP: </w:t>
@@ -23901,7 +23891,7 @@
         <w:rPr>
           <w:b/>
         </w:rPr>
-        <w:t>`686.50 cents (Thuận xu hướng giảm ngắn hạn)`</w:t>
+        <w:t>`670.75 cents (Thuận xu hướng giảm ngắn hạn)`</w:t>
       </w:r>
       <w:r>
         <w:t>.</w:t>
@@ -23941,7 +23931,7 @@
         <w:rPr>
           <w:b/>
         </w:rPr>
-        <w:t>`656.15 - 670.75 cents`</w:t>
+        <w:t>`655.83 - 670.75 cents`</w:t>
       </w:r>
     </w:p>
     <w:p>
@@ -24348,7 +24338,7 @@
             </w:pPr>
             <w:r/>
             <w:r>
-              <w:t>682.75</w:t>
+              <w:t>687.50</w:t>
             </w:r>
           </w:p>
         </w:tc>
@@ -24376,7 +24366,7 @@
             </w:pPr>
             <w:r/>
             <w:r>
-              <w:t>694.00</w:t>
+              <w:t>698.75</w:t>
             </w:r>
           </w:p>
         </w:tc>
@@ -24404,7 +24394,7 @@
             </w:pPr>
             <w:r/>
             <w:r>
-              <w:t>677.25</w:t>
+              <w:t>682.00</w:t>
             </w:r>
           </w:p>
         </w:tc>
@@ -24435,7 +24425,7 @@
               <w:rPr>
                 <w:b/>
               </w:rPr>
-              <w:t>682.00</w:t>
+              <w:t>686.75</w:t>
             </w:r>
           </w:p>
         </w:tc>
@@ -24583,7 +24573,7 @@
             </w:pPr>
             <w:r/>
             <w:r>
-              <w:t>682.00</w:t>
+              <w:t>686.75</w:t>
             </w:r>
           </w:p>
         </w:tc>
@@ -24611,7 +24601,7 @@
             </w:pPr>
             <w:r/>
             <w:r>
-              <w:t>689.50</w:t>
+              <w:t>694.25</w:t>
             </w:r>
           </w:p>
         </w:tc>
@@ -24639,7 +24629,7 @@
             </w:pPr>
             <w:r/>
             <w:r>
-              <w:t>676.00</w:t>
+              <w:t>680.75</w:t>
             </w:r>
           </w:p>
         </w:tc>
@@ -24670,7 +24660,7 @@
               <w:rPr>
                 <w:b/>
               </w:rPr>
-              <w:t>681.50</w:t>
+              <w:t>686.25</w:t>
             </w:r>
           </w:p>
         </w:tc>
@@ -24818,7 +24808,7 @@
             </w:pPr>
             <w:r/>
             <w:r>
-              <w:t>681.50</w:t>
+              <w:t>686.25</w:t>
             </w:r>
           </w:p>
         </w:tc>
@@ -24846,7 +24836,7 @@
             </w:pPr>
             <w:r/>
             <w:r>
-              <w:t>695.25</w:t>
+              <w:t>700.00</w:t>
             </w:r>
           </w:p>
         </w:tc>
@@ -24874,7 +24864,7 @@
             </w:pPr>
             <w:r/>
             <w:r>
-              <w:t>666.75</w:t>
+              <w:t>671.50</w:t>
             </w:r>
           </w:p>
         </w:tc>
@@ -24905,7 +24895,7 @@
               <w:rPr>
                 <w:b/>
               </w:rPr>
-              <w:t>683.50</w:t>
+              <w:t>688.25</w:t>
             </w:r>
           </w:p>
         </w:tc>
@@ -25053,7 +25043,7 @@
             </w:pPr>
             <w:r/>
             <w:r>
-              <w:t>683.50</w:t>
+              <w:t>688.25</w:t>
             </w:r>
           </w:p>
         </w:tc>
@@ -25081,7 +25071,7 @@
             </w:pPr>
             <w:r/>
             <w:r>
-              <w:t>696.75</w:t>
+              <w:t>701.50</w:t>
             </w:r>
           </w:p>
         </w:tc>
@@ -25109,7 +25099,7 @@
             </w:pPr>
             <w:r/>
             <w:r>
-              <w:t>675.25</w:t>
+              <w:t>680.00</w:t>
             </w:r>
           </w:p>
         </w:tc>
@@ -25140,7 +25130,7 @@
               <w:rPr>
                 <w:b/>
               </w:rPr>
-              <w:t>684.75</w:t>
+              <w:t>689.50</w:t>
             </w:r>
           </w:p>
         </w:tc>
@@ -25288,7 +25278,7 @@
             </w:pPr>
             <w:r/>
             <w:r>
-              <w:t>684.75</w:t>
+              <w:t>689.50</w:t>
             </w:r>
           </w:p>
         </w:tc>
@@ -25316,7 +25306,7 @@
             </w:pPr>
             <w:r/>
             <w:r>
-              <w:t>701.25</w:t>
+              <w:t>706.00</w:t>
             </w:r>
           </w:p>
         </w:tc>
@@ -25344,7 +25334,7 @@
             </w:pPr>
             <w:r/>
             <w:r>
-              <w:t>674.25</w:t>
+              <w:t>679.00</w:t>
             </w:r>
           </w:p>
         </w:tc>
@@ -25375,7 +25365,7 @@
               <w:rPr>
                 <w:b/>
               </w:rPr>
-              <w:t>689.25</w:t>
+              <w:t>694.00</w:t>
             </w:r>
           </w:p>
         </w:tc>
@@ -25523,7 +25513,7 @@
             </w:pPr>
             <w:r/>
             <w:r>
-              <w:t>689.25</w:t>
+              <w:t>694.00</w:t>
             </w:r>
           </w:p>
         </w:tc>
@@ -25551,7 +25541,7 @@
             </w:pPr>
             <w:r/>
             <w:r>
-              <w:t>697.00</w:t>
+              <w:t>701.75</w:t>
             </w:r>
           </w:p>
         </w:tc>
@@ -25579,7 +25569,7 @@
             </w:pPr>
             <w:r/>
             <w:r>
-              <w:t>678.25</w:t>
+              <w:t>683.00</w:t>
             </w:r>
           </w:p>
         </w:tc>
@@ -25610,7 +25600,7 @@
               <w:rPr>
                 <w:b/>
               </w:rPr>
-              <w:t>690.50</w:t>
+              <w:t>695.25</w:t>
             </w:r>
           </w:p>
         </w:tc>
@@ -25758,7 +25748,7 @@
             </w:pPr>
             <w:r/>
             <w:r>
-              <w:t>690.50</w:t>
+              <w:t>695.25</w:t>
             </w:r>
           </w:p>
         </w:tc>
@@ -25786,7 +25776,7 @@
             </w:pPr>
             <w:r/>
             <w:r>
-              <w:t>698.75</w:t>
+              <w:t>703.50</w:t>
             </w:r>
           </w:p>
         </w:tc>
@@ -25814,7 +25804,7 @@
             </w:pPr>
             <w:r/>
             <w:r>
-              <w:t>680.00</w:t>
+              <w:t>684.75</w:t>
             </w:r>
           </w:p>
         </w:tc>
@@ -25845,7 +25835,7 @@
               <w:rPr>
                 <w:b/>
               </w:rPr>
-              <w:t>692.25</w:t>
+              <w:t>697.00</w:t>
             </w:r>
           </w:p>
         </w:tc>
@@ -25993,7 +25983,7 @@
             </w:pPr>
             <w:r/>
             <w:r>
-              <w:t>692.25</w:t>
+              <w:t>697.00</w:t>
             </w:r>
           </w:p>
         </w:tc>
@@ -26021,7 +26011,7 @@
             </w:pPr>
             <w:r/>
             <w:r>
-              <w:t>704.50</w:t>
+              <w:t>709.25</w:t>
             </w:r>
           </w:p>
         </w:tc>
@@ -26049,7 +26039,7 @@
             </w:pPr>
             <w:r/>
             <w:r>
-              <w:t>682.50</w:t>
+              <w:t>687.25</w:t>
             </w:r>
           </w:p>
         </w:tc>
@@ -26080,7 +26070,7 @@
               <w:rPr>
                 <w:b/>
               </w:rPr>
-              <w:t>691.25</w:t>
+              <w:t>696.00</w:t>
             </w:r>
           </w:p>
         </w:tc>
@@ -26228,7 +26218,7 @@
             </w:pPr>
             <w:r/>
             <w:r>
-              <w:t>691.25</w:t>
+              <w:t>696.00</w:t>
             </w:r>
           </w:p>
         </w:tc>
@@ -26256,7 +26246,7 @@
             </w:pPr>
             <w:r/>
             <w:r>
-              <w:t>701.75</w:t>
+              <w:t>706.50</w:t>
             </w:r>
           </w:p>
         </w:tc>
@@ -26284,7 +26274,7 @@
             </w:pPr>
             <w:r/>
             <w:r>
-              <w:t>676.50</w:t>
+              <w:t>681.25</w:t>
             </w:r>
           </w:p>
         </w:tc>
@@ -26315,7 +26305,7 @@
               <w:rPr>
                 <w:b/>
               </w:rPr>
-              <w:t>693.50</w:t>
+              <w:t>698.25</w:t>
             </w:r>
           </w:p>
         </w:tc>
@@ -26463,7 +26453,7 @@
             </w:pPr>
             <w:r/>
             <w:r>
-              <w:t>693.50</w:t>
+              <w:t>698.25</w:t>
             </w:r>
           </w:p>
         </w:tc>
@@ -26491,7 +26481,7 @@
             </w:pPr>
             <w:r/>
             <w:r>
-              <w:t>704.00</w:t>
+              <w:t>708.75</w:t>
             </w:r>
           </w:p>
         </w:tc>
@@ -26519,7 +26509,7 @@
             </w:pPr>
             <w:r/>
             <w:r>
-              <w:t>687.25</w:t>
+              <w:t>692.00</w:t>
             </w:r>
           </w:p>
         </w:tc>
@@ -26550,7 +26540,7 @@
               <w:rPr>
                 <w:b/>
               </w:rPr>
-              <w:t>694.25</w:t>
+              <w:t>699.00</w:t>
             </w:r>
           </w:p>
         </w:tc>
@@ -26698,7 +26688,7 @@
             </w:pPr>
             <w:r/>
             <w:r>
-              <w:t>694.25</w:t>
+              <w:t>699.00</w:t>
             </w:r>
           </w:p>
         </w:tc>
@@ -26726,7 +26716,7 @@
             </w:pPr>
             <w:r/>
             <w:r>
-              <w:t>708.50</w:t>
+              <w:t>713.25</w:t>
             </w:r>
           </w:p>
         </w:tc>
@@ -26754,7 +26744,7 @@
             </w:pPr>
             <w:r/>
             <w:r>
-              <w:t>679.50</w:t>
+              <w:t>684.25</w:t>
             </w:r>
           </w:p>
         </w:tc>
@@ -26785,7 +26775,7 @@
               <w:rPr>
                 <w:b/>
               </w:rPr>
-              <w:t>696.25</w:t>
+              <w:t>701.00</w:t>
             </w:r>
           </w:p>
         </w:tc>
@@ -26933,7 +26923,7 @@
             </w:pPr>
             <w:r/>
             <w:r>
-              <w:t>696.25</w:t>
+              <w:t>701.00</w:t>
             </w:r>
           </w:p>
         </w:tc>
@@ -26961,7 +26951,7 @@
             </w:pPr>
             <w:r/>
             <w:r>
-              <w:t>702.75</w:t>
+              <w:t>707.50</w:t>
             </w:r>
           </w:p>
         </w:tc>
@@ -26989,7 +26979,7 @@
             </w:pPr>
             <w:r/>
             <w:r>
-              <w:t>689.50</w:t>
+              <w:t>694.25</w:t>
             </w:r>
           </w:p>
         </w:tc>
@@ -27020,7 +27010,7 @@
               <w:rPr>
                 <w:b/>
               </w:rPr>
-              <w:t>696.50</w:t>
+              <w:t>701.25</w:t>
             </w:r>
           </w:p>
         </w:tc>
@@ -27168,7 +27158,7 @@
             </w:pPr>
             <w:r/>
             <w:r>
-              <w:t>696.50</w:t>
+              <w:t>701.25</w:t>
             </w:r>
           </w:p>
         </w:tc>
@@ -27196,7 +27186,7 @@
             </w:pPr>
             <w:r/>
             <w:r>
-              <w:t>706.75</w:t>
+              <w:t>711.50</w:t>
             </w:r>
           </w:p>
         </w:tc>
@@ -27224,7 +27214,7 @@
             </w:pPr>
             <w:r/>
             <w:r>
-              <w:t>688.50</w:t>
+              <w:t>693.25</w:t>
             </w:r>
           </w:p>
         </w:tc>
@@ -27255,7 +27245,7 @@
               <w:rPr>
                 <w:b/>
               </w:rPr>
-              <w:t>697.00</w:t>
+              <w:t>701.75</w:t>
             </w:r>
           </w:p>
         </w:tc>
@@ -27403,7 +27393,7 @@
             </w:pPr>
             <w:r/>
             <w:r>
-              <w:t>697.00</w:t>
+              <w:t>701.75</w:t>
             </w:r>
           </w:p>
         </w:tc>
@@ -27431,7 +27421,7 @@
             </w:pPr>
             <w:r/>
             <w:r>
-              <w:t>704.00</w:t>
+              <w:t>708.75</w:t>
             </w:r>
           </w:p>
         </w:tc>
@@ -27459,7 +27449,7 @@
             </w:pPr>
             <w:r/>
             <w:r>
-              <w:t>691.00</w:t>
+              <w:t>695.75</w:t>
             </w:r>
           </w:p>
         </w:tc>
@@ -27490,7 +27480,7 @@
               <w:rPr>
                 <w:b/>
               </w:rPr>
-              <w:t>696.25</w:t>
+              <w:t>701.00</w:t>
             </w:r>
           </w:p>
         </w:tc>
@@ -27638,7 +27628,7 @@
             </w:pPr>
             <w:r/>
             <w:r>
-              <w:t>696.25</w:t>
+              <w:t>701.00</w:t>
             </w:r>
           </w:p>
         </w:tc>
@@ -27666,7 +27656,7 @@
             </w:pPr>
             <w:r/>
             <w:r>
-              <w:t>709.75</w:t>
+              <w:t>714.50</w:t>
             </w:r>
           </w:p>
         </w:tc>
@@ -27694,7 +27684,7 @@
             </w:pPr>
             <w:r/>
             <w:r>
-              <w:t>683.25</w:t>
+              <w:t>688.00</w:t>
             </w:r>
           </w:p>
         </w:tc>
@@ -27725,7 +27715,7 @@
               <w:rPr>
                 <w:b/>
               </w:rPr>
-              <w:t>698.00</w:t>
+              <w:t>702.75</w:t>
             </w:r>
           </w:p>
         </w:tc>
@@ -27873,7 +27863,7 @@
             </w:pPr>
             <w:r/>
             <w:r>
-              <w:t>698.00</w:t>
+              <w:t>702.75</w:t>
             </w:r>
           </w:p>
         </w:tc>
@@ -27901,7 +27891,7 @@
             </w:pPr>
             <w:r/>
             <w:r>
-              <w:t>707.25</w:t>
+              <w:t>712.00</w:t>
             </w:r>
           </w:p>
         </w:tc>
@@ -27929,7 +27919,7 @@
             </w:pPr>
             <w:r/>
             <w:r>
-              <w:t>687.25</w:t>
+              <w:t>692.00</w:t>
             </w:r>
           </w:p>
         </w:tc>
@@ -27960,7 +27950,7 @@
               <w:rPr>
                 <w:b/>
               </w:rPr>
-              <w:t>698.50</w:t>
+              <w:t>703.25</w:t>
             </w:r>
           </w:p>
         </w:tc>
@@ -28108,7 +28098,7 @@
             </w:pPr>
             <w:r/>
             <w:r>
-              <w:t>698.50</w:t>
+              <w:t>703.25</w:t>
             </w:r>
           </w:p>
         </w:tc>
@@ -28136,7 +28126,7 @@
             </w:pPr>
             <w:r/>
             <w:r>
-              <w:t>710.75</w:t>
+              <w:t>715.50</w:t>
             </w:r>
           </w:p>
         </w:tc>
@@ -28164,7 +28154,7 @@
             </w:pPr>
             <w:r/>
             <w:r>
-              <w:t>684.25</w:t>
+              <w:t>689.00</w:t>
             </w:r>
           </w:p>
         </w:tc>
@@ -28195,7 +28185,7 @@
               <w:rPr>
                 <w:b/>
               </w:rPr>
-              <w:t>697.00</w:t>
+              <w:t>701.75</w:t>
             </w:r>
           </w:p>
         </w:tc>
@@ -28343,7 +28333,7 @@
             </w:pPr>
             <w:r/>
             <w:r>
-              <w:t>697.00</w:t>
+              <w:t>701.75</w:t>
             </w:r>
           </w:p>
         </w:tc>
@@ -28371,7 +28361,7 @@
             </w:pPr>
             <w:r/>
             <w:r>
-              <w:t>704.00</w:t>
+              <w:t>708.75</w:t>
             </w:r>
           </w:p>
         </w:tc>
@@ -28399,7 +28389,7 @@
             </w:pPr>
             <w:r/>
             <w:r>
-              <w:t>687.50</w:t>
+              <w:t>692.25</w:t>
             </w:r>
           </w:p>
         </w:tc>
@@ -28430,7 +28420,7 @@
               <w:rPr>
                 <w:b/>
               </w:rPr>
-              <w:t>697.50</w:t>
+              <w:t>702.25</w:t>
             </w:r>
           </w:p>
         </w:tc>
@@ -28578,7 +28568,7 @@
             </w:pPr>
             <w:r/>
             <w:r>
-              <w:t>697.50</w:t>
+              <w:t>702.25</w:t>
             </w:r>
           </w:p>
         </w:tc>
@@ -28606,7 +28596,7 @@
             </w:pPr>
             <w:r/>
             <w:r>
-              <w:t>708.00</w:t>
+              <w:t>712.75</w:t>
             </w:r>
           </w:p>
         </w:tc>
@@ -28634,7 +28624,7 @@
             </w:pPr>
             <w:r/>
             <w:r>
-              <w:t>690.25</w:t>
+              <w:t>695.00</w:t>
             </w:r>
           </w:p>
         </w:tc>
@@ -28665,7 +28655,7 @@
               <w:rPr>
                 <w:b/>
               </w:rPr>
-              <w:t>697.25</w:t>
+              <w:t>702.00</w:t>
             </w:r>
           </w:p>
         </w:tc>
@@ -28813,7 +28803,7 @@
             </w:pPr>
             <w:r/>
             <w:r>
-              <w:t>697.25</w:t>
+              <w:t>702.00</w:t>
             </w:r>
           </w:p>
         </w:tc>
@@ -28841,7 +28831,7 @@
             </w:pPr>
             <w:r/>
             <w:r>
-              <w:t>707.00</w:t>
+              <w:t>711.75</w:t>
             </w:r>
           </w:p>
         </w:tc>
@@ -28869,7 +28859,7 @@
             </w:pPr>
             <w:r/>
             <w:r>
-              <w:t>687.50</w:t>
+              <w:t>692.25</w:t>
             </w:r>
           </w:p>
         </w:tc>
@@ -28900,7 +28890,7 @@
               <w:rPr>
                 <w:b/>
               </w:rPr>
-              <w:t>697.75</w:t>
+              <w:t>702.50</w:t>
             </w:r>
           </w:p>
         </w:tc>
@@ -29048,7 +29038,7 @@
             </w:pPr>
             <w:r/>
             <w:r>
-              <w:t>697.75</w:t>
+              <w:t>702.50</w:t>
             </w:r>
           </w:p>
         </w:tc>
@@ -29076,7 +29066,7 @@
             </w:pPr>
             <w:r/>
             <w:r>
-              <w:t>708.50</w:t>
+              <w:t>713.25</w:t>
             </w:r>
           </w:p>
         </w:tc>
@@ -29104,7 +29094,7 @@
             </w:pPr>
             <w:r/>
             <w:r>
-              <w:t>690.50</w:t>
+              <w:t>695.25</w:t>
             </w:r>
           </w:p>
         </w:tc>
@@ -29135,7 +29125,7 @@
               <w:rPr>
                 <w:b/>
               </w:rPr>
-              <w:t>698.50</w:t>
+              <w:t>703.25</w:t>
             </w:r>
           </w:p>
         </w:tc>
@@ -29283,7 +29273,7 @@
             </w:pPr>
             <w:r/>
             <w:r>
-              <w:t>698.50</w:t>
+              <w:t>703.25</w:t>
             </w:r>
           </w:p>
         </w:tc>
@@ -29311,7 +29301,7 @@
             </w:pPr>
             <w:r/>
             <w:r>
-              <w:t>705.00</w:t>
+              <w:t>709.75</w:t>
             </w:r>
           </w:p>
         </w:tc>
@@ -29339,7 +29329,7 @@
             </w:pPr>
             <w:r/>
             <w:r>
-              <w:t>690.00</w:t>
+              <w:t>694.75</w:t>
             </w:r>
           </w:p>
         </w:tc>
@@ -29370,7 +29360,7 @@
               <w:rPr>
                 <w:b/>
               </w:rPr>
-              <w:t>699.00</w:t>
+              <w:t>703.75</w:t>
             </w:r>
           </w:p>
         </w:tc>
@@ -29518,7 +29508,7 @@
             </w:pPr>
             <w:r/>
             <w:r>
-              <w:t>699.00</w:t>
+              <w:t>703.75</w:t>
             </w:r>
           </w:p>
         </w:tc>
@@ -29546,7 +29536,7 @@
             </w:pPr>
             <w:r/>
             <w:r>
-              <w:t>710.00</w:t>
+              <w:t>714.75</w:t>
             </w:r>
           </w:p>
         </w:tc>
@@ -29574,7 +29564,7 @@
             </w:pPr>
             <w:r/>
             <w:r>
-              <w:t>687.25</w:t>
+              <w:t>692.00</w:t>
             </w:r>
           </w:p>
         </w:tc>
@@ -29605,7 +29595,7 @@
               <w:rPr>
                 <w:b/>
               </w:rPr>
-              <w:t>702.50</w:t>
+              <w:t>707.25</w:t>
             </w:r>
           </w:p>
         </w:tc>
@@ -29753,7 +29743,7 @@
             </w:pPr>
             <w:r/>
             <w:r>
-              <w:t>702.50</w:t>
+              <w:t>707.25</w:t>
             </w:r>
           </w:p>
         </w:tc>
@@ -29781,7 +29771,7 @@
             </w:pPr>
             <w:r/>
             <w:r>
-              <w:t>708.00</w:t>
+              <w:t>712.75</w:t>
             </w:r>
           </w:p>
         </w:tc>
@@ -29809,7 +29799,7 @@
             </w:pPr>
             <w:r/>
             <w:r>
-              <w:t>694.75</w:t>
+              <w:t>699.50</w:t>
             </w:r>
           </w:p>
         </w:tc>
@@ -29840,7 +29830,7 @@
               <w:rPr>
                 <w:b/>
               </w:rPr>
-              <w:t>703.25</w:t>
+              <w:t>708.00</w:t>
             </w:r>
           </w:p>
         </w:tc>
@@ -29988,7 +29978,7 @@
             </w:pPr>
             <w:r/>
             <w:r>
-              <w:t>703.25</w:t>
+              <w:t>708.00</w:t>
             </w:r>
           </w:p>
         </w:tc>
@@ -30016,7 +30006,7 @@
             </w:pPr>
             <w:r/>
             <w:r>
-              <w:t>712.50</w:t>
+              <w:t>717.25</w:t>
             </w:r>
           </w:p>
         </w:tc>
@@ -30044,7 +30034,7 @@
             </w:pPr>
             <w:r/>
             <w:r>
-              <w:t>696.75</w:t>
+              <w:t>701.50</w:t>
             </w:r>
           </w:p>
         </w:tc>
@@ -30075,7 +30065,7 @@
               <w:rPr>
                 <w:b/>
               </w:rPr>
-              <w:t>702.50</w:t>
+              <w:t>707.25</w:t>
             </w:r>
           </w:p>
         </w:tc>
@@ -30223,7 +30213,7 @@
             </w:pPr>
             <w:r/>
             <w:r>
-              <w:t>702.50</w:t>
+              <w:t>707.25</w:t>
             </w:r>
           </w:p>
         </w:tc>
@@ -30251,7 +30241,7 @@
             </w:pPr>
             <w:r/>
             <w:r>
-              <w:t>710.00</w:t>
+              <w:t>714.75</w:t>
             </w:r>
           </w:p>
         </w:tc>
@@ -30279,7 +30269,7 @@
             </w:pPr>
             <w:r/>
             <w:r>
-              <w:t>696.50</w:t>
+              <w:t>701.25</w:t>
             </w:r>
           </w:p>
         </w:tc>
@@ -30310,7 +30300,7 @@
               <w:rPr>
                 <w:b/>
               </w:rPr>
-              <w:t>701.50</w:t>
+              <w:t>706.25</w:t>
             </w:r>
           </w:p>
         </w:tc>
@@ -30458,7 +30448,7 @@
             </w:pPr>
             <w:r/>
             <w:r>
-              <w:t>701.50</w:t>
+              <w:t>706.25</w:t>
             </w:r>
           </w:p>
         </w:tc>
@@ -30486,7 +30476,7 @@
             </w:pPr>
             <w:r/>
             <w:r>
-              <w:t>708.50</w:t>
+              <w:t>713.25</w:t>
             </w:r>
           </w:p>
         </w:tc>
@@ -30514,7 +30504,7 @@
             </w:pPr>
             <w:r/>
             <w:r>
-              <w:t>688.00</w:t>
+              <w:t>692.75</w:t>
             </w:r>
           </w:p>
         </w:tc>
@@ -30545,7 +30535,7 @@
               <w:rPr>
                 <w:b/>
               </w:rPr>
-              <w:t>702.25</w:t>
+              <w:t>707.00</w:t>
             </w:r>
           </w:p>
         </w:tc>
@@ -30693,7 +30683,7 @@
             </w:pPr>
             <w:r/>
             <w:r>
-              <w:t>702.25</w:t>
+              <w:t>707.00</w:t>
             </w:r>
           </w:p>
         </w:tc>
@@ -30721,7 +30711,7 @@
             </w:pPr>
             <w:r/>
             <w:r>
-              <w:t>711.50</w:t>
+              <w:t>716.25</w:t>
             </w:r>
           </w:p>
         </w:tc>
@@ -30749,7 +30739,7 @@
             </w:pPr>
             <w:r/>
             <w:r>
-              <w:t>695.00</w:t>
+              <w:t>699.75</w:t>
             </w:r>
           </w:p>
         </w:tc>
@@ -30780,7 +30770,7 @@
               <w:rPr>
                 <w:b/>
               </w:rPr>
-              <w:t>702.00</w:t>
+              <w:t>706.75</w:t>
             </w:r>
           </w:p>
         </w:tc>
@@ -30928,7 +30918,7 @@
             </w:pPr>
             <w:r/>
             <w:r>
-              <w:t>702.00</w:t>
+              <w:t>706.75</w:t>
             </w:r>
           </w:p>
         </w:tc>
@@ -30956,7 +30946,7 @@
             </w:pPr>
             <w:r/>
             <w:r>
-              <w:t>710.50</w:t>
+              <w:t>715.25</w:t>
             </w:r>
           </w:p>
         </w:tc>
@@ -30984,7 +30974,7 @@
             </w:pPr>
             <w:r/>
             <w:r>
-              <w:t>688.00</w:t>
+              <w:t>692.75</w:t>
             </w:r>
           </w:p>
         </w:tc>
@@ -31015,7 +31005,7 @@
               <w:rPr>
                 <w:b/>
               </w:rPr>
-              <w:t>703.75</w:t>
+              <w:t>708.50</w:t>
             </w:r>
           </w:p>
         </w:tc>
@@ -31163,7 +31153,7 @@
             </w:pPr>
             <w:r/>
             <w:r>
-              <w:t>703.75</w:t>
+              <w:t>708.50</w:t>
             </w:r>
           </w:p>
         </w:tc>
@@ -31191,7 +31181,7 @@
             </w:pPr>
             <w:r/>
             <w:r>
-              <w:t>710.00</w:t>
+              <w:t>714.75</w:t>
             </w:r>
           </w:p>
         </w:tc>
@@ -31219,7 +31209,7 @@
             </w:pPr>
             <w:r/>
             <w:r>
-              <w:t>697.25</w:t>
+              <w:t>702.00</w:t>
             </w:r>
           </w:p>
         </w:tc>
@@ -31250,7 +31240,7 @@
               <w:rPr>
                 <w:b/>
               </w:rPr>
-              <w:t>703.00</w:t>
+              <w:t>707.75</w:t>
             </w:r>
           </w:p>
         </w:tc>

--- a/Daily Reports/09_10_2026-CBOT Reports.docx
+++ b/Daily Reports/09_10_2026-CBOT Reports.docx
@@ -104,7 +104,7 @@
           <w:color w:val="5C768D"/>
           <w:sz w:val="19"/>
         </w:rPr>
-        <w:t>Cập nhật tự động qua `macro_tracker.py` vào lúc 10:40 ICT ngày 09/10/2026</w:t>
+        <w:t>Cập nhật tự động qua `macro_tracker.py` vào lúc 12:05 ICT ngày 09/10/2026</w:t>
       </w:r>
     </w:p>
     <w:tbl>
@@ -313,7 +313,7 @@
               <w:rPr>
                 <w:b/>
               </w:rPr>
-              <w:t>103.14 / thùng</w:t>
+              <w:t>102.94 / thùng</w:t>
             </w:r>
           </w:p>
         </w:tc>
@@ -344,7 +344,7 @@
               <w:rPr>
                 <w:b/>
               </w:rPr>
-              <w:t>+2.93%</w:t>
+              <w:t>-1.28%</w:t>
             </w:r>
           </w:p>
         </w:tc>
@@ -442,7 +442,7 @@
               <w:rPr>
                 <w:b/>
               </w:rPr>
-              <w:t>102.04</w:t>
+              <w:t>102.01</w:t>
             </w:r>
           </w:p>
         </w:tc>
@@ -473,7 +473,7 @@
               <w:rPr>
                 <w:b/>
               </w:rPr>
-              <w:t>-0.20%</w:t>
+              <w:t>-0.12%</w:t>
             </w:r>
           </w:p>
         </w:tc>
@@ -1218,7 +1218,7 @@
         <w:rPr>
           <w:b/>
         </w:rPr>
-        <w:t>`103.14` (+2.93%)</w:t>
+        <w:t>`102.94` (-1.28%)</w:t>
       </w:r>
       <w:r>
         <w:t xml:space="preserve"> | DXY: </w:t>
@@ -1227,7 +1227,7 @@
         <w:rPr>
           <w:b/>
         </w:rPr>
-        <w:t>`102.04` (-0.20%)</w:t>
+        <w:t>`102.01` (-0.12%)</w:t>
       </w:r>
       <w:r>
         <w:t xml:space="preserve"> | Lúa mì CBOT: </w:t>
@@ -1236,7 +1236,7 @@
         <w:rPr>
           <w:b/>
         </w:rPr>
-        <w:t>`684.75` (-0.22%)</w:t>
+        <w:t>`685.50` (+0.33%)</w:t>
       </w:r>
       <w:r>
         <w:t>.</w:t>
@@ -1306,7 +1306,7 @@
           <w:color w:val="5C768D"/>
           <w:sz w:val="19"/>
         </w:rPr>
-        <w:t>Cập nhật tự động lúc 10:40 ICT ngày 09/10/2026 — Nguồn: NOAA, USDA, BOM Australia</w:t>
+        <w:t>Cập nhật tự động lúc 12:05 ICT ngày 09/10/2026 — Nguồn: NOAA, USDA, BOM Australia</w:t>
       </w:r>
     </w:p>
     <w:p>
@@ -3605,7 +3605,7 @@
               <w:rPr>
                 <w:b/>
               </w:rPr>
-              <w:t>502.82 (+0.82)</w:t>
+              <w:t>502.42 (+0.42)</w:t>
             </w:r>
           </w:p>
         </w:tc>
@@ -3633,7 +3633,7 @@
             </w:pPr>
             <w:r/>
             <w:r>
-              <w:t>Bearish (501.54 &lt; 502.06)</w:t>
+              <w:t>Bearish (501.22 &lt; 501.96)</w:t>
             </w:r>
           </w:p>
         </w:tc>
@@ -3661,7 +3661,7 @@
             </w:pPr>
             <w:r/>
             <w:r>
-              <w:t>1.00 cents</w:t>
+              <w:t>0.50 cents</w:t>
             </w:r>
           </w:p>
         </w:tc>
@@ -3822,7 +3822,7 @@
               <w:rPr>
                 <w:b/>
               </w:rPr>
-              <w:t>684.75</w:t>
+              <w:t>685.50</w:t>
             </w:r>
           </w:p>
         </w:tc>
@@ -3853,7 +3853,7 @@
               <w:rPr>
                 <w:b/>
               </w:rPr>
-              <w:t>685.58 (+0.83)</w:t>
+              <w:t>686.51 (+1.01)</w:t>
             </w:r>
           </w:p>
         </w:tc>
@@ -3881,7 +3881,7 @@
             </w:pPr>
             <w:r/>
             <w:r>
-              <w:t>Bearish (686.67 &lt; 689.28)</w:t>
+              <w:t>Bearish (686.74 &lt; 689.51)</w:t>
             </w:r>
           </w:p>
         </w:tc>
@@ -3909,7 +3909,7 @@
             </w:pPr>
             <w:r/>
             <w:r>
-              <w:t>1.25 cents</w:t>
+              <w:t>0.75 cents</w:t>
             </w:r>
           </w:p>
         </w:tc>
@@ -4347,7 +4347,7 @@
                 <w:b/>
                 <w:color w:val="15803D"/>
               </w:rPr>
-              <w:t>500.75 - 501.54 cents (Canh mua vùng hỗ trợ)</w:t>
+              <w:t>500.75 - 501.22 cents (Canh mua vùng hỗ trợ)</w:t>
             </w:r>
           </w:p>
         </w:tc>
@@ -4378,7 +4378,7 @@
               <w:rPr>
                 <w:b/>
               </w:rPr>
-              <w:t>492.21 cents (Dưới cản S2 + 1.5x ATR)</w:t>
+              <w:t>491.88 cents (Dưới cản S2 + 1.5x ATR)</w:t>
             </w:r>
           </w:p>
         </w:tc>
@@ -4590,7 +4590,7 @@
               <w:rPr>
                 <w:b/>
               </w:rPr>
-              <w:t>493.14 cents (Chống quét SL tuyệt đối)</w:t>
+              <w:t>492.92 cents (Chống quét SL tuyệt đối)</w:t>
             </w:r>
           </w:p>
         </w:tc>
@@ -4783,7 +4783,7 @@
               <w:rPr>
                 <w:b/>
               </w:rPr>
-              <w:t>505.11 cents</w:t>
+              <w:t>505.33 cents</w:t>
             </w:r>
           </w:p>
         </w:tc>
@@ -4945,7 +4945,7 @@
               <w:rPr>
                 <w:b/>
               </w:rPr>
-              <w:t>487.56 - 495.00 cents</w:t>
+              <w:t>486.69 - 495.00 cents</w:t>
             </w:r>
           </w:p>
         </w:tc>
@@ -5126,7 +5126,7 @@
                 <w:b/>
                 <w:color w:val="B91C1C"/>
               </w:rPr>
-              <w:t>686.67 - 689.28 cents (Canh bán hồi kỹ thuật H1)</w:t>
+              <w:t>686.74 - 689.51 cents (Canh bán hồi kỹ thuật H1)</w:t>
             </w:r>
           </w:p>
         </w:tc>
@@ -5157,7 +5157,7 @@
               <w:rPr>
                 <w:b/>
               </w:rPr>
-              <w:t>779.46 cents (Trên kháng cự R2 + 1.5x ATR)</w:t>
+              <w:t>768.60 cents (Trên kháng cự R2 + 1.5x ATR)</w:t>
             </w:r>
           </w:p>
         </w:tc>
@@ -5193,7 +5193,7 @@
                 <w:color w:val="D97706"/>
                 <w:sz w:val="19"/>
               </w:rPr>
-              <w:t xml:space="preserve"> 683.00 cents </w:t>
+              <w:t xml:space="preserve"> 683.50 cents </w:t>
             </w:r>
             <w:r>
               <w:t xml:space="preserve"> / TP2: </w:t>
@@ -5335,7 +5335,7 @@
               <w:rPr>
                 <w:b/>
               </w:rPr>
-              <w:t>681.00 - 683.00 cents</w:t>
+              <w:t>681.50 - 683.50 cents</w:t>
             </w:r>
           </w:p>
         </w:tc>
@@ -5366,7 +5366,7 @@
               <w:rPr>
                 <w:b/>
               </w:rPr>
-              <w:t>667.61 cents</w:t>
+              <w:t>667.02 cents</w:t>
             </w:r>
           </w:p>
         </w:tc>
@@ -5559,7 +5559,7 @@
               <w:rPr>
                 <w:b/>
               </w:rPr>
-              <w:t>692.14 cents</w:t>
+              <w:t>692.73 cents</w:t>
             </w:r>
           </w:p>
         </w:tc>
@@ -5721,7 +5721,7 @@
               <w:rPr>
                 <w:b/>
               </w:rPr>
-              <w:t>658.18 - 670.75 cents</w:t>
+              <w:t>655.83 - 670.75 cents</w:t>
             </w:r>
           </w:p>
         </w:tc>
@@ -11624,10 +11624,10 @@
         <w:rPr>
           <w:b/>
         </w:rPr>
-        <w:t>`502.82 cents`</w:t>
+        <w:t>`502.42 cents`</w:t>
       </w:r>
       <w:r>
-        <w:t xml:space="preserve"> (+0.82).</w:t>
+        <w:t xml:space="preserve"> (+0.42).</w:t>
       </w:r>
     </w:p>
     <w:p>
@@ -11648,7 +11648,7 @@
         <w:rPr>
           <w:b/>
         </w:rPr>
-        <w:t>`9,948`</w:t>
+        <w:t>`10,189`</w:t>
       </w:r>
       <w:r>
         <w:t xml:space="preserve"> (Chênh lệch: </w:t>
@@ -11657,7 +11657,7 @@
         <w:rPr>
           <w:b/>
         </w:rPr>
-        <w:t>`-177,630`</w:t>
+        <w:t>`-177,389`</w:t>
       </w:r>
       <w:r>
         <w:t xml:space="preserve">) | OI: </w:t>
@@ -11675,7 +11675,7 @@
         <w:rPr>
           <w:b/>
         </w:rPr>
-        <w:t>`-6,682`</w:t>
+        <w:t>`+0`</w:t>
       </w:r>
       <w:r>
         <w:t>)</w:t>
@@ -11719,9 +11719,9 @@
       <w:r>
         <w:rPr>
           <w:b/>
-          <w:color w:val="15803D"/>
+          <w:color w:val="B91C1C"/>
         </w:rPr>
-        <w:t>`Giảm suy yếu / Đáy ngắn hạn (Long Liquidation Decline)`</w:t>
+        <w:t>`Tăng yếu / Rủi ro đảo chiều (Short Covering Rally)`</w:t>
       </w:r>
     </w:p>
     <w:p>
@@ -11742,10 +11742,10 @@
         <w:rPr>
           <w:b/>
         </w:rPr>
-        <w:t>TÍCH LŨY TIÊU CỰC (Distribution):</w:t>
+        <w:t>TÍCH LŨY TÍCH CỰC (Accumulation):</w:t>
       </w:r>
       <w:r>
-        <w:t xml:space="preserve"> Nến đi ngang nhưng dòng tiền rút dần (OI giảm), cảnh báo rủi ro suy sụt sắp tới.</w:t>
+        <w:t xml:space="preserve"> Nến đi ngang nhưng dòng tiền âm thầm gia tăng (OI tăng), báo hiệu chuẩn bị có nhịp bứt phá tăng.</w:t>
       </w:r>
     </w:p>
     <w:p>
@@ -11991,7 +11991,7 @@
               <w:rPr>
                 <w:b/>
               </w:rPr>
-              <w:t>103.14</w:t>
+              <w:t>102.94</w:t>
             </w:r>
           </w:p>
         </w:tc>
@@ -12022,7 +12022,7 @@
               <w:rPr>
                 <w:b/>
               </w:rPr>
-              <w:t>+2.93%</w:t>
+              <w:t>-1.28%</w:t>
             </w:r>
           </w:p>
         </w:tc>
@@ -12050,7 +12050,7 @@
             </w:pPr>
             <w:r/>
             <w:r>
-              <w:t>Giá dầu Tăng hỗ trợ biên lợi nhuận pha chế Ethanol, kéo theo nhu cầu ngô tích cực.</w:t>
+              <w:t>Giá dầu Giảm làm giảm biên lợi nhuận pha chế Ethanol, tạo sức ép lên nhu cầu ngô.</w:t>
             </w:r>
           </w:p>
         </w:tc>
@@ -12114,7 +12114,7 @@
               <w:rPr>
                 <w:b/>
               </w:rPr>
-              <w:t>102.04</w:t>
+              <w:t>102.01</w:t>
             </w:r>
           </w:p>
         </w:tc>
@@ -12145,7 +12145,7 @@
               <w:rPr>
                 <w:b/>
               </w:rPr>
-              <w:t>-0.20%</w:t>
+              <w:t>-0.12%</w:t>
             </w:r>
           </w:p>
         </w:tc>
@@ -12749,7 +12749,7 @@
         <w:t xml:space="preserve"> EMA_21 </w:t>
       </w:r>
       <w:r>
-        <w:t xml:space="preserve"> (501.54) &lt; </w:t>
+        <w:t xml:space="preserve"> (501.22) &lt; </w:t>
       </w:r>
       <w:r>
         <w:rPr>
@@ -12760,7 +12760,7 @@
         <w:t xml:space="preserve"> EMA_50 </w:t>
       </w:r>
       <w:r>
-        <w:t xml:space="preserve"> (502.06).</w:t>
+        <w:t xml:space="preserve"> (501.96).</w:t>
       </w:r>
     </w:p>
     <w:p>
@@ -12781,7 +12781,7 @@
         <w:rPr>
           <w:b/>
         </w:rPr>
-        <w:t>`51.30`</w:t>
+        <w:t>`52.42`</w:t>
       </w:r>
       <w:r>
         <w:t xml:space="preserve"> | ATR (14) = </w:t>
@@ -12790,7 +12790,7 @@
         <w:rPr>
           <w:b/>
         </w:rPr>
-        <w:t>`1.86`</w:t>
+        <w:t>`2.08`</w:t>
       </w:r>
       <w:r>
         <w:t xml:space="preserve"> cents | Volatility = </w:t>
@@ -12799,7 +12799,7 @@
         <w:rPr>
           <w:b/>
         </w:rPr>
-        <w:t>`1.00 cents`</w:t>
+        <w:t>`0.50 cents`</w:t>
       </w:r>
       <w:r>
         <w:t>.</w:t>
@@ -13584,7 +13584,7 @@
           <w:b/>
           <w:color w:val="15803D"/>
         </w:rPr>
-        <w:t>`500.75 - 501.54 cents (Canh mua vùng hỗ trợ)`</w:t>
+        <w:t>`500.75 - 501.22 cents (Canh mua vùng hỗ trợ)`</w:t>
       </w:r>
       <w:r>
         <w:t xml:space="preserve"> | SL: </w:t>
@@ -13593,7 +13593,7 @@
         <w:rPr>
           <w:b/>
         </w:rPr>
-        <w:t>`492.21 cents (Dưới cản S2 + 1.5x ATR)`</w:t>
+        <w:t>`491.88 cents (Dưới cản S2 + 1.5x ATR)`</w:t>
       </w:r>
       <w:r>
         <w:t xml:space="preserve"> | TP: </w:t>
@@ -13664,7 +13664,7 @@
         <w:rPr>
           <w:b/>
         </w:rPr>
-        <w:t>`493.14 cents (Chống quét SL tuyệt đối)`</w:t>
+        <w:t>`492.92 cents (Chống quét SL tuyệt đối)`</w:t>
       </w:r>
       <w:r>
         <w:t xml:space="preserve"> | TP: </w:t>
@@ -13710,7 +13710,7 @@
         <w:rPr>
           <w:b/>
         </w:rPr>
-        <w:t>`505.11 cents`</w:t>
+        <w:t>`505.33 cents`</w:t>
       </w:r>
       <w:r>
         <w:t xml:space="preserve"> | TP: </w:t>
@@ -13759,7 +13759,7 @@
         <w:rPr>
           <w:b/>
         </w:rPr>
-        <w:t>`487.56 - 495.00 cents`</w:t>
+        <w:t>`486.69 - 495.00 cents`</w:t>
       </w:r>
     </w:p>
     <w:p>
@@ -21791,7 +21791,7 @@
         <w:t>Giá Chốt Phiên (Close):</w:t>
       </w:r>
       <w:r>
-        <w:t xml:space="preserve"> 684.75 cents | </w:t>
+        <w:t xml:space="preserve"> 685.50 cents | </w:t>
       </w:r>
       <w:r>
         <w:rPr>
@@ -21806,10 +21806,10 @@
         <w:rPr>
           <w:b/>
         </w:rPr>
-        <w:t>`685.58 cents`</w:t>
+        <w:t>`686.51 cents`</w:t>
       </w:r>
       <w:r>
-        <w:t xml:space="preserve"> (+0.83).</w:t>
+        <w:t xml:space="preserve"> (+1.01).</w:t>
       </w:r>
     </w:p>
     <w:p>
@@ -21830,7 +21830,7 @@
         <w:rPr>
           <w:b/>
         </w:rPr>
-        <w:t>`2,156`</w:t>
+        <w:t>`2,256`</w:t>
       </w:r>
       <w:r>
         <w:t xml:space="preserve"> (Chênh lệch: </w:t>
@@ -21839,7 +21839,7 @@
         <w:rPr>
           <w:b/>
         </w:rPr>
-        <w:t>`-65,056`</w:t>
+        <w:t>`-64,956`</w:t>
       </w:r>
       <w:r>
         <w:t xml:space="preserve">) | OI: </w:t>
@@ -21857,7 +21857,7 @@
         <w:rPr>
           <w:b/>
         </w:rPr>
-        <w:t>`-3,141`</w:t>
+        <w:t>`+0`</w:t>
       </w:r>
       <w:r>
         <w:t>)</w:t>
@@ -21901,9 +21901,9 @@
       <w:r>
         <w:rPr>
           <w:b/>
-          <w:color w:val="15803D"/>
+          <w:color w:val="B91C1C"/>
         </w:rPr>
-        <w:t>`Giảm suy yếu / Đáy ngắn hạn (Long Liquidation Decline)`</w:t>
+        <w:t>`Tăng yếu / Rủi ro đảo chiều (Short Covering Rally)`</w:t>
       </w:r>
     </w:p>
     <w:p>
@@ -21924,10 +21924,10 @@
         <w:rPr>
           <w:b/>
         </w:rPr>
-        <w:t>TÍCH LŨY TIÊU CỰC (Distribution):</w:t>
+        <w:t>TÍCH LŨY TÍCH CỰC (Accumulation):</w:t>
       </w:r>
       <w:r>
-        <w:t xml:space="preserve"> Nến đi ngang nhưng dòng tiền rút dần (OI giảm), cảnh báo rủi ro suy sụt sắp tới.</w:t>
+        <w:t xml:space="preserve"> Nến đi ngang nhưng dòng tiền âm thầm gia tăng (OI tăng), báo hiệu chuẩn bị có nhịp bứt phá tăng.</w:t>
       </w:r>
     </w:p>
     <w:p>
@@ -22173,7 +22173,7 @@
               <w:rPr>
                 <w:b/>
               </w:rPr>
-              <w:t>103.14</w:t>
+              <w:t>102.94</w:t>
             </w:r>
           </w:p>
         </w:tc>
@@ -22204,7 +22204,7 @@
               <w:rPr>
                 <w:b/>
               </w:rPr>
-              <w:t>+2.93%</w:t>
+              <w:t>-1.28%</w:t>
             </w:r>
           </w:p>
         </w:tc>
@@ -22232,7 +22232,7 @@
             </w:pPr>
             <w:r/>
             <w:r>
-              <w:t>Giá dầu Tăng tăng premium rủi ro địa chính trị và logistics Biển Đen, hỗ trợ giá lúa mì.</w:t>
+              <w:t>Giá dầu Giảm giảm bớt premium rủi ro địa chính trị, tạo áp lực chốt lời lúa mì.</w:t>
             </w:r>
           </w:p>
         </w:tc>
@@ -22296,7 +22296,7 @@
               <w:rPr>
                 <w:b/>
               </w:rPr>
-              <w:t>102.04</w:t>
+              <w:t>102.01</w:t>
             </w:r>
           </w:p>
         </w:tc>
@@ -22327,7 +22327,7 @@
               <w:rPr>
                 <w:b/>
               </w:rPr>
-              <w:t>-0.20%</w:t>
+              <w:t>-0.12%</w:t>
             </w:r>
           </w:p>
         </w:tc>
@@ -22931,7 +22931,7 @@
         <w:t xml:space="preserve"> EMA_21 </w:t>
       </w:r>
       <w:r>
-        <w:t xml:space="preserve"> (686.67) &lt; </w:t>
+        <w:t xml:space="preserve"> (686.74) &lt; </w:t>
       </w:r>
       <w:r>
         <w:rPr>
@@ -22942,7 +22942,7 @@
         <w:t xml:space="preserve"> EMA_50 </w:t>
       </w:r>
       <w:r>
-        <w:t xml:space="preserve"> (689.28).</w:t>
+        <w:t xml:space="preserve"> (689.51).</w:t>
       </w:r>
     </w:p>
     <w:p>
@@ -22963,7 +22963,7 @@
         <w:rPr>
           <w:b/>
         </w:rPr>
-        <w:t>`42.44`</w:t>
+        <w:t>`44.87`</w:t>
       </w:r>
       <w:r>
         <w:t xml:space="preserve"> | ATR (14) = </w:t>
@@ -22972,7 +22972,7 @@
         <w:rPr>
           <w:b/>
         </w:rPr>
-        <w:t>`3.14`</w:t>
+        <w:t>`3.73`</w:t>
       </w:r>
       <w:r>
         <w:t xml:space="preserve"> cents | Volatility = </w:t>
@@ -22981,7 +22981,7 @@
         <w:rPr>
           <w:b/>
         </w:rPr>
-        <w:t>`1.25 cents`</w:t>
+        <w:t>`0.75 cents`</w:t>
       </w:r>
       <w:r>
         <w:t>.</w:t>
@@ -23005,7 +23005,7 @@
         <w:rPr>
           <w:b/>
         </w:rPr>
-        <w:t>`683.00`</w:t>
+        <w:t>`683.50`</w:t>
       </w:r>
       <w:r>
         <w:t xml:space="preserve"> | S2: </w:t>
@@ -23032,7 +23032,7 @@
         <w:rPr>
           <w:b/>
         </w:rPr>
-        <w:t>`774.75`</w:t>
+        <w:t>`763.00`</w:t>
       </w:r>
     </w:p>
     <w:p>
@@ -23756,7 +23756,7 @@
           <w:b/>
           <w:color w:val="B91C1C"/>
         </w:rPr>
-        <w:t>`686.67 - 689.28 cents (Canh bán hồi kỹ thuật H1)`</w:t>
+        <w:t>`686.74 - 689.51 cents (Canh bán hồi kỹ thuật H1)`</w:t>
       </w:r>
       <w:r>
         <w:t xml:space="preserve"> | SL: </w:t>
@@ -23765,7 +23765,7 @@
         <w:rPr>
           <w:b/>
         </w:rPr>
-        <w:t>`779.46 cents (Trên kháng cự R2 + 1.5x ATR)`</w:t>
+        <w:t>`768.60 cents (Trên kháng cự R2 + 1.5x ATR)`</w:t>
       </w:r>
       <w:r>
         <w:t xml:space="preserve"> | TP: </w:t>
@@ -23776,7 +23776,7 @@
           <w:color w:val="D97706"/>
           <w:sz w:val="19"/>
         </w:rPr>
-        <w:t xml:space="preserve"> 683.00 cents </w:t>
+        <w:t xml:space="preserve"> 683.50 cents </w:t>
       </w:r>
       <w:r>
         <w:t xml:space="preserve"> / </w:t>
@@ -23827,7 +23827,7 @@
         <w:rPr>
           <w:b/>
         </w:rPr>
-        <w:t>`681.00 - 683.00 cents`</w:t>
+        <w:t>`681.50 - 683.50 cents`</w:t>
       </w:r>
       <w:r>
         <w:t xml:space="preserve"> | SL: </w:t>
@@ -23836,7 +23836,7 @@
         <w:rPr>
           <w:b/>
         </w:rPr>
-        <w:t>`667.61 cents`</w:t>
+        <w:t>`667.02 cents`</w:t>
       </w:r>
       <w:r>
         <w:t xml:space="preserve"> | TP: </w:t>
@@ -23882,7 +23882,7 @@
         <w:rPr>
           <w:b/>
         </w:rPr>
-        <w:t>`692.14 cents`</w:t>
+        <w:t>`692.73 cents`</w:t>
       </w:r>
       <w:r>
         <w:t xml:space="preserve"> | TP: </w:t>
@@ -23931,7 +23931,7 @@
         <w:rPr>
           <w:b/>
         </w:rPr>
-        <w:t>`658.18 - 670.75 cents`</w:t>
+        <w:t>`655.83 - 670.75 cents`</w:t>
       </w:r>
     </w:p>
     <w:p>
@@ -24338,7 +24338,7 @@
             </w:pPr>
             <w:r/>
             <w:r>
-              <w:t>684.75</w:t>
+              <w:t>685.50</w:t>
             </w:r>
           </w:p>
         </w:tc>
@@ -24366,7 +24366,7 @@
             </w:pPr>
             <w:r/>
             <w:r>
-              <w:t>696.00</w:t>
+              <w:t>696.75</w:t>
             </w:r>
           </w:p>
         </w:tc>
@@ -24394,7 +24394,7 @@
             </w:pPr>
             <w:r/>
             <w:r>
-              <w:t>679.25</w:t>
+              <w:t>680.00</w:t>
             </w:r>
           </w:p>
         </w:tc>
@@ -24425,7 +24425,7 @@
               <w:rPr>
                 <w:b/>
               </w:rPr>
-              <w:t>684.00</w:t>
+              <w:t>684.75</w:t>
             </w:r>
           </w:p>
         </w:tc>
@@ -24573,7 +24573,7 @@
             </w:pPr>
             <w:r/>
             <w:r>
-              <w:t>684.00</w:t>
+              <w:t>684.75</w:t>
             </w:r>
           </w:p>
         </w:tc>
@@ -24601,7 +24601,7 @@
             </w:pPr>
             <w:r/>
             <w:r>
-              <w:t>691.50</w:t>
+              <w:t>692.25</w:t>
             </w:r>
           </w:p>
         </w:tc>
@@ -24629,7 +24629,7 @@
             </w:pPr>
             <w:r/>
             <w:r>
-              <w:t>678.00</w:t>
+              <w:t>678.75</w:t>
             </w:r>
           </w:p>
         </w:tc>
@@ -24660,7 +24660,7 @@
               <w:rPr>
                 <w:b/>
               </w:rPr>
-              <w:t>683.50</w:t>
+              <w:t>684.25</w:t>
             </w:r>
           </w:p>
         </w:tc>
@@ -24808,7 +24808,7 @@
             </w:pPr>
             <w:r/>
             <w:r>
-              <w:t>683.50</w:t>
+              <w:t>684.25</w:t>
             </w:r>
           </w:p>
         </w:tc>
@@ -24836,7 +24836,7 @@
             </w:pPr>
             <w:r/>
             <w:r>
-              <w:t>697.25</w:t>
+              <w:t>698.00</w:t>
             </w:r>
           </w:p>
         </w:tc>
@@ -24864,7 +24864,7 @@
             </w:pPr>
             <w:r/>
             <w:r>
-              <w:t>668.75</w:t>
+              <w:t>669.50</w:t>
             </w:r>
           </w:p>
         </w:tc>
@@ -24895,7 +24895,7 @@
               <w:rPr>
                 <w:b/>
               </w:rPr>
-              <w:t>685.50</w:t>
+              <w:t>686.25</w:t>
             </w:r>
           </w:p>
         </w:tc>
@@ -25043,7 +25043,7 @@
             </w:pPr>
             <w:r/>
             <w:r>
-              <w:t>685.50</w:t>
+              <w:t>686.25</w:t>
             </w:r>
           </w:p>
         </w:tc>
@@ -25071,7 +25071,7 @@
             </w:pPr>
             <w:r/>
             <w:r>
-              <w:t>698.75</w:t>
+              <w:t>699.50</w:t>
             </w:r>
           </w:p>
         </w:tc>
@@ -25099,7 +25099,7 @@
             </w:pPr>
             <w:r/>
             <w:r>
-              <w:t>677.25</w:t>
+              <w:t>678.00</w:t>
             </w:r>
           </w:p>
         </w:tc>
@@ -25130,7 +25130,7 @@
               <w:rPr>
                 <w:b/>
               </w:rPr>
-              <w:t>686.75</w:t>
+              <w:t>687.50</w:t>
             </w:r>
           </w:p>
         </w:tc>
@@ -25278,7 +25278,7 @@
             </w:pPr>
             <w:r/>
             <w:r>
-              <w:t>686.75</w:t>
+              <w:t>687.50</w:t>
             </w:r>
           </w:p>
         </w:tc>
@@ -25306,7 +25306,7 @@
             </w:pPr>
             <w:r/>
             <w:r>
-              <w:t>703.25</w:t>
+              <w:t>704.00</w:t>
             </w:r>
           </w:p>
         </w:tc>
@@ -25334,7 +25334,7 @@
             </w:pPr>
             <w:r/>
             <w:r>
-              <w:t>676.25</w:t>
+              <w:t>677.00</w:t>
             </w:r>
           </w:p>
         </w:tc>
@@ -25365,7 +25365,7 @@
               <w:rPr>
                 <w:b/>
               </w:rPr>
-              <w:t>691.25</w:t>
+              <w:t>692.00</w:t>
             </w:r>
           </w:p>
         </w:tc>
@@ -25513,7 +25513,7 @@
             </w:pPr>
             <w:r/>
             <w:r>
-              <w:t>691.25</w:t>
+              <w:t>692.00</w:t>
             </w:r>
           </w:p>
         </w:tc>
@@ -25541,7 +25541,7 @@
             </w:pPr>
             <w:r/>
             <w:r>
-              <w:t>699.00</w:t>
+              <w:t>699.75</w:t>
             </w:r>
           </w:p>
         </w:tc>
@@ -25569,7 +25569,7 @@
             </w:pPr>
             <w:r/>
             <w:r>
-              <w:t>680.25</w:t>
+              <w:t>681.00</w:t>
             </w:r>
           </w:p>
         </w:tc>
@@ -25600,7 +25600,7 @@
               <w:rPr>
                 <w:b/>
               </w:rPr>
-              <w:t>692.50</w:t>
+              <w:t>693.25</w:t>
             </w:r>
           </w:p>
         </w:tc>
@@ -25748,7 +25748,7 @@
             </w:pPr>
             <w:r/>
             <w:r>
-              <w:t>692.50</w:t>
+              <w:t>693.25</w:t>
             </w:r>
           </w:p>
         </w:tc>
@@ -25776,7 +25776,7 @@
             </w:pPr>
             <w:r/>
             <w:r>
-              <w:t>700.75</w:t>
+              <w:t>701.50</w:t>
             </w:r>
           </w:p>
         </w:tc>
@@ -25804,7 +25804,7 @@
             </w:pPr>
             <w:r/>
             <w:r>
-              <w:t>682.00</w:t>
+              <w:t>682.75</w:t>
             </w:r>
           </w:p>
         </w:tc>
@@ -25835,7 +25835,7 @@
               <w:rPr>
                 <w:b/>
               </w:rPr>
-              <w:t>694.25</w:t>
+              <w:t>695.00</w:t>
             </w:r>
           </w:p>
         </w:tc>
@@ -25983,7 +25983,7 @@
             </w:pPr>
             <w:r/>
             <w:r>
-              <w:t>694.25</w:t>
+              <w:t>695.00</w:t>
             </w:r>
           </w:p>
         </w:tc>
@@ -26011,7 +26011,7 @@
             </w:pPr>
             <w:r/>
             <w:r>
-              <w:t>706.50</w:t>
+              <w:t>707.25</w:t>
             </w:r>
           </w:p>
         </w:tc>
@@ -26039,7 +26039,7 @@
             </w:pPr>
             <w:r/>
             <w:r>
-              <w:t>684.50</w:t>
+              <w:t>685.25</w:t>
             </w:r>
           </w:p>
         </w:tc>
@@ -26070,7 +26070,7 @@
               <w:rPr>
                 <w:b/>
               </w:rPr>
-              <w:t>693.25</w:t>
+              <w:t>694.00</w:t>
             </w:r>
           </w:p>
         </w:tc>
@@ -26218,7 +26218,7 @@
             </w:pPr>
             <w:r/>
             <w:r>
-              <w:t>693.25</w:t>
+              <w:t>694.00</w:t>
             </w:r>
           </w:p>
         </w:tc>
@@ -26246,7 +26246,7 @@
             </w:pPr>
             <w:r/>
             <w:r>
-              <w:t>703.75</w:t>
+              <w:t>704.50</w:t>
             </w:r>
           </w:p>
         </w:tc>
@@ -26274,7 +26274,7 @@
             </w:pPr>
             <w:r/>
             <w:r>
-              <w:t>678.50</w:t>
+              <w:t>679.25</w:t>
             </w:r>
           </w:p>
         </w:tc>
@@ -26305,7 +26305,7 @@
               <w:rPr>
                 <w:b/>
               </w:rPr>
-              <w:t>695.50</w:t>
+              <w:t>696.25</w:t>
             </w:r>
           </w:p>
         </w:tc>
@@ -26453,7 +26453,7 @@
             </w:pPr>
             <w:r/>
             <w:r>
-              <w:t>695.50</w:t>
+              <w:t>696.25</w:t>
             </w:r>
           </w:p>
         </w:tc>
@@ -26481,7 +26481,7 @@
             </w:pPr>
             <w:r/>
             <w:r>
-              <w:t>706.00</w:t>
+              <w:t>706.75</w:t>
             </w:r>
           </w:p>
         </w:tc>
@@ -26509,7 +26509,7 @@
             </w:pPr>
             <w:r/>
             <w:r>
-              <w:t>689.25</w:t>
+              <w:t>690.00</w:t>
             </w:r>
           </w:p>
         </w:tc>
@@ -26540,7 +26540,7 @@
               <w:rPr>
                 <w:b/>
               </w:rPr>
-              <w:t>696.25</w:t>
+              <w:t>697.00</w:t>
             </w:r>
           </w:p>
         </w:tc>
@@ -26688,7 +26688,7 @@
             </w:pPr>
             <w:r/>
             <w:r>
-              <w:t>696.25</w:t>
+              <w:t>697.00</w:t>
             </w:r>
           </w:p>
         </w:tc>
@@ -26716,7 +26716,7 @@
             </w:pPr>
             <w:r/>
             <w:r>
-              <w:t>710.50</w:t>
+              <w:t>711.25</w:t>
             </w:r>
           </w:p>
         </w:tc>
@@ -26744,7 +26744,7 @@
             </w:pPr>
             <w:r/>
             <w:r>
-              <w:t>681.50</w:t>
+              <w:t>682.25</w:t>
             </w:r>
           </w:p>
         </w:tc>
@@ -26775,7 +26775,7 @@
               <w:rPr>
                 <w:b/>
               </w:rPr>
-              <w:t>698.25</w:t>
+              <w:t>699.00</w:t>
             </w:r>
           </w:p>
         </w:tc>
@@ -26923,7 +26923,7 @@
             </w:pPr>
             <w:r/>
             <w:r>
-              <w:t>698.25</w:t>
+              <w:t>699.00</w:t>
             </w:r>
           </w:p>
         </w:tc>
@@ -26951,7 +26951,7 @@
             </w:pPr>
             <w:r/>
             <w:r>
-              <w:t>704.75</w:t>
+              <w:t>705.50</w:t>
             </w:r>
           </w:p>
         </w:tc>
@@ -26979,7 +26979,7 @@
             </w:pPr>
             <w:r/>
             <w:r>
-              <w:t>691.50</w:t>
+              <w:t>692.25</w:t>
             </w:r>
           </w:p>
         </w:tc>
@@ -27010,7 +27010,7 @@
               <w:rPr>
                 <w:b/>
               </w:rPr>
-              <w:t>698.50</w:t>
+              <w:t>699.25</w:t>
             </w:r>
           </w:p>
         </w:tc>
@@ -27158,7 +27158,7 @@
             </w:pPr>
             <w:r/>
             <w:r>
-              <w:t>698.50</w:t>
+              <w:t>699.25</w:t>
             </w:r>
           </w:p>
         </w:tc>
@@ -27186,7 +27186,7 @@
             </w:pPr>
             <w:r/>
             <w:r>
-              <w:t>708.75</w:t>
+              <w:t>709.50</w:t>
             </w:r>
           </w:p>
         </w:tc>
@@ -27214,7 +27214,7 @@
             </w:pPr>
             <w:r/>
             <w:r>
-              <w:t>690.50</w:t>
+              <w:t>691.25</w:t>
             </w:r>
           </w:p>
         </w:tc>
@@ -27222,6 +27222,241 @@
           <w:tcPr>
             <w:tcW w:type="dxa" w:w="1728"/>
             <w:shd w:fill="F8FAFC"/>
+            <w:tcMar>
+              <w:top w:w="100" w:type="dxa"/>
+              <w:bottom w:w="100" w:type="dxa"/>
+              <w:left w:w="120" w:type="dxa"/>
+              <w:right w:w="120" w:type="dxa"/>
+            </w:tcMar>
+            <w:tcBorders>
+              <w:top w:val="single" w:sz="4" w:space="0" w:color="CCCCCC"/>
+              <w:bottom w:val="single" w:sz="4" w:space="0" w:color="CCCCCC"/>
+              <w:left w:val="single" w:sz="4" w:space="0" w:color="CCCCCC"/>
+              <w:right w:val="single" w:sz="4" w:space="0" w:color="CCCCCC"/>
+            </w:tcBorders>
+          </w:tcPr>
+          <w:p>
+            <w:pPr>
+              <w:spacing w:before="60" w:after="60" w:line="252" w:lineRule="auto"/>
+              <w:jc w:val="left"/>
+            </w:pPr>
+            <w:r/>
+            <w:r>
+              <w:rPr>
+                <w:b/>
+              </w:rPr>
+              <w:t>699.75</w:t>
+            </w:r>
+          </w:p>
+        </w:tc>
+        <w:tc>
+          <w:tcPr>
+            <w:tcW w:type="dxa" w:w="3456"/>
+            <w:shd w:fill="F8FAFC"/>
+            <w:tcMar>
+              <w:top w:w="100" w:type="dxa"/>
+              <w:bottom w:w="100" w:type="dxa"/>
+              <w:left w:w="120" w:type="dxa"/>
+              <w:right w:w="120" w:type="dxa"/>
+            </w:tcMar>
+            <w:tcBorders>
+              <w:top w:val="single" w:sz="4" w:space="0" w:color="CCCCCC"/>
+              <w:bottom w:val="single" w:sz="4" w:space="0" w:color="CCCCCC"/>
+              <w:left w:val="single" w:sz="4" w:space="0" w:color="CCCCCC"/>
+              <w:right w:val="single" w:sz="4" w:space="0" w:color="CCCCCC"/>
+            </w:tcBorders>
+          </w:tcPr>
+          <w:p>
+            <w:pPr>
+              <w:spacing w:before="60" w:after="60" w:line="252" w:lineRule="auto"/>
+              <w:jc w:val="left"/>
+            </w:pPr>
+            <w:r/>
+            <w:r>
+              <w:rPr>
+                <w:b/>
+              </w:rPr>
+              <w:t>+0.50</w:t>
+            </w:r>
+          </w:p>
+        </w:tc>
+        <w:tc>
+          <w:tcPr>
+            <w:tcW w:type="dxa" w:w="1440"/>
+            <w:shd w:fill="F8FAFC"/>
+            <w:tcMar>
+              <w:top w:w="100" w:type="dxa"/>
+              <w:bottom w:w="100" w:type="dxa"/>
+              <w:left w:w="120" w:type="dxa"/>
+              <w:right w:w="120" w:type="dxa"/>
+            </w:tcMar>
+            <w:tcBorders>
+              <w:top w:val="single" w:sz="4" w:space="0" w:color="CCCCCC"/>
+              <w:bottom w:val="single" w:sz="4" w:space="0" w:color="CCCCCC"/>
+              <w:left w:val="single" w:sz="4" w:space="0" w:color="CCCCCC"/>
+              <w:right w:val="single" w:sz="4" w:space="0" w:color="CCCCCC"/>
+            </w:tcBorders>
+          </w:tcPr>
+          <w:p>
+            <w:pPr>
+              <w:spacing w:before="60" w:after="60" w:line="252" w:lineRule="auto"/>
+              <w:jc w:val="left"/>
+            </w:pPr>
+            <w:r/>
+            <w:r>
+              <w:t>BULL</w:t>
+            </w:r>
+          </w:p>
+        </w:tc>
+      </w:tr>
+      <w:tr>
+        <w:tc>
+          <w:tcPr>
+            <w:tcW w:type="dxa" w:w="1584"/>
+            <w:shd w:fill="FFFFFF"/>
+            <w:tcMar>
+              <w:top w:w="100" w:type="dxa"/>
+              <w:bottom w:w="100" w:type="dxa"/>
+              <w:left w:w="120" w:type="dxa"/>
+              <w:right w:w="120" w:type="dxa"/>
+            </w:tcMar>
+            <w:tcBorders>
+              <w:top w:val="single" w:sz="4" w:space="0" w:color="CCCCCC"/>
+              <w:bottom w:val="single" w:sz="4" w:space="0" w:color="CCCCCC"/>
+              <w:left w:val="single" w:sz="4" w:space="0" w:color="CCCCCC"/>
+              <w:right w:val="single" w:sz="4" w:space="0" w:color="CCCCCC"/>
+            </w:tcBorders>
+          </w:tcPr>
+          <w:p>
+            <w:pPr>
+              <w:spacing w:before="60" w:after="60" w:line="252" w:lineRule="auto"/>
+              <w:jc w:val="left"/>
+            </w:pPr>
+            <w:r/>
+            <w:r>
+              <w:rPr>
+                <w:b/>
+              </w:rPr>
+              <w:t>Wed 14/10</w:t>
+            </w:r>
+          </w:p>
+        </w:tc>
+        <w:tc>
+          <w:tcPr>
+            <w:tcW w:type="dxa" w:w="864"/>
+            <w:shd w:fill="FFFFFF"/>
+            <w:tcMar>
+              <w:top w:w="100" w:type="dxa"/>
+              <w:bottom w:w="100" w:type="dxa"/>
+              <w:left w:w="120" w:type="dxa"/>
+              <w:right w:w="120" w:type="dxa"/>
+            </w:tcMar>
+            <w:tcBorders>
+              <w:top w:val="single" w:sz="4" w:space="0" w:color="CCCCCC"/>
+              <w:bottom w:val="single" w:sz="4" w:space="0" w:color="CCCCCC"/>
+              <w:left w:val="single" w:sz="4" w:space="0" w:color="CCCCCC"/>
+              <w:right w:val="single" w:sz="4" w:space="0" w:color="CCCCCC"/>
+            </w:tcBorders>
+          </w:tcPr>
+          <w:p>
+            <w:pPr>
+              <w:spacing w:before="60" w:after="60" w:line="252" w:lineRule="auto"/>
+              <w:jc w:val="left"/>
+            </w:pPr>
+            <w:r/>
+            <w:r>
+              <w:t>Asia 11-15</w:t>
+            </w:r>
+          </w:p>
+        </w:tc>
+        <w:tc>
+          <w:tcPr>
+            <w:tcW w:type="dxa" w:w="1440"/>
+            <w:shd w:fill="FFFFFF"/>
+            <w:tcMar>
+              <w:top w:w="100" w:type="dxa"/>
+              <w:bottom w:w="100" w:type="dxa"/>
+              <w:left w:w="120" w:type="dxa"/>
+              <w:right w:w="120" w:type="dxa"/>
+            </w:tcMar>
+            <w:tcBorders>
+              <w:top w:val="single" w:sz="4" w:space="0" w:color="CCCCCC"/>
+              <w:bottom w:val="single" w:sz="4" w:space="0" w:color="CCCCCC"/>
+              <w:left w:val="single" w:sz="4" w:space="0" w:color="CCCCCC"/>
+              <w:right w:val="single" w:sz="4" w:space="0" w:color="CCCCCC"/>
+            </w:tcBorders>
+          </w:tcPr>
+          <w:p>
+            <w:pPr>
+              <w:spacing w:before="60" w:after="60" w:line="252" w:lineRule="auto"/>
+              <w:jc w:val="left"/>
+            </w:pPr>
+            <w:r/>
+            <w:r>
+              <w:t>699.75</w:t>
+            </w:r>
+          </w:p>
+        </w:tc>
+        <w:tc>
+          <w:tcPr>
+            <w:tcW w:type="dxa" w:w="2016"/>
+            <w:shd w:fill="FFFFFF"/>
+            <w:tcMar>
+              <w:top w:w="100" w:type="dxa"/>
+              <w:bottom w:w="100" w:type="dxa"/>
+              <w:left w:w="120" w:type="dxa"/>
+              <w:right w:w="120" w:type="dxa"/>
+            </w:tcMar>
+            <w:tcBorders>
+              <w:top w:val="single" w:sz="4" w:space="0" w:color="CCCCCC"/>
+              <w:bottom w:val="single" w:sz="4" w:space="0" w:color="CCCCCC"/>
+              <w:left w:val="single" w:sz="4" w:space="0" w:color="CCCCCC"/>
+              <w:right w:val="single" w:sz="4" w:space="0" w:color="CCCCCC"/>
+            </w:tcBorders>
+          </w:tcPr>
+          <w:p>
+            <w:pPr>
+              <w:spacing w:before="60" w:after="60" w:line="252" w:lineRule="auto"/>
+              <w:jc w:val="left"/>
+            </w:pPr>
+            <w:r/>
+            <w:r>
+              <w:t>706.75</w:t>
+            </w:r>
+          </w:p>
+        </w:tc>
+        <w:tc>
+          <w:tcPr>
+            <w:tcW w:type="dxa" w:w="1152"/>
+            <w:shd w:fill="FFFFFF"/>
+            <w:tcMar>
+              <w:top w:w="100" w:type="dxa"/>
+              <w:bottom w:w="100" w:type="dxa"/>
+              <w:left w:w="120" w:type="dxa"/>
+              <w:right w:w="120" w:type="dxa"/>
+            </w:tcMar>
+            <w:tcBorders>
+              <w:top w:val="single" w:sz="4" w:space="0" w:color="CCCCCC"/>
+              <w:bottom w:val="single" w:sz="4" w:space="0" w:color="CCCCCC"/>
+              <w:left w:val="single" w:sz="4" w:space="0" w:color="CCCCCC"/>
+              <w:right w:val="single" w:sz="4" w:space="0" w:color="CCCCCC"/>
+            </w:tcBorders>
+          </w:tcPr>
+          <w:p>
+            <w:pPr>
+              <w:spacing w:before="60" w:after="60" w:line="252" w:lineRule="auto"/>
+              <w:jc w:val="left"/>
+            </w:pPr>
+            <w:r/>
+            <w:r>
+              <w:t>693.75</w:t>
+            </w:r>
+          </w:p>
+        </w:tc>
+        <w:tc>
+          <w:tcPr>
+            <w:tcW w:type="dxa" w:w="1728"/>
+            <w:shd w:fill="FFFFFF"/>
             <w:tcMar>
               <w:top w:w="100" w:type="dxa"/>
               <w:bottom w:w="100" w:type="dxa"/>
@@ -27252,7 +27487,477 @@
         <w:tc>
           <w:tcPr>
             <w:tcW w:type="dxa" w:w="3456"/>
+            <w:shd w:fill="FFFFFF"/>
+            <w:tcMar>
+              <w:top w:w="100" w:type="dxa"/>
+              <w:bottom w:w="100" w:type="dxa"/>
+              <w:left w:w="120" w:type="dxa"/>
+              <w:right w:w="120" w:type="dxa"/>
+            </w:tcMar>
+            <w:tcBorders>
+              <w:top w:val="single" w:sz="4" w:space="0" w:color="CCCCCC"/>
+              <w:bottom w:val="single" w:sz="4" w:space="0" w:color="CCCCCC"/>
+              <w:left w:val="single" w:sz="4" w:space="0" w:color="CCCCCC"/>
+              <w:right w:val="single" w:sz="4" w:space="0" w:color="CCCCCC"/>
+            </w:tcBorders>
+          </w:tcPr>
+          <w:p>
+            <w:pPr>
+              <w:spacing w:before="60" w:after="60" w:line="252" w:lineRule="auto"/>
+              <w:jc w:val="left"/>
+            </w:pPr>
+            <w:r/>
+            <w:r>
+              <w:rPr>
+                <w:b/>
+              </w:rPr>
+              <w:t>-0.75</w:t>
+            </w:r>
+          </w:p>
+        </w:tc>
+        <w:tc>
+          <w:tcPr>
+            <w:tcW w:type="dxa" w:w="1440"/>
+            <w:shd w:fill="FFFFFF"/>
+            <w:tcMar>
+              <w:top w:w="100" w:type="dxa"/>
+              <w:bottom w:w="100" w:type="dxa"/>
+              <w:left w:w="120" w:type="dxa"/>
+              <w:right w:w="120" w:type="dxa"/>
+            </w:tcMar>
+            <w:tcBorders>
+              <w:top w:val="single" w:sz="4" w:space="0" w:color="CCCCCC"/>
+              <w:bottom w:val="single" w:sz="4" w:space="0" w:color="CCCCCC"/>
+              <w:left w:val="single" w:sz="4" w:space="0" w:color="CCCCCC"/>
+              <w:right w:val="single" w:sz="4" w:space="0" w:color="CCCCCC"/>
+            </w:tcBorders>
+          </w:tcPr>
+          <w:p>
+            <w:pPr>
+              <w:spacing w:before="60" w:after="60" w:line="252" w:lineRule="auto"/>
+              <w:jc w:val="left"/>
+            </w:pPr>
+            <w:r/>
+            <w:r>
+              <w:t>BEAR</w:t>
+            </w:r>
+          </w:p>
+        </w:tc>
+      </w:tr>
+      <w:tr>
+        <w:tc>
+          <w:tcPr>
+            <w:tcW w:type="dxa" w:w="1584"/>
             <w:shd w:fill="F8FAFC"/>
+            <w:tcMar>
+              <w:top w:w="100" w:type="dxa"/>
+              <w:bottom w:w="100" w:type="dxa"/>
+              <w:left w:w="120" w:type="dxa"/>
+              <w:right w:w="120" w:type="dxa"/>
+            </w:tcMar>
+            <w:tcBorders>
+              <w:top w:val="single" w:sz="4" w:space="0" w:color="CCCCCC"/>
+              <w:bottom w:val="single" w:sz="4" w:space="0" w:color="CCCCCC"/>
+              <w:left w:val="single" w:sz="4" w:space="0" w:color="CCCCCC"/>
+              <w:right w:val="single" w:sz="4" w:space="0" w:color="CCCCCC"/>
+            </w:tcBorders>
+          </w:tcPr>
+          <w:p>
+            <w:pPr>
+              <w:spacing w:before="60" w:after="60" w:line="252" w:lineRule="auto"/>
+              <w:jc w:val="left"/>
+            </w:pPr>
+            <w:r/>
+            <w:r>
+              <w:rPr>
+                <w:b/>
+              </w:rPr>
+              <w:t>Wed 14/10</w:t>
+            </w:r>
+          </w:p>
+        </w:tc>
+        <w:tc>
+          <w:tcPr>
+            <w:tcW w:type="dxa" w:w="864"/>
+            <w:shd w:fill="F8FAFC"/>
+            <w:tcMar>
+              <w:top w:w="100" w:type="dxa"/>
+              <w:bottom w:w="100" w:type="dxa"/>
+              <w:left w:w="120" w:type="dxa"/>
+              <w:right w:w="120" w:type="dxa"/>
+            </w:tcMar>
+            <w:tcBorders>
+              <w:top w:val="single" w:sz="4" w:space="0" w:color="CCCCCC"/>
+              <w:bottom w:val="single" w:sz="4" w:space="0" w:color="CCCCCC"/>
+              <w:left w:val="single" w:sz="4" w:space="0" w:color="CCCCCC"/>
+              <w:right w:val="single" w:sz="4" w:space="0" w:color="CCCCCC"/>
+            </w:tcBorders>
+          </w:tcPr>
+          <w:p>
+            <w:pPr>
+              <w:spacing w:before="60" w:after="60" w:line="252" w:lineRule="auto"/>
+              <w:jc w:val="left"/>
+            </w:pPr>
+            <w:r/>
+            <w:r>
+              <w:t>London 15-19</w:t>
+            </w:r>
+          </w:p>
+        </w:tc>
+        <w:tc>
+          <w:tcPr>
+            <w:tcW w:type="dxa" w:w="1440"/>
+            <w:shd w:fill="F8FAFC"/>
+            <w:tcMar>
+              <w:top w:w="100" w:type="dxa"/>
+              <w:bottom w:w="100" w:type="dxa"/>
+              <w:left w:w="120" w:type="dxa"/>
+              <w:right w:w="120" w:type="dxa"/>
+            </w:tcMar>
+            <w:tcBorders>
+              <w:top w:val="single" w:sz="4" w:space="0" w:color="CCCCCC"/>
+              <w:bottom w:val="single" w:sz="4" w:space="0" w:color="CCCCCC"/>
+              <w:left w:val="single" w:sz="4" w:space="0" w:color="CCCCCC"/>
+              <w:right w:val="single" w:sz="4" w:space="0" w:color="CCCCCC"/>
+            </w:tcBorders>
+          </w:tcPr>
+          <w:p>
+            <w:pPr>
+              <w:spacing w:before="60" w:after="60" w:line="252" w:lineRule="auto"/>
+              <w:jc w:val="left"/>
+            </w:pPr>
+            <w:r/>
+            <w:r>
+              <w:t>699.00</w:t>
+            </w:r>
+          </w:p>
+        </w:tc>
+        <w:tc>
+          <w:tcPr>
+            <w:tcW w:type="dxa" w:w="2016"/>
+            <w:shd w:fill="F8FAFC"/>
+            <w:tcMar>
+              <w:top w:w="100" w:type="dxa"/>
+              <w:bottom w:w="100" w:type="dxa"/>
+              <w:left w:w="120" w:type="dxa"/>
+              <w:right w:w="120" w:type="dxa"/>
+            </w:tcMar>
+            <w:tcBorders>
+              <w:top w:val="single" w:sz="4" w:space="0" w:color="CCCCCC"/>
+              <w:bottom w:val="single" w:sz="4" w:space="0" w:color="CCCCCC"/>
+              <w:left w:val="single" w:sz="4" w:space="0" w:color="CCCCCC"/>
+              <w:right w:val="single" w:sz="4" w:space="0" w:color="CCCCCC"/>
+            </w:tcBorders>
+          </w:tcPr>
+          <w:p>
+            <w:pPr>
+              <w:spacing w:before="60" w:after="60" w:line="252" w:lineRule="auto"/>
+              <w:jc w:val="left"/>
+            </w:pPr>
+            <w:r/>
+            <w:r>
+              <w:t>712.50</w:t>
+            </w:r>
+          </w:p>
+        </w:tc>
+        <w:tc>
+          <w:tcPr>
+            <w:tcW w:type="dxa" w:w="1152"/>
+            <w:shd w:fill="F8FAFC"/>
+            <w:tcMar>
+              <w:top w:w="100" w:type="dxa"/>
+              <w:bottom w:w="100" w:type="dxa"/>
+              <w:left w:w="120" w:type="dxa"/>
+              <w:right w:w="120" w:type="dxa"/>
+            </w:tcMar>
+            <w:tcBorders>
+              <w:top w:val="single" w:sz="4" w:space="0" w:color="CCCCCC"/>
+              <w:bottom w:val="single" w:sz="4" w:space="0" w:color="CCCCCC"/>
+              <w:left w:val="single" w:sz="4" w:space="0" w:color="CCCCCC"/>
+              <w:right w:val="single" w:sz="4" w:space="0" w:color="CCCCCC"/>
+            </w:tcBorders>
+          </w:tcPr>
+          <w:p>
+            <w:pPr>
+              <w:spacing w:before="60" w:after="60" w:line="252" w:lineRule="auto"/>
+              <w:jc w:val="left"/>
+            </w:pPr>
+            <w:r/>
+            <w:r>
+              <w:t>686.00</w:t>
+            </w:r>
+          </w:p>
+        </w:tc>
+        <w:tc>
+          <w:tcPr>
+            <w:tcW w:type="dxa" w:w="1728"/>
+            <w:shd w:fill="F8FAFC"/>
+            <w:tcMar>
+              <w:top w:w="100" w:type="dxa"/>
+              <w:bottom w:w="100" w:type="dxa"/>
+              <w:left w:w="120" w:type="dxa"/>
+              <w:right w:w="120" w:type="dxa"/>
+            </w:tcMar>
+            <w:tcBorders>
+              <w:top w:val="single" w:sz="4" w:space="0" w:color="CCCCCC"/>
+              <w:bottom w:val="single" w:sz="4" w:space="0" w:color="CCCCCC"/>
+              <w:left w:val="single" w:sz="4" w:space="0" w:color="CCCCCC"/>
+              <w:right w:val="single" w:sz="4" w:space="0" w:color="CCCCCC"/>
+            </w:tcBorders>
+          </w:tcPr>
+          <w:p>
+            <w:pPr>
+              <w:spacing w:before="60" w:after="60" w:line="252" w:lineRule="auto"/>
+              <w:jc w:val="left"/>
+            </w:pPr>
+            <w:r/>
+            <w:r>
+              <w:rPr>
+                <w:b/>
+              </w:rPr>
+              <w:t>700.75</w:t>
+            </w:r>
+          </w:p>
+        </w:tc>
+        <w:tc>
+          <w:tcPr>
+            <w:tcW w:type="dxa" w:w="3456"/>
+            <w:shd w:fill="F8FAFC"/>
+            <w:tcMar>
+              <w:top w:w="100" w:type="dxa"/>
+              <w:bottom w:w="100" w:type="dxa"/>
+              <w:left w:w="120" w:type="dxa"/>
+              <w:right w:w="120" w:type="dxa"/>
+            </w:tcMar>
+            <w:tcBorders>
+              <w:top w:val="single" w:sz="4" w:space="0" w:color="CCCCCC"/>
+              <w:bottom w:val="single" w:sz="4" w:space="0" w:color="CCCCCC"/>
+              <w:left w:val="single" w:sz="4" w:space="0" w:color="CCCCCC"/>
+              <w:right w:val="single" w:sz="4" w:space="0" w:color="CCCCCC"/>
+            </w:tcBorders>
+          </w:tcPr>
+          <w:p>
+            <w:pPr>
+              <w:spacing w:before="60" w:after="60" w:line="252" w:lineRule="auto"/>
+              <w:jc w:val="left"/>
+            </w:pPr>
+            <w:r/>
+            <w:r>
+              <w:rPr>
+                <w:b/>
+              </w:rPr>
+              <w:t>+1.75</w:t>
+            </w:r>
+          </w:p>
+        </w:tc>
+        <w:tc>
+          <w:tcPr>
+            <w:tcW w:type="dxa" w:w="1440"/>
+            <w:shd w:fill="F8FAFC"/>
+            <w:tcMar>
+              <w:top w:w="100" w:type="dxa"/>
+              <w:bottom w:w="100" w:type="dxa"/>
+              <w:left w:w="120" w:type="dxa"/>
+              <w:right w:w="120" w:type="dxa"/>
+            </w:tcMar>
+            <w:tcBorders>
+              <w:top w:val="single" w:sz="4" w:space="0" w:color="CCCCCC"/>
+              <w:bottom w:val="single" w:sz="4" w:space="0" w:color="CCCCCC"/>
+              <w:left w:val="single" w:sz="4" w:space="0" w:color="CCCCCC"/>
+              <w:right w:val="single" w:sz="4" w:space="0" w:color="CCCCCC"/>
+            </w:tcBorders>
+          </w:tcPr>
+          <w:p>
+            <w:pPr>
+              <w:spacing w:before="60" w:after="60" w:line="252" w:lineRule="auto"/>
+              <w:jc w:val="left"/>
+            </w:pPr>
+            <w:r/>
+            <w:r>
+              <w:t>BULL</w:t>
+            </w:r>
+          </w:p>
+        </w:tc>
+      </w:tr>
+      <w:tr>
+        <w:tc>
+          <w:tcPr>
+            <w:tcW w:type="dxa" w:w="1584"/>
+            <w:shd w:fill="FFFFFF"/>
+            <w:tcMar>
+              <w:top w:w="100" w:type="dxa"/>
+              <w:bottom w:w="100" w:type="dxa"/>
+              <w:left w:w="120" w:type="dxa"/>
+              <w:right w:w="120" w:type="dxa"/>
+            </w:tcMar>
+            <w:tcBorders>
+              <w:top w:val="single" w:sz="4" w:space="0" w:color="CCCCCC"/>
+              <w:bottom w:val="single" w:sz="4" w:space="0" w:color="CCCCCC"/>
+              <w:left w:val="single" w:sz="4" w:space="0" w:color="CCCCCC"/>
+              <w:right w:val="single" w:sz="4" w:space="0" w:color="CCCCCC"/>
+            </w:tcBorders>
+          </w:tcPr>
+          <w:p>
+            <w:pPr>
+              <w:spacing w:before="60" w:after="60" w:line="252" w:lineRule="auto"/>
+              <w:jc w:val="left"/>
+            </w:pPr>
+            <w:r/>
+            <w:r>
+              <w:rPr>
+                <w:b/>
+              </w:rPr>
+              <w:t>Wed 14/10</w:t>
+            </w:r>
+          </w:p>
+        </w:tc>
+        <w:tc>
+          <w:tcPr>
+            <w:tcW w:type="dxa" w:w="864"/>
+            <w:shd w:fill="FFFFFF"/>
+            <w:tcMar>
+              <w:top w:w="100" w:type="dxa"/>
+              <w:bottom w:w="100" w:type="dxa"/>
+              <w:left w:w="120" w:type="dxa"/>
+              <w:right w:w="120" w:type="dxa"/>
+            </w:tcMar>
+            <w:tcBorders>
+              <w:top w:val="single" w:sz="4" w:space="0" w:color="CCCCCC"/>
+              <w:bottom w:val="single" w:sz="4" w:space="0" w:color="CCCCCC"/>
+              <w:left w:val="single" w:sz="4" w:space="0" w:color="CCCCCC"/>
+              <w:right w:val="single" w:sz="4" w:space="0" w:color="CCCCCC"/>
+            </w:tcBorders>
+          </w:tcPr>
+          <w:p>
+            <w:pPr>
+              <w:spacing w:before="60" w:after="60" w:line="252" w:lineRule="auto"/>
+              <w:jc w:val="left"/>
+            </w:pPr>
+            <w:r/>
+            <w:r>
+              <w:t>Pre-NY 19-21</w:t>
+            </w:r>
+          </w:p>
+        </w:tc>
+        <w:tc>
+          <w:tcPr>
+            <w:tcW w:type="dxa" w:w="1440"/>
+            <w:shd w:fill="FFFFFF"/>
+            <w:tcMar>
+              <w:top w:w="100" w:type="dxa"/>
+              <w:bottom w:w="100" w:type="dxa"/>
+              <w:left w:w="120" w:type="dxa"/>
+              <w:right w:w="120" w:type="dxa"/>
+            </w:tcMar>
+            <w:tcBorders>
+              <w:top w:val="single" w:sz="4" w:space="0" w:color="CCCCCC"/>
+              <w:bottom w:val="single" w:sz="4" w:space="0" w:color="CCCCCC"/>
+              <w:left w:val="single" w:sz="4" w:space="0" w:color="CCCCCC"/>
+              <w:right w:val="single" w:sz="4" w:space="0" w:color="CCCCCC"/>
+            </w:tcBorders>
+          </w:tcPr>
+          <w:p>
+            <w:pPr>
+              <w:spacing w:before="60" w:after="60" w:line="252" w:lineRule="auto"/>
+              <w:jc w:val="left"/>
+            </w:pPr>
+            <w:r/>
+            <w:r>
+              <w:t>700.75</w:t>
+            </w:r>
+          </w:p>
+        </w:tc>
+        <w:tc>
+          <w:tcPr>
+            <w:tcW w:type="dxa" w:w="2016"/>
+            <w:shd w:fill="FFFFFF"/>
+            <w:tcMar>
+              <w:top w:w="100" w:type="dxa"/>
+              <w:bottom w:w="100" w:type="dxa"/>
+              <w:left w:w="120" w:type="dxa"/>
+              <w:right w:w="120" w:type="dxa"/>
+            </w:tcMar>
+            <w:tcBorders>
+              <w:top w:val="single" w:sz="4" w:space="0" w:color="CCCCCC"/>
+              <w:bottom w:val="single" w:sz="4" w:space="0" w:color="CCCCCC"/>
+              <w:left w:val="single" w:sz="4" w:space="0" w:color="CCCCCC"/>
+              <w:right w:val="single" w:sz="4" w:space="0" w:color="CCCCCC"/>
+            </w:tcBorders>
+          </w:tcPr>
+          <w:p>
+            <w:pPr>
+              <w:spacing w:before="60" w:after="60" w:line="252" w:lineRule="auto"/>
+              <w:jc w:val="left"/>
+            </w:pPr>
+            <w:r/>
+            <w:r>
+              <w:t>710.00</w:t>
+            </w:r>
+          </w:p>
+        </w:tc>
+        <w:tc>
+          <w:tcPr>
+            <w:tcW w:type="dxa" w:w="1152"/>
+            <w:shd w:fill="FFFFFF"/>
+            <w:tcMar>
+              <w:top w:w="100" w:type="dxa"/>
+              <w:bottom w:w="100" w:type="dxa"/>
+              <w:left w:w="120" w:type="dxa"/>
+              <w:right w:w="120" w:type="dxa"/>
+            </w:tcMar>
+            <w:tcBorders>
+              <w:top w:val="single" w:sz="4" w:space="0" w:color="CCCCCC"/>
+              <w:bottom w:val="single" w:sz="4" w:space="0" w:color="CCCCCC"/>
+              <w:left w:val="single" w:sz="4" w:space="0" w:color="CCCCCC"/>
+              <w:right w:val="single" w:sz="4" w:space="0" w:color="CCCCCC"/>
+            </w:tcBorders>
+          </w:tcPr>
+          <w:p>
+            <w:pPr>
+              <w:spacing w:before="60" w:after="60" w:line="252" w:lineRule="auto"/>
+              <w:jc w:val="left"/>
+            </w:pPr>
+            <w:r/>
+            <w:r>
+              <w:t>690.00</w:t>
+            </w:r>
+          </w:p>
+        </w:tc>
+        <w:tc>
+          <w:tcPr>
+            <w:tcW w:type="dxa" w:w="1728"/>
+            <w:shd w:fill="FFFFFF"/>
+            <w:tcMar>
+              <w:top w:w="100" w:type="dxa"/>
+              <w:bottom w:w="100" w:type="dxa"/>
+              <w:left w:w="120" w:type="dxa"/>
+              <w:right w:w="120" w:type="dxa"/>
+            </w:tcMar>
+            <w:tcBorders>
+              <w:top w:val="single" w:sz="4" w:space="0" w:color="CCCCCC"/>
+              <w:bottom w:val="single" w:sz="4" w:space="0" w:color="CCCCCC"/>
+              <w:left w:val="single" w:sz="4" w:space="0" w:color="CCCCCC"/>
+              <w:right w:val="single" w:sz="4" w:space="0" w:color="CCCCCC"/>
+            </w:tcBorders>
+          </w:tcPr>
+          <w:p>
+            <w:pPr>
+              <w:spacing w:before="60" w:after="60" w:line="252" w:lineRule="auto"/>
+              <w:jc w:val="left"/>
+            </w:pPr>
+            <w:r/>
+            <w:r>
+              <w:rPr>
+                <w:b/>
+              </w:rPr>
+              <w:t>701.25</w:t>
+            </w:r>
+          </w:p>
+        </w:tc>
+        <w:tc>
+          <w:tcPr>
+            <w:tcW w:type="dxa" w:w="3456"/>
+            <w:shd w:fill="FFFFFF"/>
             <w:tcMar>
               <w:top w:w="100" w:type="dxa"/>
               <w:bottom w:w="100" w:type="dxa"/>
@@ -27283,7 +27988,7 @@
         <w:tc>
           <w:tcPr>
             <w:tcW w:type="dxa" w:w="1440"/>
-            <w:shd w:fill="F8FAFC"/>
+            <w:shd w:fill="FFFFFF"/>
             <w:tcMar>
               <w:top w:w="100" w:type="dxa"/>
               <w:bottom w:w="100" w:type="dxa"/>
@@ -27313,7 +28018,7 @@
         <w:tc>
           <w:tcPr>
             <w:tcW w:type="dxa" w:w="1584"/>
-            <w:shd w:fill="FFFFFF"/>
+            <w:shd w:fill="F8FAFC"/>
             <w:tcMar>
               <w:top w:w="100" w:type="dxa"/>
               <w:bottom w:w="100" w:type="dxa"/>
@@ -27344,119 +28049,119 @@
         <w:tc>
           <w:tcPr>
             <w:tcW w:type="dxa" w:w="864"/>
-            <w:shd w:fill="FFFFFF"/>
-            <w:tcMar>
-              <w:top w:w="100" w:type="dxa"/>
-              <w:bottom w:w="100" w:type="dxa"/>
-              <w:left w:w="120" w:type="dxa"/>
-              <w:right w:w="120" w:type="dxa"/>
-            </w:tcMar>
-            <w:tcBorders>
-              <w:top w:val="single" w:sz="4" w:space="0" w:color="CCCCCC"/>
-              <w:bottom w:val="single" w:sz="4" w:space="0" w:color="CCCCCC"/>
-              <w:left w:val="single" w:sz="4" w:space="0" w:color="CCCCCC"/>
-              <w:right w:val="single" w:sz="4" w:space="0" w:color="CCCCCC"/>
-            </w:tcBorders>
-          </w:tcPr>
-          <w:p>
-            <w:pPr>
-              <w:spacing w:before="60" w:after="60" w:line="252" w:lineRule="auto"/>
-              <w:jc w:val="left"/>
-            </w:pPr>
-            <w:r/>
-            <w:r>
-              <w:t>Asia 11-15</w:t>
+            <w:shd w:fill="F8FAFC"/>
+            <w:tcMar>
+              <w:top w:w="100" w:type="dxa"/>
+              <w:bottom w:w="100" w:type="dxa"/>
+              <w:left w:w="120" w:type="dxa"/>
+              <w:right w:w="120" w:type="dxa"/>
+            </w:tcMar>
+            <w:tcBorders>
+              <w:top w:val="single" w:sz="4" w:space="0" w:color="CCCCCC"/>
+              <w:bottom w:val="single" w:sz="4" w:space="0" w:color="CCCCCC"/>
+              <w:left w:val="single" w:sz="4" w:space="0" w:color="CCCCCC"/>
+              <w:right w:val="single" w:sz="4" w:space="0" w:color="CCCCCC"/>
+            </w:tcBorders>
+          </w:tcPr>
+          <w:p>
+            <w:pPr>
+              <w:spacing w:before="60" w:after="60" w:line="252" w:lineRule="auto"/>
+              <w:jc w:val="left"/>
+            </w:pPr>
+            <w:r/>
+            <w:r>
+              <w:t>NY Open 21-23</w:t>
             </w:r>
           </w:p>
         </w:tc>
         <w:tc>
           <w:tcPr>
             <w:tcW w:type="dxa" w:w="1440"/>
-            <w:shd w:fill="FFFFFF"/>
-            <w:tcMar>
-              <w:top w:w="100" w:type="dxa"/>
-              <w:bottom w:w="100" w:type="dxa"/>
-              <w:left w:w="120" w:type="dxa"/>
-              <w:right w:w="120" w:type="dxa"/>
-            </w:tcMar>
-            <w:tcBorders>
-              <w:top w:val="single" w:sz="4" w:space="0" w:color="CCCCCC"/>
-              <w:bottom w:val="single" w:sz="4" w:space="0" w:color="CCCCCC"/>
-              <w:left w:val="single" w:sz="4" w:space="0" w:color="CCCCCC"/>
-              <w:right w:val="single" w:sz="4" w:space="0" w:color="CCCCCC"/>
-            </w:tcBorders>
-          </w:tcPr>
-          <w:p>
-            <w:pPr>
-              <w:spacing w:before="60" w:after="60" w:line="252" w:lineRule="auto"/>
-              <w:jc w:val="left"/>
-            </w:pPr>
-            <w:r/>
-            <w:r>
-              <w:t>699.00</w:t>
+            <w:shd w:fill="F8FAFC"/>
+            <w:tcMar>
+              <w:top w:w="100" w:type="dxa"/>
+              <w:bottom w:w="100" w:type="dxa"/>
+              <w:left w:w="120" w:type="dxa"/>
+              <w:right w:w="120" w:type="dxa"/>
+            </w:tcMar>
+            <w:tcBorders>
+              <w:top w:val="single" w:sz="4" w:space="0" w:color="CCCCCC"/>
+              <w:bottom w:val="single" w:sz="4" w:space="0" w:color="CCCCCC"/>
+              <w:left w:val="single" w:sz="4" w:space="0" w:color="CCCCCC"/>
+              <w:right w:val="single" w:sz="4" w:space="0" w:color="CCCCCC"/>
+            </w:tcBorders>
+          </w:tcPr>
+          <w:p>
+            <w:pPr>
+              <w:spacing w:before="60" w:after="60" w:line="252" w:lineRule="auto"/>
+              <w:jc w:val="left"/>
+            </w:pPr>
+            <w:r/>
+            <w:r>
+              <w:t>701.25</w:t>
             </w:r>
           </w:p>
         </w:tc>
         <w:tc>
           <w:tcPr>
             <w:tcW w:type="dxa" w:w="2016"/>
-            <w:shd w:fill="FFFFFF"/>
-            <w:tcMar>
-              <w:top w:w="100" w:type="dxa"/>
-              <w:bottom w:w="100" w:type="dxa"/>
-              <w:left w:w="120" w:type="dxa"/>
-              <w:right w:w="120" w:type="dxa"/>
-            </w:tcMar>
-            <w:tcBorders>
-              <w:top w:val="single" w:sz="4" w:space="0" w:color="CCCCCC"/>
-              <w:bottom w:val="single" w:sz="4" w:space="0" w:color="CCCCCC"/>
-              <w:left w:val="single" w:sz="4" w:space="0" w:color="CCCCCC"/>
-              <w:right w:val="single" w:sz="4" w:space="0" w:color="CCCCCC"/>
-            </w:tcBorders>
-          </w:tcPr>
-          <w:p>
-            <w:pPr>
-              <w:spacing w:before="60" w:after="60" w:line="252" w:lineRule="auto"/>
-              <w:jc w:val="left"/>
-            </w:pPr>
-            <w:r/>
-            <w:r>
-              <w:t>706.00</w:t>
+            <w:shd w:fill="F8FAFC"/>
+            <w:tcMar>
+              <w:top w:w="100" w:type="dxa"/>
+              <w:bottom w:w="100" w:type="dxa"/>
+              <w:left w:w="120" w:type="dxa"/>
+              <w:right w:w="120" w:type="dxa"/>
+            </w:tcMar>
+            <w:tcBorders>
+              <w:top w:val="single" w:sz="4" w:space="0" w:color="CCCCCC"/>
+              <w:bottom w:val="single" w:sz="4" w:space="0" w:color="CCCCCC"/>
+              <w:left w:val="single" w:sz="4" w:space="0" w:color="CCCCCC"/>
+              <w:right w:val="single" w:sz="4" w:space="0" w:color="CCCCCC"/>
+            </w:tcBorders>
+          </w:tcPr>
+          <w:p>
+            <w:pPr>
+              <w:spacing w:before="60" w:after="60" w:line="252" w:lineRule="auto"/>
+              <w:jc w:val="left"/>
+            </w:pPr>
+            <w:r/>
+            <w:r>
+              <w:t>713.50</w:t>
             </w:r>
           </w:p>
         </w:tc>
         <w:tc>
           <w:tcPr>
             <w:tcW w:type="dxa" w:w="1152"/>
-            <w:shd w:fill="FFFFFF"/>
-            <w:tcMar>
-              <w:top w:w="100" w:type="dxa"/>
-              <w:bottom w:w="100" w:type="dxa"/>
-              <w:left w:w="120" w:type="dxa"/>
-              <w:right w:w="120" w:type="dxa"/>
-            </w:tcMar>
-            <w:tcBorders>
-              <w:top w:val="single" w:sz="4" w:space="0" w:color="CCCCCC"/>
-              <w:bottom w:val="single" w:sz="4" w:space="0" w:color="CCCCCC"/>
-              <w:left w:val="single" w:sz="4" w:space="0" w:color="CCCCCC"/>
-              <w:right w:val="single" w:sz="4" w:space="0" w:color="CCCCCC"/>
-            </w:tcBorders>
-          </w:tcPr>
-          <w:p>
-            <w:pPr>
-              <w:spacing w:before="60" w:after="60" w:line="252" w:lineRule="auto"/>
-              <w:jc w:val="left"/>
-            </w:pPr>
-            <w:r/>
-            <w:r>
-              <w:t>693.00</w:t>
+            <w:shd w:fill="F8FAFC"/>
+            <w:tcMar>
+              <w:top w:w="100" w:type="dxa"/>
+              <w:bottom w:w="100" w:type="dxa"/>
+              <w:left w:w="120" w:type="dxa"/>
+              <w:right w:w="120" w:type="dxa"/>
+            </w:tcMar>
+            <w:tcBorders>
+              <w:top w:val="single" w:sz="4" w:space="0" w:color="CCCCCC"/>
+              <w:bottom w:val="single" w:sz="4" w:space="0" w:color="CCCCCC"/>
+              <w:left w:val="single" w:sz="4" w:space="0" w:color="CCCCCC"/>
+              <w:right w:val="single" w:sz="4" w:space="0" w:color="CCCCCC"/>
+            </w:tcBorders>
+          </w:tcPr>
+          <w:p>
+            <w:pPr>
+              <w:spacing w:before="60" w:after="60" w:line="252" w:lineRule="auto"/>
+              <w:jc w:val="left"/>
+            </w:pPr>
+            <w:r/>
+            <w:r>
+              <w:t>687.00</w:t>
             </w:r>
           </w:p>
         </w:tc>
         <w:tc>
           <w:tcPr>
             <w:tcW w:type="dxa" w:w="1728"/>
-            <w:shd w:fill="FFFFFF"/>
+            <w:shd w:fill="F8FAFC"/>
             <w:tcMar>
               <w:top w:w="100" w:type="dxa"/>
               <w:bottom w:w="100" w:type="dxa"/>
@@ -27480,7 +28185,242 @@
               <w:rPr>
                 <w:b/>
               </w:rPr>
-              <w:t>698.25</w:t>
+              <w:t>699.75</w:t>
+            </w:r>
+          </w:p>
+        </w:tc>
+        <w:tc>
+          <w:tcPr>
+            <w:tcW w:type="dxa" w:w="3456"/>
+            <w:shd w:fill="F8FAFC"/>
+            <w:tcMar>
+              <w:top w:w="100" w:type="dxa"/>
+              <w:bottom w:w="100" w:type="dxa"/>
+              <w:left w:w="120" w:type="dxa"/>
+              <w:right w:w="120" w:type="dxa"/>
+            </w:tcMar>
+            <w:tcBorders>
+              <w:top w:val="single" w:sz="4" w:space="0" w:color="CCCCCC"/>
+              <w:bottom w:val="single" w:sz="4" w:space="0" w:color="CCCCCC"/>
+              <w:left w:val="single" w:sz="4" w:space="0" w:color="CCCCCC"/>
+              <w:right w:val="single" w:sz="4" w:space="0" w:color="CCCCCC"/>
+            </w:tcBorders>
+          </w:tcPr>
+          <w:p>
+            <w:pPr>
+              <w:spacing w:before="60" w:after="60" w:line="252" w:lineRule="auto"/>
+              <w:jc w:val="left"/>
+            </w:pPr>
+            <w:r/>
+            <w:r>
+              <w:rPr>
+                <w:b/>
+              </w:rPr>
+              <w:t>-1.50</w:t>
+            </w:r>
+          </w:p>
+        </w:tc>
+        <w:tc>
+          <w:tcPr>
+            <w:tcW w:type="dxa" w:w="1440"/>
+            <w:shd w:fill="F8FAFC"/>
+            <w:tcMar>
+              <w:top w:w="100" w:type="dxa"/>
+              <w:bottom w:w="100" w:type="dxa"/>
+              <w:left w:w="120" w:type="dxa"/>
+              <w:right w:w="120" w:type="dxa"/>
+            </w:tcMar>
+            <w:tcBorders>
+              <w:top w:val="single" w:sz="4" w:space="0" w:color="CCCCCC"/>
+              <w:bottom w:val="single" w:sz="4" w:space="0" w:color="CCCCCC"/>
+              <w:left w:val="single" w:sz="4" w:space="0" w:color="CCCCCC"/>
+              <w:right w:val="single" w:sz="4" w:space="0" w:color="CCCCCC"/>
+            </w:tcBorders>
+          </w:tcPr>
+          <w:p>
+            <w:pPr>
+              <w:spacing w:before="60" w:after="60" w:line="252" w:lineRule="auto"/>
+              <w:jc w:val="left"/>
+            </w:pPr>
+            <w:r/>
+            <w:r>
+              <w:t>BEAR</w:t>
+            </w:r>
+          </w:p>
+        </w:tc>
+      </w:tr>
+      <w:tr>
+        <w:tc>
+          <w:tcPr>
+            <w:tcW w:type="dxa" w:w="1584"/>
+            <w:shd w:fill="FFFFFF"/>
+            <w:tcMar>
+              <w:top w:w="100" w:type="dxa"/>
+              <w:bottom w:w="100" w:type="dxa"/>
+              <w:left w:w="120" w:type="dxa"/>
+              <w:right w:w="120" w:type="dxa"/>
+            </w:tcMar>
+            <w:tcBorders>
+              <w:top w:val="single" w:sz="4" w:space="0" w:color="CCCCCC"/>
+              <w:bottom w:val="single" w:sz="4" w:space="0" w:color="CCCCCC"/>
+              <w:left w:val="single" w:sz="4" w:space="0" w:color="CCCCCC"/>
+              <w:right w:val="single" w:sz="4" w:space="0" w:color="CCCCCC"/>
+            </w:tcBorders>
+          </w:tcPr>
+          <w:p>
+            <w:pPr>
+              <w:spacing w:before="60" w:after="60" w:line="252" w:lineRule="auto"/>
+              <w:jc w:val="left"/>
+            </w:pPr>
+            <w:r/>
+            <w:r>
+              <w:rPr>
+                <w:b/>
+              </w:rPr>
+              <w:t>Wed 14/10</w:t>
+            </w:r>
+          </w:p>
+        </w:tc>
+        <w:tc>
+          <w:tcPr>
+            <w:tcW w:type="dxa" w:w="864"/>
+            <w:shd w:fill="FFFFFF"/>
+            <w:tcMar>
+              <w:top w:w="100" w:type="dxa"/>
+              <w:bottom w:w="100" w:type="dxa"/>
+              <w:left w:w="120" w:type="dxa"/>
+              <w:right w:w="120" w:type="dxa"/>
+            </w:tcMar>
+            <w:tcBorders>
+              <w:top w:val="single" w:sz="4" w:space="0" w:color="CCCCCC"/>
+              <w:bottom w:val="single" w:sz="4" w:space="0" w:color="CCCCCC"/>
+              <w:left w:val="single" w:sz="4" w:space="0" w:color="CCCCCC"/>
+              <w:right w:val="single" w:sz="4" w:space="0" w:color="CCCCCC"/>
+            </w:tcBorders>
+          </w:tcPr>
+          <w:p>
+            <w:pPr>
+              <w:spacing w:before="60" w:after="60" w:line="252" w:lineRule="auto"/>
+              <w:jc w:val="left"/>
+            </w:pPr>
+            <w:r/>
+            <w:r>
+              <w:t>NY Close 23-01</w:t>
+            </w:r>
+          </w:p>
+        </w:tc>
+        <w:tc>
+          <w:tcPr>
+            <w:tcW w:type="dxa" w:w="1440"/>
+            <w:shd w:fill="FFFFFF"/>
+            <w:tcMar>
+              <w:top w:w="100" w:type="dxa"/>
+              <w:bottom w:w="100" w:type="dxa"/>
+              <w:left w:w="120" w:type="dxa"/>
+              <w:right w:w="120" w:type="dxa"/>
+            </w:tcMar>
+            <w:tcBorders>
+              <w:top w:val="single" w:sz="4" w:space="0" w:color="CCCCCC"/>
+              <w:bottom w:val="single" w:sz="4" w:space="0" w:color="CCCCCC"/>
+              <w:left w:val="single" w:sz="4" w:space="0" w:color="CCCCCC"/>
+              <w:right w:val="single" w:sz="4" w:space="0" w:color="CCCCCC"/>
+            </w:tcBorders>
+          </w:tcPr>
+          <w:p>
+            <w:pPr>
+              <w:spacing w:before="60" w:after="60" w:line="252" w:lineRule="auto"/>
+              <w:jc w:val="left"/>
+            </w:pPr>
+            <w:r/>
+            <w:r>
+              <w:t>699.75</w:t>
+            </w:r>
+          </w:p>
+        </w:tc>
+        <w:tc>
+          <w:tcPr>
+            <w:tcW w:type="dxa" w:w="2016"/>
+            <w:shd w:fill="FFFFFF"/>
+            <w:tcMar>
+              <w:top w:w="100" w:type="dxa"/>
+              <w:bottom w:w="100" w:type="dxa"/>
+              <w:left w:w="120" w:type="dxa"/>
+              <w:right w:w="120" w:type="dxa"/>
+            </w:tcMar>
+            <w:tcBorders>
+              <w:top w:val="single" w:sz="4" w:space="0" w:color="CCCCCC"/>
+              <w:bottom w:val="single" w:sz="4" w:space="0" w:color="CCCCCC"/>
+              <w:left w:val="single" w:sz="4" w:space="0" w:color="CCCCCC"/>
+              <w:right w:val="single" w:sz="4" w:space="0" w:color="CCCCCC"/>
+            </w:tcBorders>
+          </w:tcPr>
+          <w:p>
+            <w:pPr>
+              <w:spacing w:before="60" w:after="60" w:line="252" w:lineRule="auto"/>
+              <w:jc w:val="left"/>
+            </w:pPr>
+            <w:r/>
+            <w:r>
+              <w:t>706.75</w:t>
+            </w:r>
+          </w:p>
+        </w:tc>
+        <w:tc>
+          <w:tcPr>
+            <w:tcW w:type="dxa" w:w="1152"/>
+            <w:shd w:fill="FFFFFF"/>
+            <w:tcMar>
+              <w:top w:w="100" w:type="dxa"/>
+              <w:bottom w:w="100" w:type="dxa"/>
+              <w:left w:w="120" w:type="dxa"/>
+              <w:right w:w="120" w:type="dxa"/>
+            </w:tcMar>
+            <w:tcBorders>
+              <w:top w:val="single" w:sz="4" w:space="0" w:color="CCCCCC"/>
+              <w:bottom w:val="single" w:sz="4" w:space="0" w:color="CCCCCC"/>
+              <w:left w:val="single" w:sz="4" w:space="0" w:color="CCCCCC"/>
+              <w:right w:val="single" w:sz="4" w:space="0" w:color="CCCCCC"/>
+            </w:tcBorders>
+          </w:tcPr>
+          <w:p>
+            <w:pPr>
+              <w:spacing w:before="60" w:after="60" w:line="252" w:lineRule="auto"/>
+              <w:jc w:val="left"/>
+            </w:pPr>
+            <w:r/>
+            <w:r>
+              <w:t>690.25</w:t>
+            </w:r>
+          </w:p>
+        </w:tc>
+        <w:tc>
+          <w:tcPr>
+            <w:tcW w:type="dxa" w:w="1728"/>
+            <w:shd w:fill="FFFFFF"/>
+            <w:tcMar>
+              <w:top w:w="100" w:type="dxa"/>
+              <w:bottom w:w="100" w:type="dxa"/>
+              <w:left w:w="120" w:type="dxa"/>
+              <w:right w:w="120" w:type="dxa"/>
+            </w:tcMar>
+            <w:tcBorders>
+              <w:top w:val="single" w:sz="4" w:space="0" w:color="CCCCCC"/>
+              <w:bottom w:val="single" w:sz="4" w:space="0" w:color="CCCCCC"/>
+              <w:left w:val="single" w:sz="4" w:space="0" w:color="CCCCCC"/>
+              <w:right w:val="single" w:sz="4" w:space="0" w:color="CCCCCC"/>
+            </w:tcBorders>
+          </w:tcPr>
+          <w:p>
+            <w:pPr>
+              <w:spacing w:before="60" w:after="60" w:line="252" w:lineRule="auto"/>
+              <w:jc w:val="left"/>
+            </w:pPr>
+            <w:r/>
+            <w:r>
+              <w:rPr>
+                <w:b/>
+              </w:rPr>
+              <w:t>700.25</w:t>
             </w:r>
           </w:p>
         </w:tc>
@@ -27488,6 +28428,1651 @@
           <w:tcPr>
             <w:tcW w:type="dxa" w:w="3456"/>
             <w:shd w:fill="FFFFFF"/>
+            <w:tcMar>
+              <w:top w:w="100" w:type="dxa"/>
+              <w:bottom w:w="100" w:type="dxa"/>
+              <w:left w:w="120" w:type="dxa"/>
+              <w:right w:w="120" w:type="dxa"/>
+            </w:tcMar>
+            <w:tcBorders>
+              <w:top w:val="single" w:sz="4" w:space="0" w:color="CCCCCC"/>
+              <w:bottom w:val="single" w:sz="4" w:space="0" w:color="CCCCCC"/>
+              <w:left w:val="single" w:sz="4" w:space="0" w:color="CCCCCC"/>
+              <w:right w:val="single" w:sz="4" w:space="0" w:color="CCCCCC"/>
+            </w:tcBorders>
+          </w:tcPr>
+          <w:p>
+            <w:pPr>
+              <w:spacing w:before="60" w:after="60" w:line="252" w:lineRule="auto"/>
+              <w:jc w:val="left"/>
+            </w:pPr>
+            <w:r/>
+            <w:r>
+              <w:rPr>
+                <w:b/>
+              </w:rPr>
+              <w:t>+0.50</w:t>
+            </w:r>
+          </w:p>
+        </w:tc>
+        <w:tc>
+          <w:tcPr>
+            <w:tcW w:type="dxa" w:w="1440"/>
+            <w:shd w:fill="FFFFFF"/>
+            <w:tcMar>
+              <w:top w:w="100" w:type="dxa"/>
+              <w:bottom w:w="100" w:type="dxa"/>
+              <w:left w:w="120" w:type="dxa"/>
+              <w:right w:w="120" w:type="dxa"/>
+            </w:tcMar>
+            <w:tcBorders>
+              <w:top w:val="single" w:sz="4" w:space="0" w:color="CCCCCC"/>
+              <w:bottom w:val="single" w:sz="4" w:space="0" w:color="CCCCCC"/>
+              <w:left w:val="single" w:sz="4" w:space="0" w:color="CCCCCC"/>
+              <w:right w:val="single" w:sz="4" w:space="0" w:color="CCCCCC"/>
+            </w:tcBorders>
+          </w:tcPr>
+          <w:p>
+            <w:pPr>
+              <w:spacing w:before="60" w:after="60" w:line="252" w:lineRule="auto"/>
+              <w:jc w:val="left"/>
+            </w:pPr>
+            <w:r/>
+            <w:r>
+              <w:t>BULL</w:t>
+            </w:r>
+          </w:p>
+        </w:tc>
+      </w:tr>
+      <w:tr>
+        <w:tc>
+          <w:tcPr>
+            <w:tcW w:type="dxa" w:w="1584"/>
+            <w:shd w:fill="F8FAFC"/>
+            <w:tcMar>
+              <w:top w:w="100" w:type="dxa"/>
+              <w:bottom w:w="100" w:type="dxa"/>
+              <w:left w:w="120" w:type="dxa"/>
+              <w:right w:w="120" w:type="dxa"/>
+            </w:tcMar>
+            <w:tcBorders>
+              <w:top w:val="single" w:sz="4" w:space="0" w:color="CCCCCC"/>
+              <w:bottom w:val="single" w:sz="4" w:space="0" w:color="CCCCCC"/>
+              <w:left w:val="single" w:sz="4" w:space="0" w:color="CCCCCC"/>
+              <w:right w:val="single" w:sz="4" w:space="0" w:color="CCCCCC"/>
+            </w:tcBorders>
+          </w:tcPr>
+          <w:p>
+            <w:pPr>
+              <w:spacing w:before="60" w:after="60" w:line="252" w:lineRule="auto"/>
+              <w:jc w:val="left"/>
+            </w:pPr>
+            <w:r/>
+            <w:r>
+              <w:rPr>
+                <w:b/>
+              </w:rPr>
+              <w:t>Thu 15/10</w:t>
+            </w:r>
+          </w:p>
+        </w:tc>
+        <w:tc>
+          <w:tcPr>
+            <w:tcW w:type="dxa" w:w="864"/>
+            <w:shd w:fill="F8FAFC"/>
+            <w:tcMar>
+              <w:top w:w="100" w:type="dxa"/>
+              <w:bottom w:w="100" w:type="dxa"/>
+              <w:left w:w="120" w:type="dxa"/>
+              <w:right w:w="120" w:type="dxa"/>
+            </w:tcMar>
+            <w:tcBorders>
+              <w:top w:val="single" w:sz="4" w:space="0" w:color="CCCCCC"/>
+              <w:bottom w:val="single" w:sz="4" w:space="0" w:color="CCCCCC"/>
+              <w:left w:val="single" w:sz="4" w:space="0" w:color="CCCCCC"/>
+              <w:right w:val="single" w:sz="4" w:space="0" w:color="CCCCCC"/>
+            </w:tcBorders>
+          </w:tcPr>
+          <w:p>
+            <w:pPr>
+              <w:spacing w:before="60" w:after="60" w:line="252" w:lineRule="auto"/>
+              <w:jc w:val="left"/>
+            </w:pPr>
+            <w:r/>
+            <w:r>
+              <w:t>Asia 07-11</w:t>
+            </w:r>
+          </w:p>
+        </w:tc>
+        <w:tc>
+          <w:tcPr>
+            <w:tcW w:type="dxa" w:w="1440"/>
+            <w:shd w:fill="F8FAFC"/>
+            <w:tcMar>
+              <w:top w:w="100" w:type="dxa"/>
+              <w:bottom w:w="100" w:type="dxa"/>
+              <w:left w:w="120" w:type="dxa"/>
+              <w:right w:w="120" w:type="dxa"/>
+            </w:tcMar>
+            <w:tcBorders>
+              <w:top w:val="single" w:sz="4" w:space="0" w:color="CCCCCC"/>
+              <w:bottom w:val="single" w:sz="4" w:space="0" w:color="CCCCCC"/>
+              <w:left w:val="single" w:sz="4" w:space="0" w:color="CCCCCC"/>
+              <w:right w:val="single" w:sz="4" w:space="0" w:color="CCCCCC"/>
+            </w:tcBorders>
+          </w:tcPr>
+          <w:p>
+            <w:pPr>
+              <w:spacing w:before="60" w:after="60" w:line="252" w:lineRule="auto"/>
+              <w:jc w:val="left"/>
+            </w:pPr>
+            <w:r/>
+            <w:r>
+              <w:t>700.25</w:t>
+            </w:r>
+          </w:p>
+        </w:tc>
+        <w:tc>
+          <w:tcPr>
+            <w:tcW w:type="dxa" w:w="2016"/>
+            <w:shd w:fill="F8FAFC"/>
+            <w:tcMar>
+              <w:top w:w="100" w:type="dxa"/>
+              <w:bottom w:w="100" w:type="dxa"/>
+              <w:left w:w="120" w:type="dxa"/>
+              <w:right w:w="120" w:type="dxa"/>
+            </w:tcMar>
+            <w:tcBorders>
+              <w:top w:val="single" w:sz="4" w:space="0" w:color="CCCCCC"/>
+              <w:bottom w:val="single" w:sz="4" w:space="0" w:color="CCCCCC"/>
+              <w:left w:val="single" w:sz="4" w:space="0" w:color="CCCCCC"/>
+              <w:right w:val="single" w:sz="4" w:space="0" w:color="CCCCCC"/>
+            </w:tcBorders>
+          </w:tcPr>
+          <w:p>
+            <w:pPr>
+              <w:spacing w:before="60" w:after="60" w:line="252" w:lineRule="auto"/>
+              <w:jc w:val="left"/>
+            </w:pPr>
+            <w:r/>
+            <w:r>
+              <w:t>710.75</w:t>
+            </w:r>
+          </w:p>
+        </w:tc>
+        <w:tc>
+          <w:tcPr>
+            <w:tcW w:type="dxa" w:w="1152"/>
+            <w:shd w:fill="F8FAFC"/>
+            <w:tcMar>
+              <w:top w:w="100" w:type="dxa"/>
+              <w:bottom w:w="100" w:type="dxa"/>
+              <w:left w:w="120" w:type="dxa"/>
+              <w:right w:w="120" w:type="dxa"/>
+            </w:tcMar>
+            <w:tcBorders>
+              <w:top w:val="single" w:sz="4" w:space="0" w:color="CCCCCC"/>
+              <w:bottom w:val="single" w:sz="4" w:space="0" w:color="CCCCCC"/>
+              <w:left w:val="single" w:sz="4" w:space="0" w:color="CCCCCC"/>
+              <w:right w:val="single" w:sz="4" w:space="0" w:color="CCCCCC"/>
+            </w:tcBorders>
+          </w:tcPr>
+          <w:p>
+            <w:pPr>
+              <w:spacing w:before="60" w:after="60" w:line="252" w:lineRule="auto"/>
+              <w:jc w:val="left"/>
+            </w:pPr>
+            <w:r/>
+            <w:r>
+              <w:t>693.00</w:t>
+            </w:r>
+          </w:p>
+        </w:tc>
+        <w:tc>
+          <w:tcPr>
+            <w:tcW w:type="dxa" w:w="1728"/>
+            <w:shd w:fill="F8FAFC"/>
+            <w:tcMar>
+              <w:top w:w="100" w:type="dxa"/>
+              <w:bottom w:w="100" w:type="dxa"/>
+              <w:left w:w="120" w:type="dxa"/>
+              <w:right w:w="120" w:type="dxa"/>
+            </w:tcMar>
+            <w:tcBorders>
+              <w:top w:val="single" w:sz="4" w:space="0" w:color="CCCCCC"/>
+              <w:bottom w:val="single" w:sz="4" w:space="0" w:color="CCCCCC"/>
+              <w:left w:val="single" w:sz="4" w:space="0" w:color="CCCCCC"/>
+              <w:right w:val="single" w:sz="4" w:space="0" w:color="CCCCCC"/>
+            </w:tcBorders>
+          </w:tcPr>
+          <w:p>
+            <w:pPr>
+              <w:spacing w:before="60" w:after="60" w:line="252" w:lineRule="auto"/>
+              <w:jc w:val="left"/>
+            </w:pPr>
+            <w:r/>
+            <w:r>
+              <w:rPr>
+                <w:b/>
+              </w:rPr>
+              <w:t>700.00</w:t>
+            </w:r>
+          </w:p>
+        </w:tc>
+        <w:tc>
+          <w:tcPr>
+            <w:tcW w:type="dxa" w:w="3456"/>
+            <w:shd w:fill="F8FAFC"/>
+            <w:tcMar>
+              <w:top w:w="100" w:type="dxa"/>
+              <w:bottom w:w="100" w:type="dxa"/>
+              <w:left w:w="120" w:type="dxa"/>
+              <w:right w:w="120" w:type="dxa"/>
+            </w:tcMar>
+            <w:tcBorders>
+              <w:top w:val="single" w:sz="4" w:space="0" w:color="CCCCCC"/>
+              <w:bottom w:val="single" w:sz="4" w:space="0" w:color="CCCCCC"/>
+              <w:left w:val="single" w:sz="4" w:space="0" w:color="CCCCCC"/>
+              <w:right w:val="single" w:sz="4" w:space="0" w:color="CCCCCC"/>
+            </w:tcBorders>
+          </w:tcPr>
+          <w:p>
+            <w:pPr>
+              <w:spacing w:before="60" w:after="60" w:line="252" w:lineRule="auto"/>
+              <w:jc w:val="left"/>
+            </w:pPr>
+            <w:r/>
+            <w:r>
+              <w:rPr>
+                <w:b/>
+              </w:rPr>
+              <w:t>-0.25</w:t>
+            </w:r>
+          </w:p>
+        </w:tc>
+        <w:tc>
+          <w:tcPr>
+            <w:tcW w:type="dxa" w:w="1440"/>
+            <w:shd w:fill="F8FAFC"/>
+            <w:tcMar>
+              <w:top w:w="100" w:type="dxa"/>
+              <w:bottom w:w="100" w:type="dxa"/>
+              <w:left w:w="120" w:type="dxa"/>
+              <w:right w:w="120" w:type="dxa"/>
+            </w:tcMar>
+            <w:tcBorders>
+              <w:top w:val="single" w:sz="4" w:space="0" w:color="CCCCCC"/>
+              <w:bottom w:val="single" w:sz="4" w:space="0" w:color="CCCCCC"/>
+              <w:left w:val="single" w:sz="4" w:space="0" w:color="CCCCCC"/>
+              <w:right w:val="single" w:sz="4" w:space="0" w:color="CCCCCC"/>
+            </w:tcBorders>
+          </w:tcPr>
+          <w:p>
+            <w:pPr>
+              <w:spacing w:before="60" w:after="60" w:line="252" w:lineRule="auto"/>
+              <w:jc w:val="left"/>
+            </w:pPr>
+            <w:r/>
+            <w:r>
+              <w:t>BEAR</w:t>
+            </w:r>
+          </w:p>
+        </w:tc>
+      </w:tr>
+      <w:tr>
+        <w:tc>
+          <w:tcPr>
+            <w:tcW w:type="dxa" w:w="1584"/>
+            <w:shd w:fill="FFFFFF"/>
+            <w:tcMar>
+              <w:top w:w="100" w:type="dxa"/>
+              <w:bottom w:w="100" w:type="dxa"/>
+              <w:left w:w="120" w:type="dxa"/>
+              <w:right w:w="120" w:type="dxa"/>
+            </w:tcMar>
+            <w:tcBorders>
+              <w:top w:val="single" w:sz="4" w:space="0" w:color="CCCCCC"/>
+              <w:bottom w:val="single" w:sz="4" w:space="0" w:color="CCCCCC"/>
+              <w:left w:val="single" w:sz="4" w:space="0" w:color="CCCCCC"/>
+              <w:right w:val="single" w:sz="4" w:space="0" w:color="CCCCCC"/>
+            </w:tcBorders>
+          </w:tcPr>
+          <w:p>
+            <w:pPr>
+              <w:spacing w:before="60" w:after="60" w:line="252" w:lineRule="auto"/>
+              <w:jc w:val="left"/>
+            </w:pPr>
+            <w:r/>
+            <w:r>
+              <w:rPr>
+                <w:b/>
+              </w:rPr>
+              <w:t>Thu 15/10</w:t>
+            </w:r>
+          </w:p>
+        </w:tc>
+        <w:tc>
+          <w:tcPr>
+            <w:tcW w:type="dxa" w:w="864"/>
+            <w:shd w:fill="FFFFFF"/>
+            <w:tcMar>
+              <w:top w:w="100" w:type="dxa"/>
+              <w:bottom w:w="100" w:type="dxa"/>
+              <w:left w:w="120" w:type="dxa"/>
+              <w:right w:w="120" w:type="dxa"/>
+            </w:tcMar>
+            <w:tcBorders>
+              <w:top w:val="single" w:sz="4" w:space="0" w:color="CCCCCC"/>
+              <w:bottom w:val="single" w:sz="4" w:space="0" w:color="CCCCCC"/>
+              <w:left w:val="single" w:sz="4" w:space="0" w:color="CCCCCC"/>
+              <w:right w:val="single" w:sz="4" w:space="0" w:color="CCCCCC"/>
+            </w:tcBorders>
+          </w:tcPr>
+          <w:p>
+            <w:pPr>
+              <w:spacing w:before="60" w:after="60" w:line="252" w:lineRule="auto"/>
+              <w:jc w:val="left"/>
+            </w:pPr>
+            <w:r/>
+            <w:r>
+              <w:t>Asia 11-15</w:t>
+            </w:r>
+          </w:p>
+        </w:tc>
+        <w:tc>
+          <w:tcPr>
+            <w:tcW w:type="dxa" w:w="1440"/>
+            <w:shd w:fill="FFFFFF"/>
+            <w:tcMar>
+              <w:top w:w="100" w:type="dxa"/>
+              <w:bottom w:w="100" w:type="dxa"/>
+              <w:left w:w="120" w:type="dxa"/>
+              <w:right w:w="120" w:type="dxa"/>
+            </w:tcMar>
+            <w:tcBorders>
+              <w:top w:val="single" w:sz="4" w:space="0" w:color="CCCCCC"/>
+              <w:bottom w:val="single" w:sz="4" w:space="0" w:color="CCCCCC"/>
+              <w:left w:val="single" w:sz="4" w:space="0" w:color="CCCCCC"/>
+              <w:right w:val="single" w:sz="4" w:space="0" w:color="CCCCCC"/>
+            </w:tcBorders>
+          </w:tcPr>
+          <w:p>
+            <w:pPr>
+              <w:spacing w:before="60" w:after="60" w:line="252" w:lineRule="auto"/>
+              <w:jc w:val="left"/>
+            </w:pPr>
+            <w:r/>
+            <w:r>
+              <w:t>700.00</w:t>
+            </w:r>
+          </w:p>
+        </w:tc>
+        <w:tc>
+          <w:tcPr>
+            <w:tcW w:type="dxa" w:w="2016"/>
+            <w:shd w:fill="FFFFFF"/>
+            <w:tcMar>
+              <w:top w:w="100" w:type="dxa"/>
+              <w:bottom w:w="100" w:type="dxa"/>
+              <w:left w:w="120" w:type="dxa"/>
+              <w:right w:w="120" w:type="dxa"/>
+            </w:tcMar>
+            <w:tcBorders>
+              <w:top w:val="single" w:sz="4" w:space="0" w:color="CCCCCC"/>
+              <w:bottom w:val="single" w:sz="4" w:space="0" w:color="CCCCCC"/>
+              <w:left w:val="single" w:sz="4" w:space="0" w:color="CCCCCC"/>
+              <w:right w:val="single" w:sz="4" w:space="0" w:color="CCCCCC"/>
+            </w:tcBorders>
+          </w:tcPr>
+          <w:p>
+            <w:pPr>
+              <w:spacing w:before="60" w:after="60" w:line="252" w:lineRule="auto"/>
+              <w:jc w:val="left"/>
+            </w:pPr>
+            <w:r/>
+            <w:r>
+              <w:t>709.75</w:t>
+            </w:r>
+          </w:p>
+        </w:tc>
+        <w:tc>
+          <w:tcPr>
+            <w:tcW w:type="dxa" w:w="1152"/>
+            <w:shd w:fill="FFFFFF"/>
+            <w:tcMar>
+              <w:top w:w="100" w:type="dxa"/>
+              <w:bottom w:w="100" w:type="dxa"/>
+              <w:left w:w="120" w:type="dxa"/>
+              <w:right w:w="120" w:type="dxa"/>
+            </w:tcMar>
+            <w:tcBorders>
+              <w:top w:val="single" w:sz="4" w:space="0" w:color="CCCCCC"/>
+              <w:bottom w:val="single" w:sz="4" w:space="0" w:color="CCCCCC"/>
+              <w:left w:val="single" w:sz="4" w:space="0" w:color="CCCCCC"/>
+              <w:right w:val="single" w:sz="4" w:space="0" w:color="CCCCCC"/>
+            </w:tcBorders>
+          </w:tcPr>
+          <w:p>
+            <w:pPr>
+              <w:spacing w:before="60" w:after="60" w:line="252" w:lineRule="auto"/>
+              <w:jc w:val="left"/>
+            </w:pPr>
+            <w:r/>
+            <w:r>
+              <w:t>690.25</w:t>
+            </w:r>
+          </w:p>
+        </w:tc>
+        <w:tc>
+          <w:tcPr>
+            <w:tcW w:type="dxa" w:w="1728"/>
+            <w:shd w:fill="FFFFFF"/>
+            <w:tcMar>
+              <w:top w:w="100" w:type="dxa"/>
+              <w:bottom w:w="100" w:type="dxa"/>
+              <w:left w:w="120" w:type="dxa"/>
+              <w:right w:w="120" w:type="dxa"/>
+            </w:tcMar>
+            <w:tcBorders>
+              <w:top w:val="single" w:sz="4" w:space="0" w:color="CCCCCC"/>
+              <w:bottom w:val="single" w:sz="4" w:space="0" w:color="CCCCCC"/>
+              <w:left w:val="single" w:sz="4" w:space="0" w:color="CCCCCC"/>
+              <w:right w:val="single" w:sz="4" w:space="0" w:color="CCCCCC"/>
+            </w:tcBorders>
+          </w:tcPr>
+          <w:p>
+            <w:pPr>
+              <w:spacing w:before="60" w:after="60" w:line="252" w:lineRule="auto"/>
+              <w:jc w:val="left"/>
+            </w:pPr>
+            <w:r/>
+            <w:r>
+              <w:rPr>
+                <w:b/>
+              </w:rPr>
+              <w:t>700.50</w:t>
+            </w:r>
+          </w:p>
+        </w:tc>
+        <w:tc>
+          <w:tcPr>
+            <w:tcW w:type="dxa" w:w="3456"/>
+            <w:shd w:fill="FFFFFF"/>
+            <w:tcMar>
+              <w:top w:w="100" w:type="dxa"/>
+              <w:bottom w:w="100" w:type="dxa"/>
+              <w:left w:w="120" w:type="dxa"/>
+              <w:right w:w="120" w:type="dxa"/>
+            </w:tcMar>
+            <w:tcBorders>
+              <w:top w:val="single" w:sz="4" w:space="0" w:color="CCCCCC"/>
+              <w:bottom w:val="single" w:sz="4" w:space="0" w:color="CCCCCC"/>
+              <w:left w:val="single" w:sz="4" w:space="0" w:color="CCCCCC"/>
+              <w:right w:val="single" w:sz="4" w:space="0" w:color="CCCCCC"/>
+            </w:tcBorders>
+          </w:tcPr>
+          <w:p>
+            <w:pPr>
+              <w:spacing w:before="60" w:after="60" w:line="252" w:lineRule="auto"/>
+              <w:jc w:val="left"/>
+            </w:pPr>
+            <w:r/>
+            <w:r>
+              <w:rPr>
+                <w:b/>
+              </w:rPr>
+              <w:t>+0.50</w:t>
+            </w:r>
+          </w:p>
+        </w:tc>
+        <w:tc>
+          <w:tcPr>
+            <w:tcW w:type="dxa" w:w="1440"/>
+            <w:shd w:fill="FFFFFF"/>
+            <w:tcMar>
+              <w:top w:w="100" w:type="dxa"/>
+              <w:bottom w:w="100" w:type="dxa"/>
+              <w:left w:w="120" w:type="dxa"/>
+              <w:right w:w="120" w:type="dxa"/>
+            </w:tcMar>
+            <w:tcBorders>
+              <w:top w:val="single" w:sz="4" w:space="0" w:color="CCCCCC"/>
+              <w:bottom w:val="single" w:sz="4" w:space="0" w:color="CCCCCC"/>
+              <w:left w:val="single" w:sz="4" w:space="0" w:color="CCCCCC"/>
+              <w:right w:val="single" w:sz="4" w:space="0" w:color="CCCCCC"/>
+            </w:tcBorders>
+          </w:tcPr>
+          <w:p>
+            <w:pPr>
+              <w:spacing w:before="60" w:after="60" w:line="252" w:lineRule="auto"/>
+              <w:jc w:val="left"/>
+            </w:pPr>
+            <w:r/>
+            <w:r>
+              <w:t>BULL</w:t>
+            </w:r>
+          </w:p>
+        </w:tc>
+      </w:tr>
+      <w:tr>
+        <w:tc>
+          <w:tcPr>
+            <w:tcW w:type="dxa" w:w="1584"/>
+            <w:shd w:fill="F8FAFC"/>
+            <w:tcMar>
+              <w:top w:w="100" w:type="dxa"/>
+              <w:bottom w:w="100" w:type="dxa"/>
+              <w:left w:w="120" w:type="dxa"/>
+              <w:right w:w="120" w:type="dxa"/>
+            </w:tcMar>
+            <w:tcBorders>
+              <w:top w:val="single" w:sz="4" w:space="0" w:color="CCCCCC"/>
+              <w:bottom w:val="single" w:sz="4" w:space="0" w:color="CCCCCC"/>
+              <w:left w:val="single" w:sz="4" w:space="0" w:color="CCCCCC"/>
+              <w:right w:val="single" w:sz="4" w:space="0" w:color="CCCCCC"/>
+            </w:tcBorders>
+          </w:tcPr>
+          <w:p>
+            <w:pPr>
+              <w:spacing w:before="60" w:after="60" w:line="252" w:lineRule="auto"/>
+              <w:jc w:val="left"/>
+            </w:pPr>
+            <w:r/>
+            <w:r>
+              <w:rPr>
+                <w:b/>
+              </w:rPr>
+              <w:t>Thu 15/10</w:t>
+            </w:r>
+          </w:p>
+        </w:tc>
+        <w:tc>
+          <w:tcPr>
+            <w:tcW w:type="dxa" w:w="864"/>
+            <w:shd w:fill="F8FAFC"/>
+            <w:tcMar>
+              <w:top w:w="100" w:type="dxa"/>
+              <w:bottom w:w="100" w:type="dxa"/>
+              <w:left w:w="120" w:type="dxa"/>
+              <w:right w:w="120" w:type="dxa"/>
+            </w:tcMar>
+            <w:tcBorders>
+              <w:top w:val="single" w:sz="4" w:space="0" w:color="CCCCCC"/>
+              <w:bottom w:val="single" w:sz="4" w:space="0" w:color="CCCCCC"/>
+              <w:left w:val="single" w:sz="4" w:space="0" w:color="CCCCCC"/>
+              <w:right w:val="single" w:sz="4" w:space="0" w:color="CCCCCC"/>
+            </w:tcBorders>
+          </w:tcPr>
+          <w:p>
+            <w:pPr>
+              <w:spacing w:before="60" w:after="60" w:line="252" w:lineRule="auto"/>
+              <w:jc w:val="left"/>
+            </w:pPr>
+            <w:r/>
+            <w:r>
+              <w:t>London 15-19</w:t>
+            </w:r>
+          </w:p>
+        </w:tc>
+        <w:tc>
+          <w:tcPr>
+            <w:tcW w:type="dxa" w:w="1440"/>
+            <w:shd w:fill="F8FAFC"/>
+            <w:tcMar>
+              <w:top w:w="100" w:type="dxa"/>
+              <w:bottom w:w="100" w:type="dxa"/>
+              <w:left w:w="120" w:type="dxa"/>
+              <w:right w:w="120" w:type="dxa"/>
+            </w:tcMar>
+            <w:tcBorders>
+              <w:top w:val="single" w:sz="4" w:space="0" w:color="CCCCCC"/>
+              <w:bottom w:val="single" w:sz="4" w:space="0" w:color="CCCCCC"/>
+              <w:left w:val="single" w:sz="4" w:space="0" w:color="CCCCCC"/>
+              <w:right w:val="single" w:sz="4" w:space="0" w:color="CCCCCC"/>
+            </w:tcBorders>
+          </w:tcPr>
+          <w:p>
+            <w:pPr>
+              <w:spacing w:before="60" w:after="60" w:line="252" w:lineRule="auto"/>
+              <w:jc w:val="left"/>
+            </w:pPr>
+            <w:r/>
+            <w:r>
+              <w:t>700.50</w:t>
+            </w:r>
+          </w:p>
+        </w:tc>
+        <w:tc>
+          <w:tcPr>
+            <w:tcW w:type="dxa" w:w="2016"/>
+            <w:shd w:fill="F8FAFC"/>
+            <w:tcMar>
+              <w:top w:w="100" w:type="dxa"/>
+              <w:bottom w:w="100" w:type="dxa"/>
+              <w:left w:w="120" w:type="dxa"/>
+              <w:right w:w="120" w:type="dxa"/>
+            </w:tcMar>
+            <w:tcBorders>
+              <w:top w:val="single" w:sz="4" w:space="0" w:color="CCCCCC"/>
+              <w:bottom w:val="single" w:sz="4" w:space="0" w:color="CCCCCC"/>
+              <w:left w:val="single" w:sz="4" w:space="0" w:color="CCCCCC"/>
+              <w:right w:val="single" w:sz="4" w:space="0" w:color="CCCCCC"/>
+            </w:tcBorders>
+          </w:tcPr>
+          <w:p>
+            <w:pPr>
+              <w:spacing w:before="60" w:after="60" w:line="252" w:lineRule="auto"/>
+              <w:jc w:val="left"/>
+            </w:pPr>
+            <w:r/>
+            <w:r>
+              <w:t>711.25</w:t>
+            </w:r>
+          </w:p>
+        </w:tc>
+        <w:tc>
+          <w:tcPr>
+            <w:tcW w:type="dxa" w:w="1152"/>
+            <w:shd w:fill="F8FAFC"/>
+            <w:tcMar>
+              <w:top w:w="100" w:type="dxa"/>
+              <w:bottom w:w="100" w:type="dxa"/>
+              <w:left w:w="120" w:type="dxa"/>
+              <w:right w:w="120" w:type="dxa"/>
+            </w:tcMar>
+            <w:tcBorders>
+              <w:top w:val="single" w:sz="4" w:space="0" w:color="CCCCCC"/>
+              <w:bottom w:val="single" w:sz="4" w:space="0" w:color="CCCCCC"/>
+              <w:left w:val="single" w:sz="4" w:space="0" w:color="CCCCCC"/>
+              <w:right w:val="single" w:sz="4" w:space="0" w:color="CCCCCC"/>
+            </w:tcBorders>
+          </w:tcPr>
+          <w:p>
+            <w:pPr>
+              <w:spacing w:before="60" w:after="60" w:line="252" w:lineRule="auto"/>
+              <w:jc w:val="left"/>
+            </w:pPr>
+            <w:r/>
+            <w:r>
+              <w:t>693.25</w:t>
+            </w:r>
+          </w:p>
+        </w:tc>
+        <w:tc>
+          <w:tcPr>
+            <w:tcW w:type="dxa" w:w="1728"/>
+            <w:shd w:fill="F8FAFC"/>
+            <w:tcMar>
+              <w:top w:w="100" w:type="dxa"/>
+              <w:bottom w:w="100" w:type="dxa"/>
+              <w:left w:w="120" w:type="dxa"/>
+              <w:right w:w="120" w:type="dxa"/>
+            </w:tcMar>
+            <w:tcBorders>
+              <w:top w:val="single" w:sz="4" w:space="0" w:color="CCCCCC"/>
+              <w:bottom w:val="single" w:sz="4" w:space="0" w:color="CCCCCC"/>
+              <w:left w:val="single" w:sz="4" w:space="0" w:color="CCCCCC"/>
+              <w:right w:val="single" w:sz="4" w:space="0" w:color="CCCCCC"/>
+            </w:tcBorders>
+          </w:tcPr>
+          <w:p>
+            <w:pPr>
+              <w:spacing w:before="60" w:after="60" w:line="252" w:lineRule="auto"/>
+              <w:jc w:val="left"/>
+            </w:pPr>
+            <w:r/>
+            <w:r>
+              <w:rPr>
+                <w:b/>
+              </w:rPr>
+              <w:t>701.25</w:t>
+            </w:r>
+          </w:p>
+        </w:tc>
+        <w:tc>
+          <w:tcPr>
+            <w:tcW w:type="dxa" w:w="3456"/>
+            <w:shd w:fill="F8FAFC"/>
+            <w:tcMar>
+              <w:top w:w="100" w:type="dxa"/>
+              <w:bottom w:w="100" w:type="dxa"/>
+              <w:left w:w="120" w:type="dxa"/>
+              <w:right w:w="120" w:type="dxa"/>
+            </w:tcMar>
+            <w:tcBorders>
+              <w:top w:val="single" w:sz="4" w:space="0" w:color="CCCCCC"/>
+              <w:bottom w:val="single" w:sz="4" w:space="0" w:color="CCCCCC"/>
+              <w:left w:val="single" w:sz="4" w:space="0" w:color="CCCCCC"/>
+              <w:right w:val="single" w:sz="4" w:space="0" w:color="CCCCCC"/>
+            </w:tcBorders>
+          </w:tcPr>
+          <w:p>
+            <w:pPr>
+              <w:spacing w:before="60" w:after="60" w:line="252" w:lineRule="auto"/>
+              <w:jc w:val="left"/>
+            </w:pPr>
+            <w:r/>
+            <w:r>
+              <w:rPr>
+                <w:b/>
+              </w:rPr>
+              <w:t>+0.75</w:t>
+            </w:r>
+          </w:p>
+        </w:tc>
+        <w:tc>
+          <w:tcPr>
+            <w:tcW w:type="dxa" w:w="1440"/>
+            <w:shd w:fill="F8FAFC"/>
+            <w:tcMar>
+              <w:top w:w="100" w:type="dxa"/>
+              <w:bottom w:w="100" w:type="dxa"/>
+              <w:left w:w="120" w:type="dxa"/>
+              <w:right w:w="120" w:type="dxa"/>
+            </w:tcMar>
+            <w:tcBorders>
+              <w:top w:val="single" w:sz="4" w:space="0" w:color="CCCCCC"/>
+              <w:bottom w:val="single" w:sz="4" w:space="0" w:color="CCCCCC"/>
+              <w:left w:val="single" w:sz="4" w:space="0" w:color="CCCCCC"/>
+              <w:right w:val="single" w:sz="4" w:space="0" w:color="CCCCCC"/>
+            </w:tcBorders>
+          </w:tcPr>
+          <w:p>
+            <w:pPr>
+              <w:spacing w:before="60" w:after="60" w:line="252" w:lineRule="auto"/>
+              <w:jc w:val="left"/>
+            </w:pPr>
+            <w:r/>
+            <w:r>
+              <w:t>BULL</w:t>
+            </w:r>
+          </w:p>
+        </w:tc>
+      </w:tr>
+      <w:tr>
+        <w:tc>
+          <w:tcPr>
+            <w:tcW w:type="dxa" w:w="1584"/>
+            <w:shd w:fill="FFFFFF"/>
+            <w:tcMar>
+              <w:top w:w="100" w:type="dxa"/>
+              <w:bottom w:w="100" w:type="dxa"/>
+              <w:left w:w="120" w:type="dxa"/>
+              <w:right w:w="120" w:type="dxa"/>
+            </w:tcMar>
+            <w:tcBorders>
+              <w:top w:val="single" w:sz="4" w:space="0" w:color="CCCCCC"/>
+              <w:bottom w:val="single" w:sz="4" w:space="0" w:color="CCCCCC"/>
+              <w:left w:val="single" w:sz="4" w:space="0" w:color="CCCCCC"/>
+              <w:right w:val="single" w:sz="4" w:space="0" w:color="CCCCCC"/>
+            </w:tcBorders>
+          </w:tcPr>
+          <w:p>
+            <w:pPr>
+              <w:spacing w:before="60" w:after="60" w:line="252" w:lineRule="auto"/>
+              <w:jc w:val="left"/>
+            </w:pPr>
+            <w:r/>
+            <w:r>
+              <w:rPr>
+                <w:b/>
+              </w:rPr>
+              <w:t>Thu 15/10</w:t>
+            </w:r>
+          </w:p>
+        </w:tc>
+        <w:tc>
+          <w:tcPr>
+            <w:tcW w:type="dxa" w:w="864"/>
+            <w:shd w:fill="FFFFFF"/>
+            <w:tcMar>
+              <w:top w:w="100" w:type="dxa"/>
+              <w:bottom w:w="100" w:type="dxa"/>
+              <w:left w:w="120" w:type="dxa"/>
+              <w:right w:w="120" w:type="dxa"/>
+            </w:tcMar>
+            <w:tcBorders>
+              <w:top w:val="single" w:sz="4" w:space="0" w:color="CCCCCC"/>
+              <w:bottom w:val="single" w:sz="4" w:space="0" w:color="CCCCCC"/>
+              <w:left w:val="single" w:sz="4" w:space="0" w:color="CCCCCC"/>
+              <w:right w:val="single" w:sz="4" w:space="0" w:color="CCCCCC"/>
+            </w:tcBorders>
+          </w:tcPr>
+          <w:p>
+            <w:pPr>
+              <w:spacing w:before="60" w:after="60" w:line="252" w:lineRule="auto"/>
+              <w:jc w:val="left"/>
+            </w:pPr>
+            <w:r/>
+            <w:r>
+              <w:t>Pre-NY 19-21</w:t>
+            </w:r>
+          </w:p>
+        </w:tc>
+        <w:tc>
+          <w:tcPr>
+            <w:tcW w:type="dxa" w:w="1440"/>
+            <w:shd w:fill="FFFFFF"/>
+            <w:tcMar>
+              <w:top w:w="100" w:type="dxa"/>
+              <w:bottom w:w="100" w:type="dxa"/>
+              <w:left w:w="120" w:type="dxa"/>
+              <w:right w:w="120" w:type="dxa"/>
+            </w:tcMar>
+            <w:tcBorders>
+              <w:top w:val="single" w:sz="4" w:space="0" w:color="CCCCCC"/>
+              <w:bottom w:val="single" w:sz="4" w:space="0" w:color="CCCCCC"/>
+              <w:left w:val="single" w:sz="4" w:space="0" w:color="CCCCCC"/>
+              <w:right w:val="single" w:sz="4" w:space="0" w:color="CCCCCC"/>
+            </w:tcBorders>
+          </w:tcPr>
+          <w:p>
+            <w:pPr>
+              <w:spacing w:before="60" w:after="60" w:line="252" w:lineRule="auto"/>
+              <w:jc w:val="left"/>
+            </w:pPr>
+            <w:r/>
+            <w:r>
+              <w:t>701.25</w:t>
+            </w:r>
+          </w:p>
+        </w:tc>
+        <w:tc>
+          <w:tcPr>
+            <w:tcW w:type="dxa" w:w="2016"/>
+            <w:shd w:fill="FFFFFF"/>
+            <w:tcMar>
+              <w:top w:w="100" w:type="dxa"/>
+              <w:bottom w:w="100" w:type="dxa"/>
+              <w:left w:w="120" w:type="dxa"/>
+              <w:right w:w="120" w:type="dxa"/>
+            </w:tcMar>
+            <w:tcBorders>
+              <w:top w:val="single" w:sz="4" w:space="0" w:color="CCCCCC"/>
+              <w:bottom w:val="single" w:sz="4" w:space="0" w:color="CCCCCC"/>
+              <w:left w:val="single" w:sz="4" w:space="0" w:color="CCCCCC"/>
+              <w:right w:val="single" w:sz="4" w:space="0" w:color="CCCCCC"/>
+            </w:tcBorders>
+          </w:tcPr>
+          <w:p>
+            <w:pPr>
+              <w:spacing w:before="60" w:after="60" w:line="252" w:lineRule="auto"/>
+              <w:jc w:val="left"/>
+            </w:pPr>
+            <w:r/>
+            <w:r>
+              <w:t>707.75</w:t>
+            </w:r>
+          </w:p>
+        </w:tc>
+        <w:tc>
+          <w:tcPr>
+            <w:tcW w:type="dxa" w:w="1152"/>
+            <w:shd w:fill="FFFFFF"/>
+            <w:tcMar>
+              <w:top w:w="100" w:type="dxa"/>
+              <w:bottom w:w="100" w:type="dxa"/>
+              <w:left w:w="120" w:type="dxa"/>
+              <w:right w:w="120" w:type="dxa"/>
+            </w:tcMar>
+            <w:tcBorders>
+              <w:top w:val="single" w:sz="4" w:space="0" w:color="CCCCCC"/>
+              <w:bottom w:val="single" w:sz="4" w:space="0" w:color="CCCCCC"/>
+              <w:left w:val="single" w:sz="4" w:space="0" w:color="CCCCCC"/>
+              <w:right w:val="single" w:sz="4" w:space="0" w:color="CCCCCC"/>
+            </w:tcBorders>
+          </w:tcPr>
+          <w:p>
+            <w:pPr>
+              <w:spacing w:before="60" w:after="60" w:line="252" w:lineRule="auto"/>
+              <w:jc w:val="left"/>
+            </w:pPr>
+            <w:r/>
+            <w:r>
+              <w:t>692.75</w:t>
+            </w:r>
+          </w:p>
+        </w:tc>
+        <w:tc>
+          <w:tcPr>
+            <w:tcW w:type="dxa" w:w="1728"/>
+            <w:shd w:fill="FFFFFF"/>
+            <w:tcMar>
+              <w:top w:w="100" w:type="dxa"/>
+              <w:bottom w:w="100" w:type="dxa"/>
+              <w:left w:w="120" w:type="dxa"/>
+              <w:right w:w="120" w:type="dxa"/>
+            </w:tcMar>
+            <w:tcBorders>
+              <w:top w:val="single" w:sz="4" w:space="0" w:color="CCCCCC"/>
+              <w:bottom w:val="single" w:sz="4" w:space="0" w:color="CCCCCC"/>
+              <w:left w:val="single" w:sz="4" w:space="0" w:color="CCCCCC"/>
+              <w:right w:val="single" w:sz="4" w:space="0" w:color="CCCCCC"/>
+            </w:tcBorders>
+          </w:tcPr>
+          <w:p>
+            <w:pPr>
+              <w:spacing w:before="60" w:after="60" w:line="252" w:lineRule="auto"/>
+              <w:jc w:val="left"/>
+            </w:pPr>
+            <w:r/>
+            <w:r>
+              <w:rPr>
+                <w:b/>
+              </w:rPr>
+              <w:t>701.75</w:t>
+            </w:r>
+          </w:p>
+        </w:tc>
+        <w:tc>
+          <w:tcPr>
+            <w:tcW w:type="dxa" w:w="3456"/>
+            <w:shd w:fill="FFFFFF"/>
+            <w:tcMar>
+              <w:top w:w="100" w:type="dxa"/>
+              <w:bottom w:w="100" w:type="dxa"/>
+              <w:left w:w="120" w:type="dxa"/>
+              <w:right w:w="120" w:type="dxa"/>
+            </w:tcMar>
+            <w:tcBorders>
+              <w:top w:val="single" w:sz="4" w:space="0" w:color="CCCCCC"/>
+              <w:bottom w:val="single" w:sz="4" w:space="0" w:color="CCCCCC"/>
+              <w:left w:val="single" w:sz="4" w:space="0" w:color="CCCCCC"/>
+              <w:right w:val="single" w:sz="4" w:space="0" w:color="CCCCCC"/>
+            </w:tcBorders>
+          </w:tcPr>
+          <w:p>
+            <w:pPr>
+              <w:spacing w:before="60" w:after="60" w:line="252" w:lineRule="auto"/>
+              <w:jc w:val="left"/>
+            </w:pPr>
+            <w:r/>
+            <w:r>
+              <w:rPr>
+                <w:b/>
+              </w:rPr>
+              <w:t>+0.50</w:t>
+            </w:r>
+          </w:p>
+        </w:tc>
+        <w:tc>
+          <w:tcPr>
+            <w:tcW w:type="dxa" w:w="1440"/>
+            <w:shd w:fill="FFFFFF"/>
+            <w:tcMar>
+              <w:top w:w="100" w:type="dxa"/>
+              <w:bottom w:w="100" w:type="dxa"/>
+              <w:left w:w="120" w:type="dxa"/>
+              <w:right w:w="120" w:type="dxa"/>
+            </w:tcMar>
+            <w:tcBorders>
+              <w:top w:val="single" w:sz="4" w:space="0" w:color="CCCCCC"/>
+              <w:bottom w:val="single" w:sz="4" w:space="0" w:color="CCCCCC"/>
+              <w:left w:val="single" w:sz="4" w:space="0" w:color="CCCCCC"/>
+              <w:right w:val="single" w:sz="4" w:space="0" w:color="CCCCCC"/>
+            </w:tcBorders>
+          </w:tcPr>
+          <w:p>
+            <w:pPr>
+              <w:spacing w:before="60" w:after="60" w:line="252" w:lineRule="auto"/>
+              <w:jc w:val="left"/>
+            </w:pPr>
+            <w:r/>
+            <w:r>
+              <w:t>BULL</w:t>
+            </w:r>
+          </w:p>
+        </w:tc>
+      </w:tr>
+      <w:tr>
+        <w:tc>
+          <w:tcPr>
+            <w:tcW w:type="dxa" w:w="1584"/>
+            <w:shd w:fill="F8FAFC"/>
+            <w:tcMar>
+              <w:top w:w="100" w:type="dxa"/>
+              <w:bottom w:w="100" w:type="dxa"/>
+              <w:left w:w="120" w:type="dxa"/>
+              <w:right w:w="120" w:type="dxa"/>
+            </w:tcMar>
+            <w:tcBorders>
+              <w:top w:val="single" w:sz="4" w:space="0" w:color="CCCCCC"/>
+              <w:bottom w:val="single" w:sz="4" w:space="0" w:color="CCCCCC"/>
+              <w:left w:val="single" w:sz="4" w:space="0" w:color="CCCCCC"/>
+              <w:right w:val="single" w:sz="4" w:space="0" w:color="CCCCCC"/>
+            </w:tcBorders>
+          </w:tcPr>
+          <w:p>
+            <w:pPr>
+              <w:spacing w:before="60" w:after="60" w:line="252" w:lineRule="auto"/>
+              <w:jc w:val="left"/>
+            </w:pPr>
+            <w:r/>
+            <w:r>
+              <w:rPr>
+                <w:b/>
+              </w:rPr>
+              <w:t>Thu 15/10</w:t>
+            </w:r>
+          </w:p>
+        </w:tc>
+        <w:tc>
+          <w:tcPr>
+            <w:tcW w:type="dxa" w:w="864"/>
+            <w:shd w:fill="F8FAFC"/>
+            <w:tcMar>
+              <w:top w:w="100" w:type="dxa"/>
+              <w:bottom w:w="100" w:type="dxa"/>
+              <w:left w:w="120" w:type="dxa"/>
+              <w:right w:w="120" w:type="dxa"/>
+            </w:tcMar>
+            <w:tcBorders>
+              <w:top w:val="single" w:sz="4" w:space="0" w:color="CCCCCC"/>
+              <w:bottom w:val="single" w:sz="4" w:space="0" w:color="CCCCCC"/>
+              <w:left w:val="single" w:sz="4" w:space="0" w:color="CCCCCC"/>
+              <w:right w:val="single" w:sz="4" w:space="0" w:color="CCCCCC"/>
+            </w:tcBorders>
+          </w:tcPr>
+          <w:p>
+            <w:pPr>
+              <w:spacing w:before="60" w:after="60" w:line="252" w:lineRule="auto"/>
+              <w:jc w:val="left"/>
+            </w:pPr>
+            <w:r/>
+            <w:r>
+              <w:t>NY Open 21-23</w:t>
+            </w:r>
+          </w:p>
+        </w:tc>
+        <w:tc>
+          <w:tcPr>
+            <w:tcW w:type="dxa" w:w="1440"/>
+            <w:shd w:fill="F8FAFC"/>
+            <w:tcMar>
+              <w:top w:w="100" w:type="dxa"/>
+              <w:bottom w:w="100" w:type="dxa"/>
+              <w:left w:w="120" w:type="dxa"/>
+              <w:right w:w="120" w:type="dxa"/>
+            </w:tcMar>
+            <w:tcBorders>
+              <w:top w:val="single" w:sz="4" w:space="0" w:color="CCCCCC"/>
+              <w:bottom w:val="single" w:sz="4" w:space="0" w:color="CCCCCC"/>
+              <w:left w:val="single" w:sz="4" w:space="0" w:color="CCCCCC"/>
+              <w:right w:val="single" w:sz="4" w:space="0" w:color="CCCCCC"/>
+            </w:tcBorders>
+          </w:tcPr>
+          <w:p>
+            <w:pPr>
+              <w:spacing w:before="60" w:after="60" w:line="252" w:lineRule="auto"/>
+              <w:jc w:val="left"/>
+            </w:pPr>
+            <w:r/>
+            <w:r>
+              <w:t>701.75</w:t>
+            </w:r>
+          </w:p>
+        </w:tc>
+        <w:tc>
+          <w:tcPr>
+            <w:tcW w:type="dxa" w:w="2016"/>
+            <w:shd w:fill="F8FAFC"/>
+            <w:tcMar>
+              <w:top w:w="100" w:type="dxa"/>
+              <w:bottom w:w="100" w:type="dxa"/>
+              <w:left w:w="120" w:type="dxa"/>
+              <w:right w:w="120" w:type="dxa"/>
+            </w:tcMar>
+            <w:tcBorders>
+              <w:top w:val="single" w:sz="4" w:space="0" w:color="CCCCCC"/>
+              <w:bottom w:val="single" w:sz="4" w:space="0" w:color="CCCCCC"/>
+              <w:left w:val="single" w:sz="4" w:space="0" w:color="CCCCCC"/>
+              <w:right w:val="single" w:sz="4" w:space="0" w:color="CCCCCC"/>
+            </w:tcBorders>
+          </w:tcPr>
+          <w:p>
+            <w:pPr>
+              <w:spacing w:before="60" w:after="60" w:line="252" w:lineRule="auto"/>
+              <w:jc w:val="left"/>
+            </w:pPr>
+            <w:r/>
+            <w:r>
+              <w:t>712.75</w:t>
+            </w:r>
+          </w:p>
+        </w:tc>
+        <w:tc>
+          <w:tcPr>
+            <w:tcW w:type="dxa" w:w="1152"/>
+            <w:shd w:fill="F8FAFC"/>
+            <w:tcMar>
+              <w:top w:w="100" w:type="dxa"/>
+              <w:bottom w:w="100" w:type="dxa"/>
+              <w:left w:w="120" w:type="dxa"/>
+              <w:right w:w="120" w:type="dxa"/>
+            </w:tcMar>
+            <w:tcBorders>
+              <w:top w:val="single" w:sz="4" w:space="0" w:color="CCCCCC"/>
+              <w:bottom w:val="single" w:sz="4" w:space="0" w:color="CCCCCC"/>
+              <w:left w:val="single" w:sz="4" w:space="0" w:color="CCCCCC"/>
+              <w:right w:val="single" w:sz="4" w:space="0" w:color="CCCCCC"/>
+            </w:tcBorders>
+          </w:tcPr>
+          <w:p>
+            <w:pPr>
+              <w:spacing w:before="60" w:after="60" w:line="252" w:lineRule="auto"/>
+              <w:jc w:val="left"/>
+            </w:pPr>
+            <w:r/>
+            <w:r>
+              <w:t>690.00</w:t>
+            </w:r>
+          </w:p>
+        </w:tc>
+        <w:tc>
+          <w:tcPr>
+            <w:tcW w:type="dxa" w:w="1728"/>
+            <w:shd w:fill="F8FAFC"/>
+            <w:tcMar>
+              <w:top w:w="100" w:type="dxa"/>
+              <w:bottom w:w="100" w:type="dxa"/>
+              <w:left w:w="120" w:type="dxa"/>
+              <w:right w:w="120" w:type="dxa"/>
+            </w:tcMar>
+            <w:tcBorders>
+              <w:top w:val="single" w:sz="4" w:space="0" w:color="CCCCCC"/>
+              <w:bottom w:val="single" w:sz="4" w:space="0" w:color="CCCCCC"/>
+              <w:left w:val="single" w:sz="4" w:space="0" w:color="CCCCCC"/>
+              <w:right w:val="single" w:sz="4" w:space="0" w:color="CCCCCC"/>
+            </w:tcBorders>
+          </w:tcPr>
+          <w:p>
+            <w:pPr>
+              <w:spacing w:before="60" w:after="60" w:line="252" w:lineRule="auto"/>
+              <w:jc w:val="left"/>
+            </w:pPr>
+            <w:r/>
+            <w:r>
+              <w:rPr>
+                <w:b/>
+              </w:rPr>
+              <w:t>705.25</w:t>
+            </w:r>
+          </w:p>
+        </w:tc>
+        <w:tc>
+          <w:tcPr>
+            <w:tcW w:type="dxa" w:w="3456"/>
+            <w:shd w:fill="F8FAFC"/>
+            <w:tcMar>
+              <w:top w:w="100" w:type="dxa"/>
+              <w:bottom w:w="100" w:type="dxa"/>
+              <w:left w:w="120" w:type="dxa"/>
+              <w:right w:w="120" w:type="dxa"/>
+            </w:tcMar>
+            <w:tcBorders>
+              <w:top w:val="single" w:sz="4" w:space="0" w:color="CCCCCC"/>
+              <w:bottom w:val="single" w:sz="4" w:space="0" w:color="CCCCCC"/>
+              <w:left w:val="single" w:sz="4" w:space="0" w:color="CCCCCC"/>
+              <w:right w:val="single" w:sz="4" w:space="0" w:color="CCCCCC"/>
+            </w:tcBorders>
+          </w:tcPr>
+          <w:p>
+            <w:pPr>
+              <w:spacing w:before="60" w:after="60" w:line="252" w:lineRule="auto"/>
+              <w:jc w:val="left"/>
+            </w:pPr>
+            <w:r/>
+            <w:r>
+              <w:rPr>
+                <w:b/>
+              </w:rPr>
+              <w:t>+3.50</w:t>
+            </w:r>
+          </w:p>
+        </w:tc>
+        <w:tc>
+          <w:tcPr>
+            <w:tcW w:type="dxa" w:w="1440"/>
+            <w:shd w:fill="F8FAFC"/>
+            <w:tcMar>
+              <w:top w:w="100" w:type="dxa"/>
+              <w:bottom w:w="100" w:type="dxa"/>
+              <w:left w:w="120" w:type="dxa"/>
+              <w:right w:w="120" w:type="dxa"/>
+            </w:tcMar>
+            <w:tcBorders>
+              <w:top w:val="single" w:sz="4" w:space="0" w:color="CCCCCC"/>
+              <w:bottom w:val="single" w:sz="4" w:space="0" w:color="CCCCCC"/>
+              <w:left w:val="single" w:sz="4" w:space="0" w:color="CCCCCC"/>
+              <w:right w:val="single" w:sz="4" w:space="0" w:color="CCCCCC"/>
+            </w:tcBorders>
+          </w:tcPr>
+          <w:p>
+            <w:pPr>
+              <w:spacing w:before="60" w:after="60" w:line="252" w:lineRule="auto"/>
+              <w:jc w:val="left"/>
+            </w:pPr>
+            <w:r/>
+            <w:r>
+              <w:t>BULL</w:t>
+            </w:r>
+          </w:p>
+        </w:tc>
+      </w:tr>
+      <w:tr>
+        <w:tc>
+          <w:tcPr>
+            <w:tcW w:type="dxa" w:w="1584"/>
+            <w:shd w:fill="FFFFFF"/>
+            <w:tcMar>
+              <w:top w:w="100" w:type="dxa"/>
+              <w:bottom w:w="100" w:type="dxa"/>
+              <w:left w:w="120" w:type="dxa"/>
+              <w:right w:w="120" w:type="dxa"/>
+            </w:tcMar>
+            <w:tcBorders>
+              <w:top w:val="single" w:sz="4" w:space="0" w:color="CCCCCC"/>
+              <w:bottom w:val="single" w:sz="4" w:space="0" w:color="CCCCCC"/>
+              <w:left w:val="single" w:sz="4" w:space="0" w:color="CCCCCC"/>
+              <w:right w:val="single" w:sz="4" w:space="0" w:color="CCCCCC"/>
+            </w:tcBorders>
+          </w:tcPr>
+          <w:p>
+            <w:pPr>
+              <w:spacing w:before="60" w:after="60" w:line="252" w:lineRule="auto"/>
+              <w:jc w:val="left"/>
+            </w:pPr>
+            <w:r/>
+            <w:r>
+              <w:rPr>
+                <w:b/>
+              </w:rPr>
+              <w:t>Thu 15/10</w:t>
+            </w:r>
+          </w:p>
+        </w:tc>
+        <w:tc>
+          <w:tcPr>
+            <w:tcW w:type="dxa" w:w="864"/>
+            <w:shd w:fill="FFFFFF"/>
+            <w:tcMar>
+              <w:top w:w="100" w:type="dxa"/>
+              <w:bottom w:w="100" w:type="dxa"/>
+              <w:left w:w="120" w:type="dxa"/>
+              <w:right w:w="120" w:type="dxa"/>
+            </w:tcMar>
+            <w:tcBorders>
+              <w:top w:val="single" w:sz="4" w:space="0" w:color="CCCCCC"/>
+              <w:bottom w:val="single" w:sz="4" w:space="0" w:color="CCCCCC"/>
+              <w:left w:val="single" w:sz="4" w:space="0" w:color="CCCCCC"/>
+              <w:right w:val="single" w:sz="4" w:space="0" w:color="CCCCCC"/>
+            </w:tcBorders>
+          </w:tcPr>
+          <w:p>
+            <w:pPr>
+              <w:spacing w:before="60" w:after="60" w:line="252" w:lineRule="auto"/>
+              <w:jc w:val="left"/>
+            </w:pPr>
+            <w:r/>
+            <w:r>
+              <w:t>NY Close 23-01</w:t>
+            </w:r>
+          </w:p>
+        </w:tc>
+        <w:tc>
+          <w:tcPr>
+            <w:tcW w:type="dxa" w:w="1440"/>
+            <w:shd w:fill="FFFFFF"/>
+            <w:tcMar>
+              <w:top w:w="100" w:type="dxa"/>
+              <w:bottom w:w="100" w:type="dxa"/>
+              <w:left w:w="120" w:type="dxa"/>
+              <w:right w:w="120" w:type="dxa"/>
+            </w:tcMar>
+            <w:tcBorders>
+              <w:top w:val="single" w:sz="4" w:space="0" w:color="CCCCCC"/>
+              <w:bottom w:val="single" w:sz="4" w:space="0" w:color="CCCCCC"/>
+              <w:left w:val="single" w:sz="4" w:space="0" w:color="CCCCCC"/>
+              <w:right w:val="single" w:sz="4" w:space="0" w:color="CCCCCC"/>
+            </w:tcBorders>
+          </w:tcPr>
+          <w:p>
+            <w:pPr>
+              <w:spacing w:before="60" w:after="60" w:line="252" w:lineRule="auto"/>
+              <w:jc w:val="left"/>
+            </w:pPr>
+            <w:r/>
+            <w:r>
+              <w:t>705.25</w:t>
+            </w:r>
+          </w:p>
+        </w:tc>
+        <w:tc>
+          <w:tcPr>
+            <w:tcW w:type="dxa" w:w="2016"/>
+            <w:shd w:fill="FFFFFF"/>
+            <w:tcMar>
+              <w:top w:w="100" w:type="dxa"/>
+              <w:bottom w:w="100" w:type="dxa"/>
+              <w:left w:w="120" w:type="dxa"/>
+              <w:right w:w="120" w:type="dxa"/>
+            </w:tcMar>
+            <w:tcBorders>
+              <w:top w:val="single" w:sz="4" w:space="0" w:color="CCCCCC"/>
+              <w:bottom w:val="single" w:sz="4" w:space="0" w:color="CCCCCC"/>
+              <w:left w:val="single" w:sz="4" w:space="0" w:color="CCCCCC"/>
+              <w:right w:val="single" w:sz="4" w:space="0" w:color="CCCCCC"/>
+            </w:tcBorders>
+          </w:tcPr>
+          <w:p>
+            <w:pPr>
+              <w:spacing w:before="60" w:after="60" w:line="252" w:lineRule="auto"/>
+              <w:jc w:val="left"/>
+            </w:pPr>
+            <w:r/>
+            <w:r>
+              <w:t>710.75</w:t>
+            </w:r>
+          </w:p>
+        </w:tc>
+        <w:tc>
+          <w:tcPr>
+            <w:tcW w:type="dxa" w:w="1152"/>
+            <w:shd w:fill="FFFFFF"/>
+            <w:tcMar>
+              <w:top w:w="100" w:type="dxa"/>
+              <w:bottom w:w="100" w:type="dxa"/>
+              <w:left w:w="120" w:type="dxa"/>
+              <w:right w:w="120" w:type="dxa"/>
+            </w:tcMar>
+            <w:tcBorders>
+              <w:top w:val="single" w:sz="4" w:space="0" w:color="CCCCCC"/>
+              <w:bottom w:val="single" w:sz="4" w:space="0" w:color="CCCCCC"/>
+              <w:left w:val="single" w:sz="4" w:space="0" w:color="CCCCCC"/>
+              <w:right w:val="single" w:sz="4" w:space="0" w:color="CCCCCC"/>
+            </w:tcBorders>
+          </w:tcPr>
+          <w:p>
+            <w:pPr>
+              <w:spacing w:before="60" w:after="60" w:line="252" w:lineRule="auto"/>
+              <w:jc w:val="left"/>
+            </w:pPr>
+            <w:r/>
+            <w:r>
+              <w:t>697.50</w:t>
+            </w:r>
+          </w:p>
+        </w:tc>
+        <w:tc>
+          <w:tcPr>
+            <w:tcW w:type="dxa" w:w="1728"/>
+            <w:shd w:fill="FFFFFF"/>
+            <w:tcMar>
+              <w:top w:w="100" w:type="dxa"/>
+              <w:bottom w:w="100" w:type="dxa"/>
+              <w:left w:w="120" w:type="dxa"/>
+              <w:right w:w="120" w:type="dxa"/>
+            </w:tcMar>
+            <w:tcBorders>
+              <w:top w:val="single" w:sz="4" w:space="0" w:color="CCCCCC"/>
+              <w:bottom w:val="single" w:sz="4" w:space="0" w:color="CCCCCC"/>
+              <w:left w:val="single" w:sz="4" w:space="0" w:color="CCCCCC"/>
+              <w:right w:val="single" w:sz="4" w:space="0" w:color="CCCCCC"/>
+            </w:tcBorders>
+          </w:tcPr>
+          <w:p>
+            <w:pPr>
+              <w:spacing w:before="60" w:after="60" w:line="252" w:lineRule="auto"/>
+              <w:jc w:val="left"/>
+            </w:pPr>
+            <w:r/>
+            <w:r>
+              <w:rPr>
+                <w:b/>
+              </w:rPr>
+              <w:t>706.00</w:t>
+            </w:r>
+          </w:p>
+        </w:tc>
+        <w:tc>
+          <w:tcPr>
+            <w:tcW w:type="dxa" w:w="3456"/>
+            <w:shd w:fill="FFFFFF"/>
+            <w:tcMar>
+              <w:top w:w="100" w:type="dxa"/>
+              <w:bottom w:w="100" w:type="dxa"/>
+              <w:left w:w="120" w:type="dxa"/>
+              <w:right w:w="120" w:type="dxa"/>
+            </w:tcMar>
+            <w:tcBorders>
+              <w:top w:val="single" w:sz="4" w:space="0" w:color="CCCCCC"/>
+              <w:bottom w:val="single" w:sz="4" w:space="0" w:color="CCCCCC"/>
+              <w:left w:val="single" w:sz="4" w:space="0" w:color="CCCCCC"/>
+              <w:right w:val="single" w:sz="4" w:space="0" w:color="CCCCCC"/>
+            </w:tcBorders>
+          </w:tcPr>
+          <w:p>
+            <w:pPr>
+              <w:spacing w:before="60" w:after="60" w:line="252" w:lineRule="auto"/>
+              <w:jc w:val="left"/>
+            </w:pPr>
+            <w:r/>
+            <w:r>
+              <w:rPr>
+                <w:b/>
+              </w:rPr>
+              <w:t>+0.75</w:t>
+            </w:r>
+          </w:p>
+        </w:tc>
+        <w:tc>
+          <w:tcPr>
+            <w:tcW w:type="dxa" w:w="1440"/>
+            <w:shd w:fill="FFFFFF"/>
+            <w:tcMar>
+              <w:top w:w="100" w:type="dxa"/>
+              <w:bottom w:w="100" w:type="dxa"/>
+              <w:left w:w="120" w:type="dxa"/>
+              <w:right w:w="120" w:type="dxa"/>
+            </w:tcMar>
+            <w:tcBorders>
+              <w:top w:val="single" w:sz="4" w:space="0" w:color="CCCCCC"/>
+              <w:bottom w:val="single" w:sz="4" w:space="0" w:color="CCCCCC"/>
+              <w:left w:val="single" w:sz="4" w:space="0" w:color="CCCCCC"/>
+              <w:right w:val="single" w:sz="4" w:space="0" w:color="CCCCCC"/>
+            </w:tcBorders>
+          </w:tcPr>
+          <w:p>
+            <w:pPr>
+              <w:spacing w:before="60" w:after="60" w:line="252" w:lineRule="auto"/>
+              <w:jc w:val="left"/>
+            </w:pPr>
+            <w:r/>
+            <w:r>
+              <w:t>BULL</w:t>
+            </w:r>
+          </w:p>
+        </w:tc>
+      </w:tr>
+      <w:tr>
+        <w:tc>
+          <w:tcPr>
+            <w:tcW w:type="dxa" w:w="1584"/>
+            <w:shd w:fill="F8FAFC"/>
+            <w:tcMar>
+              <w:top w:w="100" w:type="dxa"/>
+              <w:bottom w:w="100" w:type="dxa"/>
+              <w:left w:w="120" w:type="dxa"/>
+              <w:right w:w="120" w:type="dxa"/>
+            </w:tcMar>
+            <w:tcBorders>
+              <w:top w:val="single" w:sz="4" w:space="0" w:color="CCCCCC"/>
+              <w:bottom w:val="single" w:sz="4" w:space="0" w:color="CCCCCC"/>
+              <w:left w:val="single" w:sz="4" w:space="0" w:color="CCCCCC"/>
+              <w:right w:val="single" w:sz="4" w:space="0" w:color="CCCCCC"/>
+            </w:tcBorders>
+          </w:tcPr>
+          <w:p>
+            <w:pPr>
+              <w:spacing w:before="60" w:after="60" w:line="252" w:lineRule="auto"/>
+              <w:jc w:val="left"/>
+            </w:pPr>
+            <w:r/>
+            <w:r>
+              <w:rPr>
+                <w:b/>
+              </w:rPr>
+              <w:t>Fri 16/10</w:t>
+            </w:r>
+          </w:p>
+        </w:tc>
+        <w:tc>
+          <w:tcPr>
+            <w:tcW w:type="dxa" w:w="864"/>
+            <w:shd w:fill="F8FAFC"/>
+            <w:tcMar>
+              <w:top w:w="100" w:type="dxa"/>
+              <w:bottom w:w="100" w:type="dxa"/>
+              <w:left w:w="120" w:type="dxa"/>
+              <w:right w:w="120" w:type="dxa"/>
+            </w:tcMar>
+            <w:tcBorders>
+              <w:top w:val="single" w:sz="4" w:space="0" w:color="CCCCCC"/>
+              <w:bottom w:val="single" w:sz="4" w:space="0" w:color="CCCCCC"/>
+              <w:left w:val="single" w:sz="4" w:space="0" w:color="CCCCCC"/>
+              <w:right w:val="single" w:sz="4" w:space="0" w:color="CCCCCC"/>
+            </w:tcBorders>
+          </w:tcPr>
+          <w:p>
+            <w:pPr>
+              <w:spacing w:before="60" w:after="60" w:line="252" w:lineRule="auto"/>
+              <w:jc w:val="left"/>
+            </w:pPr>
+            <w:r/>
+            <w:r>
+              <w:t>Asia 07-11</w:t>
+            </w:r>
+          </w:p>
+        </w:tc>
+        <w:tc>
+          <w:tcPr>
+            <w:tcW w:type="dxa" w:w="1440"/>
+            <w:shd w:fill="F8FAFC"/>
+            <w:tcMar>
+              <w:top w:w="100" w:type="dxa"/>
+              <w:bottom w:w="100" w:type="dxa"/>
+              <w:left w:w="120" w:type="dxa"/>
+              <w:right w:w="120" w:type="dxa"/>
+            </w:tcMar>
+            <w:tcBorders>
+              <w:top w:val="single" w:sz="4" w:space="0" w:color="CCCCCC"/>
+              <w:bottom w:val="single" w:sz="4" w:space="0" w:color="CCCCCC"/>
+              <w:left w:val="single" w:sz="4" w:space="0" w:color="CCCCCC"/>
+              <w:right w:val="single" w:sz="4" w:space="0" w:color="CCCCCC"/>
+            </w:tcBorders>
+          </w:tcPr>
+          <w:p>
+            <w:pPr>
+              <w:spacing w:before="60" w:after="60" w:line="252" w:lineRule="auto"/>
+              <w:jc w:val="left"/>
+            </w:pPr>
+            <w:r/>
+            <w:r>
+              <w:t>706.00</w:t>
+            </w:r>
+          </w:p>
+        </w:tc>
+        <w:tc>
+          <w:tcPr>
+            <w:tcW w:type="dxa" w:w="2016"/>
+            <w:shd w:fill="F8FAFC"/>
+            <w:tcMar>
+              <w:top w:w="100" w:type="dxa"/>
+              <w:bottom w:w="100" w:type="dxa"/>
+              <w:left w:w="120" w:type="dxa"/>
+              <w:right w:w="120" w:type="dxa"/>
+            </w:tcMar>
+            <w:tcBorders>
+              <w:top w:val="single" w:sz="4" w:space="0" w:color="CCCCCC"/>
+              <w:bottom w:val="single" w:sz="4" w:space="0" w:color="CCCCCC"/>
+              <w:left w:val="single" w:sz="4" w:space="0" w:color="CCCCCC"/>
+              <w:right w:val="single" w:sz="4" w:space="0" w:color="CCCCCC"/>
+            </w:tcBorders>
+          </w:tcPr>
+          <w:p>
+            <w:pPr>
+              <w:spacing w:before="60" w:after="60" w:line="252" w:lineRule="auto"/>
+              <w:jc w:val="left"/>
+            </w:pPr>
+            <w:r/>
+            <w:r>
+              <w:t>715.25</w:t>
+            </w:r>
+          </w:p>
+        </w:tc>
+        <w:tc>
+          <w:tcPr>
+            <w:tcW w:type="dxa" w:w="1152"/>
+            <w:shd w:fill="F8FAFC"/>
+            <w:tcMar>
+              <w:top w:w="100" w:type="dxa"/>
+              <w:bottom w:w="100" w:type="dxa"/>
+              <w:left w:w="120" w:type="dxa"/>
+              <w:right w:w="120" w:type="dxa"/>
+            </w:tcMar>
+            <w:tcBorders>
+              <w:top w:val="single" w:sz="4" w:space="0" w:color="CCCCCC"/>
+              <w:bottom w:val="single" w:sz="4" w:space="0" w:color="CCCCCC"/>
+              <w:left w:val="single" w:sz="4" w:space="0" w:color="CCCCCC"/>
+              <w:right w:val="single" w:sz="4" w:space="0" w:color="CCCCCC"/>
+            </w:tcBorders>
+          </w:tcPr>
+          <w:p>
+            <w:pPr>
+              <w:spacing w:before="60" w:after="60" w:line="252" w:lineRule="auto"/>
+              <w:jc w:val="left"/>
+            </w:pPr>
+            <w:r/>
+            <w:r>
+              <w:t>699.50</w:t>
+            </w:r>
+          </w:p>
+        </w:tc>
+        <w:tc>
+          <w:tcPr>
+            <w:tcW w:type="dxa" w:w="1728"/>
+            <w:shd w:fill="F8FAFC"/>
+            <w:tcMar>
+              <w:top w:w="100" w:type="dxa"/>
+              <w:bottom w:w="100" w:type="dxa"/>
+              <w:left w:w="120" w:type="dxa"/>
+              <w:right w:w="120" w:type="dxa"/>
+            </w:tcMar>
+            <w:tcBorders>
+              <w:top w:val="single" w:sz="4" w:space="0" w:color="CCCCCC"/>
+              <w:bottom w:val="single" w:sz="4" w:space="0" w:color="CCCCCC"/>
+              <w:left w:val="single" w:sz="4" w:space="0" w:color="CCCCCC"/>
+              <w:right w:val="single" w:sz="4" w:space="0" w:color="CCCCCC"/>
+            </w:tcBorders>
+          </w:tcPr>
+          <w:p>
+            <w:pPr>
+              <w:spacing w:before="60" w:after="60" w:line="252" w:lineRule="auto"/>
+              <w:jc w:val="left"/>
+            </w:pPr>
+            <w:r/>
+            <w:r>
+              <w:rPr>
+                <w:b/>
+              </w:rPr>
+              <w:t>705.25</w:t>
+            </w:r>
+          </w:p>
+        </w:tc>
+        <w:tc>
+          <w:tcPr>
+            <w:tcW w:type="dxa" w:w="3456"/>
+            <w:shd w:fill="F8FAFC"/>
             <w:tcMar>
               <w:top w:w="100" w:type="dxa"/>
               <w:bottom w:w="100" w:type="dxa"/>
@@ -27518,7 +30103,7 @@
         <w:tc>
           <w:tcPr>
             <w:tcW w:type="dxa" w:w="1440"/>
-            <w:shd w:fill="FFFFFF"/>
+            <w:shd w:fill="F8FAFC"/>
             <w:tcMar>
               <w:top w:w="100" w:type="dxa"/>
               <w:bottom w:w="100" w:type="dxa"/>
@@ -27548,7 +30133,7 @@
         <w:tc>
           <w:tcPr>
             <w:tcW w:type="dxa" w:w="1584"/>
-            <w:shd w:fill="F8FAFC"/>
+            <w:shd w:fill="FFFFFF"/>
             <w:tcMar>
               <w:top w:w="100" w:type="dxa"/>
               <w:bottom w:w="100" w:type="dxa"/>
@@ -27572,126 +30157,126 @@
               <w:rPr>
                 <w:b/>
               </w:rPr>
-              <w:t>Wed 14/10</w:t>
+              <w:t>Fri 16/10</w:t>
             </w:r>
           </w:p>
         </w:tc>
         <w:tc>
           <w:tcPr>
             <w:tcW w:type="dxa" w:w="864"/>
-            <w:shd w:fill="F8FAFC"/>
-            <w:tcMar>
-              <w:top w:w="100" w:type="dxa"/>
-              <w:bottom w:w="100" w:type="dxa"/>
-              <w:left w:w="120" w:type="dxa"/>
-              <w:right w:w="120" w:type="dxa"/>
-            </w:tcMar>
-            <w:tcBorders>
-              <w:top w:val="single" w:sz="4" w:space="0" w:color="CCCCCC"/>
-              <w:bottom w:val="single" w:sz="4" w:space="0" w:color="CCCCCC"/>
-              <w:left w:val="single" w:sz="4" w:space="0" w:color="CCCCCC"/>
-              <w:right w:val="single" w:sz="4" w:space="0" w:color="CCCCCC"/>
-            </w:tcBorders>
-          </w:tcPr>
-          <w:p>
-            <w:pPr>
-              <w:spacing w:before="60" w:after="60" w:line="252" w:lineRule="auto"/>
-              <w:jc w:val="left"/>
-            </w:pPr>
-            <w:r/>
-            <w:r>
-              <w:t>London 15-19</w:t>
+            <w:shd w:fill="FFFFFF"/>
+            <w:tcMar>
+              <w:top w:w="100" w:type="dxa"/>
+              <w:bottom w:w="100" w:type="dxa"/>
+              <w:left w:w="120" w:type="dxa"/>
+              <w:right w:w="120" w:type="dxa"/>
+            </w:tcMar>
+            <w:tcBorders>
+              <w:top w:val="single" w:sz="4" w:space="0" w:color="CCCCCC"/>
+              <w:bottom w:val="single" w:sz="4" w:space="0" w:color="CCCCCC"/>
+              <w:left w:val="single" w:sz="4" w:space="0" w:color="CCCCCC"/>
+              <w:right w:val="single" w:sz="4" w:space="0" w:color="CCCCCC"/>
+            </w:tcBorders>
+          </w:tcPr>
+          <w:p>
+            <w:pPr>
+              <w:spacing w:before="60" w:after="60" w:line="252" w:lineRule="auto"/>
+              <w:jc w:val="left"/>
+            </w:pPr>
+            <w:r/>
+            <w:r>
+              <w:t>Asia 11-15</w:t>
             </w:r>
           </w:p>
         </w:tc>
         <w:tc>
           <w:tcPr>
             <w:tcW w:type="dxa" w:w="1440"/>
-            <w:shd w:fill="F8FAFC"/>
-            <w:tcMar>
-              <w:top w:w="100" w:type="dxa"/>
-              <w:bottom w:w="100" w:type="dxa"/>
-              <w:left w:w="120" w:type="dxa"/>
-              <w:right w:w="120" w:type="dxa"/>
-            </w:tcMar>
-            <w:tcBorders>
-              <w:top w:val="single" w:sz="4" w:space="0" w:color="CCCCCC"/>
-              <w:bottom w:val="single" w:sz="4" w:space="0" w:color="CCCCCC"/>
-              <w:left w:val="single" w:sz="4" w:space="0" w:color="CCCCCC"/>
-              <w:right w:val="single" w:sz="4" w:space="0" w:color="CCCCCC"/>
-            </w:tcBorders>
-          </w:tcPr>
-          <w:p>
-            <w:pPr>
-              <w:spacing w:before="60" w:after="60" w:line="252" w:lineRule="auto"/>
-              <w:jc w:val="left"/>
-            </w:pPr>
-            <w:r/>
-            <w:r>
-              <w:t>698.25</w:t>
+            <w:shd w:fill="FFFFFF"/>
+            <w:tcMar>
+              <w:top w:w="100" w:type="dxa"/>
+              <w:bottom w:w="100" w:type="dxa"/>
+              <w:left w:w="120" w:type="dxa"/>
+              <w:right w:w="120" w:type="dxa"/>
+            </w:tcMar>
+            <w:tcBorders>
+              <w:top w:val="single" w:sz="4" w:space="0" w:color="CCCCCC"/>
+              <w:bottom w:val="single" w:sz="4" w:space="0" w:color="CCCCCC"/>
+              <w:left w:val="single" w:sz="4" w:space="0" w:color="CCCCCC"/>
+              <w:right w:val="single" w:sz="4" w:space="0" w:color="CCCCCC"/>
+            </w:tcBorders>
+          </w:tcPr>
+          <w:p>
+            <w:pPr>
+              <w:spacing w:before="60" w:after="60" w:line="252" w:lineRule="auto"/>
+              <w:jc w:val="left"/>
+            </w:pPr>
+            <w:r/>
+            <w:r>
+              <w:t>705.25</w:t>
             </w:r>
           </w:p>
         </w:tc>
         <w:tc>
           <w:tcPr>
             <w:tcW w:type="dxa" w:w="2016"/>
-            <w:shd w:fill="F8FAFC"/>
-            <w:tcMar>
-              <w:top w:w="100" w:type="dxa"/>
-              <w:bottom w:w="100" w:type="dxa"/>
-              <w:left w:w="120" w:type="dxa"/>
-              <w:right w:w="120" w:type="dxa"/>
-            </w:tcMar>
-            <w:tcBorders>
-              <w:top w:val="single" w:sz="4" w:space="0" w:color="CCCCCC"/>
-              <w:bottom w:val="single" w:sz="4" w:space="0" w:color="CCCCCC"/>
-              <w:left w:val="single" w:sz="4" w:space="0" w:color="CCCCCC"/>
-              <w:right w:val="single" w:sz="4" w:space="0" w:color="CCCCCC"/>
-            </w:tcBorders>
-          </w:tcPr>
-          <w:p>
-            <w:pPr>
-              <w:spacing w:before="60" w:after="60" w:line="252" w:lineRule="auto"/>
-              <w:jc w:val="left"/>
-            </w:pPr>
-            <w:r/>
-            <w:r>
-              <w:t>711.75</w:t>
+            <w:shd w:fill="FFFFFF"/>
+            <w:tcMar>
+              <w:top w:w="100" w:type="dxa"/>
+              <w:bottom w:w="100" w:type="dxa"/>
+              <w:left w:w="120" w:type="dxa"/>
+              <w:right w:w="120" w:type="dxa"/>
+            </w:tcMar>
+            <w:tcBorders>
+              <w:top w:val="single" w:sz="4" w:space="0" w:color="CCCCCC"/>
+              <w:bottom w:val="single" w:sz="4" w:space="0" w:color="CCCCCC"/>
+              <w:left w:val="single" w:sz="4" w:space="0" w:color="CCCCCC"/>
+              <w:right w:val="single" w:sz="4" w:space="0" w:color="CCCCCC"/>
+            </w:tcBorders>
+          </w:tcPr>
+          <w:p>
+            <w:pPr>
+              <w:spacing w:before="60" w:after="60" w:line="252" w:lineRule="auto"/>
+              <w:jc w:val="left"/>
+            </w:pPr>
+            <w:r/>
+            <w:r>
+              <w:t>712.75</w:t>
             </w:r>
           </w:p>
         </w:tc>
         <w:tc>
           <w:tcPr>
             <w:tcW w:type="dxa" w:w="1152"/>
-            <w:shd w:fill="F8FAFC"/>
-            <w:tcMar>
-              <w:top w:w="100" w:type="dxa"/>
-              <w:bottom w:w="100" w:type="dxa"/>
-              <w:left w:w="120" w:type="dxa"/>
-              <w:right w:w="120" w:type="dxa"/>
-            </w:tcMar>
-            <w:tcBorders>
-              <w:top w:val="single" w:sz="4" w:space="0" w:color="CCCCCC"/>
-              <w:bottom w:val="single" w:sz="4" w:space="0" w:color="CCCCCC"/>
-              <w:left w:val="single" w:sz="4" w:space="0" w:color="CCCCCC"/>
-              <w:right w:val="single" w:sz="4" w:space="0" w:color="CCCCCC"/>
-            </w:tcBorders>
-          </w:tcPr>
-          <w:p>
-            <w:pPr>
-              <w:spacing w:before="60" w:after="60" w:line="252" w:lineRule="auto"/>
-              <w:jc w:val="left"/>
-            </w:pPr>
-            <w:r/>
-            <w:r>
-              <w:t>685.25</w:t>
+            <w:shd w:fill="FFFFFF"/>
+            <w:tcMar>
+              <w:top w:w="100" w:type="dxa"/>
+              <w:bottom w:w="100" w:type="dxa"/>
+              <w:left w:w="120" w:type="dxa"/>
+              <w:right w:w="120" w:type="dxa"/>
+            </w:tcMar>
+            <w:tcBorders>
+              <w:top w:val="single" w:sz="4" w:space="0" w:color="CCCCCC"/>
+              <w:bottom w:val="single" w:sz="4" w:space="0" w:color="CCCCCC"/>
+              <w:left w:val="single" w:sz="4" w:space="0" w:color="CCCCCC"/>
+              <w:right w:val="single" w:sz="4" w:space="0" w:color="CCCCCC"/>
+            </w:tcBorders>
+          </w:tcPr>
+          <w:p>
+            <w:pPr>
+              <w:spacing w:before="60" w:after="60" w:line="252" w:lineRule="auto"/>
+              <w:jc w:val="left"/>
+            </w:pPr>
+            <w:r/>
+            <w:r>
+              <w:t>699.25</w:t>
             </w:r>
           </w:p>
         </w:tc>
         <w:tc>
           <w:tcPr>
             <w:tcW w:type="dxa" w:w="1728"/>
-            <w:shd w:fill="F8FAFC"/>
+            <w:shd w:fill="FFFFFF"/>
             <w:tcMar>
               <w:top w:w="100" w:type="dxa"/>
               <w:bottom w:w="100" w:type="dxa"/>
@@ -27715,7 +30300,712 @@
               <w:rPr>
                 <w:b/>
               </w:rPr>
-              <w:t>700.00</w:t>
+              <w:t>704.25</w:t>
+            </w:r>
+          </w:p>
+        </w:tc>
+        <w:tc>
+          <w:tcPr>
+            <w:tcW w:type="dxa" w:w="3456"/>
+            <w:shd w:fill="FFFFFF"/>
+            <w:tcMar>
+              <w:top w:w="100" w:type="dxa"/>
+              <w:bottom w:w="100" w:type="dxa"/>
+              <w:left w:w="120" w:type="dxa"/>
+              <w:right w:w="120" w:type="dxa"/>
+            </w:tcMar>
+            <w:tcBorders>
+              <w:top w:val="single" w:sz="4" w:space="0" w:color="CCCCCC"/>
+              <w:bottom w:val="single" w:sz="4" w:space="0" w:color="CCCCCC"/>
+              <w:left w:val="single" w:sz="4" w:space="0" w:color="CCCCCC"/>
+              <w:right w:val="single" w:sz="4" w:space="0" w:color="CCCCCC"/>
+            </w:tcBorders>
+          </w:tcPr>
+          <w:p>
+            <w:pPr>
+              <w:spacing w:before="60" w:after="60" w:line="252" w:lineRule="auto"/>
+              <w:jc w:val="left"/>
+            </w:pPr>
+            <w:r/>
+            <w:r>
+              <w:rPr>
+                <w:b/>
+              </w:rPr>
+              <w:t>-1.00</w:t>
+            </w:r>
+          </w:p>
+        </w:tc>
+        <w:tc>
+          <w:tcPr>
+            <w:tcW w:type="dxa" w:w="1440"/>
+            <w:shd w:fill="FFFFFF"/>
+            <w:tcMar>
+              <w:top w:w="100" w:type="dxa"/>
+              <w:bottom w:w="100" w:type="dxa"/>
+              <w:left w:w="120" w:type="dxa"/>
+              <w:right w:w="120" w:type="dxa"/>
+            </w:tcMar>
+            <w:tcBorders>
+              <w:top w:val="single" w:sz="4" w:space="0" w:color="CCCCCC"/>
+              <w:bottom w:val="single" w:sz="4" w:space="0" w:color="CCCCCC"/>
+              <w:left w:val="single" w:sz="4" w:space="0" w:color="CCCCCC"/>
+              <w:right w:val="single" w:sz="4" w:space="0" w:color="CCCCCC"/>
+            </w:tcBorders>
+          </w:tcPr>
+          <w:p>
+            <w:pPr>
+              <w:spacing w:before="60" w:after="60" w:line="252" w:lineRule="auto"/>
+              <w:jc w:val="left"/>
+            </w:pPr>
+            <w:r/>
+            <w:r>
+              <w:t>BEAR</w:t>
+            </w:r>
+          </w:p>
+        </w:tc>
+      </w:tr>
+      <w:tr>
+        <w:tc>
+          <w:tcPr>
+            <w:tcW w:type="dxa" w:w="1584"/>
+            <w:shd w:fill="F8FAFC"/>
+            <w:tcMar>
+              <w:top w:w="100" w:type="dxa"/>
+              <w:bottom w:w="100" w:type="dxa"/>
+              <w:left w:w="120" w:type="dxa"/>
+              <w:right w:w="120" w:type="dxa"/>
+            </w:tcMar>
+            <w:tcBorders>
+              <w:top w:val="single" w:sz="4" w:space="0" w:color="CCCCCC"/>
+              <w:bottom w:val="single" w:sz="4" w:space="0" w:color="CCCCCC"/>
+              <w:left w:val="single" w:sz="4" w:space="0" w:color="CCCCCC"/>
+              <w:right w:val="single" w:sz="4" w:space="0" w:color="CCCCCC"/>
+            </w:tcBorders>
+          </w:tcPr>
+          <w:p>
+            <w:pPr>
+              <w:spacing w:before="60" w:after="60" w:line="252" w:lineRule="auto"/>
+              <w:jc w:val="left"/>
+            </w:pPr>
+            <w:r/>
+            <w:r>
+              <w:rPr>
+                <w:b/>
+              </w:rPr>
+              <w:t>Fri 16/10</w:t>
+            </w:r>
+          </w:p>
+        </w:tc>
+        <w:tc>
+          <w:tcPr>
+            <w:tcW w:type="dxa" w:w="864"/>
+            <w:shd w:fill="F8FAFC"/>
+            <w:tcMar>
+              <w:top w:w="100" w:type="dxa"/>
+              <w:bottom w:w="100" w:type="dxa"/>
+              <w:left w:w="120" w:type="dxa"/>
+              <w:right w:w="120" w:type="dxa"/>
+            </w:tcMar>
+            <w:tcBorders>
+              <w:top w:val="single" w:sz="4" w:space="0" w:color="CCCCCC"/>
+              <w:bottom w:val="single" w:sz="4" w:space="0" w:color="CCCCCC"/>
+              <w:left w:val="single" w:sz="4" w:space="0" w:color="CCCCCC"/>
+              <w:right w:val="single" w:sz="4" w:space="0" w:color="CCCCCC"/>
+            </w:tcBorders>
+          </w:tcPr>
+          <w:p>
+            <w:pPr>
+              <w:spacing w:before="60" w:after="60" w:line="252" w:lineRule="auto"/>
+              <w:jc w:val="left"/>
+            </w:pPr>
+            <w:r/>
+            <w:r>
+              <w:t>London 15-19</w:t>
+            </w:r>
+          </w:p>
+        </w:tc>
+        <w:tc>
+          <w:tcPr>
+            <w:tcW w:type="dxa" w:w="1440"/>
+            <w:shd w:fill="F8FAFC"/>
+            <w:tcMar>
+              <w:top w:w="100" w:type="dxa"/>
+              <w:bottom w:w="100" w:type="dxa"/>
+              <w:left w:w="120" w:type="dxa"/>
+              <w:right w:w="120" w:type="dxa"/>
+            </w:tcMar>
+            <w:tcBorders>
+              <w:top w:val="single" w:sz="4" w:space="0" w:color="CCCCCC"/>
+              <w:bottom w:val="single" w:sz="4" w:space="0" w:color="CCCCCC"/>
+              <w:left w:val="single" w:sz="4" w:space="0" w:color="CCCCCC"/>
+              <w:right w:val="single" w:sz="4" w:space="0" w:color="CCCCCC"/>
+            </w:tcBorders>
+          </w:tcPr>
+          <w:p>
+            <w:pPr>
+              <w:spacing w:before="60" w:after="60" w:line="252" w:lineRule="auto"/>
+              <w:jc w:val="left"/>
+            </w:pPr>
+            <w:r/>
+            <w:r>
+              <w:t>704.25</w:t>
+            </w:r>
+          </w:p>
+        </w:tc>
+        <w:tc>
+          <w:tcPr>
+            <w:tcW w:type="dxa" w:w="2016"/>
+            <w:shd w:fill="F8FAFC"/>
+            <w:tcMar>
+              <w:top w:w="100" w:type="dxa"/>
+              <w:bottom w:w="100" w:type="dxa"/>
+              <w:left w:w="120" w:type="dxa"/>
+              <w:right w:w="120" w:type="dxa"/>
+            </w:tcMar>
+            <w:tcBorders>
+              <w:top w:val="single" w:sz="4" w:space="0" w:color="CCCCCC"/>
+              <w:bottom w:val="single" w:sz="4" w:space="0" w:color="CCCCCC"/>
+              <w:left w:val="single" w:sz="4" w:space="0" w:color="CCCCCC"/>
+              <w:right w:val="single" w:sz="4" w:space="0" w:color="CCCCCC"/>
+            </w:tcBorders>
+          </w:tcPr>
+          <w:p>
+            <w:pPr>
+              <w:spacing w:before="60" w:after="60" w:line="252" w:lineRule="auto"/>
+              <w:jc w:val="left"/>
+            </w:pPr>
+            <w:r/>
+            <w:r>
+              <w:t>711.25</w:t>
+            </w:r>
+          </w:p>
+        </w:tc>
+        <w:tc>
+          <w:tcPr>
+            <w:tcW w:type="dxa" w:w="1152"/>
+            <w:shd w:fill="F8FAFC"/>
+            <w:tcMar>
+              <w:top w:w="100" w:type="dxa"/>
+              <w:bottom w:w="100" w:type="dxa"/>
+              <w:left w:w="120" w:type="dxa"/>
+              <w:right w:w="120" w:type="dxa"/>
+            </w:tcMar>
+            <w:tcBorders>
+              <w:top w:val="single" w:sz="4" w:space="0" w:color="CCCCCC"/>
+              <w:bottom w:val="single" w:sz="4" w:space="0" w:color="CCCCCC"/>
+              <w:left w:val="single" w:sz="4" w:space="0" w:color="CCCCCC"/>
+              <w:right w:val="single" w:sz="4" w:space="0" w:color="CCCCCC"/>
+            </w:tcBorders>
+          </w:tcPr>
+          <w:p>
+            <w:pPr>
+              <w:spacing w:before="60" w:after="60" w:line="252" w:lineRule="auto"/>
+              <w:jc w:val="left"/>
+            </w:pPr>
+            <w:r/>
+            <w:r>
+              <w:t>690.75</w:t>
+            </w:r>
+          </w:p>
+        </w:tc>
+        <w:tc>
+          <w:tcPr>
+            <w:tcW w:type="dxa" w:w="1728"/>
+            <w:shd w:fill="F8FAFC"/>
+            <w:tcMar>
+              <w:top w:w="100" w:type="dxa"/>
+              <w:bottom w:w="100" w:type="dxa"/>
+              <w:left w:w="120" w:type="dxa"/>
+              <w:right w:w="120" w:type="dxa"/>
+            </w:tcMar>
+            <w:tcBorders>
+              <w:top w:val="single" w:sz="4" w:space="0" w:color="CCCCCC"/>
+              <w:bottom w:val="single" w:sz="4" w:space="0" w:color="CCCCCC"/>
+              <w:left w:val="single" w:sz="4" w:space="0" w:color="CCCCCC"/>
+              <w:right w:val="single" w:sz="4" w:space="0" w:color="CCCCCC"/>
+            </w:tcBorders>
+          </w:tcPr>
+          <w:p>
+            <w:pPr>
+              <w:spacing w:before="60" w:after="60" w:line="252" w:lineRule="auto"/>
+              <w:jc w:val="left"/>
+            </w:pPr>
+            <w:r/>
+            <w:r>
+              <w:rPr>
+                <w:b/>
+              </w:rPr>
+              <w:t>705.00</w:t>
+            </w:r>
+          </w:p>
+        </w:tc>
+        <w:tc>
+          <w:tcPr>
+            <w:tcW w:type="dxa" w:w="3456"/>
+            <w:shd w:fill="F8FAFC"/>
+            <w:tcMar>
+              <w:top w:w="100" w:type="dxa"/>
+              <w:bottom w:w="100" w:type="dxa"/>
+              <w:left w:w="120" w:type="dxa"/>
+              <w:right w:w="120" w:type="dxa"/>
+            </w:tcMar>
+            <w:tcBorders>
+              <w:top w:val="single" w:sz="4" w:space="0" w:color="CCCCCC"/>
+              <w:bottom w:val="single" w:sz="4" w:space="0" w:color="CCCCCC"/>
+              <w:left w:val="single" w:sz="4" w:space="0" w:color="CCCCCC"/>
+              <w:right w:val="single" w:sz="4" w:space="0" w:color="CCCCCC"/>
+            </w:tcBorders>
+          </w:tcPr>
+          <w:p>
+            <w:pPr>
+              <w:spacing w:before="60" w:after="60" w:line="252" w:lineRule="auto"/>
+              <w:jc w:val="left"/>
+            </w:pPr>
+            <w:r/>
+            <w:r>
+              <w:rPr>
+                <w:b/>
+              </w:rPr>
+              <w:t>+0.75</w:t>
+            </w:r>
+          </w:p>
+        </w:tc>
+        <w:tc>
+          <w:tcPr>
+            <w:tcW w:type="dxa" w:w="1440"/>
+            <w:shd w:fill="F8FAFC"/>
+            <w:tcMar>
+              <w:top w:w="100" w:type="dxa"/>
+              <w:bottom w:w="100" w:type="dxa"/>
+              <w:left w:w="120" w:type="dxa"/>
+              <w:right w:w="120" w:type="dxa"/>
+            </w:tcMar>
+            <w:tcBorders>
+              <w:top w:val="single" w:sz="4" w:space="0" w:color="CCCCCC"/>
+              <w:bottom w:val="single" w:sz="4" w:space="0" w:color="CCCCCC"/>
+              <w:left w:val="single" w:sz="4" w:space="0" w:color="CCCCCC"/>
+              <w:right w:val="single" w:sz="4" w:space="0" w:color="CCCCCC"/>
+            </w:tcBorders>
+          </w:tcPr>
+          <w:p>
+            <w:pPr>
+              <w:spacing w:before="60" w:after="60" w:line="252" w:lineRule="auto"/>
+              <w:jc w:val="left"/>
+            </w:pPr>
+            <w:r/>
+            <w:r>
+              <w:t>BULL</w:t>
+            </w:r>
+          </w:p>
+        </w:tc>
+      </w:tr>
+      <w:tr>
+        <w:tc>
+          <w:tcPr>
+            <w:tcW w:type="dxa" w:w="1584"/>
+            <w:shd w:fill="FFFFFF"/>
+            <w:tcMar>
+              <w:top w:w="100" w:type="dxa"/>
+              <w:bottom w:w="100" w:type="dxa"/>
+              <w:left w:w="120" w:type="dxa"/>
+              <w:right w:w="120" w:type="dxa"/>
+            </w:tcMar>
+            <w:tcBorders>
+              <w:top w:val="single" w:sz="4" w:space="0" w:color="CCCCCC"/>
+              <w:bottom w:val="single" w:sz="4" w:space="0" w:color="CCCCCC"/>
+              <w:left w:val="single" w:sz="4" w:space="0" w:color="CCCCCC"/>
+              <w:right w:val="single" w:sz="4" w:space="0" w:color="CCCCCC"/>
+            </w:tcBorders>
+          </w:tcPr>
+          <w:p>
+            <w:pPr>
+              <w:spacing w:before="60" w:after="60" w:line="252" w:lineRule="auto"/>
+              <w:jc w:val="left"/>
+            </w:pPr>
+            <w:r/>
+            <w:r>
+              <w:rPr>
+                <w:b/>
+              </w:rPr>
+              <w:t>Fri 16/10</w:t>
+            </w:r>
+          </w:p>
+        </w:tc>
+        <w:tc>
+          <w:tcPr>
+            <w:tcW w:type="dxa" w:w="864"/>
+            <w:shd w:fill="FFFFFF"/>
+            <w:tcMar>
+              <w:top w:w="100" w:type="dxa"/>
+              <w:bottom w:w="100" w:type="dxa"/>
+              <w:left w:w="120" w:type="dxa"/>
+              <w:right w:w="120" w:type="dxa"/>
+            </w:tcMar>
+            <w:tcBorders>
+              <w:top w:val="single" w:sz="4" w:space="0" w:color="CCCCCC"/>
+              <w:bottom w:val="single" w:sz="4" w:space="0" w:color="CCCCCC"/>
+              <w:left w:val="single" w:sz="4" w:space="0" w:color="CCCCCC"/>
+              <w:right w:val="single" w:sz="4" w:space="0" w:color="CCCCCC"/>
+            </w:tcBorders>
+          </w:tcPr>
+          <w:p>
+            <w:pPr>
+              <w:spacing w:before="60" w:after="60" w:line="252" w:lineRule="auto"/>
+              <w:jc w:val="left"/>
+            </w:pPr>
+            <w:r/>
+            <w:r>
+              <w:t>Pre-NY 19-21</w:t>
+            </w:r>
+          </w:p>
+        </w:tc>
+        <w:tc>
+          <w:tcPr>
+            <w:tcW w:type="dxa" w:w="1440"/>
+            <w:shd w:fill="FFFFFF"/>
+            <w:tcMar>
+              <w:top w:w="100" w:type="dxa"/>
+              <w:bottom w:w="100" w:type="dxa"/>
+              <w:left w:w="120" w:type="dxa"/>
+              <w:right w:w="120" w:type="dxa"/>
+            </w:tcMar>
+            <w:tcBorders>
+              <w:top w:val="single" w:sz="4" w:space="0" w:color="CCCCCC"/>
+              <w:bottom w:val="single" w:sz="4" w:space="0" w:color="CCCCCC"/>
+              <w:left w:val="single" w:sz="4" w:space="0" w:color="CCCCCC"/>
+              <w:right w:val="single" w:sz="4" w:space="0" w:color="CCCCCC"/>
+            </w:tcBorders>
+          </w:tcPr>
+          <w:p>
+            <w:pPr>
+              <w:spacing w:before="60" w:after="60" w:line="252" w:lineRule="auto"/>
+              <w:jc w:val="left"/>
+            </w:pPr>
+            <w:r/>
+            <w:r>
+              <w:t>705.00</w:t>
+            </w:r>
+          </w:p>
+        </w:tc>
+        <w:tc>
+          <w:tcPr>
+            <w:tcW w:type="dxa" w:w="2016"/>
+            <w:shd w:fill="FFFFFF"/>
+            <w:tcMar>
+              <w:top w:w="100" w:type="dxa"/>
+              <w:bottom w:w="100" w:type="dxa"/>
+              <w:left w:w="120" w:type="dxa"/>
+              <w:right w:w="120" w:type="dxa"/>
+            </w:tcMar>
+            <w:tcBorders>
+              <w:top w:val="single" w:sz="4" w:space="0" w:color="CCCCCC"/>
+              <w:bottom w:val="single" w:sz="4" w:space="0" w:color="CCCCCC"/>
+              <w:left w:val="single" w:sz="4" w:space="0" w:color="CCCCCC"/>
+              <w:right w:val="single" w:sz="4" w:space="0" w:color="CCCCCC"/>
+            </w:tcBorders>
+          </w:tcPr>
+          <w:p>
+            <w:pPr>
+              <w:spacing w:before="60" w:after="60" w:line="252" w:lineRule="auto"/>
+              <w:jc w:val="left"/>
+            </w:pPr>
+            <w:r/>
+            <w:r>
+              <w:t>714.25</w:t>
+            </w:r>
+          </w:p>
+        </w:tc>
+        <w:tc>
+          <w:tcPr>
+            <w:tcW w:type="dxa" w:w="1152"/>
+            <w:shd w:fill="FFFFFF"/>
+            <w:tcMar>
+              <w:top w:w="100" w:type="dxa"/>
+              <w:bottom w:w="100" w:type="dxa"/>
+              <w:left w:w="120" w:type="dxa"/>
+              <w:right w:w="120" w:type="dxa"/>
+            </w:tcMar>
+            <w:tcBorders>
+              <w:top w:val="single" w:sz="4" w:space="0" w:color="CCCCCC"/>
+              <w:bottom w:val="single" w:sz="4" w:space="0" w:color="CCCCCC"/>
+              <w:left w:val="single" w:sz="4" w:space="0" w:color="CCCCCC"/>
+              <w:right w:val="single" w:sz="4" w:space="0" w:color="CCCCCC"/>
+            </w:tcBorders>
+          </w:tcPr>
+          <w:p>
+            <w:pPr>
+              <w:spacing w:before="60" w:after="60" w:line="252" w:lineRule="auto"/>
+              <w:jc w:val="left"/>
+            </w:pPr>
+            <w:r/>
+            <w:r>
+              <w:t>697.75</w:t>
+            </w:r>
+          </w:p>
+        </w:tc>
+        <w:tc>
+          <w:tcPr>
+            <w:tcW w:type="dxa" w:w="1728"/>
+            <w:shd w:fill="FFFFFF"/>
+            <w:tcMar>
+              <w:top w:w="100" w:type="dxa"/>
+              <w:bottom w:w="100" w:type="dxa"/>
+              <w:left w:w="120" w:type="dxa"/>
+              <w:right w:w="120" w:type="dxa"/>
+            </w:tcMar>
+            <w:tcBorders>
+              <w:top w:val="single" w:sz="4" w:space="0" w:color="CCCCCC"/>
+              <w:bottom w:val="single" w:sz="4" w:space="0" w:color="CCCCCC"/>
+              <w:left w:val="single" w:sz="4" w:space="0" w:color="CCCCCC"/>
+              <w:right w:val="single" w:sz="4" w:space="0" w:color="CCCCCC"/>
+            </w:tcBorders>
+          </w:tcPr>
+          <w:p>
+            <w:pPr>
+              <w:spacing w:before="60" w:after="60" w:line="252" w:lineRule="auto"/>
+              <w:jc w:val="left"/>
+            </w:pPr>
+            <w:r/>
+            <w:r>
+              <w:rPr>
+                <w:b/>
+              </w:rPr>
+              <w:t>704.75</w:t>
+            </w:r>
+          </w:p>
+        </w:tc>
+        <w:tc>
+          <w:tcPr>
+            <w:tcW w:type="dxa" w:w="3456"/>
+            <w:shd w:fill="FFFFFF"/>
+            <w:tcMar>
+              <w:top w:w="100" w:type="dxa"/>
+              <w:bottom w:w="100" w:type="dxa"/>
+              <w:left w:w="120" w:type="dxa"/>
+              <w:right w:w="120" w:type="dxa"/>
+            </w:tcMar>
+            <w:tcBorders>
+              <w:top w:val="single" w:sz="4" w:space="0" w:color="CCCCCC"/>
+              <w:bottom w:val="single" w:sz="4" w:space="0" w:color="CCCCCC"/>
+              <w:left w:val="single" w:sz="4" w:space="0" w:color="CCCCCC"/>
+              <w:right w:val="single" w:sz="4" w:space="0" w:color="CCCCCC"/>
+            </w:tcBorders>
+          </w:tcPr>
+          <w:p>
+            <w:pPr>
+              <w:spacing w:before="60" w:after="60" w:line="252" w:lineRule="auto"/>
+              <w:jc w:val="left"/>
+            </w:pPr>
+            <w:r/>
+            <w:r>
+              <w:rPr>
+                <w:b/>
+              </w:rPr>
+              <w:t>-0.25</w:t>
+            </w:r>
+          </w:p>
+        </w:tc>
+        <w:tc>
+          <w:tcPr>
+            <w:tcW w:type="dxa" w:w="1440"/>
+            <w:shd w:fill="FFFFFF"/>
+            <w:tcMar>
+              <w:top w:w="100" w:type="dxa"/>
+              <w:bottom w:w="100" w:type="dxa"/>
+              <w:left w:w="120" w:type="dxa"/>
+              <w:right w:w="120" w:type="dxa"/>
+            </w:tcMar>
+            <w:tcBorders>
+              <w:top w:val="single" w:sz="4" w:space="0" w:color="CCCCCC"/>
+              <w:bottom w:val="single" w:sz="4" w:space="0" w:color="CCCCCC"/>
+              <w:left w:val="single" w:sz="4" w:space="0" w:color="CCCCCC"/>
+              <w:right w:val="single" w:sz="4" w:space="0" w:color="CCCCCC"/>
+            </w:tcBorders>
+          </w:tcPr>
+          <w:p>
+            <w:pPr>
+              <w:spacing w:before="60" w:after="60" w:line="252" w:lineRule="auto"/>
+              <w:jc w:val="left"/>
+            </w:pPr>
+            <w:r/>
+            <w:r>
+              <w:t>BEAR</w:t>
+            </w:r>
+          </w:p>
+        </w:tc>
+      </w:tr>
+      <w:tr>
+        <w:tc>
+          <w:tcPr>
+            <w:tcW w:type="dxa" w:w="1584"/>
+            <w:shd w:fill="F8FAFC"/>
+            <w:tcMar>
+              <w:top w:w="100" w:type="dxa"/>
+              <w:bottom w:w="100" w:type="dxa"/>
+              <w:left w:w="120" w:type="dxa"/>
+              <w:right w:w="120" w:type="dxa"/>
+            </w:tcMar>
+            <w:tcBorders>
+              <w:top w:val="single" w:sz="4" w:space="0" w:color="CCCCCC"/>
+              <w:bottom w:val="single" w:sz="4" w:space="0" w:color="CCCCCC"/>
+              <w:left w:val="single" w:sz="4" w:space="0" w:color="CCCCCC"/>
+              <w:right w:val="single" w:sz="4" w:space="0" w:color="CCCCCC"/>
+            </w:tcBorders>
+          </w:tcPr>
+          <w:p>
+            <w:pPr>
+              <w:spacing w:before="60" w:after="60" w:line="252" w:lineRule="auto"/>
+              <w:jc w:val="left"/>
+            </w:pPr>
+            <w:r/>
+            <w:r>
+              <w:rPr>
+                <w:b/>
+              </w:rPr>
+              <w:t>Fri 16/10</w:t>
+            </w:r>
+          </w:p>
+        </w:tc>
+        <w:tc>
+          <w:tcPr>
+            <w:tcW w:type="dxa" w:w="864"/>
+            <w:shd w:fill="F8FAFC"/>
+            <w:tcMar>
+              <w:top w:w="100" w:type="dxa"/>
+              <w:bottom w:w="100" w:type="dxa"/>
+              <w:left w:w="120" w:type="dxa"/>
+              <w:right w:w="120" w:type="dxa"/>
+            </w:tcMar>
+            <w:tcBorders>
+              <w:top w:val="single" w:sz="4" w:space="0" w:color="CCCCCC"/>
+              <w:bottom w:val="single" w:sz="4" w:space="0" w:color="CCCCCC"/>
+              <w:left w:val="single" w:sz="4" w:space="0" w:color="CCCCCC"/>
+              <w:right w:val="single" w:sz="4" w:space="0" w:color="CCCCCC"/>
+            </w:tcBorders>
+          </w:tcPr>
+          <w:p>
+            <w:pPr>
+              <w:spacing w:before="60" w:after="60" w:line="252" w:lineRule="auto"/>
+              <w:jc w:val="left"/>
+            </w:pPr>
+            <w:r/>
+            <w:r>
+              <w:t>NY Open 21-23</w:t>
+            </w:r>
+          </w:p>
+        </w:tc>
+        <w:tc>
+          <w:tcPr>
+            <w:tcW w:type="dxa" w:w="1440"/>
+            <w:shd w:fill="F8FAFC"/>
+            <w:tcMar>
+              <w:top w:w="100" w:type="dxa"/>
+              <w:bottom w:w="100" w:type="dxa"/>
+              <w:left w:w="120" w:type="dxa"/>
+              <w:right w:w="120" w:type="dxa"/>
+            </w:tcMar>
+            <w:tcBorders>
+              <w:top w:val="single" w:sz="4" w:space="0" w:color="CCCCCC"/>
+              <w:bottom w:val="single" w:sz="4" w:space="0" w:color="CCCCCC"/>
+              <w:left w:val="single" w:sz="4" w:space="0" w:color="CCCCCC"/>
+              <w:right w:val="single" w:sz="4" w:space="0" w:color="CCCCCC"/>
+            </w:tcBorders>
+          </w:tcPr>
+          <w:p>
+            <w:pPr>
+              <w:spacing w:before="60" w:after="60" w:line="252" w:lineRule="auto"/>
+              <w:jc w:val="left"/>
+            </w:pPr>
+            <w:r/>
+            <w:r>
+              <w:t>704.75</w:t>
+            </w:r>
+          </w:p>
+        </w:tc>
+        <w:tc>
+          <w:tcPr>
+            <w:tcW w:type="dxa" w:w="2016"/>
+            <w:shd w:fill="F8FAFC"/>
+            <w:tcMar>
+              <w:top w:w="100" w:type="dxa"/>
+              <w:bottom w:w="100" w:type="dxa"/>
+              <w:left w:w="120" w:type="dxa"/>
+              <w:right w:w="120" w:type="dxa"/>
+            </w:tcMar>
+            <w:tcBorders>
+              <w:top w:val="single" w:sz="4" w:space="0" w:color="CCCCCC"/>
+              <w:bottom w:val="single" w:sz="4" w:space="0" w:color="CCCCCC"/>
+              <w:left w:val="single" w:sz="4" w:space="0" w:color="CCCCCC"/>
+              <w:right w:val="single" w:sz="4" w:space="0" w:color="CCCCCC"/>
+            </w:tcBorders>
+          </w:tcPr>
+          <w:p>
+            <w:pPr>
+              <w:spacing w:before="60" w:after="60" w:line="252" w:lineRule="auto"/>
+              <w:jc w:val="left"/>
+            </w:pPr>
+            <w:r/>
+            <w:r>
+              <w:t>713.25</w:t>
+            </w:r>
+          </w:p>
+        </w:tc>
+        <w:tc>
+          <w:tcPr>
+            <w:tcW w:type="dxa" w:w="1152"/>
+            <w:shd w:fill="F8FAFC"/>
+            <w:tcMar>
+              <w:top w:w="100" w:type="dxa"/>
+              <w:bottom w:w="100" w:type="dxa"/>
+              <w:left w:w="120" w:type="dxa"/>
+              <w:right w:w="120" w:type="dxa"/>
+            </w:tcMar>
+            <w:tcBorders>
+              <w:top w:val="single" w:sz="4" w:space="0" w:color="CCCCCC"/>
+              <w:bottom w:val="single" w:sz="4" w:space="0" w:color="CCCCCC"/>
+              <w:left w:val="single" w:sz="4" w:space="0" w:color="CCCCCC"/>
+              <w:right w:val="single" w:sz="4" w:space="0" w:color="CCCCCC"/>
+            </w:tcBorders>
+          </w:tcPr>
+          <w:p>
+            <w:pPr>
+              <w:spacing w:before="60" w:after="60" w:line="252" w:lineRule="auto"/>
+              <w:jc w:val="left"/>
+            </w:pPr>
+            <w:r/>
+            <w:r>
+              <w:t>690.75</w:t>
+            </w:r>
+          </w:p>
+        </w:tc>
+        <w:tc>
+          <w:tcPr>
+            <w:tcW w:type="dxa" w:w="1728"/>
+            <w:shd w:fill="F8FAFC"/>
+            <w:tcMar>
+              <w:top w:w="100" w:type="dxa"/>
+              <w:bottom w:w="100" w:type="dxa"/>
+              <w:left w:w="120" w:type="dxa"/>
+              <w:right w:w="120" w:type="dxa"/>
+            </w:tcMar>
+            <w:tcBorders>
+              <w:top w:val="single" w:sz="4" w:space="0" w:color="CCCCCC"/>
+              <w:bottom w:val="single" w:sz="4" w:space="0" w:color="CCCCCC"/>
+              <w:left w:val="single" w:sz="4" w:space="0" w:color="CCCCCC"/>
+              <w:right w:val="single" w:sz="4" w:space="0" w:color="CCCCCC"/>
+            </w:tcBorders>
+          </w:tcPr>
+          <w:p>
+            <w:pPr>
+              <w:spacing w:before="60" w:after="60" w:line="252" w:lineRule="auto"/>
+              <w:jc w:val="left"/>
+            </w:pPr>
+            <w:r/>
+            <w:r>
+              <w:rPr>
+                <w:b/>
+              </w:rPr>
+              <w:t>706.50</w:t>
             </w:r>
           </w:p>
         </w:tc>
@@ -27807,7 +31097,7 @@
               <w:rPr>
                 <w:b/>
               </w:rPr>
-              <w:t>Wed 14/10</w:t>
+              <w:t>Fri 16/10</w:t>
             </w:r>
           </w:p>
         </w:tc>
@@ -27835,7 +31125,7 @@
             </w:pPr>
             <w:r/>
             <w:r>
-              <w:t>Pre-NY 19-21</w:t>
+              <w:t>NY Close 23-01</w:t>
             </w:r>
           </w:p>
         </w:tc>
@@ -27863,7 +31153,7 @@
             </w:pPr>
             <w:r/>
             <w:r>
-              <w:t>700.00</w:t>
+              <w:t>706.50</w:t>
             </w:r>
           </w:p>
         </w:tc>
@@ -27891,7 +31181,7 @@
             </w:pPr>
             <w:r/>
             <w:r>
-              <w:t>709.25</w:t>
+              <w:t>712.75</w:t>
             </w:r>
           </w:p>
         </w:tc>
@@ -27919,7 +31209,7 @@
             </w:pPr>
             <w:r/>
             <w:r>
-              <w:t>689.25</w:t>
+              <w:t>700.00</w:t>
             </w:r>
           </w:p>
         </w:tc>
@@ -27927,3061 +31217,6 @@
           <w:tcPr>
             <w:tcW w:type="dxa" w:w="1728"/>
             <w:shd w:fill="FFFFFF"/>
-            <w:tcMar>
-              <w:top w:w="100" w:type="dxa"/>
-              <w:bottom w:w="100" w:type="dxa"/>
-              <w:left w:w="120" w:type="dxa"/>
-              <w:right w:w="120" w:type="dxa"/>
-            </w:tcMar>
-            <w:tcBorders>
-              <w:top w:val="single" w:sz="4" w:space="0" w:color="CCCCCC"/>
-              <w:bottom w:val="single" w:sz="4" w:space="0" w:color="CCCCCC"/>
-              <w:left w:val="single" w:sz="4" w:space="0" w:color="CCCCCC"/>
-              <w:right w:val="single" w:sz="4" w:space="0" w:color="CCCCCC"/>
-            </w:tcBorders>
-          </w:tcPr>
-          <w:p>
-            <w:pPr>
-              <w:spacing w:before="60" w:after="60" w:line="252" w:lineRule="auto"/>
-              <w:jc w:val="left"/>
-            </w:pPr>
-            <w:r/>
-            <w:r>
-              <w:rPr>
-                <w:b/>
-              </w:rPr>
-              <w:t>700.50</w:t>
-            </w:r>
-          </w:p>
-        </w:tc>
-        <w:tc>
-          <w:tcPr>
-            <w:tcW w:type="dxa" w:w="3456"/>
-            <w:shd w:fill="FFFFFF"/>
-            <w:tcMar>
-              <w:top w:w="100" w:type="dxa"/>
-              <w:bottom w:w="100" w:type="dxa"/>
-              <w:left w:w="120" w:type="dxa"/>
-              <w:right w:w="120" w:type="dxa"/>
-            </w:tcMar>
-            <w:tcBorders>
-              <w:top w:val="single" w:sz="4" w:space="0" w:color="CCCCCC"/>
-              <w:bottom w:val="single" w:sz="4" w:space="0" w:color="CCCCCC"/>
-              <w:left w:val="single" w:sz="4" w:space="0" w:color="CCCCCC"/>
-              <w:right w:val="single" w:sz="4" w:space="0" w:color="CCCCCC"/>
-            </w:tcBorders>
-          </w:tcPr>
-          <w:p>
-            <w:pPr>
-              <w:spacing w:before="60" w:after="60" w:line="252" w:lineRule="auto"/>
-              <w:jc w:val="left"/>
-            </w:pPr>
-            <w:r/>
-            <w:r>
-              <w:rPr>
-                <w:b/>
-              </w:rPr>
-              <w:t>+0.50</w:t>
-            </w:r>
-          </w:p>
-        </w:tc>
-        <w:tc>
-          <w:tcPr>
-            <w:tcW w:type="dxa" w:w="1440"/>
-            <w:shd w:fill="FFFFFF"/>
-            <w:tcMar>
-              <w:top w:w="100" w:type="dxa"/>
-              <w:bottom w:w="100" w:type="dxa"/>
-              <w:left w:w="120" w:type="dxa"/>
-              <w:right w:w="120" w:type="dxa"/>
-            </w:tcMar>
-            <w:tcBorders>
-              <w:top w:val="single" w:sz="4" w:space="0" w:color="CCCCCC"/>
-              <w:bottom w:val="single" w:sz="4" w:space="0" w:color="CCCCCC"/>
-              <w:left w:val="single" w:sz="4" w:space="0" w:color="CCCCCC"/>
-              <w:right w:val="single" w:sz="4" w:space="0" w:color="CCCCCC"/>
-            </w:tcBorders>
-          </w:tcPr>
-          <w:p>
-            <w:pPr>
-              <w:spacing w:before="60" w:after="60" w:line="252" w:lineRule="auto"/>
-              <w:jc w:val="left"/>
-            </w:pPr>
-            <w:r/>
-            <w:r>
-              <w:t>BULL</w:t>
-            </w:r>
-          </w:p>
-        </w:tc>
-      </w:tr>
-      <w:tr>
-        <w:tc>
-          <w:tcPr>
-            <w:tcW w:type="dxa" w:w="1584"/>
-            <w:shd w:fill="F8FAFC"/>
-            <w:tcMar>
-              <w:top w:w="100" w:type="dxa"/>
-              <w:bottom w:w="100" w:type="dxa"/>
-              <w:left w:w="120" w:type="dxa"/>
-              <w:right w:w="120" w:type="dxa"/>
-            </w:tcMar>
-            <w:tcBorders>
-              <w:top w:val="single" w:sz="4" w:space="0" w:color="CCCCCC"/>
-              <w:bottom w:val="single" w:sz="4" w:space="0" w:color="CCCCCC"/>
-              <w:left w:val="single" w:sz="4" w:space="0" w:color="CCCCCC"/>
-              <w:right w:val="single" w:sz="4" w:space="0" w:color="CCCCCC"/>
-            </w:tcBorders>
-          </w:tcPr>
-          <w:p>
-            <w:pPr>
-              <w:spacing w:before="60" w:after="60" w:line="252" w:lineRule="auto"/>
-              <w:jc w:val="left"/>
-            </w:pPr>
-            <w:r/>
-            <w:r>
-              <w:rPr>
-                <w:b/>
-              </w:rPr>
-              <w:t>Wed 14/10</w:t>
-            </w:r>
-          </w:p>
-        </w:tc>
-        <w:tc>
-          <w:tcPr>
-            <w:tcW w:type="dxa" w:w="864"/>
-            <w:shd w:fill="F8FAFC"/>
-            <w:tcMar>
-              <w:top w:w="100" w:type="dxa"/>
-              <w:bottom w:w="100" w:type="dxa"/>
-              <w:left w:w="120" w:type="dxa"/>
-              <w:right w:w="120" w:type="dxa"/>
-            </w:tcMar>
-            <w:tcBorders>
-              <w:top w:val="single" w:sz="4" w:space="0" w:color="CCCCCC"/>
-              <w:bottom w:val="single" w:sz="4" w:space="0" w:color="CCCCCC"/>
-              <w:left w:val="single" w:sz="4" w:space="0" w:color="CCCCCC"/>
-              <w:right w:val="single" w:sz="4" w:space="0" w:color="CCCCCC"/>
-            </w:tcBorders>
-          </w:tcPr>
-          <w:p>
-            <w:pPr>
-              <w:spacing w:before="60" w:after="60" w:line="252" w:lineRule="auto"/>
-              <w:jc w:val="left"/>
-            </w:pPr>
-            <w:r/>
-            <w:r>
-              <w:t>NY Open 21-23</w:t>
-            </w:r>
-          </w:p>
-        </w:tc>
-        <w:tc>
-          <w:tcPr>
-            <w:tcW w:type="dxa" w:w="1440"/>
-            <w:shd w:fill="F8FAFC"/>
-            <w:tcMar>
-              <w:top w:w="100" w:type="dxa"/>
-              <w:bottom w:w="100" w:type="dxa"/>
-              <w:left w:w="120" w:type="dxa"/>
-              <w:right w:w="120" w:type="dxa"/>
-            </w:tcMar>
-            <w:tcBorders>
-              <w:top w:val="single" w:sz="4" w:space="0" w:color="CCCCCC"/>
-              <w:bottom w:val="single" w:sz="4" w:space="0" w:color="CCCCCC"/>
-              <w:left w:val="single" w:sz="4" w:space="0" w:color="CCCCCC"/>
-              <w:right w:val="single" w:sz="4" w:space="0" w:color="CCCCCC"/>
-            </w:tcBorders>
-          </w:tcPr>
-          <w:p>
-            <w:pPr>
-              <w:spacing w:before="60" w:after="60" w:line="252" w:lineRule="auto"/>
-              <w:jc w:val="left"/>
-            </w:pPr>
-            <w:r/>
-            <w:r>
-              <w:t>700.50</w:t>
-            </w:r>
-          </w:p>
-        </w:tc>
-        <w:tc>
-          <w:tcPr>
-            <w:tcW w:type="dxa" w:w="2016"/>
-            <w:shd w:fill="F8FAFC"/>
-            <w:tcMar>
-              <w:top w:w="100" w:type="dxa"/>
-              <w:bottom w:w="100" w:type="dxa"/>
-              <w:left w:w="120" w:type="dxa"/>
-              <w:right w:w="120" w:type="dxa"/>
-            </w:tcMar>
-            <w:tcBorders>
-              <w:top w:val="single" w:sz="4" w:space="0" w:color="CCCCCC"/>
-              <w:bottom w:val="single" w:sz="4" w:space="0" w:color="CCCCCC"/>
-              <w:left w:val="single" w:sz="4" w:space="0" w:color="CCCCCC"/>
-              <w:right w:val="single" w:sz="4" w:space="0" w:color="CCCCCC"/>
-            </w:tcBorders>
-          </w:tcPr>
-          <w:p>
-            <w:pPr>
-              <w:spacing w:before="60" w:after="60" w:line="252" w:lineRule="auto"/>
-              <w:jc w:val="left"/>
-            </w:pPr>
-            <w:r/>
-            <w:r>
-              <w:t>712.75</w:t>
-            </w:r>
-          </w:p>
-        </w:tc>
-        <w:tc>
-          <w:tcPr>
-            <w:tcW w:type="dxa" w:w="1152"/>
-            <w:shd w:fill="F8FAFC"/>
-            <w:tcMar>
-              <w:top w:w="100" w:type="dxa"/>
-              <w:bottom w:w="100" w:type="dxa"/>
-              <w:left w:w="120" w:type="dxa"/>
-              <w:right w:w="120" w:type="dxa"/>
-            </w:tcMar>
-            <w:tcBorders>
-              <w:top w:val="single" w:sz="4" w:space="0" w:color="CCCCCC"/>
-              <w:bottom w:val="single" w:sz="4" w:space="0" w:color="CCCCCC"/>
-              <w:left w:val="single" w:sz="4" w:space="0" w:color="CCCCCC"/>
-              <w:right w:val="single" w:sz="4" w:space="0" w:color="CCCCCC"/>
-            </w:tcBorders>
-          </w:tcPr>
-          <w:p>
-            <w:pPr>
-              <w:spacing w:before="60" w:after="60" w:line="252" w:lineRule="auto"/>
-              <w:jc w:val="left"/>
-            </w:pPr>
-            <w:r/>
-            <w:r>
-              <w:t>686.25</w:t>
-            </w:r>
-          </w:p>
-        </w:tc>
-        <w:tc>
-          <w:tcPr>
-            <w:tcW w:type="dxa" w:w="1728"/>
-            <w:shd w:fill="F8FAFC"/>
-            <w:tcMar>
-              <w:top w:w="100" w:type="dxa"/>
-              <w:bottom w:w="100" w:type="dxa"/>
-              <w:left w:w="120" w:type="dxa"/>
-              <w:right w:w="120" w:type="dxa"/>
-            </w:tcMar>
-            <w:tcBorders>
-              <w:top w:val="single" w:sz="4" w:space="0" w:color="CCCCCC"/>
-              <w:bottom w:val="single" w:sz="4" w:space="0" w:color="CCCCCC"/>
-              <w:left w:val="single" w:sz="4" w:space="0" w:color="CCCCCC"/>
-              <w:right w:val="single" w:sz="4" w:space="0" w:color="CCCCCC"/>
-            </w:tcBorders>
-          </w:tcPr>
-          <w:p>
-            <w:pPr>
-              <w:spacing w:before="60" w:after="60" w:line="252" w:lineRule="auto"/>
-              <w:jc w:val="left"/>
-            </w:pPr>
-            <w:r/>
-            <w:r>
-              <w:rPr>
-                <w:b/>
-              </w:rPr>
-              <w:t>699.00</w:t>
-            </w:r>
-          </w:p>
-        </w:tc>
-        <w:tc>
-          <w:tcPr>
-            <w:tcW w:type="dxa" w:w="3456"/>
-            <w:shd w:fill="F8FAFC"/>
-            <w:tcMar>
-              <w:top w:w="100" w:type="dxa"/>
-              <w:bottom w:w="100" w:type="dxa"/>
-              <w:left w:w="120" w:type="dxa"/>
-              <w:right w:w="120" w:type="dxa"/>
-            </w:tcMar>
-            <w:tcBorders>
-              <w:top w:val="single" w:sz="4" w:space="0" w:color="CCCCCC"/>
-              <w:bottom w:val="single" w:sz="4" w:space="0" w:color="CCCCCC"/>
-              <w:left w:val="single" w:sz="4" w:space="0" w:color="CCCCCC"/>
-              <w:right w:val="single" w:sz="4" w:space="0" w:color="CCCCCC"/>
-            </w:tcBorders>
-          </w:tcPr>
-          <w:p>
-            <w:pPr>
-              <w:spacing w:before="60" w:after="60" w:line="252" w:lineRule="auto"/>
-              <w:jc w:val="left"/>
-            </w:pPr>
-            <w:r/>
-            <w:r>
-              <w:rPr>
-                <w:b/>
-              </w:rPr>
-              <w:t>-1.50</w:t>
-            </w:r>
-          </w:p>
-        </w:tc>
-        <w:tc>
-          <w:tcPr>
-            <w:tcW w:type="dxa" w:w="1440"/>
-            <w:shd w:fill="F8FAFC"/>
-            <w:tcMar>
-              <w:top w:w="100" w:type="dxa"/>
-              <w:bottom w:w="100" w:type="dxa"/>
-              <w:left w:w="120" w:type="dxa"/>
-              <w:right w:w="120" w:type="dxa"/>
-            </w:tcMar>
-            <w:tcBorders>
-              <w:top w:val="single" w:sz="4" w:space="0" w:color="CCCCCC"/>
-              <w:bottom w:val="single" w:sz="4" w:space="0" w:color="CCCCCC"/>
-              <w:left w:val="single" w:sz="4" w:space="0" w:color="CCCCCC"/>
-              <w:right w:val="single" w:sz="4" w:space="0" w:color="CCCCCC"/>
-            </w:tcBorders>
-          </w:tcPr>
-          <w:p>
-            <w:pPr>
-              <w:spacing w:before="60" w:after="60" w:line="252" w:lineRule="auto"/>
-              <w:jc w:val="left"/>
-            </w:pPr>
-            <w:r/>
-            <w:r>
-              <w:t>BEAR</w:t>
-            </w:r>
-          </w:p>
-        </w:tc>
-      </w:tr>
-      <w:tr>
-        <w:tc>
-          <w:tcPr>
-            <w:tcW w:type="dxa" w:w="1584"/>
-            <w:shd w:fill="FFFFFF"/>
-            <w:tcMar>
-              <w:top w:w="100" w:type="dxa"/>
-              <w:bottom w:w="100" w:type="dxa"/>
-              <w:left w:w="120" w:type="dxa"/>
-              <w:right w:w="120" w:type="dxa"/>
-            </w:tcMar>
-            <w:tcBorders>
-              <w:top w:val="single" w:sz="4" w:space="0" w:color="CCCCCC"/>
-              <w:bottom w:val="single" w:sz="4" w:space="0" w:color="CCCCCC"/>
-              <w:left w:val="single" w:sz="4" w:space="0" w:color="CCCCCC"/>
-              <w:right w:val="single" w:sz="4" w:space="0" w:color="CCCCCC"/>
-            </w:tcBorders>
-          </w:tcPr>
-          <w:p>
-            <w:pPr>
-              <w:spacing w:before="60" w:after="60" w:line="252" w:lineRule="auto"/>
-              <w:jc w:val="left"/>
-            </w:pPr>
-            <w:r/>
-            <w:r>
-              <w:rPr>
-                <w:b/>
-              </w:rPr>
-              <w:t>Wed 14/10</w:t>
-            </w:r>
-          </w:p>
-        </w:tc>
-        <w:tc>
-          <w:tcPr>
-            <w:tcW w:type="dxa" w:w="864"/>
-            <w:shd w:fill="FFFFFF"/>
-            <w:tcMar>
-              <w:top w:w="100" w:type="dxa"/>
-              <w:bottom w:w="100" w:type="dxa"/>
-              <w:left w:w="120" w:type="dxa"/>
-              <w:right w:w="120" w:type="dxa"/>
-            </w:tcMar>
-            <w:tcBorders>
-              <w:top w:val="single" w:sz="4" w:space="0" w:color="CCCCCC"/>
-              <w:bottom w:val="single" w:sz="4" w:space="0" w:color="CCCCCC"/>
-              <w:left w:val="single" w:sz="4" w:space="0" w:color="CCCCCC"/>
-              <w:right w:val="single" w:sz="4" w:space="0" w:color="CCCCCC"/>
-            </w:tcBorders>
-          </w:tcPr>
-          <w:p>
-            <w:pPr>
-              <w:spacing w:before="60" w:after="60" w:line="252" w:lineRule="auto"/>
-              <w:jc w:val="left"/>
-            </w:pPr>
-            <w:r/>
-            <w:r>
-              <w:t>NY Close 23-01</w:t>
-            </w:r>
-          </w:p>
-        </w:tc>
-        <w:tc>
-          <w:tcPr>
-            <w:tcW w:type="dxa" w:w="1440"/>
-            <w:shd w:fill="FFFFFF"/>
-            <w:tcMar>
-              <w:top w:w="100" w:type="dxa"/>
-              <w:bottom w:w="100" w:type="dxa"/>
-              <w:left w:w="120" w:type="dxa"/>
-              <w:right w:w="120" w:type="dxa"/>
-            </w:tcMar>
-            <w:tcBorders>
-              <w:top w:val="single" w:sz="4" w:space="0" w:color="CCCCCC"/>
-              <w:bottom w:val="single" w:sz="4" w:space="0" w:color="CCCCCC"/>
-              <w:left w:val="single" w:sz="4" w:space="0" w:color="CCCCCC"/>
-              <w:right w:val="single" w:sz="4" w:space="0" w:color="CCCCCC"/>
-            </w:tcBorders>
-          </w:tcPr>
-          <w:p>
-            <w:pPr>
-              <w:spacing w:before="60" w:after="60" w:line="252" w:lineRule="auto"/>
-              <w:jc w:val="left"/>
-            </w:pPr>
-            <w:r/>
-            <w:r>
-              <w:t>699.00</w:t>
-            </w:r>
-          </w:p>
-        </w:tc>
-        <w:tc>
-          <w:tcPr>
-            <w:tcW w:type="dxa" w:w="2016"/>
-            <w:shd w:fill="FFFFFF"/>
-            <w:tcMar>
-              <w:top w:w="100" w:type="dxa"/>
-              <w:bottom w:w="100" w:type="dxa"/>
-              <w:left w:w="120" w:type="dxa"/>
-              <w:right w:w="120" w:type="dxa"/>
-            </w:tcMar>
-            <w:tcBorders>
-              <w:top w:val="single" w:sz="4" w:space="0" w:color="CCCCCC"/>
-              <w:bottom w:val="single" w:sz="4" w:space="0" w:color="CCCCCC"/>
-              <w:left w:val="single" w:sz="4" w:space="0" w:color="CCCCCC"/>
-              <w:right w:val="single" w:sz="4" w:space="0" w:color="CCCCCC"/>
-            </w:tcBorders>
-          </w:tcPr>
-          <w:p>
-            <w:pPr>
-              <w:spacing w:before="60" w:after="60" w:line="252" w:lineRule="auto"/>
-              <w:jc w:val="left"/>
-            </w:pPr>
-            <w:r/>
-            <w:r>
-              <w:t>706.00</w:t>
-            </w:r>
-          </w:p>
-        </w:tc>
-        <w:tc>
-          <w:tcPr>
-            <w:tcW w:type="dxa" w:w="1152"/>
-            <w:shd w:fill="FFFFFF"/>
-            <w:tcMar>
-              <w:top w:w="100" w:type="dxa"/>
-              <w:bottom w:w="100" w:type="dxa"/>
-              <w:left w:w="120" w:type="dxa"/>
-              <w:right w:w="120" w:type="dxa"/>
-            </w:tcMar>
-            <w:tcBorders>
-              <w:top w:val="single" w:sz="4" w:space="0" w:color="CCCCCC"/>
-              <w:bottom w:val="single" w:sz="4" w:space="0" w:color="CCCCCC"/>
-              <w:left w:val="single" w:sz="4" w:space="0" w:color="CCCCCC"/>
-              <w:right w:val="single" w:sz="4" w:space="0" w:color="CCCCCC"/>
-            </w:tcBorders>
-          </w:tcPr>
-          <w:p>
-            <w:pPr>
-              <w:spacing w:before="60" w:after="60" w:line="252" w:lineRule="auto"/>
-              <w:jc w:val="left"/>
-            </w:pPr>
-            <w:r/>
-            <w:r>
-              <w:t>689.50</w:t>
-            </w:r>
-          </w:p>
-        </w:tc>
-        <w:tc>
-          <w:tcPr>
-            <w:tcW w:type="dxa" w:w="1728"/>
-            <w:shd w:fill="FFFFFF"/>
-            <w:tcMar>
-              <w:top w:w="100" w:type="dxa"/>
-              <w:bottom w:w="100" w:type="dxa"/>
-              <w:left w:w="120" w:type="dxa"/>
-              <w:right w:w="120" w:type="dxa"/>
-            </w:tcMar>
-            <w:tcBorders>
-              <w:top w:val="single" w:sz="4" w:space="0" w:color="CCCCCC"/>
-              <w:bottom w:val="single" w:sz="4" w:space="0" w:color="CCCCCC"/>
-              <w:left w:val="single" w:sz="4" w:space="0" w:color="CCCCCC"/>
-              <w:right w:val="single" w:sz="4" w:space="0" w:color="CCCCCC"/>
-            </w:tcBorders>
-          </w:tcPr>
-          <w:p>
-            <w:pPr>
-              <w:spacing w:before="60" w:after="60" w:line="252" w:lineRule="auto"/>
-              <w:jc w:val="left"/>
-            </w:pPr>
-            <w:r/>
-            <w:r>
-              <w:rPr>
-                <w:b/>
-              </w:rPr>
-              <w:t>699.50</w:t>
-            </w:r>
-          </w:p>
-        </w:tc>
-        <w:tc>
-          <w:tcPr>
-            <w:tcW w:type="dxa" w:w="3456"/>
-            <w:shd w:fill="FFFFFF"/>
-            <w:tcMar>
-              <w:top w:w="100" w:type="dxa"/>
-              <w:bottom w:w="100" w:type="dxa"/>
-              <w:left w:w="120" w:type="dxa"/>
-              <w:right w:w="120" w:type="dxa"/>
-            </w:tcMar>
-            <w:tcBorders>
-              <w:top w:val="single" w:sz="4" w:space="0" w:color="CCCCCC"/>
-              <w:bottom w:val="single" w:sz="4" w:space="0" w:color="CCCCCC"/>
-              <w:left w:val="single" w:sz="4" w:space="0" w:color="CCCCCC"/>
-              <w:right w:val="single" w:sz="4" w:space="0" w:color="CCCCCC"/>
-            </w:tcBorders>
-          </w:tcPr>
-          <w:p>
-            <w:pPr>
-              <w:spacing w:before="60" w:after="60" w:line="252" w:lineRule="auto"/>
-              <w:jc w:val="left"/>
-            </w:pPr>
-            <w:r/>
-            <w:r>
-              <w:rPr>
-                <w:b/>
-              </w:rPr>
-              <w:t>+0.50</w:t>
-            </w:r>
-          </w:p>
-        </w:tc>
-        <w:tc>
-          <w:tcPr>
-            <w:tcW w:type="dxa" w:w="1440"/>
-            <w:shd w:fill="FFFFFF"/>
-            <w:tcMar>
-              <w:top w:w="100" w:type="dxa"/>
-              <w:bottom w:w="100" w:type="dxa"/>
-              <w:left w:w="120" w:type="dxa"/>
-              <w:right w:w="120" w:type="dxa"/>
-            </w:tcMar>
-            <w:tcBorders>
-              <w:top w:val="single" w:sz="4" w:space="0" w:color="CCCCCC"/>
-              <w:bottom w:val="single" w:sz="4" w:space="0" w:color="CCCCCC"/>
-              <w:left w:val="single" w:sz="4" w:space="0" w:color="CCCCCC"/>
-              <w:right w:val="single" w:sz="4" w:space="0" w:color="CCCCCC"/>
-            </w:tcBorders>
-          </w:tcPr>
-          <w:p>
-            <w:pPr>
-              <w:spacing w:before="60" w:after="60" w:line="252" w:lineRule="auto"/>
-              <w:jc w:val="left"/>
-            </w:pPr>
-            <w:r/>
-            <w:r>
-              <w:t>BULL</w:t>
-            </w:r>
-          </w:p>
-        </w:tc>
-      </w:tr>
-      <w:tr>
-        <w:tc>
-          <w:tcPr>
-            <w:tcW w:type="dxa" w:w="1584"/>
-            <w:shd w:fill="F8FAFC"/>
-            <w:tcMar>
-              <w:top w:w="100" w:type="dxa"/>
-              <w:bottom w:w="100" w:type="dxa"/>
-              <w:left w:w="120" w:type="dxa"/>
-              <w:right w:w="120" w:type="dxa"/>
-            </w:tcMar>
-            <w:tcBorders>
-              <w:top w:val="single" w:sz="4" w:space="0" w:color="CCCCCC"/>
-              <w:bottom w:val="single" w:sz="4" w:space="0" w:color="CCCCCC"/>
-              <w:left w:val="single" w:sz="4" w:space="0" w:color="CCCCCC"/>
-              <w:right w:val="single" w:sz="4" w:space="0" w:color="CCCCCC"/>
-            </w:tcBorders>
-          </w:tcPr>
-          <w:p>
-            <w:pPr>
-              <w:spacing w:before="60" w:after="60" w:line="252" w:lineRule="auto"/>
-              <w:jc w:val="left"/>
-            </w:pPr>
-            <w:r/>
-            <w:r>
-              <w:rPr>
-                <w:b/>
-              </w:rPr>
-              <w:t>Thu 15/10</w:t>
-            </w:r>
-          </w:p>
-        </w:tc>
-        <w:tc>
-          <w:tcPr>
-            <w:tcW w:type="dxa" w:w="864"/>
-            <w:shd w:fill="F8FAFC"/>
-            <w:tcMar>
-              <w:top w:w="100" w:type="dxa"/>
-              <w:bottom w:w="100" w:type="dxa"/>
-              <w:left w:w="120" w:type="dxa"/>
-              <w:right w:w="120" w:type="dxa"/>
-            </w:tcMar>
-            <w:tcBorders>
-              <w:top w:val="single" w:sz="4" w:space="0" w:color="CCCCCC"/>
-              <w:bottom w:val="single" w:sz="4" w:space="0" w:color="CCCCCC"/>
-              <w:left w:val="single" w:sz="4" w:space="0" w:color="CCCCCC"/>
-              <w:right w:val="single" w:sz="4" w:space="0" w:color="CCCCCC"/>
-            </w:tcBorders>
-          </w:tcPr>
-          <w:p>
-            <w:pPr>
-              <w:spacing w:before="60" w:after="60" w:line="252" w:lineRule="auto"/>
-              <w:jc w:val="left"/>
-            </w:pPr>
-            <w:r/>
-            <w:r>
-              <w:t>Asia 07-11</w:t>
-            </w:r>
-          </w:p>
-        </w:tc>
-        <w:tc>
-          <w:tcPr>
-            <w:tcW w:type="dxa" w:w="1440"/>
-            <w:shd w:fill="F8FAFC"/>
-            <w:tcMar>
-              <w:top w:w="100" w:type="dxa"/>
-              <w:bottom w:w="100" w:type="dxa"/>
-              <w:left w:w="120" w:type="dxa"/>
-              <w:right w:w="120" w:type="dxa"/>
-            </w:tcMar>
-            <w:tcBorders>
-              <w:top w:val="single" w:sz="4" w:space="0" w:color="CCCCCC"/>
-              <w:bottom w:val="single" w:sz="4" w:space="0" w:color="CCCCCC"/>
-              <w:left w:val="single" w:sz="4" w:space="0" w:color="CCCCCC"/>
-              <w:right w:val="single" w:sz="4" w:space="0" w:color="CCCCCC"/>
-            </w:tcBorders>
-          </w:tcPr>
-          <w:p>
-            <w:pPr>
-              <w:spacing w:before="60" w:after="60" w:line="252" w:lineRule="auto"/>
-              <w:jc w:val="left"/>
-            </w:pPr>
-            <w:r/>
-            <w:r>
-              <w:t>699.50</w:t>
-            </w:r>
-          </w:p>
-        </w:tc>
-        <w:tc>
-          <w:tcPr>
-            <w:tcW w:type="dxa" w:w="2016"/>
-            <w:shd w:fill="F8FAFC"/>
-            <w:tcMar>
-              <w:top w:w="100" w:type="dxa"/>
-              <w:bottom w:w="100" w:type="dxa"/>
-              <w:left w:w="120" w:type="dxa"/>
-              <w:right w:w="120" w:type="dxa"/>
-            </w:tcMar>
-            <w:tcBorders>
-              <w:top w:val="single" w:sz="4" w:space="0" w:color="CCCCCC"/>
-              <w:bottom w:val="single" w:sz="4" w:space="0" w:color="CCCCCC"/>
-              <w:left w:val="single" w:sz="4" w:space="0" w:color="CCCCCC"/>
-              <w:right w:val="single" w:sz="4" w:space="0" w:color="CCCCCC"/>
-            </w:tcBorders>
-          </w:tcPr>
-          <w:p>
-            <w:pPr>
-              <w:spacing w:before="60" w:after="60" w:line="252" w:lineRule="auto"/>
-              <w:jc w:val="left"/>
-            </w:pPr>
-            <w:r/>
-            <w:r>
-              <w:t>710.00</w:t>
-            </w:r>
-          </w:p>
-        </w:tc>
-        <w:tc>
-          <w:tcPr>
-            <w:tcW w:type="dxa" w:w="1152"/>
-            <w:shd w:fill="F8FAFC"/>
-            <w:tcMar>
-              <w:top w:w="100" w:type="dxa"/>
-              <w:bottom w:w="100" w:type="dxa"/>
-              <w:left w:w="120" w:type="dxa"/>
-              <w:right w:w="120" w:type="dxa"/>
-            </w:tcMar>
-            <w:tcBorders>
-              <w:top w:val="single" w:sz="4" w:space="0" w:color="CCCCCC"/>
-              <w:bottom w:val="single" w:sz="4" w:space="0" w:color="CCCCCC"/>
-              <w:left w:val="single" w:sz="4" w:space="0" w:color="CCCCCC"/>
-              <w:right w:val="single" w:sz="4" w:space="0" w:color="CCCCCC"/>
-            </w:tcBorders>
-          </w:tcPr>
-          <w:p>
-            <w:pPr>
-              <w:spacing w:before="60" w:after="60" w:line="252" w:lineRule="auto"/>
-              <w:jc w:val="left"/>
-            </w:pPr>
-            <w:r/>
-            <w:r>
-              <w:t>692.25</w:t>
-            </w:r>
-          </w:p>
-        </w:tc>
-        <w:tc>
-          <w:tcPr>
-            <w:tcW w:type="dxa" w:w="1728"/>
-            <w:shd w:fill="F8FAFC"/>
-            <w:tcMar>
-              <w:top w:w="100" w:type="dxa"/>
-              <w:bottom w:w="100" w:type="dxa"/>
-              <w:left w:w="120" w:type="dxa"/>
-              <w:right w:w="120" w:type="dxa"/>
-            </w:tcMar>
-            <w:tcBorders>
-              <w:top w:val="single" w:sz="4" w:space="0" w:color="CCCCCC"/>
-              <w:bottom w:val="single" w:sz="4" w:space="0" w:color="CCCCCC"/>
-              <w:left w:val="single" w:sz="4" w:space="0" w:color="CCCCCC"/>
-              <w:right w:val="single" w:sz="4" w:space="0" w:color="CCCCCC"/>
-            </w:tcBorders>
-          </w:tcPr>
-          <w:p>
-            <w:pPr>
-              <w:spacing w:before="60" w:after="60" w:line="252" w:lineRule="auto"/>
-              <w:jc w:val="left"/>
-            </w:pPr>
-            <w:r/>
-            <w:r>
-              <w:rPr>
-                <w:b/>
-              </w:rPr>
-              <w:t>699.25</w:t>
-            </w:r>
-          </w:p>
-        </w:tc>
-        <w:tc>
-          <w:tcPr>
-            <w:tcW w:type="dxa" w:w="3456"/>
-            <w:shd w:fill="F8FAFC"/>
-            <w:tcMar>
-              <w:top w:w="100" w:type="dxa"/>
-              <w:bottom w:w="100" w:type="dxa"/>
-              <w:left w:w="120" w:type="dxa"/>
-              <w:right w:w="120" w:type="dxa"/>
-            </w:tcMar>
-            <w:tcBorders>
-              <w:top w:val="single" w:sz="4" w:space="0" w:color="CCCCCC"/>
-              <w:bottom w:val="single" w:sz="4" w:space="0" w:color="CCCCCC"/>
-              <w:left w:val="single" w:sz="4" w:space="0" w:color="CCCCCC"/>
-              <w:right w:val="single" w:sz="4" w:space="0" w:color="CCCCCC"/>
-            </w:tcBorders>
-          </w:tcPr>
-          <w:p>
-            <w:pPr>
-              <w:spacing w:before="60" w:after="60" w:line="252" w:lineRule="auto"/>
-              <w:jc w:val="left"/>
-            </w:pPr>
-            <w:r/>
-            <w:r>
-              <w:rPr>
-                <w:b/>
-              </w:rPr>
-              <w:t>-0.25</w:t>
-            </w:r>
-          </w:p>
-        </w:tc>
-        <w:tc>
-          <w:tcPr>
-            <w:tcW w:type="dxa" w:w="1440"/>
-            <w:shd w:fill="F8FAFC"/>
-            <w:tcMar>
-              <w:top w:w="100" w:type="dxa"/>
-              <w:bottom w:w="100" w:type="dxa"/>
-              <w:left w:w="120" w:type="dxa"/>
-              <w:right w:w="120" w:type="dxa"/>
-            </w:tcMar>
-            <w:tcBorders>
-              <w:top w:val="single" w:sz="4" w:space="0" w:color="CCCCCC"/>
-              <w:bottom w:val="single" w:sz="4" w:space="0" w:color="CCCCCC"/>
-              <w:left w:val="single" w:sz="4" w:space="0" w:color="CCCCCC"/>
-              <w:right w:val="single" w:sz="4" w:space="0" w:color="CCCCCC"/>
-            </w:tcBorders>
-          </w:tcPr>
-          <w:p>
-            <w:pPr>
-              <w:spacing w:before="60" w:after="60" w:line="252" w:lineRule="auto"/>
-              <w:jc w:val="left"/>
-            </w:pPr>
-            <w:r/>
-            <w:r>
-              <w:t>BEAR</w:t>
-            </w:r>
-          </w:p>
-        </w:tc>
-      </w:tr>
-      <w:tr>
-        <w:tc>
-          <w:tcPr>
-            <w:tcW w:type="dxa" w:w="1584"/>
-            <w:shd w:fill="FFFFFF"/>
-            <w:tcMar>
-              <w:top w:w="100" w:type="dxa"/>
-              <w:bottom w:w="100" w:type="dxa"/>
-              <w:left w:w="120" w:type="dxa"/>
-              <w:right w:w="120" w:type="dxa"/>
-            </w:tcMar>
-            <w:tcBorders>
-              <w:top w:val="single" w:sz="4" w:space="0" w:color="CCCCCC"/>
-              <w:bottom w:val="single" w:sz="4" w:space="0" w:color="CCCCCC"/>
-              <w:left w:val="single" w:sz="4" w:space="0" w:color="CCCCCC"/>
-              <w:right w:val="single" w:sz="4" w:space="0" w:color="CCCCCC"/>
-            </w:tcBorders>
-          </w:tcPr>
-          <w:p>
-            <w:pPr>
-              <w:spacing w:before="60" w:after="60" w:line="252" w:lineRule="auto"/>
-              <w:jc w:val="left"/>
-            </w:pPr>
-            <w:r/>
-            <w:r>
-              <w:rPr>
-                <w:b/>
-              </w:rPr>
-              <w:t>Thu 15/10</w:t>
-            </w:r>
-          </w:p>
-        </w:tc>
-        <w:tc>
-          <w:tcPr>
-            <w:tcW w:type="dxa" w:w="864"/>
-            <w:shd w:fill="FFFFFF"/>
-            <w:tcMar>
-              <w:top w:w="100" w:type="dxa"/>
-              <w:bottom w:w="100" w:type="dxa"/>
-              <w:left w:w="120" w:type="dxa"/>
-              <w:right w:w="120" w:type="dxa"/>
-            </w:tcMar>
-            <w:tcBorders>
-              <w:top w:val="single" w:sz="4" w:space="0" w:color="CCCCCC"/>
-              <w:bottom w:val="single" w:sz="4" w:space="0" w:color="CCCCCC"/>
-              <w:left w:val="single" w:sz="4" w:space="0" w:color="CCCCCC"/>
-              <w:right w:val="single" w:sz="4" w:space="0" w:color="CCCCCC"/>
-            </w:tcBorders>
-          </w:tcPr>
-          <w:p>
-            <w:pPr>
-              <w:spacing w:before="60" w:after="60" w:line="252" w:lineRule="auto"/>
-              <w:jc w:val="left"/>
-            </w:pPr>
-            <w:r/>
-            <w:r>
-              <w:t>Asia 11-15</w:t>
-            </w:r>
-          </w:p>
-        </w:tc>
-        <w:tc>
-          <w:tcPr>
-            <w:tcW w:type="dxa" w:w="1440"/>
-            <w:shd w:fill="FFFFFF"/>
-            <w:tcMar>
-              <w:top w:w="100" w:type="dxa"/>
-              <w:bottom w:w="100" w:type="dxa"/>
-              <w:left w:w="120" w:type="dxa"/>
-              <w:right w:w="120" w:type="dxa"/>
-            </w:tcMar>
-            <w:tcBorders>
-              <w:top w:val="single" w:sz="4" w:space="0" w:color="CCCCCC"/>
-              <w:bottom w:val="single" w:sz="4" w:space="0" w:color="CCCCCC"/>
-              <w:left w:val="single" w:sz="4" w:space="0" w:color="CCCCCC"/>
-              <w:right w:val="single" w:sz="4" w:space="0" w:color="CCCCCC"/>
-            </w:tcBorders>
-          </w:tcPr>
-          <w:p>
-            <w:pPr>
-              <w:spacing w:before="60" w:after="60" w:line="252" w:lineRule="auto"/>
-              <w:jc w:val="left"/>
-            </w:pPr>
-            <w:r/>
-            <w:r>
-              <w:t>699.25</w:t>
-            </w:r>
-          </w:p>
-        </w:tc>
-        <w:tc>
-          <w:tcPr>
-            <w:tcW w:type="dxa" w:w="2016"/>
-            <w:shd w:fill="FFFFFF"/>
-            <w:tcMar>
-              <w:top w:w="100" w:type="dxa"/>
-              <w:bottom w:w="100" w:type="dxa"/>
-              <w:left w:w="120" w:type="dxa"/>
-              <w:right w:w="120" w:type="dxa"/>
-            </w:tcMar>
-            <w:tcBorders>
-              <w:top w:val="single" w:sz="4" w:space="0" w:color="CCCCCC"/>
-              <w:bottom w:val="single" w:sz="4" w:space="0" w:color="CCCCCC"/>
-              <w:left w:val="single" w:sz="4" w:space="0" w:color="CCCCCC"/>
-              <w:right w:val="single" w:sz="4" w:space="0" w:color="CCCCCC"/>
-            </w:tcBorders>
-          </w:tcPr>
-          <w:p>
-            <w:pPr>
-              <w:spacing w:before="60" w:after="60" w:line="252" w:lineRule="auto"/>
-              <w:jc w:val="left"/>
-            </w:pPr>
-            <w:r/>
-            <w:r>
-              <w:t>709.00</w:t>
-            </w:r>
-          </w:p>
-        </w:tc>
-        <w:tc>
-          <w:tcPr>
-            <w:tcW w:type="dxa" w:w="1152"/>
-            <w:shd w:fill="FFFFFF"/>
-            <w:tcMar>
-              <w:top w:w="100" w:type="dxa"/>
-              <w:bottom w:w="100" w:type="dxa"/>
-              <w:left w:w="120" w:type="dxa"/>
-              <w:right w:w="120" w:type="dxa"/>
-            </w:tcMar>
-            <w:tcBorders>
-              <w:top w:val="single" w:sz="4" w:space="0" w:color="CCCCCC"/>
-              <w:bottom w:val="single" w:sz="4" w:space="0" w:color="CCCCCC"/>
-              <w:left w:val="single" w:sz="4" w:space="0" w:color="CCCCCC"/>
-              <w:right w:val="single" w:sz="4" w:space="0" w:color="CCCCCC"/>
-            </w:tcBorders>
-          </w:tcPr>
-          <w:p>
-            <w:pPr>
-              <w:spacing w:before="60" w:after="60" w:line="252" w:lineRule="auto"/>
-              <w:jc w:val="left"/>
-            </w:pPr>
-            <w:r/>
-            <w:r>
-              <w:t>689.50</w:t>
-            </w:r>
-          </w:p>
-        </w:tc>
-        <w:tc>
-          <w:tcPr>
-            <w:tcW w:type="dxa" w:w="1728"/>
-            <w:shd w:fill="FFFFFF"/>
-            <w:tcMar>
-              <w:top w:w="100" w:type="dxa"/>
-              <w:bottom w:w="100" w:type="dxa"/>
-              <w:left w:w="120" w:type="dxa"/>
-              <w:right w:w="120" w:type="dxa"/>
-            </w:tcMar>
-            <w:tcBorders>
-              <w:top w:val="single" w:sz="4" w:space="0" w:color="CCCCCC"/>
-              <w:bottom w:val="single" w:sz="4" w:space="0" w:color="CCCCCC"/>
-              <w:left w:val="single" w:sz="4" w:space="0" w:color="CCCCCC"/>
-              <w:right w:val="single" w:sz="4" w:space="0" w:color="CCCCCC"/>
-            </w:tcBorders>
-          </w:tcPr>
-          <w:p>
-            <w:pPr>
-              <w:spacing w:before="60" w:after="60" w:line="252" w:lineRule="auto"/>
-              <w:jc w:val="left"/>
-            </w:pPr>
-            <w:r/>
-            <w:r>
-              <w:rPr>
-                <w:b/>
-              </w:rPr>
-              <w:t>699.75</w:t>
-            </w:r>
-          </w:p>
-        </w:tc>
-        <w:tc>
-          <w:tcPr>
-            <w:tcW w:type="dxa" w:w="3456"/>
-            <w:shd w:fill="FFFFFF"/>
-            <w:tcMar>
-              <w:top w:w="100" w:type="dxa"/>
-              <w:bottom w:w="100" w:type="dxa"/>
-              <w:left w:w="120" w:type="dxa"/>
-              <w:right w:w="120" w:type="dxa"/>
-            </w:tcMar>
-            <w:tcBorders>
-              <w:top w:val="single" w:sz="4" w:space="0" w:color="CCCCCC"/>
-              <w:bottom w:val="single" w:sz="4" w:space="0" w:color="CCCCCC"/>
-              <w:left w:val="single" w:sz="4" w:space="0" w:color="CCCCCC"/>
-              <w:right w:val="single" w:sz="4" w:space="0" w:color="CCCCCC"/>
-            </w:tcBorders>
-          </w:tcPr>
-          <w:p>
-            <w:pPr>
-              <w:spacing w:before="60" w:after="60" w:line="252" w:lineRule="auto"/>
-              <w:jc w:val="left"/>
-            </w:pPr>
-            <w:r/>
-            <w:r>
-              <w:rPr>
-                <w:b/>
-              </w:rPr>
-              <w:t>+0.50</w:t>
-            </w:r>
-          </w:p>
-        </w:tc>
-        <w:tc>
-          <w:tcPr>
-            <w:tcW w:type="dxa" w:w="1440"/>
-            <w:shd w:fill="FFFFFF"/>
-            <w:tcMar>
-              <w:top w:w="100" w:type="dxa"/>
-              <w:bottom w:w="100" w:type="dxa"/>
-              <w:left w:w="120" w:type="dxa"/>
-              <w:right w:w="120" w:type="dxa"/>
-            </w:tcMar>
-            <w:tcBorders>
-              <w:top w:val="single" w:sz="4" w:space="0" w:color="CCCCCC"/>
-              <w:bottom w:val="single" w:sz="4" w:space="0" w:color="CCCCCC"/>
-              <w:left w:val="single" w:sz="4" w:space="0" w:color="CCCCCC"/>
-              <w:right w:val="single" w:sz="4" w:space="0" w:color="CCCCCC"/>
-            </w:tcBorders>
-          </w:tcPr>
-          <w:p>
-            <w:pPr>
-              <w:spacing w:before="60" w:after="60" w:line="252" w:lineRule="auto"/>
-              <w:jc w:val="left"/>
-            </w:pPr>
-            <w:r/>
-            <w:r>
-              <w:t>BULL</w:t>
-            </w:r>
-          </w:p>
-        </w:tc>
-      </w:tr>
-      <w:tr>
-        <w:tc>
-          <w:tcPr>
-            <w:tcW w:type="dxa" w:w="1584"/>
-            <w:shd w:fill="F8FAFC"/>
-            <w:tcMar>
-              <w:top w:w="100" w:type="dxa"/>
-              <w:bottom w:w="100" w:type="dxa"/>
-              <w:left w:w="120" w:type="dxa"/>
-              <w:right w:w="120" w:type="dxa"/>
-            </w:tcMar>
-            <w:tcBorders>
-              <w:top w:val="single" w:sz="4" w:space="0" w:color="CCCCCC"/>
-              <w:bottom w:val="single" w:sz="4" w:space="0" w:color="CCCCCC"/>
-              <w:left w:val="single" w:sz="4" w:space="0" w:color="CCCCCC"/>
-              <w:right w:val="single" w:sz="4" w:space="0" w:color="CCCCCC"/>
-            </w:tcBorders>
-          </w:tcPr>
-          <w:p>
-            <w:pPr>
-              <w:spacing w:before="60" w:after="60" w:line="252" w:lineRule="auto"/>
-              <w:jc w:val="left"/>
-            </w:pPr>
-            <w:r/>
-            <w:r>
-              <w:rPr>
-                <w:b/>
-              </w:rPr>
-              <w:t>Thu 15/10</w:t>
-            </w:r>
-          </w:p>
-        </w:tc>
-        <w:tc>
-          <w:tcPr>
-            <w:tcW w:type="dxa" w:w="864"/>
-            <w:shd w:fill="F8FAFC"/>
-            <w:tcMar>
-              <w:top w:w="100" w:type="dxa"/>
-              <w:bottom w:w="100" w:type="dxa"/>
-              <w:left w:w="120" w:type="dxa"/>
-              <w:right w:w="120" w:type="dxa"/>
-            </w:tcMar>
-            <w:tcBorders>
-              <w:top w:val="single" w:sz="4" w:space="0" w:color="CCCCCC"/>
-              <w:bottom w:val="single" w:sz="4" w:space="0" w:color="CCCCCC"/>
-              <w:left w:val="single" w:sz="4" w:space="0" w:color="CCCCCC"/>
-              <w:right w:val="single" w:sz="4" w:space="0" w:color="CCCCCC"/>
-            </w:tcBorders>
-          </w:tcPr>
-          <w:p>
-            <w:pPr>
-              <w:spacing w:before="60" w:after="60" w:line="252" w:lineRule="auto"/>
-              <w:jc w:val="left"/>
-            </w:pPr>
-            <w:r/>
-            <w:r>
-              <w:t>London 15-19</w:t>
-            </w:r>
-          </w:p>
-        </w:tc>
-        <w:tc>
-          <w:tcPr>
-            <w:tcW w:type="dxa" w:w="1440"/>
-            <w:shd w:fill="F8FAFC"/>
-            <w:tcMar>
-              <w:top w:w="100" w:type="dxa"/>
-              <w:bottom w:w="100" w:type="dxa"/>
-              <w:left w:w="120" w:type="dxa"/>
-              <w:right w:w="120" w:type="dxa"/>
-            </w:tcMar>
-            <w:tcBorders>
-              <w:top w:val="single" w:sz="4" w:space="0" w:color="CCCCCC"/>
-              <w:bottom w:val="single" w:sz="4" w:space="0" w:color="CCCCCC"/>
-              <w:left w:val="single" w:sz="4" w:space="0" w:color="CCCCCC"/>
-              <w:right w:val="single" w:sz="4" w:space="0" w:color="CCCCCC"/>
-            </w:tcBorders>
-          </w:tcPr>
-          <w:p>
-            <w:pPr>
-              <w:spacing w:before="60" w:after="60" w:line="252" w:lineRule="auto"/>
-              <w:jc w:val="left"/>
-            </w:pPr>
-            <w:r/>
-            <w:r>
-              <w:t>699.75</w:t>
-            </w:r>
-          </w:p>
-        </w:tc>
-        <w:tc>
-          <w:tcPr>
-            <w:tcW w:type="dxa" w:w="2016"/>
-            <w:shd w:fill="F8FAFC"/>
-            <w:tcMar>
-              <w:top w:w="100" w:type="dxa"/>
-              <w:bottom w:w="100" w:type="dxa"/>
-              <w:left w:w="120" w:type="dxa"/>
-              <w:right w:w="120" w:type="dxa"/>
-            </w:tcMar>
-            <w:tcBorders>
-              <w:top w:val="single" w:sz="4" w:space="0" w:color="CCCCCC"/>
-              <w:bottom w:val="single" w:sz="4" w:space="0" w:color="CCCCCC"/>
-              <w:left w:val="single" w:sz="4" w:space="0" w:color="CCCCCC"/>
-              <w:right w:val="single" w:sz="4" w:space="0" w:color="CCCCCC"/>
-            </w:tcBorders>
-          </w:tcPr>
-          <w:p>
-            <w:pPr>
-              <w:spacing w:before="60" w:after="60" w:line="252" w:lineRule="auto"/>
-              <w:jc w:val="left"/>
-            </w:pPr>
-            <w:r/>
-            <w:r>
-              <w:t>710.50</w:t>
-            </w:r>
-          </w:p>
-        </w:tc>
-        <w:tc>
-          <w:tcPr>
-            <w:tcW w:type="dxa" w:w="1152"/>
-            <w:shd w:fill="F8FAFC"/>
-            <w:tcMar>
-              <w:top w:w="100" w:type="dxa"/>
-              <w:bottom w:w="100" w:type="dxa"/>
-              <w:left w:w="120" w:type="dxa"/>
-              <w:right w:w="120" w:type="dxa"/>
-            </w:tcMar>
-            <w:tcBorders>
-              <w:top w:val="single" w:sz="4" w:space="0" w:color="CCCCCC"/>
-              <w:bottom w:val="single" w:sz="4" w:space="0" w:color="CCCCCC"/>
-              <w:left w:val="single" w:sz="4" w:space="0" w:color="CCCCCC"/>
-              <w:right w:val="single" w:sz="4" w:space="0" w:color="CCCCCC"/>
-            </w:tcBorders>
-          </w:tcPr>
-          <w:p>
-            <w:pPr>
-              <w:spacing w:before="60" w:after="60" w:line="252" w:lineRule="auto"/>
-              <w:jc w:val="left"/>
-            </w:pPr>
-            <w:r/>
-            <w:r>
-              <w:t>692.50</w:t>
-            </w:r>
-          </w:p>
-        </w:tc>
-        <w:tc>
-          <w:tcPr>
-            <w:tcW w:type="dxa" w:w="1728"/>
-            <w:shd w:fill="F8FAFC"/>
-            <w:tcMar>
-              <w:top w:w="100" w:type="dxa"/>
-              <w:bottom w:w="100" w:type="dxa"/>
-              <w:left w:w="120" w:type="dxa"/>
-              <w:right w:w="120" w:type="dxa"/>
-            </w:tcMar>
-            <w:tcBorders>
-              <w:top w:val="single" w:sz="4" w:space="0" w:color="CCCCCC"/>
-              <w:bottom w:val="single" w:sz="4" w:space="0" w:color="CCCCCC"/>
-              <w:left w:val="single" w:sz="4" w:space="0" w:color="CCCCCC"/>
-              <w:right w:val="single" w:sz="4" w:space="0" w:color="CCCCCC"/>
-            </w:tcBorders>
-          </w:tcPr>
-          <w:p>
-            <w:pPr>
-              <w:spacing w:before="60" w:after="60" w:line="252" w:lineRule="auto"/>
-              <w:jc w:val="left"/>
-            </w:pPr>
-            <w:r/>
-            <w:r>
-              <w:rPr>
-                <w:b/>
-              </w:rPr>
-              <w:t>700.50</w:t>
-            </w:r>
-          </w:p>
-        </w:tc>
-        <w:tc>
-          <w:tcPr>
-            <w:tcW w:type="dxa" w:w="3456"/>
-            <w:shd w:fill="F8FAFC"/>
-            <w:tcMar>
-              <w:top w:w="100" w:type="dxa"/>
-              <w:bottom w:w="100" w:type="dxa"/>
-              <w:left w:w="120" w:type="dxa"/>
-              <w:right w:w="120" w:type="dxa"/>
-            </w:tcMar>
-            <w:tcBorders>
-              <w:top w:val="single" w:sz="4" w:space="0" w:color="CCCCCC"/>
-              <w:bottom w:val="single" w:sz="4" w:space="0" w:color="CCCCCC"/>
-              <w:left w:val="single" w:sz="4" w:space="0" w:color="CCCCCC"/>
-              <w:right w:val="single" w:sz="4" w:space="0" w:color="CCCCCC"/>
-            </w:tcBorders>
-          </w:tcPr>
-          <w:p>
-            <w:pPr>
-              <w:spacing w:before="60" w:after="60" w:line="252" w:lineRule="auto"/>
-              <w:jc w:val="left"/>
-            </w:pPr>
-            <w:r/>
-            <w:r>
-              <w:rPr>
-                <w:b/>
-              </w:rPr>
-              <w:t>+0.75</w:t>
-            </w:r>
-          </w:p>
-        </w:tc>
-        <w:tc>
-          <w:tcPr>
-            <w:tcW w:type="dxa" w:w="1440"/>
-            <w:shd w:fill="F8FAFC"/>
-            <w:tcMar>
-              <w:top w:w="100" w:type="dxa"/>
-              <w:bottom w:w="100" w:type="dxa"/>
-              <w:left w:w="120" w:type="dxa"/>
-              <w:right w:w="120" w:type="dxa"/>
-            </w:tcMar>
-            <w:tcBorders>
-              <w:top w:val="single" w:sz="4" w:space="0" w:color="CCCCCC"/>
-              <w:bottom w:val="single" w:sz="4" w:space="0" w:color="CCCCCC"/>
-              <w:left w:val="single" w:sz="4" w:space="0" w:color="CCCCCC"/>
-              <w:right w:val="single" w:sz="4" w:space="0" w:color="CCCCCC"/>
-            </w:tcBorders>
-          </w:tcPr>
-          <w:p>
-            <w:pPr>
-              <w:spacing w:before="60" w:after="60" w:line="252" w:lineRule="auto"/>
-              <w:jc w:val="left"/>
-            </w:pPr>
-            <w:r/>
-            <w:r>
-              <w:t>BULL</w:t>
-            </w:r>
-          </w:p>
-        </w:tc>
-      </w:tr>
-      <w:tr>
-        <w:tc>
-          <w:tcPr>
-            <w:tcW w:type="dxa" w:w="1584"/>
-            <w:shd w:fill="FFFFFF"/>
-            <w:tcMar>
-              <w:top w:w="100" w:type="dxa"/>
-              <w:bottom w:w="100" w:type="dxa"/>
-              <w:left w:w="120" w:type="dxa"/>
-              <w:right w:w="120" w:type="dxa"/>
-            </w:tcMar>
-            <w:tcBorders>
-              <w:top w:val="single" w:sz="4" w:space="0" w:color="CCCCCC"/>
-              <w:bottom w:val="single" w:sz="4" w:space="0" w:color="CCCCCC"/>
-              <w:left w:val="single" w:sz="4" w:space="0" w:color="CCCCCC"/>
-              <w:right w:val="single" w:sz="4" w:space="0" w:color="CCCCCC"/>
-            </w:tcBorders>
-          </w:tcPr>
-          <w:p>
-            <w:pPr>
-              <w:spacing w:before="60" w:after="60" w:line="252" w:lineRule="auto"/>
-              <w:jc w:val="left"/>
-            </w:pPr>
-            <w:r/>
-            <w:r>
-              <w:rPr>
-                <w:b/>
-              </w:rPr>
-              <w:t>Thu 15/10</w:t>
-            </w:r>
-          </w:p>
-        </w:tc>
-        <w:tc>
-          <w:tcPr>
-            <w:tcW w:type="dxa" w:w="864"/>
-            <w:shd w:fill="FFFFFF"/>
-            <w:tcMar>
-              <w:top w:w="100" w:type="dxa"/>
-              <w:bottom w:w="100" w:type="dxa"/>
-              <w:left w:w="120" w:type="dxa"/>
-              <w:right w:w="120" w:type="dxa"/>
-            </w:tcMar>
-            <w:tcBorders>
-              <w:top w:val="single" w:sz="4" w:space="0" w:color="CCCCCC"/>
-              <w:bottom w:val="single" w:sz="4" w:space="0" w:color="CCCCCC"/>
-              <w:left w:val="single" w:sz="4" w:space="0" w:color="CCCCCC"/>
-              <w:right w:val="single" w:sz="4" w:space="0" w:color="CCCCCC"/>
-            </w:tcBorders>
-          </w:tcPr>
-          <w:p>
-            <w:pPr>
-              <w:spacing w:before="60" w:after="60" w:line="252" w:lineRule="auto"/>
-              <w:jc w:val="left"/>
-            </w:pPr>
-            <w:r/>
-            <w:r>
-              <w:t>Pre-NY 19-21</w:t>
-            </w:r>
-          </w:p>
-        </w:tc>
-        <w:tc>
-          <w:tcPr>
-            <w:tcW w:type="dxa" w:w="1440"/>
-            <w:shd w:fill="FFFFFF"/>
-            <w:tcMar>
-              <w:top w:w="100" w:type="dxa"/>
-              <w:bottom w:w="100" w:type="dxa"/>
-              <w:left w:w="120" w:type="dxa"/>
-              <w:right w:w="120" w:type="dxa"/>
-            </w:tcMar>
-            <w:tcBorders>
-              <w:top w:val="single" w:sz="4" w:space="0" w:color="CCCCCC"/>
-              <w:bottom w:val="single" w:sz="4" w:space="0" w:color="CCCCCC"/>
-              <w:left w:val="single" w:sz="4" w:space="0" w:color="CCCCCC"/>
-              <w:right w:val="single" w:sz="4" w:space="0" w:color="CCCCCC"/>
-            </w:tcBorders>
-          </w:tcPr>
-          <w:p>
-            <w:pPr>
-              <w:spacing w:before="60" w:after="60" w:line="252" w:lineRule="auto"/>
-              <w:jc w:val="left"/>
-            </w:pPr>
-            <w:r/>
-            <w:r>
-              <w:t>700.50</w:t>
-            </w:r>
-          </w:p>
-        </w:tc>
-        <w:tc>
-          <w:tcPr>
-            <w:tcW w:type="dxa" w:w="2016"/>
-            <w:shd w:fill="FFFFFF"/>
-            <w:tcMar>
-              <w:top w:w="100" w:type="dxa"/>
-              <w:bottom w:w="100" w:type="dxa"/>
-              <w:left w:w="120" w:type="dxa"/>
-              <w:right w:w="120" w:type="dxa"/>
-            </w:tcMar>
-            <w:tcBorders>
-              <w:top w:val="single" w:sz="4" w:space="0" w:color="CCCCCC"/>
-              <w:bottom w:val="single" w:sz="4" w:space="0" w:color="CCCCCC"/>
-              <w:left w:val="single" w:sz="4" w:space="0" w:color="CCCCCC"/>
-              <w:right w:val="single" w:sz="4" w:space="0" w:color="CCCCCC"/>
-            </w:tcBorders>
-          </w:tcPr>
-          <w:p>
-            <w:pPr>
-              <w:spacing w:before="60" w:after="60" w:line="252" w:lineRule="auto"/>
-              <w:jc w:val="left"/>
-            </w:pPr>
-            <w:r/>
-            <w:r>
-              <w:t>707.00</w:t>
-            </w:r>
-          </w:p>
-        </w:tc>
-        <w:tc>
-          <w:tcPr>
-            <w:tcW w:type="dxa" w:w="1152"/>
-            <w:shd w:fill="FFFFFF"/>
-            <w:tcMar>
-              <w:top w:w="100" w:type="dxa"/>
-              <w:bottom w:w="100" w:type="dxa"/>
-              <w:left w:w="120" w:type="dxa"/>
-              <w:right w:w="120" w:type="dxa"/>
-            </w:tcMar>
-            <w:tcBorders>
-              <w:top w:val="single" w:sz="4" w:space="0" w:color="CCCCCC"/>
-              <w:bottom w:val="single" w:sz="4" w:space="0" w:color="CCCCCC"/>
-              <w:left w:val="single" w:sz="4" w:space="0" w:color="CCCCCC"/>
-              <w:right w:val="single" w:sz="4" w:space="0" w:color="CCCCCC"/>
-            </w:tcBorders>
-          </w:tcPr>
-          <w:p>
-            <w:pPr>
-              <w:spacing w:before="60" w:after="60" w:line="252" w:lineRule="auto"/>
-              <w:jc w:val="left"/>
-            </w:pPr>
-            <w:r/>
-            <w:r>
-              <w:t>692.00</w:t>
-            </w:r>
-          </w:p>
-        </w:tc>
-        <w:tc>
-          <w:tcPr>
-            <w:tcW w:type="dxa" w:w="1728"/>
-            <w:shd w:fill="FFFFFF"/>
-            <w:tcMar>
-              <w:top w:w="100" w:type="dxa"/>
-              <w:bottom w:w="100" w:type="dxa"/>
-              <w:left w:w="120" w:type="dxa"/>
-              <w:right w:w="120" w:type="dxa"/>
-            </w:tcMar>
-            <w:tcBorders>
-              <w:top w:val="single" w:sz="4" w:space="0" w:color="CCCCCC"/>
-              <w:bottom w:val="single" w:sz="4" w:space="0" w:color="CCCCCC"/>
-              <w:left w:val="single" w:sz="4" w:space="0" w:color="CCCCCC"/>
-              <w:right w:val="single" w:sz="4" w:space="0" w:color="CCCCCC"/>
-            </w:tcBorders>
-          </w:tcPr>
-          <w:p>
-            <w:pPr>
-              <w:spacing w:before="60" w:after="60" w:line="252" w:lineRule="auto"/>
-              <w:jc w:val="left"/>
-            </w:pPr>
-            <w:r/>
-            <w:r>
-              <w:rPr>
-                <w:b/>
-              </w:rPr>
-              <w:t>701.00</w:t>
-            </w:r>
-          </w:p>
-        </w:tc>
-        <w:tc>
-          <w:tcPr>
-            <w:tcW w:type="dxa" w:w="3456"/>
-            <w:shd w:fill="FFFFFF"/>
-            <w:tcMar>
-              <w:top w:w="100" w:type="dxa"/>
-              <w:bottom w:w="100" w:type="dxa"/>
-              <w:left w:w="120" w:type="dxa"/>
-              <w:right w:w="120" w:type="dxa"/>
-            </w:tcMar>
-            <w:tcBorders>
-              <w:top w:val="single" w:sz="4" w:space="0" w:color="CCCCCC"/>
-              <w:bottom w:val="single" w:sz="4" w:space="0" w:color="CCCCCC"/>
-              <w:left w:val="single" w:sz="4" w:space="0" w:color="CCCCCC"/>
-              <w:right w:val="single" w:sz="4" w:space="0" w:color="CCCCCC"/>
-            </w:tcBorders>
-          </w:tcPr>
-          <w:p>
-            <w:pPr>
-              <w:spacing w:before="60" w:after="60" w:line="252" w:lineRule="auto"/>
-              <w:jc w:val="left"/>
-            </w:pPr>
-            <w:r/>
-            <w:r>
-              <w:rPr>
-                <w:b/>
-              </w:rPr>
-              <w:t>+0.50</w:t>
-            </w:r>
-          </w:p>
-        </w:tc>
-        <w:tc>
-          <w:tcPr>
-            <w:tcW w:type="dxa" w:w="1440"/>
-            <w:shd w:fill="FFFFFF"/>
-            <w:tcMar>
-              <w:top w:w="100" w:type="dxa"/>
-              <w:bottom w:w="100" w:type="dxa"/>
-              <w:left w:w="120" w:type="dxa"/>
-              <w:right w:w="120" w:type="dxa"/>
-            </w:tcMar>
-            <w:tcBorders>
-              <w:top w:val="single" w:sz="4" w:space="0" w:color="CCCCCC"/>
-              <w:bottom w:val="single" w:sz="4" w:space="0" w:color="CCCCCC"/>
-              <w:left w:val="single" w:sz="4" w:space="0" w:color="CCCCCC"/>
-              <w:right w:val="single" w:sz="4" w:space="0" w:color="CCCCCC"/>
-            </w:tcBorders>
-          </w:tcPr>
-          <w:p>
-            <w:pPr>
-              <w:spacing w:before="60" w:after="60" w:line="252" w:lineRule="auto"/>
-              <w:jc w:val="left"/>
-            </w:pPr>
-            <w:r/>
-            <w:r>
-              <w:t>BULL</w:t>
-            </w:r>
-          </w:p>
-        </w:tc>
-      </w:tr>
-      <w:tr>
-        <w:tc>
-          <w:tcPr>
-            <w:tcW w:type="dxa" w:w="1584"/>
-            <w:shd w:fill="F8FAFC"/>
-            <w:tcMar>
-              <w:top w:w="100" w:type="dxa"/>
-              <w:bottom w:w="100" w:type="dxa"/>
-              <w:left w:w="120" w:type="dxa"/>
-              <w:right w:w="120" w:type="dxa"/>
-            </w:tcMar>
-            <w:tcBorders>
-              <w:top w:val="single" w:sz="4" w:space="0" w:color="CCCCCC"/>
-              <w:bottom w:val="single" w:sz="4" w:space="0" w:color="CCCCCC"/>
-              <w:left w:val="single" w:sz="4" w:space="0" w:color="CCCCCC"/>
-              <w:right w:val="single" w:sz="4" w:space="0" w:color="CCCCCC"/>
-            </w:tcBorders>
-          </w:tcPr>
-          <w:p>
-            <w:pPr>
-              <w:spacing w:before="60" w:after="60" w:line="252" w:lineRule="auto"/>
-              <w:jc w:val="left"/>
-            </w:pPr>
-            <w:r/>
-            <w:r>
-              <w:rPr>
-                <w:b/>
-              </w:rPr>
-              <w:t>Thu 15/10</w:t>
-            </w:r>
-          </w:p>
-        </w:tc>
-        <w:tc>
-          <w:tcPr>
-            <w:tcW w:type="dxa" w:w="864"/>
-            <w:shd w:fill="F8FAFC"/>
-            <w:tcMar>
-              <w:top w:w="100" w:type="dxa"/>
-              <w:bottom w:w="100" w:type="dxa"/>
-              <w:left w:w="120" w:type="dxa"/>
-              <w:right w:w="120" w:type="dxa"/>
-            </w:tcMar>
-            <w:tcBorders>
-              <w:top w:val="single" w:sz="4" w:space="0" w:color="CCCCCC"/>
-              <w:bottom w:val="single" w:sz="4" w:space="0" w:color="CCCCCC"/>
-              <w:left w:val="single" w:sz="4" w:space="0" w:color="CCCCCC"/>
-              <w:right w:val="single" w:sz="4" w:space="0" w:color="CCCCCC"/>
-            </w:tcBorders>
-          </w:tcPr>
-          <w:p>
-            <w:pPr>
-              <w:spacing w:before="60" w:after="60" w:line="252" w:lineRule="auto"/>
-              <w:jc w:val="left"/>
-            </w:pPr>
-            <w:r/>
-            <w:r>
-              <w:t>NY Open 21-23</w:t>
-            </w:r>
-          </w:p>
-        </w:tc>
-        <w:tc>
-          <w:tcPr>
-            <w:tcW w:type="dxa" w:w="1440"/>
-            <w:shd w:fill="F8FAFC"/>
-            <w:tcMar>
-              <w:top w:w="100" w:type="dxa"/>
-              <w:bottom w:w="100" w:type="dxa"/>
-              <w:left w:w="120" w:type="dxa"/>
-              <w:right w:w="120" w:type="dxa"/>
-            </w:tcMar>
-            <w:tcBorders>
-              <w:top w:val="single" w:sz="4" w:space="0" w:color="CCCCCC"/>
-              <w:bottom w:val="single" w:sz="4" w:space="0" w:color="CCCCCC"/>
-              <w:left w:val="single" w:sz="4" w:space="0" w:color="CCCCCC"/>
-              <w:right w:val="single" w:sz="4" w:space="0" w:color="CCCCCC"/>
-            </w:tcBorders>
-          </w:tcPr>
-          <w:p>
-            <w:pPr>
-              <w:spacing w:before="60" w:after="60" w:line="252" w:lineRule="auto"/>
-              <w:jc w:val="left"/>
-            </w:pPr>
-            <w:r/>
-            <w:r>
-              <w:t>701.00</w:t>
-            </w:r>
-          </w:p>
-        </w:tc>
-        <w:tc>
-          <w:tcPr>
-            <w:tcW w:type="dxa" w:w="2016"/>
-            <w:shd w:fill="F8FAFC"/>
-            <w:tcMar>
-              <w:top w:w="100" w:type="dxa"/>
-              <w:bottom w:w="100" w:type="dxa"/>
-              <w:left w:w="120" w:type="dxa"/>
-              <w:right w:w="120" w:type="dxa"/>
-            </w:tcMar>
-            <w:tcBorders>
-              <w:top w:val="single" w:sz="4" w:space="0" w:color="CCCCCC"/>
-              <w:bottom w:val="single" w:sz="4" w:space="0" w:color="CCCCCC"/>
-              <w:left w:val="single" w:sz="4" w:space="0" w:color="CCCCCC"/>
-              <w:right w:val="single" w:sz="4" w:space="0" w:color="CCCCCC"/>
-            </w:tcBorders>
-          </w:tcPr>
-          <w:p>
-            <w:pPr>
-              <w:spacing w:before="60" w:after="60" w:line="252" w:lineRule="auto"/>
-              <w:jc w:val="left"/>
-            </w:pPr>
-            <w:r/>
-            <w:r>
-              <w:t>712.00</w:t>
-            </w:r>
-          </w:p>
-        </w:tc>
-        <w:tc>
-          <w:tcPr>
-            <w:tcW w:type="dxa" w:w="1152"/>
-            <w:shd w:fill="F8FAFC"/>
-            <w:tcMar>
-              <w:top w:w="100" w:type="dxa"/>
-              <w:bottom w:w="100" w:type="dxa"/>
-              <w:left w:w="120" w:type="dxa"/>
-              <w:right w:w="120" w:type="dxa"/>
-            </w:tcMar>
-            <w:tcBorders>
-              <w:top w:val="single" w:sz="4" w:space="0" w:color="CCCCCC"/>
-              <w:bottom w:val="single" w:sz="4" w:space="0" w:color="CCCCCC"/>
-              <w:left w:val="single" w:sz="4" w:space="0" w:color="CCCCCC"/>
-              <w:right w:val="single" w:sz="4" w:space="0" w:color="CCCCCC"/>
-            </w:tcBorders>
-          </w:tcPr>
-          <w:p>
-            <w:pPr>
-              <w:spacing w:before="60" w:after="60" w:line="252" w:lineRule="auto"/>
-              <w:jc w:val="left"/>
-            </w:pPr>
-            <w:r/>
-            <w:r>
-              <w:t>689.25</w:t>
-            </w:r>
-          </w:p>
-        </w:tc>
-        <w:tc>
-          <w:tcPr>
-            <w:tcW w:type="dxa" w:w="1728"/>
-            <w:shd w:fill="F8FAFC"/>
-            <w:tcMar>
-              <w:top w:w="100" w:type="dxa"/>
-              <w:bottom w:w="100" w:type="dxa"/>
-              <w:left w:w="120" w:type="dxa"/>
-              <w:right w:w="120" w:type="dxa"/>
-            </w:tcMar>
-            <w:tcBorders>
-              <w:top w:val="single" w:sz="4" w:space="0" w:color="CCCCCC"/>
-              <w:bottom w:val="single" w:sz="4" w:space="0" w:color="CCCCCC"/>
-              <w:left w:val="single" w:sz="4" w:space="0" w:color="CCCCCC"/>
-              <w:right w:val="single" w:sz="4" w:space="0" w:color="CCCCCC"/>
-            </w:tcBorders>
-          </w:tcPr>
-          <w:p>
-            <w:pPr>
-              <w:spacing w:before="60" w:after="60" w:line="252" w:lineRule="auto"/>
-              <w:jc w:val="left"/>
-            </w:pPr>
-            <w:r/>
-            <w:r>
-              <w:rPr>
-                <w:b/>
-              </w:rPr>
-              <w:t>704.50</w:t>
-            </w:r>
-          </w:p>
-        </w:tc>
-        <w:tc>
-          <w:tcPr>
-            <w:tcW w:type="dxa" w:w="3456"/>
-            <w:shd w:fill="F8FAFC"/>
-            <w:tcMar>
-              <w:top w:w="100" w:type="dxa"/>
-              <w:bottom w:w="100" w:type="dxa"/>
-              <w:left w:w="120" w:type="dxa"/>
-              <w:right w:w="120" w:type="dxa"/>
-            </w:tcMar>
-            <w:tcBorders>
-              <w:top w:val="single" w:sz="4" w:space="0" w:color="CCCCCC"/>
-              <w:bottom w:val="single" w:sz="4" w:space="0" w:color="CCCCCC"/>
-              <w:left w:val="single" w:sz="4" w:space="0" w:color="CCCCCC"/>
-              <w:right w:val="single" w:sz="4" w:space="0" w:color="CCCCCC"/>
-            </w:tcBorders>
-          </w:tcPr>
-          <w:p>
-            <w:pPr>
-              <w:spacing w:before="60" w:after="60" w:line="252" w:lineRule="auto"/>
-              <w:jc w:val="left"/>
-            </w:pPr>
-            <w:r/>
-            <w:r>
-              <w:rPr>
-                <w:b/>
-              </w:rPr>
-              <w:t>+3.50</w:t>
-            </w:r>
-          </w:p>
-        </w:tc>
-        <w:tc>
-          <w:tcPr>
-            <w:tcW w:type="dxa" w:w="1440"/>
-            <w:shd w:fill="F8FAFC"/>
-            <w:tcMar>
-              <w:top w:w="100" w:type="dxa"/>
-              <w:bottom w:w="100" w:type="dxa"/>
-              <w:left w:w="120" w:type="dxa"/>
-              <w:right w:w="120" w:type="dxa"/>
-            </w:tcMar>
-            <w:tcBorders>
-              <w:top w:val="single" w:sz="4" w:space="0" w:color="CCCCCC"/>
-              <w:bottom w:val="single" w:sz="4" w:space="0" w:color="CCCCCC"/>
-              <w:left w:val="single" w:sz="4" w:space="0" w:color="CCCCCC"/>
-              <w:right w:val="single" w:sz="4" w:space="0" w:color="CCCCCC"/>
-            </w:tcBorders>
-          </w:tcPr>
-          <w:p>
-            <w:pPr>
-              <w:spacing w:before="60" w:after="60" w:line="252" w:lineRule="auto"/>
-              <w:jc w:val="left"/>
-            </w:pPr>
-            <w:r/>
-            <w:r>
-              <w:t>BULL</w:t>
-            </w:r>
-          </w:p>
-        </w:tc>
-      </w:tr>
-      <w:tr>
-        <w:tc>
-          <w:tcPr>
-            <w:tcW w:type="dxa" w:w="1584"/>
-            <w:shd w:fill="FFFFFF"/>
-            <w:tcMar>
-              <w:top w:w="100" w:type="dxa"/>
-              <w:bottom w:w="100" w:type="dxa"/>
-              <w:left w:w="120" w:type="dxa"/>
-              <w:right w:w="120" w:type="dxa"/>
-            </w:tcMar>
-            <w:tcBorders>
-              <w:top w:val="single" w:sz="4" w:space="0" w:color="CCCCCC"/>
-              <w:bottom w:val="single" w:sz="4" w:space="0" w:color="CCCCCC"/>
-              <w:left w:val="single" w:sz="4" w:space="0" w:color="CCCCCC"/>
-              <w:right w:val="single" w:sz="4" w:space="0" w:color="CCCCCC"/>
-            </w:tcBorders>
-          </w:tcPr>
-          <w:p>
-            <w:pPr>
-              <w:spacing w:before="60" w:after="60" w:line="252" w:lineRule="auto"/>
-              <w:jc w:val="left"/>
-            </w:pPr>
-            <w:r/>
-            <w:r>
-              <w:rPr>
-                <w:b/>
-              </w:rPr>
-              <w:t>Thu 15/10</w:t>
-            </w:r>
-          </w:p>
-        </w:tc>
-        <w:tc>
-          <w:tcPr>
-            <w:tcW w:type="dxa" w:w="864"/>
-            <w:shd w:fill="FFFFFF"/>
-            <w:tcMar>
-              <w:top w:w="100" w:type="dxa"/>
-              <w:bottom w:w="100" w:type="dxa"/>
-              <w:left w:w="120" w:type="dxa"/>
-              <w:right w:w="120" w:type="dxa"/>
-            </w:tcMar>
-            <w:tcBorders>
-              <w:top w:val="single" w:sz="4" w:space="0" w:color="CCCCCC"/>
-              <w:bottom w:val="single" w:sz="4" w:space="0" w:color="CCCCCC"/>
-              <w:left w:val="single" w:sz="4" w:space="0" w:color="CCCCCC"/>
-              <w:right w:val="single" w:sz="4" w:space="0" w:color="CCCCCC"/>
-            </w:tcBorders>
-          </w:tcPr>
-          <w:p>
-            <w:pPr>
-              <w:spacing w:before="60" w:after="60" w:line="252" w:lineRule="auto"/>
-              <w:jc w:val="left"/>
-            </w:pPr>
-            <w:r/>
-            <w:r>
-              <w:t>NY Close 23-01</w:t>
-            </w:r>
-          </w:p>
-        </w:tc>
-        <w:tc>
-          <w:tcPr>
-            <w:tcW w:type="dxa" w:w="1440"/>
-            <w:shd w:fill="FFFFFF"/>
-            <w:tcMar>
-              <w:top w:w="100" w:type="dxa"/>
-              <w:bottom w:w="100" w:type="dxa"/>
-              <w:left w:w="120" w:type="dxa"/>
-              <w:right w:w="120" w:type="dxa"/>
-            </w:tcMar>
-            <w:tcBorders>
-              <w:top w:val="single" w:sz="4" w:space="0" w:color="CCCCCC"/>
-              <w:bottom w:val="single" w:sz="4" w:space="0" w:color="CCCCCC"/>
-              <w:left w:val="single" w:sz="4" w:space="0" w:color="CCCCCC"/>
-              <w:right w:val="single" w:sz="4" w:space="0" w:color="CCCCCC"/>
-            </w:tcBorders>
-          </w:tcPr>
-          <w:p>
-            <w:pPr>
-              <w:spacing w:before="60" w:after="60" w:line="252" w:lineRule="auto"/>
-              <w:jc w:val="left"/>
-            </w:pPr>
-            <w:r/>
-            <w:r>
-              <w:t>704.50</w:t>
-            </w:r>
-          </w:p>
-        </w:tc>
-        <w:tc>
-          <w:tcPr>
-            <w:tcW w:type="dxa" w:w="2016"/>
-            <w:shd w:fill="FFFFFF"/>
-            <w:tcMar>
-              <w:top w:w="100" w:type="dxa"/>
-              <w:bottom w:w="100" w:type="dxa"/>
-              <w:left w:w="120" w:type="dxa"/>
-              <w:right w:w="120" w:type="dxa"/>
-            </w:tcMar>
-            <w:tcBorders>
-              <w:top w:val="single" w:sz="4" w:space="0" w:color="CCCCCC"/>
-              <w:bottom w:val="single" w:sz="4" w:space="0" w:color="CCCCCC"/>
-              <w:left w:val="single" w:sz="4" w:space="0" w:color="CCCCCC"/>
-              <w:right w:val="single" w:sz="4" w:space="0" w:color="CCCCCC"/>
-            </w:tcBorders>
-          </w:tcPr>
-          <w:p>
-            <w:pPr>
-              <w:spacing w:before="60" w:after="60" w:line="252" w:lineRule="auto"/>
-              <w:jc w:val="left"/>
-            </w:pPr>
-            <w:r/>
-            <w:r>
-              <w:t>710.00</w:t>
-            </w:r>
-          </w:p>
-        </w:tc>
-        <w:tc>
-          <w:tcPr>
-            <w:tcW w:type="dxa" w:w="1152"/>
-            <w:shd w:fill="FFFFFF"/>
-            <w:tcMar>
-              <w:top w:w="100" w:type="dxa"/>
-              <w:bottom w:w="100" w:type="dxa"/>
-              <w:left w:w="120" w:type="dxa"/>
-              <w:right w:w="120" w:type="dxa"/>
-            </w:tcMar>
-            <w:tcBorders>
-              <w:top w:val="single" w:sz="4" w:space="0" w:color="CCCCCC"/>
-              <w:bottom w:val="single" w:sz="4" w:space="0" w:color="CCCCCC"/>
-              <w:left w:val="single" w:sz="4" w:space="0" w:color="CCCCCC"/>
-              <w:right w:val="single" w:sz="4" w:space="0" w:color="CCCCCC"/>
-            </w:tcBorders>
-          </w:tcPr>
-          <w:p>
-            <w:pPr>
-              <w:spacing w:before="60" w:after="60" w:line="252" w:lineRule="auto"/>
-              <w:jc w:val="left"/>
-            </w:pPr>
-            <w:r/>
-            <w:r>
-              <w:t>696.75</w:t>
-            </w:r>
-          </w:p>
-        </w:tc>
-        <w:tc>
-          <w:tcPr>
-            <w:tcW w:type="dxa" w:w="1728"/>
-            <w:shd w:fill="FFFFFF"/>
-            <w:tcMar>
-              <w:top w:w="100" w:type="dxa"/>
-              <w:bottom w:w="100" w:type="dxa"/>
-              <w:left w:w="120" w:type="dxa"/>
-              <w:right w:w="120" w:type="dxa"/>
-            </w:tcMar>
-            <w:tcBorders>
-              <w:top w:val="single" w:sz="4" w:space="0" w:color="CCCCCC"/>
-              <w:bottom w:val="single" w:sz="4" w:space="0" w:color="CCCCCC"/>
-              <w:left w:val="single" w:sz="4" w:space="0" w:color="CCCCCC"/>
-              <w:right w:val="single" w:sz="4" w:space="0" w:color="CCCCCC"/>
-            </w:tcBorders>
-          </w:tcPr>
-          <w:p>
-            <w:pPr>
-              <w:spacing w:before="60" w:after="60" w:line="252" w:lineRule="auto"/>
-              <w:jc w:val="left"/>
-            </w:pPr>
-            <w:r/>
-            <w:r>
-              <w:rPr>
-                <w:b/>
-              </w:rPr>
-              <w:t>705.25</w:t>
-            </w:r>
-          </w:p>
-        </w:tc>
-        <w:tc>
-          <w:tcPr>
-            <w:tcW w:type="dxa" w:w="3456"/>
-            <w:shd w:fill="FFFFFF"/>
-            <w:tcMar>
-              <w:top w:w="100" w:type="dxa"/>
-              <w:bottom w:w="100" w:type="dxa"/>
-              <w:left w:w="120" w:type="dxa"/>
-              <w:right w:w="120" w:type="dxa"/>
-            </w:tcMar>
-            <w:tcBorders>
-              <w:top w:val="single" w:sz="4" w:space="0" w:color="CCCCCC"/>
-              <w:bottom w:val="single" w:sz="4" w:space="0" w:color="CCCCCC"/>
-              <w:left w:val="single" w:sz="4" w:space="0" w:color="CCCCCC"/>
-              <w:right w:val="single" w:sz="4" w:space="0" w:color="CCCCCC"/>
-            </w:tcBorders>
-          </w:tcPr>
-          <w:p>
-            <w:pPr>
-              <w:spacing w:before="60" w:after="60" w:line="252" w:lineRule="auto"/>
-              <w:jc w:val="left"/>
-            </w:pPr>
-            <w:r/>
-            <w:r>
-              <w:rPr>
-                <w:b/>
-              </w:rPr>
-              <w:t>+0.75</w:t>
-            </w:r>
-          </w:p>
-        </w:tc>
-        <w:tc>
-          <w:tcPr>
-            <w:tcW w:type="dxa" w:w="1440"/>
-            <w:shd w:fill="FFFFFF"/>
-            <w:tcMar>
-              <w:top w:w="100" w:type="dxa"/>
-              <w:bottom w:w="100" w:type="dxa"/>
-              <w:left w:w="120" w:type="dxa"/>
-              <w:right w:w="120" w:type="dxa"/>
-            </w:tcMar>
-            <w:tcBorders>
-              <w:top w:val="single" w:sz="4" w:space="0" w:color="CCCCCC"/>
-              <w:bottom w:val="single" w:sz="4" w:space="0" w:color="CCCCCC"/>
-              <w:left w:val="single" w:sz="4" w:space="0" w:color="CCCCCC"/>
-              <w:right w:val="single" w:sz="4" w:space="0" w:color="CCCCCC"/>
-            </w:tcBorders>
-          </w:tcPr>
-          <w:p>
-            <w:pPr>
-              <w:spacing w:before="60" w:after="60" w:line="252" w:lineRule="auto"/>
-              <w:jc w:val="left"/>
-            </w:pPr>
-            <w:r/>
-            <w:r>
-              <w:t>BULL</w:t>
-            </w:r>
-          </w:p>
-        </w:tc>
-      </w:tr>
-      <w:tr>
-        <w:tc>
-          <w:tcPr>
-            <w:tcW w:type="dxa" w:w="1584"/>
-            <w:shd w:fill="F8FAFC"/>
-            <w:tcMar>
-              <w:top w:w="100" w:type="dxa"/>
-              <w:bottom w:w="100" w:type="dxa"/>
-              <w:left w:w="120" w:type="dxa"/>
-              <w:right w:w="120" w:type="dxa"/>
-            </w:tcMar>
-            <w:tcBorders>
-              <w:top w:val="single" w:sz="4" w:space="0" w:color="CCCCCC"/>
-              <w:bottom w:val="single" w:sz="4" w:space="0" w:color="CCCCCC"/>
-              <w:left w:val="single" w:sz="4" w:space="0" w:color="CCCCCC"/>
-              <w:right w:val="single" w:sz="4" w:space="0" w:color="CCCCCC"/>
-            </w:tcBorders>
-          </w:tcPr>
-          <w:p>
-            <w:pPr>
-              <w:spacing w:before="60" w:after="60" w:line="252" w:lineRule="auto"/>
-              <w:jc w:val="left"/>
-            </w:pPr>
-            <w:r/>
-            <w:r>
-              <w:rPr>
-                <w:b/>
-              </w:rPr>
-              <w:t>Fri 16/10</w:t>
-            </w:r>
-          </w:p>
-        </w:tc>
-        <w:tc>
-          <w:tcPr>
-            <w:tcW w:type="dxa" w:w="864"/>
-            <w:shd w:fill="F8FAFC"/>
-            <w:tcMar>
-              <w:top w:w="100" w:type="dxa"/>
-              <w:bottom w:w="100" w:type="dxa"/>
-              <w:left w:w="120" w:type="dxa"/>
-              <w:right w:w="120" w:type="dxa"/>
-            </w:tcMar>
-            <w:tcBorders>
-              <w:top w:val="single" w:sz="4" w:space="0" w:color="CCCCCC"/>
-              <w:bottom w:val="single" w:sz="4" w:space="0" w:color="CCCCCC"/>
-              <w:left w:val="single" w:sz="4" w:space="0" w:color="CCCCCC"/>
-              <w:right w:val="single" w:sz="4" w:space="0" w:color="CCCCCC"/>
-            </w:tcBorders>
-          </w:tcPr>
-          <w:p>
-            <w:pPr>
-              <w:spacing w:before="60" w:after="60" w:line="252" w:lineRule="auto"/>
-              <w:jc w:val="left"/>
-            </w:pPr>
-            <w:r/>
-            <w:r>
-              <w:t>Asia 07-11</w:t>
-            </w:r>
-          </w:p>
-        </w:tc>
-        <w:tc>
-          <w:tcPr>
-            <w:tcW w:type="dxa" w:w="1440"/>
-            <w:shd w:fill="F8FAFC"/>
-            <w:tcMar>
-              <w:top w:w="100" w:type="dxa"/>
-              <w:bottom w:w="100" w:type="dxa"/>
-              <w:left w:w="120" w:type="dxa"/>
-              <w:right w:w="120" w:type="dxa"/>
-            </w:tcMar>
-            <w:tcBorders>
-              <w:top w:val="single" w:sz="4" w:space="0" w:color="CCCCCC"/>
-              <w:bottom w:val="single" w:sz="4" w:space="0" w:color="CCCCCC"/>
-              <w:left w:val="single" w:sz="4" w:space="0" w:color="CCCCCC"/>
-              <w:right w:val="single" w:sz="4" w:space="0" w:color="CCCCCC"/>
-            </w:tcBorders>
-          </w:tcPr>
-          <w:p>
-            <w:pPr>
-              <w:spacing w:before="60" w:after="60" w:line="252" w:lineRule="auto"/>
-              <w:jc w:val="left"/>
-            </w:pPr>
-            <w:r/>
-            <w:r>
-              <w:t>705.25</w:t>
-            </w:r>
-          </w:p>
-        </w:tc>
-        <w:tc>
-          <w:tcPr>
-            <w:tcW w:type="dxa" w:w="2016"/>
-            <w:shd w:fill="F8FAFC"/>
-            <w:tcMar>
-              <w:top w:w="100" w:type="dxa"/>
-              <w:bottom w:w="100" w:type="dxa"/>
-              <w:left w:w="120" w:type="dxa"/>
-              <w:right w:w="120" w:type="dxa"/>
-            </w:tcMar>
-            <w:tcBorders>
-              <w:top w:val="single" w:sz="4" w:space="0" w:color="CCCCCC"/>
-              <w:bottom w:val="single" w:sz="4" w:space="0" w:color="CCCCCC"/>
-              <w:left w:val="single" w:sz="4" w:space="0" w:color="CCCCCC"/>
-              <w:right w:val="single" w:sz="4" w:space="0" w:color="CCCCCC"/>
-            </w:tcBorders>
-          </w:tcPr>
-          <w:p>
-            <w:pPr>
-              <w:spacing w:before="60" w:after="60" w:line="252" w:lineRule="auto"/>
-              <w:jc w:val="left"/>
-            </w:pPr>
-            <w:r/>
-            <w:r>
-              <w:t>714.50</w:t>
-            </w:r>
-          </w:p>
-        </w:tc>
-        <w:tc>
-          <w:tcPr>
-            <w:tcW w:type="dxa" w:w="1152"/>
-            <w:shd w:fill="F8FAFC"/>
-            <w:tcMar>
-              <w:top w:w="100" w:type="dxa"/>
-              <w:bottom w:w="100" w:type="dxa"/>
-              <w:left w:w="120" w:type="dxa"/>
-              <w:right w:w="120" w:type="dxa"/>
-            </w:tcMar>
-            <w:tcBorders>
-              <w:top w:val="single" w:sz="4" w:space="0" w:color="CCCCCC"/>
-              <w:bottom w:val="single" w:sz="4" w:space="0" w:color="CCCCCC"/>
-              <w:left w:val="single" w:sz="4" w:space="0" w:color="CCCCCC"/>
-              <w:right w:val="single" w:sz="4" w:space="0" w:color="CCCCCC"/>
-            </w:tcBorders>
-          </w:tcPr>
-          <w:p>
-            <w:pPr>
-              <w:spacing w:before="60" w:after="60" w:line="252" w:lineRule="auto"/>
-              <w:jc w:val="left"/>
-            </w:pPr>
-            <w:r/>
-            <w:r>
-              <w:t>698.75</w:t>
-            </w:r>
-          </w:p>
-        </w:tc>
-        <w:tc>
-          <w:tcPr>
-            <w:tcW w:type="dxa" w:w="1728"/>
-            <w:shd w:fill="F8FAFC"/>
-            <w:tcMar>
-              <w:top w:w="100" w:type="dxa"/>
-              <w:bottom w:w="100" w:type="dxa"/>
-              <w:left w:w="120" w:type="dxa"/>
-              <w:right w:w="120" w:type="dxa"/>
-            </w:tcMar>
-            <w:tcBorders>
-              <w:top w:val="single" w:sz="4" w:space="0" w:color="CCCCCC"/>
-              <w:bottom w:val="single" w:sz="4" w:space="0" w:color="CCCCCC"/>
-              <w:left w:val="single" w:sz="4" w:space="0" w:color="CCCCCC"/>
-              <w:right w:val="single" w:sz="4" w:space="0" w:color="CCCCCC"/>
-            </w:tcBorders>
-          </w:tcPr>
-          <w:p>
-            <w:pPr>
-              <w:spacing w:before="60" w:after="60" w:line="252" w:lineRule="auto"/>
-              <w:jc w:val="left"/>
-            </w:pPr>
-            <w:r/>
-            <w:r>
-              <w:rPr>
-                <w:b/>
-              </w:rPr>
-              <w:t>704.50</w:t>
-            </w:r>
-          </w:p>
-        </w:tc>
-        <w:tc>
-          <w:tcPr>
-            <w:tcW w:type="dxa" w:w="3456"/>
-            <w:shd w:fill="F8FAFC"/>
-            <w:tcMar>
-              <w:top w:w="100" w:type="dxa"/>
-              <w:bottom w:w="100" w:type="dxa"/>
-              <w:left w:w="120" w:type="dxa"/>
-              <w:right w:w="120" w:type="dxa"/>
-            </w:tcMar>
-            <w:tcBorders>
-              <w:top w:val="single" w:sz="4" w:space="0" w:color="CCCCCC"/>
-              <w:bottom w:val="single" w:sz="4" w:space="0" w:color="CCCCCC"/>
-              <w:left w:val="single" w:sz="4" w:space="0" w:color="CCCCCC"/>
-              <w:right w:val="single" w:sz="4" w:space="0" w:color="CCCCCC"/>
-            </w:tcBorders>
-          </w:tcPr>
-          <w:p>
-            <w:pPr>
-              <w:spacing w:before="60" w:after="60" w:line="252" w:lineRule="auto"/>
-              <w:jc w:val="left"/>
-            </w:pPr>
-            <w:r/>
-            <w:r>
-              <w:rPr>
-                <w:b/>
-              </w:rPr>
-              <w:t>-0.75</w:t>
-            </w:r>
-          </w:p>
-        </w:tc>
-        <w:tc>
-          <w:tcPr>
-            <w:tcW w:type="dxa" w:w="1440"/>
-            <w:shd w:fill="F8FAFC"/>
-            <w:tcMar>
-              <w:top w:w="100" w:type="dxa"/>
-              <w:bottom w:w="100" w:type="dxa"/>
-              <w:left w:w="120" w:type="dxa"/>
-              <w:right w:w="120" w:type="dxa"/>
-            </w:tcMar>
-            <w:tcBorders>
-              <w:top w:val="single" w:sz="4" w:space="0" w:color="CCCCCC"/>
-              <w:bottom w:val="single" w:sz="4" w:space="0" w:color="CCCCCC"/>
-              <w:left w:val="single" w:sz="4" w:space="0" w:color="CCCCCC"/>
-              <w:right w:val="single" w:sz="4" w:space="0" w:color="CCCCCC"/>
-            </w:tcBorders>
-          </w:tcPr>
-          <w:p>
-            <w:pPr>
-              <w:spacing w:before="60" w:after="60" w:line="252" w:lineRule="auto"/>
-              <w:jc w:val="left"/>
-            </w:pPr>
-            <w:r/>
-            <w:r>
-              <w:t>BEAR</w:t>
-            </w:r>
-          </w:p>
-        </w:tc>
-      </w:tr>
-      <w:tr>
-        <w:tc>
-          <w:tcPr>
-            <w:tcW w:type="dxa" w:w="1584"/>
-            <w:shd w:fill="FFFFFF"/>
-            <w:tcMar>
-              <w:top w:w="100" w:type="dxa"/>
-              <w:bottom w:w="100" w:type="dxa"/>
-              <w:left w:w="120" w:type="dxa"/>
-              <w:right w:w="120" w:type="dxa"/>
-            </w:tcMar>
-            <w:tcBorders>
-              <w:top w:val="single" w:sz="4" w:space="0" w:color="CCCCCC"/>
-              <w:bottom w:val="single" w:sz="4" w:space="0" w:color="CCCCCC"/>
-              <w:left w:val="single" w:sz="4" w:space="0" w:color="CCCCCC"/>
-              <w:right w:val="single" w:sz="4" w:space="0" w:color="CCCCCC"/>
-            </w:tcBorders>
-          </w:tcPr>
-          <w:p>
-            <w:pPr>
-              <w:spacing w:before="60" w:after="60" w:line="252" w:lineRule="auto"/>
-              <w:jc w:val="left"/>
-            </w:pPr>
-            <w:r/>
-            <w:r>
-              <w:rPr>
-                <w:b/>
-              </w:rPr>
-              <w:t>Fri 16/10</w:t>
-            </w:r>
-          </w:p>
-        </w:tc>
-        <w:tc>
-          <w:tcPr>
-            <w:tcW w:type="dxa" w:w="864"/>
-            <w:shd w:fill="FFFFFF"/>
-            <w:tcMar>
-              <w:top w:w="100" w:type="dxa"/>
-              <w:bottom w:w="100" w:type="dxa"/>
-              <w:left w:w="120" w:type="dxa"/>
-              <w:right w:w="120" w:type="dxa"/>
-            </w:tcMar>
-            <w:tcBorders>
-              <w:top w:val="single" w:sz="4" w:space="0" w:color="CCCCCC"/>
-              <w:bottom w:val="single" w:sz="4" w:space="0" w:color="CCCCCC"/>
-              <w:left w:val="single" w:sz="4" w:space="0" w:color="CCCCCC"/>
-              <w:right w:val="single" w:sz="4" w:space="0" w:color="CCCCCC"/>
-            </w:tcBorders>
-          </w:tcPr>
-          <w:p>
-            <w:pPr>
-              <w:spacing w:before="60" w:after="60" w:line="252" w:lineRule="auto"/>
-              <w:jc w:val="left"/>
-            </w:pPr>
-            <w:r/>
-            <w:r>
-              <w:t>Asia 11-15</w:t>
-            </w:r>
-          </w:p>
-        </w:tc>
-        <w:tc>
-          <w:tcPr>
-            <w:tcW w:type="dxa" w:w="1440"/>
-            <w:shd w:fill="FFFFFF"/>
-            <w:tcMar>
-              <w:top w:w="100" w:type="dxa"/>
-              <w:bottom w:w="100" w:type="dxa"/>
-              <w:left w:w="120" w:type="dxa"/>
-              <w:right w:w="120" w:type="dxa"/>
-            </w:tcMar>
-            <w:tcBorders>
-              <w:top w:val="single" w:sz="4" w:space="0" w:color="CCCCCC"/>
-              <w:bottom w:val="single" w:sz="4" w:space="0" w:color="CCCCCC"/>
-              <w:left w:val="single" w:sz="4" w:space="0" w:color="CCCCCC"/>
-              <w:right w:val="single" w:sz="4" w:space="0" w:color="CCCCCC"/>
-            </w:tcBorders>
-          </w:tcPr>
-          <w:p>
-            <w:pPr>
-              <w:spacing w:before="60" w:after="60" w:line="252" w:lineRule="auto"/>
-              <w:jc w:val="left"/>
-            </w:pPr>
-            <w:r/>
-            <w:r>
-              <w:t>704.50</w:t>
-            </w:r>
-          </w:p>
-        </w:tc>
-        <w:tc>
-          <w:tcPr>
-            <w:tcW w:type="dxa" w:w="2016"/>
-            <w:shd w:fill="FFFFFF"/>
-            <w:tcMar>
-              <w:top w:w="100" w:type="dxa"/>
-              <w:bottom w:w="100" w:type="dxa"/>
-              <w:left w:w="120" w:type="dxa"/>
-              <w:right w:w="120" w:type="dxa"/>
-            </w:tcMar>
-            <w:tcBorders>
-              <w:top w:val="single" w:sz="4" w:space="0" w:color="CCCCCC"/>
-              <w:bottom w:val="single" w:sz="4" w:space="0" w:color="CCCCCC"/>
-              <w:left w:val="single" w:sz="4" w:space="0" w:color="CCCCCC"/>
-              <w:right w:val="single" w:sz="4" w:space="0" w:color="CCCCCC"/>
-            </w:tcBorders>
-          </w:tcPr>
-          <w:p>
-            <w:pPr>
-              <w:spacing w:before="60" w:after="60" w:line="252" w:lineRule="auto"/>
-              <w:jc w:val="left"/>
-            </w:pPr>
-            <w:r/>
-            <w:r>
-              <w:t>712.00</w:t>
-            </w:r>
-          </w:p>
-        </w:tc>
-        <w:tc>
-          <w:tcPr>
-            <w:tcW w:type="dxa" w:w="1152"/>
-            <w:shd w:fill="FFFFFF"/>
-            <w:tcMar>
-              <w:top w:w="100" w:type="dxa"/>
-              <w:bottom w:w="100" w:type="dxa"/>
-              <w:left w:w="120" w:type="dxa"/>
-              <w:right w:w="120" w:type="dxa"/>
-            </w:tcMar>
-            <w:tcBorders>
-              <w:top w:val="single" w:sz="4" w:space="0" w:color="CCCCCC"/>
-              <w:bottom w:val="single" w:sz="4" w:space="0" w:color="CCCCCC"/>
-              <w:left w:val="single" w:sz="4" w:space="0" w:color="CCCCCC"/>
-              <w:right w:val="single" w:sz="4" w:space="0" w:color="CCCCCC"/>
-            </w:tcBorders>
-          </w:tcPr>
-          <w:p>
-            <w:pPr>
-              <w:spacing w:before="60" w:after="60" w:line="252" w:lineRule="auto"/>
-              <w:jc w:val="left"/>
-            </w:pPr>
-            <w:r/>
-            <w:r>
-              <w:t>698.50</w:t>
-            </w:r>
-          </w:p>
-        </w:tc>
-        <w:tc>
-          <w:tcPr>
-            <w:tcW w:type="dxa" w:w="1728"/>
-            <w:shd w:fill="FFFFFF"/>
-            <w:tcMar>
-              <w:top w:w="100" w:type="dxa"/>
-              <w:bottom w:w="100" w:type="dxa"/>
-              <w:left w:w="120" w:type="dxa"/>
-              <w:right w:w="120" w:type="dxa"/>
-            </w:tcMar>
-            <w:tcBorders>
-              <w:top w:val="single" w:sz="4" w:space="0" w:color="CCCCCC"/>
-              <w:bottom w:val="single" w:sz="4" w:space="0" w:color="CCCCCC"/>
-              <w:left w:val="single" w:sz="4" w:space="0" w:color="CCCCCC"/>
-              <w:right w:val="single" w:sz="4" w:space="0" w:color="CCCCCC"/>
-            </w:tcBorders>
-          </w:tcPr>
-          <w:p>
-            <w:pPr>
-              <w:spacing w:before="60" w:after="60" w:line="252" w:lineRule="auto"/>
-              <w:jc w:val="left"/>
-            </w:pPr>
-            <w:r/>
-            <w:r>
-              <w:rPr>
-                <w:b/>
-              </w:rPr>
-              <w:t>703.50</w:t>
-            </w:r>
-          </w:p>
-        </w:tc>
-        <w:tc>
-          <w:tcPr>
-            <w:tcW w:type="dxa" w:w="3456"/>
-            <w:shd w:fill="FFFFFF"/>
-            <w:tcMar>
-              <w:top w:w="100" w:type="dxa"/>
-              <w:bottom w:w="100" w:type="dxa"/>
-              <w:left w:w="120" w:type="dxa"/>
-              <w:right w:w="120" w:type="dxa"/>
-            </w:tcMar>
-            <w:tcBorders>
-              <w:top w:val="single" w:sz="4" w:space="0" w:color="CCCCCC"/>
-              <w:bottom w:val="single" w:sz="4" w:space="0" w:color="CCCCCC"/>
-              <w:left w:val="single" w:sz="4" w:space="0" w:color="CCCCCC"/>
-              <w:right w:val="single" w:sz="4" w:space="0" w:color="CCCCCC"/>
-            </w:tcBorders>
-          </w:tcPr>
-          <w:p>
-            <w:pPr>
-              <w:spacing w:before="60" w:after="60" w:line="252" w:lineRule="auto"/>
-              <w:jc w:val="left"/>
-            </w:pPr>
-            <w:r/>
-            <w:r>
-              <w:rPr>
-                <w:b/>
-              </w:rPr>
-              <w:t>-1.00</w:t>
-            </w:r>
-          </w:p>
-        </w:tc>
-        <w:tc>
-          <w:tcPr>
-            <w:tcW w:type="dxa" w:w="1440"/>
-            <w:shd w:fill="FFFFFF"/>
-            <w:tcMar>
-              <w:top w:w="100" w:type="dxa"/>
-              <w:bottom w:w="100" w:type="dxa"/>
-              <w:left w:w="120" w:type="dxa"/>
-              <w:right w:w="120" w:type="dxa"/>
-            </w:tcMar>
-            <w:tcBorders>
-              <w:top w:val="single" w:sz="4" w:space="0" w:color="CCCCCC"/>
-              <w:bottom w:val="single" w:sz="4" w:space="0" w:color="CCCCCC"/>
-              <w:left w:val="single" w:sz="4" w:space="0" w:color="CCCCCC"/>
-              <w:right w:val="single" w:sz="4" w:space="0" w:color="CCCCCC"/>
-            </w:tcBorders>
-          </w:tcPr>
-          <w:p>
-            <w:pPr>
-              <w:spacing w:before="60" w:after="60" w:line="252" w:lineRule="auto"/>
-              <w:jc w:val="left"/>
-            </w:pPr>
-            <w:r/>
-            <w:r>
-              <w:t>BEAR</w:t>
-            </w:r>
-          </w:p>
-        </w:tc>
-      </w:tr>
-      <w:tr>
-        <w:tc>
-          <w:tcPr>
-            <w:tcW w:type="dxa" w:w="1584"/>
-            <w:shd w:fill="F8FAFC"/>
-            <w:tcMar>
-              <w:top w:w="100" w:type="dxa"/>
-              <w:bottom w:w="100" w:type="dxa"/>
-              <w:left w:w="120" w:type="dxa"/>
-              <w:right w:w="120" w:type="dxa"/>
-            </w:tcMar>
-            <w:tcBorders>
-              <w:top w:val="single" w:sz="4" w:space="0" w:color="CCCCCC"/>
-              <w:bottom w:val="single" w:sz="4" w:space="0" w:color="CCCCCC"/>
-              <w:left w:val="single" w:sz="4" w:space="0" w:color="CCCCCC"/>
-              <w:right w:val="single" w:sz="4" w:space="0" w:color="CCCCCC"/>
-            </w:tcBorders>
-          </w:tcPr>
-          <w:p>
-            <w:pPr>
-              <w:spacing w:before="60" w:after="60" w:line="252" w:lineRule="auto"/>
-              <w:jc w:val="left"/>
-            </w:pPr>
-            <w:r/>
-            <w:r>
-              <w:rPr>
-                <w:b/>
-              </w:rPr>
-              <w:t>Fri 16/10</w:t>
-            </w:r>
-          </w:p>
-        </w:tc>
-        <w:tc>
-          <w:tcPr>
-            <w:tcW w:type="dxa" w:w="864"/>
-            <w:shd w:fill="F8FAFC"/>
-            <w:tcMar>
-              <w:top w:w="100" w:type="dxa"/>
-              <w:bottom w:w="100" w:type="dxa"/>
-              <w:left w:w="120" w:type="dxa"/>
-              <w:right w:w="120" w:type="dxa"/>
-            </w:tcMar>
-            <w:tcBorders>
-              <w:top w:val="single" w:sz="4" w:space="0" w:color="CCCCCC"/>
-              <w:bottom w:val="single" w:sz="4" w:space="0" w:color="CCCCCC"/>
-              <w:left w:val="single" w:sz="4" w:space="0" w:color="CCCCCC"/>
-              <w:right w:val="single" w:sz="4" w:space="0" w:color="CCCCCC"/>
-            </w:tcBorders>
-          </w:tcPr>
-          <w:p>
-            <w:pPr>
-              <w:spacing w:before="60" w:after="60" w:line="252" w:lineRule="auto"/>
-              <w:jc w:val="left"/>
-            </w:pPr>
-            <w:r/>
-            <w:r>
-              <w:t>London 15-19</w:t>
-            </w:r>
-          </w:p>
-        </w:tc>
-        <w:tc>
-          <w:tcPr>
-            <w:tcW w:type="dxa" w:w="1440"/>
-            <w:shd w:fill="F8FAFC"/>
-            <w:tcMar>
-              <w:top w:w="100" w:type="dxa"/>
-              <w:bottom w:w="100" w:type="dxa"/>
-              <w:left w:w="120" w:type="dxa"/>
-              <w:right w:w="120" w:type="dxa"/>
-            </w:tcMar>
-            <w:tcBorders>
-              <w:top w:val="single" w:sz="4" w:space="0" w:color="CCCCCC"/>
-              <w:bottom w:val="single" w:sz="4" w:space="0" w:color="CCCCCC"/>
-              <w:left w:val="single" w:sz="4" w:space="0" w:color="CCCCCC"/>
-              <w:right w:val="single" w:sz="4" w:space="0" w:color="CCCCCC"/>
-            </w:tcBorders>
-          </w:tcPr>
-          <w:p>
-            <w:pPr>
-              <w:spacing w:before="60" w:after="60" w:line="252" w:lineRule="auto"/>
-              <w:jc w:val="left"/>
-            </w:pPr>
-            <w:r/>
-            <w:r>
-              <w:t>703.50</w:t>
-            </w:r>
-          </w:p>
-        </w:tc>
-        <w:tc>
-          <w:tcPr>
-            <w:tcW w:type="dxa" w:w="2016"/>
-            <w:shd w:fill="F8FAFC"/>
-            <w:tcMar>
-              <w:top w:w="100" w:type="dxa"/>
-              <w:bottom w:w="100" w:type="dxa"/>
-              <w:left w:w="120" w:type="dxa"/>
-              <w:right w:w="120" w:type="dxa"/>
-            </w:tcMar>
-            <w:tcBorders>
-              <w:top w:val="single" w:sz="4" w:space="0" w:color="CCCCCC"/>
-              <w:bottom w:val="single" w:sz="4" w:space="0" w:color="CCCCCC"/>
-              <w:left w:val="single" w:sz="4" w:space="0" w:color="CCCCCC"/>
-              <w:right w:val="single" w:sz="4" w:space="0" w:color="CCCCCC"/>
-            </w:tcBorders>
-          </w:tcPr>
-          <w:p>
-            <w:pPr>
-              <w:spacing w:before="60" w:after="60" w:line="252" w:lineRule="auto"/>
-              <w:jc w:val="left"/>
-            </w:pPr>
-            <w:r/>
-            <w:r>
-              <w:t>710.50</w:t>
-            </w:r>
-          </w:p>
-        </w:tc>
-        <w:tc>
-          <w:tcPr>
-            <w:tcW w:type="dxa" w:w="1152"/>
-            <w:shd w:fill="F8FAFC"/>
-            <w:tcMar>
-              <w:top w:w="100" w:type="dxa"/>
-              <w:bottom w:w="100" w:type="dxa"/>
-              <w:left w:w="120" w:type="dxa"/>
-              <w:right w:w="120" w:type="dxa"/>
-            </w:tcMar>
-            <w:tcBorders>
-              <w:top w:val="single" w:sz="4" w:space="0" w:color="CCCCCC"/>
-              <w:bottom w:val="single" w:sz="4" w:space="0" w:color="CCCCCC"/>
-              <w:left w:val="single" w:sz="4" w:space="0" w:color="CCCCCC"/>
-              <w:right w:val="single" w:sz="4" w:space="0" w:color="CCCCCC"/>
-            </w:tcBorders>
-          </w:tcPr>
-          <w:p>
-            <w:pPr>
-              <w:spacing w:before="60" w:after="60" w:line="252" w:lineRule="auto"/>
-              <w:jc w:val="left"/>
-            </w:pPr>
-            <w:r/>
-            <w:r>
-              <w:t>690.00</w:t>
-            </w:r>
-          </w:p>
-        </w:tc>
-        <w:tc>
-          <w:tcPr>
-            <w:tcW w:type="dxa" w:w="1728"/>
-            <w:shd w:fill="F8FAFC"/>
-            <w:tcMar>
-              <w:top w:w="100" w:type="dxa"/>
-              <w:bottom w:w="100" w:type="dxa"/>
-              <w:left w:w="120" w:type="dxa"/>
-              <w:right w:w="120" w:type="dxa"/>
-            </w:tcMar>
-            <w:tcBorders>
-              <w:top w:val="single" w:sz="4" w:space="0" w:color="CCCCCC"/>
-              <w:bottom w:val="single" w:sz="4" w:space="0" w:color="CCCCCC"/>
-              <w:left w:val="single" w:sz="4" w:space="0" w:color="CCCCCC"/>
-              <w:right w:val="single" w:sz="4" w:space="0" w:color="CCCCCC"/>
-            </w:tcBorders>
-          </w:tcPr>
-          <w:p>
-            <w:pPr>
-              <w:spacing w:before="60" w:after="60" w:line="252" w:lineRule="auto"/>
-              <w:jc w:val="left"/>
-            </w:pPr>
-            <w:r/>
-            <w:r>
-              <w:rPr>
-                <w:b/>
-              </w:rPr>
-              <w:t>704.25</w:t>
-            </w:r>
-          </w:p>
-        </w:tc>
-        <w:tc>
-          <w:tcPr>
-            <w:tcW w:type="dxa" w:w="3456"/>
-            <w:shd w:fill="F8FAFC"/>
-            <w:tcMar>
-              <w:top w:w="100" w:type="dxa"/>
-              <w:bottom w:w="100" w:type="dxa"/>
-              <w:left w:w="120" w:type="dxa"/>
-              <w:right w:w="120" w:type="dxa"/>
-            </w:tcMar>
-            <w:tcBorders>
-              <w:top w:val="single" w:sz="4" w:space="0" w:color="CCCCCC"/>
-              <w:bottom w:val="single" w:sz="4" w:space="0" w:color="CCCCCC"/>
-              <w:left w:val="single" w:sz="4" w:space="0" w:color="CCCCCC"/>
-              <w:right w:val="single" w:sz="4" w:space="0" w:color="CCCCCC"/>
-            </w:tcBorders>
-          </w:tcPr>
-          <w:p>
-            <w:pPr>
-              <w:spacing w:before="60" w:after="60" w:line="252" w:lineRule="auto"/>
-              <w:jc w:val="left"/>
-            </w:pPr>
-            <w:r/>
-            <w:r>
-              <w:rPr>
-                <w:b/>
-              </w:rPr>
-              <w:t>+0.75</w:t>
-            </w:r>
-          </w:p>
-        </w:tc>
-        <w:tc>
-          <w:tcPr>
-            <w:tcW w:type="dxa" w:w="1440"/>
-            <w:shd w:fill="F8FAFC"/>
-            <w:tcMar>
-              <w:top w:w="100" w:type="dxa"/>
-              <w:bottom w:w="100" w:type="dxa"/>
-              <w:left w:w="120" w:type="dxa"/>
-              <w:right w:w="120" w:type="dxa"/>
-            </w:tcMar>
-            <w:tcBorders>
-              <w:top w:val="single" w:sz="4" w:space="0" w:color="CCCCCC"/>
-              <w:bottom w:val="single" w:sz="4" w:space="0" w:color="CCCCCC"/>
-              <w:left w:val="single" w:sz="4" w:space="0" w:color="CCCCCC"/>
-              <w:right w:val="single" w:sz="4" w:space="0" w:color="CCCCCC"/>
-            </w:tcBorders>
-          </w:tcPr>
-          <w:p>
-            <w:pPr>
-              <w:spacing w:before="60" w:after="60" w:line="252" w:lineRule="auto"/>
-              <w:jc w:val="left"/>
-            </w:pPr>
-            <w:r/>
-            <w:r>
-              <w:t>BULL</w:t>
-            </w:r>
-          </w:p>
-        </w:tc>
-      </w:tr>
-      <w:tr>
-        <w:tc>
-          <w:tcPr>
-            <w:tcW w:type="dxa" w:w="1584"/>
-            <w:shd w:fill="FFFFFF"/>
-            <w:tcMar>
-              <w:top w:w="100" w:type="dxa"/>
-              <w:bottom w:w="100" w:type="dxa"/>
-              <w:left w:w="120" w:type="dxa"/>
-              <w:right w:w="120" w:type="dxa"/>
-            </w:tcMar>
-            <w:tcBorders>
-              <w:top w:val="single" w:sz="4" w:space="0" w:color="CCCCCC"/>
-              <w:bottom w:val="single" w:sz="4" w:space="0" w:color="CCCCCC"/>
-              <w:left w:val="single" w:sz="4" w:space="0" w:color="CCCCCC"/>
-              <w:right w:val="single" w:sz="4" w:space="0" w:color="CCCCCC"/>
-            </w:tcBorders>
-          </w:tcPr>
-          <w:p>
-            <w:pPr>
-              <w:spacing w:before="60" w:after="60" w:line="252" w:lineRule="auto"/>
-              <w:jc w:val="left"/>
-            </w:pPr>
-            <w:r/>
-            <w:r>
-              <w:rPr>
-                <w:b/>
-              </w:rPr>
-              <w:t>Fri 16/10</w:t>
-            </w:r>
-          </w:p>
-        </w:tc>
-        <w:tc>
-          <w:tcPr>
-            <w:tcW w:type="dxa" w:w="864"/>
-            <w:shd w:fill="FFFFFF"/>
-            <w:tcMar>
-              <w:top w:w="100" w:type="dxa"/>
-              <w:bottom w:w="100" w:type="dxa"/>
-              <w:left w:w="120" w:type="dxa"/>
-              <w:right w:w="120" w:type="dxa"/>
-            </w:tcMar>
-            <w:tcBorders>
-              <w:top w:val="single" w:sz="4" w:space="0" w:color="CCCCCC"/>
-              <w:bottom w:val="single" w:sz="4" w:space="0" w:color="CCCCCC"/>
-              <w:left w:val="single" w:sz="4" w:space="0" w:color="CCCCCC"/>
-              <w:right w:val="single" w:sz="4" w:space="0" w:color="CCCCCC"/>
-            </w:tcBorders>
-          </w:tcPr>
-          <w:p>
-            <w:pPr>
-              <w:spacing w:before="60" w:after="60" w:line="252" w:lineRule="auto"/>
-              <w:jc w:val="left"/>
-            </w:pPr>
-            <w:r/>
-            <w:r>
-              <w:t>Pre-NY 19-21</w:t>
-            </w:r>
-          </w:p>
-        </w:tc>
-        <w:tc>
-          <w:tcPr>
-            <w:tcW w:type="dxa" w:w="1440"/>
-            <w:shd w:fill="FFFFFF"/>
-            <w:tcMar>
-              <w:top w:w="100" w:type="dxa"/>
-              <w:bottom w:w="100" w:type="dxa"/>
-              <w:left w:w="120" w:type="dxa"/>
-              <w:right w:w="120" w:type="dxa"/>
-            </w:tcMar>
-            <w:tcBorders>
-              <w:top w:val="single" w:sz="4" w:space="0" w:color="CCCCCC"/>
-              <w:bottom w:val="single" w:sz="4" w:space="0" w:color="CCCCCC"/>
-              <w:left w:val="single" w:sz="4" w:space="0" w:color="CCCCCC"/>
-              <w:right w:val="single" w:sz="4" w:space="0" w:color="CCCCCC"/>
-            </w:tcBorders>
-          </w:tcPr>
-          <w:p>
-            <w:pPr>
-              <w:spacing w:before="60" w:after="60" w:line="252" w:lineRule="auto"/>
-              <w:jc w:val="left"/>
-            </w:pPr>
-            <w:r/>
-            <w:r>
-              <w:t>704.25</w:t>
-            </w:r>
-          </w:p>
-        </w:tc>
-        <w:tc>
-          <w:tcPr>
-            <w:tcW w:type="dxa" w:w="2016"/>
-            <w:shd w:fill="FFFFFF"/>
-            <w:tcMar>
-              <w:top w:w="100" w:type="dxa"/>
-              <w:bottom w:w="100" w:type="dxa"/>
-              <w:left w:w="120" w:type="dxa"/>
-              <w:right w:w="120" w:type="dxa"/>
-            </w:tcMar>
-            <w:tcBorders>
-              <w:top w:val="single" w:sz="4" w:space="0" w:color="CCCCCC"/>
-              <w:bottom w:val="single" w:sz="4" w:space="0" w:color="CCCCCC"/>
-              <w:left w:val="single" w:sz="4" w:space="0" w:color="CCCCCC"/>
-              <w:right w:val="single" w:sz="4" w:space="0" w:color="CCCCCC"/>
-            </w:tcBorders>
-          </w:tcPr>
-          <w:p>
-            <w:pPr>
-              <w:spacing w:before="60" w:after="60" w:line="252" w:lineRule="auto"/>
-              <w:jc w:val="left"/>
-            </w:pPr>
-            <w:r/>
-            <w:r>
-              <w:t>713.50</w:t>
-            </w:r>
-          </w:p>
-        </w:tc>
-        <w:tc>
-          <w:tcPr>
-            <w:tcW w:type="dxa" w:w="1152"/>
-            <w:shd w:fill="FFFFFF"/>
-            <w:tcMar>
-              <w:top w:w="100" w:type="dxa"/>
-              <w:bottom w:w="100" w:type="dxa"/>
-              <w:left w:w="120" w:type="dxa"/>
-              <w:right w:w="120" w:type="dxa"/>
-            </w:tcMar>
-            <w:tcBorders>
-              <w:top w:val="single" w:sz="4" w:space="0" w:color="CCCCCC"/>
-              <w:bottom w:val="single" w:sz="4" w:space="0" w:color="CCCCCC"/>
-              <w:left w:val="single" w:sz="4" w:space="0" w:color="CCCCCC"/>
-              <w:right w:val="single" w:sz="4" w:space="0" w:color="CCCCCC"/>
-            </w:tcBorders>
-          </w:tcPr>
-          <w:p>
-            <w:pPr>
-              <w:spacing w:before="60" w:after="60" w:line="252" w:lineRule="auto"/>
-              <w:jc w:val="left"/>
-            </w:pPr>
-            <w:r/>
-            <w:r>
-              <w:t>697.00</w:t>
-            </w:r>
-          </w:p>
-        </w:tc>
-        <w:tc>
-          <w:tcPr>
-            <w:tcW w:type="dxa" w:w="1728"/>
-            <w:shd w:fill="FFFFFF"/>
-            <w:tcMar>
-              <w:top w:w="100" w:type="dxa"/>
-              <w:bottom w:w="100" w:type="dxa"/>
-              <w:left w:w="120" w:type="dxa"/>
-              <w:right w:w="120" w:type="dxa"/>
-            </w:tcMar>
-            <w:tcBorders>
-              <w:top w:val="single" w:sz="4" w:space="0" w:color="CCCCCC"/>
-              <w:bottom w:val="single" w:sz="4" w:space="0" w:color="CCCCCC"/>
-              <w:left w:val="single" w:sz="4" w:space="0" w:color="CCCCCC"/>
-              <w:right w:val="single" w:sz="4" w:space="0" w:color="CCCCCC"/>
-            </w:tcBorders>
-          </w:tcPr>
-          <w:p>
-            <w:pPr>
-              <w:spacing w:before="60" w:after="60" w:line="252" w:lineRule="auto"/>
-              <w:jc w:val="left"/>
-            </w:pPr>
-            <w:r/>
-            <w:r>
-              <w:rPr>
-                <w:b/>
-              </w:rPr>
-              <w:t>704.00</w:t>
-            </w:r>
-          </w:p>
-        </w:tc>
-        <w:tc>
-          <w:tcPr>
-            <w:tcW w:type="dxa" w:w="3456"/>
-            <w:shd w:fill="FFFFFF"/>
-            <w:tcMar>
-              <w:top w:w="100" w:type="dxa"/>
-              <w:bottom w:w="100" w:type="dxa"/>
-              <w:left w:w="120" w:type="dxa"/>
-              <w:right w:w="120" w:type="dxa"/>
-            </w:tcMar>
-            <w:tcBorders>
-              <w:top w:val="single" w:sz="4" w:space="0" w:color="CCCCCC"/>
-              <w:bottom w:val="single" w:sz="4" w:space="0" w:color="CCCCCC"/>
-              <w:left w:val="single" w:sz="4" w:space="0" w:color="CCCCCC"/>
-              <w:right w:val="single" w:sz="4" w:space="0" w:color="CCCCCC"/>
-            </w:tcBorders>
-          </w:tcPr>
-          <w:p>
-            <w:pPr>
-              <w:spacing w:before="60" w:after="60" w:line="252" w:lineRule="auto"/>
-              <w:jc w:val="left"/>
-            </w:pPr>
-            <w:r/>
-            <w:r>
-              <w:rPr>
-                <w:b/>
-              </w:rPr>
-              <w:t>-0.25</w:t>
-            </w:r>
-          </w:p>
-        </w:tc>
-        <w:tc>
-          <w:tcPr>
-            <w:tcW w:type="dxa" w:w="1440"/>
-            <w:shd w:fill="FFFFFF"/>
-            <w:tcMar>
-              <w:top w:w="100" w:type="dxa"/>
-              <w:bottom w:w="100" w:type="dxa"/>
-              <w:left w:w="120" w:type="dxa"/>
-              <w:right w:w="120" w:type="dxa"/>
-            </w:tcMar>
-            <w:tcBorders>
-              <w:top w:val="single" w:sz="4" w:space="0" w:color="CCCCCC"/>
-              <w:bottom w:val="single" w:sz="4" w:space="0" w:color="CCCCCC"/>
-              <w:left w:val="single" w:sz="4" w:space="0" w:color="CCCCCC"/>
-              <w:right w:val="single" w:sz="4" w:space="0" w:color="CCCCCC"/>
-            </w:tcBorders>
-          </w:tcPr>
-          <w:p>
-            <w:pPr>
-              <w:spacing w:before="60" w:after="60" w:line="252" w:lineRule="auto"/>
-              <w:jc w:val="left"/>
-            </w:pPr>
-            <w:r/>
-            <w:r>
-              <w:t>BEAR</w:t>
-            </w:r>
-          </w:p>
-        </w:tc>
-      </w:tr>
-      <w:tr>
-        <w:tc>
-          <w:tcPr>
-            <w:tcW w:type="dxa" w:w="1584"/>
-            <w:shd w:fill="F8FAFC"/>
-            <w:tcMar>
-              <w:top w:w="100" w:type="dxa"/>
-              <w:bottom w:w="100" w:type="dxa"/>
-              <w:left w:w="120" w:type="dxa"/>
-              <w:right w:w="120" w:type="dxa"/>
-            </w:tcMar>
-            <w:tcBorders>
-              <w:top w:val="single" w:sz="4" w:space="0" w:color="CCCCCC"/>
-              <w:bottom w:val="single" w:sz="4" w:space="0" w:color="CCCCCC"/>
-              <w:left w:val="single" w:sz="4" w:space="0" w:color="CCCCCC"/>
-              <w:right w:val="single" w:sz="4" w:space="0" w:color="CCCCCC"/>
-            </w:tcBorders>
-          </w:tcPr>
-          <w:p>
-            <w:pPr>
-              <w:spacing w:before="60" w:after="60" w:line="252" w:lineRule="auto"/>
-              <w:jc w:val="left"/>
-            </w:pPr>
-            <w:r/>
-            <w:r>
-              <w:rPr>
-                <w:b/>
-              </w:rPr>
-              <w:t>Fri 16/10</w:t>
-            </w:r>
-          </w:p>
-        </w:tc>
-        <w:tc>
-          <w:tcPr>
-            <w:tcW w:type="dxa" w:w="864"/>
-            <w:shd w:fill="F8FAFC"/>
-            <w:tcMar>
-              <w:top w:w="100" w:type="dxa"/>
-              <w:bottom w:w="100" w:type="dxa"/>
-              <w:left w:w="120" w:type="dxa"/>
-              <w:right w:w="120" w:type="dxa"/>
-            </w:tcMar>
-            <w:tcBorders>
-              <w:top w:val="single" w:sz="4" w:space="0" w:color="CCCCCC"/>
-              <w:bottom w:val="single" w:sz="4" w:space="0" w:color="CCCCCC"/>
-              <w:left w:val="single" w:sz="4" w:space="0" w:color="CCCCCC"/>
-              <w:right w:val="single" w:sz="4" w:space="0" w:color="CCCCCC"/>
-            </w:tcBorders>
-          </w:tcPr>
-          <w:p>
-            <w:pPr>
-              <w:spacing w:before="60" w:after="60" w:line="252" w:lineRule="auto"/>
-              <w:jc w:val="left"/>
-            </w:pPr>
-            <w:r/>
-            <w:r>
-              <w:t>NY Open 21-23</w:t>
-            </w:r>
-          </w:p>
-        </w:tc>
-        <w:tc>
-          <w:tcPr>
-            <w:tcW w:type="dxa" w:w="1440"/>
-            <w:shd w:fill="F8FAFC"/>
-            <w:tcMar>
-              <w:top w:w="100" w:type="dxa"/>
-              <w:bottom w:w="100" w:type="dxa"/>
-              <w:left w:w="120" w:type="dxa"/>
-              <w:right w:w="120" w:type="dxa"/>
-            </w:tcMar>
-            <w:tcBorders>
-              <w:top w:val="single" w:sz="4" w:space="0" w:color="CCCCCC"/>
-              <w:bottom w:val="single" w:sz="4" w:space="0" w:color="CCCCCC"/>
-              <w:left w:val="single" w:sz="4" w:space="0" w:color="CCCCCC"/>
-              <w:right w:val="single" w:sz="4" w:space="0" w:color="CCCCCC"/>
-            </w:tcBorders>
-          </w:tcPr>
-          <w:p>
-            <w:pPr>
-              <w:spacing w:before="60" w:after="60" w:line="252" w:lineRule="auto"/>
-              <w:jc w:val="left"/>
-            </w:pPr>
-            <w:r/>
-            <w:r>
-              <w:t>704.00</w:t>
-            </w:r>
-          </w:p>
-        </w:tc>
-        <w:tc>
-          <w:tcPr>
-            <w:tcW w:type="dxa" w:w="2016"/>
-            <w:shd w:fill="F8FAFC"/>
-            <w:tcMar>
-              <w:top w:w="100" w:type="dxa"/>
-              <w:bottom w:w="100" w:type="dxa"/>
-              <w:left w:w="120" w:type="dxa"/>
-              <w:right w:w="120" w:type="dxa"/>
-            </w:tcMar>
-            <w:tcBorders>
-              <w:top w:val="single" w:sz="4" w:space="0" w:color="CCCCCC"/>
-              <w:bottom w:val="single" w:sz="4" w:space="0" w:color="CCCCCC"/>
-              <w:left w:val="single" w:sz="4" w:space="0" w:color="CCCCCC"/>
-              <w:right w:val="single" w:sz="4" w:space="0" w:color="CCCCCC"/>
-            </w:tcBorders>
-          </w:tcPr>
-          <w:p>
-            <w:pPr>
-              <w:spacing w:before="60" w:after="60" w:line="252" w:lineRule="auto"/>
-              <w:jc w:val="left"/>
-            </w:pPr>
-            <w:r/>
-            <w:r>
-              <w:t>712.50</w:t>
-            </w:r>
-          </w:p>
-        </w:tc>
-        <w:tc>
-          <w:tcPr>
-            <w:tcW w:type="dxa" w:w="1152"/>
-            <w:shd w:fill="F8FAFC"/>
-            <w:tcMar>
-              <w:top w:w="100" w:type="dxa"/>
-              <w:bottom w:w="100" w:type="dxa"/>
-              <w:left w:w="120" w:type="dxa"/>
-              <w:right w:w="120" w:type="dxa"/>
-            </w:tcMar>
-            <w:tcBorders>
-              <w:top w:val="single" w:sz="4" w:space="0" w:color="CCCCCC"/>
-              <w:bottom w:val="single" w:sz="4" w:space="0" w:color="CCCCCC"/>
-              <w:left w:val="single" w:sz="4" w:space="0" w:color="CCCCCC"/>
-              <w:right w:val="single" w:sz="4" w:space="0" w:color="CCCCCC"/>
-            </w:tcBorders>
-          </w:tcPr>
-          <w:p>
-            <w:pPr>
-              <w:spacing w:before="60" w:after="60" w:line="252" w:lineRule="auto"/>
-              <w:jc w:val="left"/>
-            </w:pPr>
-            <w:r/>
-            <w:r>
-              <w:t>690.00</w:t>
-            </w:r>
-          </w:p>
-        </w:tc>
-        <w:tc>
-          <w:tcPr>
-            <w:tcW w:type="dxa" w:w="1728"/>
-            <w:shd w:fill="F8FAFC"/>
             <w:tcMar>
               <w:top w:w="100" w:type="dxa"/>
               <w:bottom w:w="100" w:type="dxa"/>
@@ -31006,241 +31241,6 @@
                 <w:b/>
               </w:rPr>
               <w:t>705.75</w:t>
-            </w:r>
-          </w:p>
-        </w:tc>
-        <w:tc>
-          <w:tcPr>
-            <w:tcW w:type="dxa" w:w="3456"/>
-            <w:shd w:fill="F8FAFC"/>
-            <w:tcMar>
-              <w:top w:w="100" w:type="dxa"/>
-              <w:bottom w:w="100" w:type="dxa"/>
-              <w:left w:w="120" w:type="dxa"/>
-              <w:right w:w="120" w:type="dxa"/>
-            </w:tcMar>
-            <w:tcBorders>
-              <w:top w:val="single" w:sz="4" w:space="0" w:color="CCCCCC"/>
-              <w:bottom w:val="single" w:sz="4" w:space="0" w:color="CCCCCC"/>
-              <w:left w:val="single" w:sz="4" w:space="0" w:color="CCCCCC"/>
-              <w:right w:val="single" w:sz="4" w:space="0" w:color="CCCCCC"/>
-            </w:tcBorders>
-          </w:tcPr>
-          <w:p>
-            <w:pPr>
-              <w:spacing w:before="60" w:after="60" w:line="252" w:lineRule="auto"/>
-              <w:jc w:val="left"/>
-            </w:pPr>
-            <w:r/>
-            <w:r>
-              <w:rPr>
-                <w:b/>
-              </w:rPr>
-              <w:t>+1.75</w:t>
-            </w:r>
-          </w:p>
-        </w:tc>
-        <w:tc>
-          <w:tcPr>
-            <w:tcW w:type="dxa" w:w="1440"/>
-            <w:shd w:fill="F8FAFC"/>
-            <w:tcMar>
-              <w:top w:w="100" w:type="dxa"/>
-              <w:bottom w:w="100" w:type="dxa"/>
-              <w:left w:w="120" w:type="dxa"/>
-              <w:right w:w="120" w:type="dxa"/>
-            </w:tcMar>
-            <w:tcBorders>
-              <w:top w:val="single" w:sz="4" w:space="0" w:color="CCCCCC"/>
-              <w:bottom w:val="single" w:sz="4" w:space="0" w:color="CCCCCC"/>
-              <w:left w:val="single" w:sz="4" w:space="0" w:color="CCCCCC"/>
-              <w:right w:val="single" w:sz="4" w:space="0" w:color="CCCCCC"/>
-            </w:tcBorders>
-          </w:tcPr>
-          <w:p>
-            <w:pPr>
-              <w:spacing w:before="60" w:after="60" w:line="252" w:lineRule="auto"/>
-              <w:jc w:val="left"/>
-            </w:pPr>
-            <w:r/>
-            <w:r>
-              <w:t>BULL</w:t>
-            </w:r>
-          </w:p>
-        </w:tc>
-      </w:tr>
-      <w:tr>
-        <w:tc>
-          <w:tcPr>
-            <w:tcW w:type="dxa" w:w="1584"/>
-            <w:shd w:fill="FFFFFF"/>
-            <w:tcMar>
-              <w:top w:w="100" w:type="dxa"/>
-              <w:bottom w:w="100" w:type="dxa"/>
-              <w:left w:w="120" w:type="dxa"/>
-              <w:right w:w="120" w:type="dxa"/>
-            </w:tcMar>
-            <w:tcBorders>
-              <w:top w:val="single" w:sz="4" w:space="0" w:color="CCCCCC"/>
-              <w:bottom w:val="single" w:sz="4" w:space="0" w:color="CCCCCC"/>
-              <w:left w:val="single" w:sz="4" w:space="0" w:color="CCCCCC"/>
-              <w:right w:val="single" w:sz="4" w:space="0" w:color="CCCCCC"/>
-            </w:tcBorders>
-          </w:tcPr>
-          <w:p>
-            <w:pPr>
-              <w:spacing w:before="60" w:after="60" w:line="252" w:lineRule="auto"/>
-              <w:jc w:val="left"/>
-            </w:pPr>
-            <w:r/>
-            <w:r>
-              <w:rPr>
-                <w:b/>
-              </w:rPr>
-              <w:t>Fri 16/10</w:t>
-            </w:r>
-          </w:p>
-        </w:tc>
-        <w:tc>
-          <w:tcPr>
-            <w:tcW w:type="dxa" w:w="864"/>
-            <w:shd w:fill="FFFFFF"/>
-            <w:tcMar>
-              <w:top w:w="100" w:type="dxa"/>
-              <w:bottom w:w="100" w:type="dxa"/>
-              <w:left w:w="120" w:type="dxa"/>
-              <w:right w:w="120" w:type="dxa"/>
-            </w:tcMar>
-            <w:tcBorders>
-              <w:top w:val="single" w:sz="4" w:space="0" w:color="CCCCCC"/>
-              <w:bottom w:val="single" w:sz="4" w:space="0" w:color="CCCCCC"/>
-              <w:left w:val="single" w:sz="4" w:space="0" w:color="CCCCCC"/>
-              <w:right w:val="single" w:sz="4" w:space="0" w:color="CCCCCC"/>
-            </w:tcBorders>
-          </w:tcPr>
-          <w:p>
-            <w:pPr>
-              <w:spacing w:before="60" w:after="60" w:line="252" w:lineRule="auto"/>
-              <w:jc w:val="left"/>
-            </w:pPr>
-            <w:r/>
-            <w:r>
-              <w:t>NY Close 23-01</w:t>
-            </w:r>
-          </w:p>
-        </w:tc>
-        <w:tc>
-          <w:tcPr>
-            <w:tcW w:type="dxa" w:w="1440"/>
-            <w:shd w:fill="FFFFFF"/>
-            <w:tcMar>
-              <w:top w:w="100" w:type="dxa"/>
-              <w:bottom w:w="100" w:type="dxa"/>
-              <w:left w:w="120" w:type="dxa"/>
-              <w:right w:w="120" w:type="dxa"/>
-            </w:tcMar>
-            <w:tcBorders>
-              <w:top w:val="single" w:sz="4" w:space="0" w:color="CCCCCC"/>
-              <w:bottom w:val="single" w:sz="4" w:space="0" w:color="CCCCCC"/>
-              <w:left w:val="single" w:sz="4" w:space="0" w:color="CCCCCC"/>
-              <w:right w:val="single" w:sz="4" w:space="0" w:color="CCCCCC"/>
-            </w:tcBorders>
-          </w:tcPr>
-          <w:p>
-            <w:pPr>
-              <w:spacing w:before="60" w:after="60" w:line="252" w:lineRule="auto"/>
-              <w:jc w:val="left"/>
-            </w:pPr>
-            <w:r/>
-            <w:r>
-              <w:t>705.75</w:t>
-            </w:r>
-          </w:p>
-        </w:tc>
-        <w:tc>
-          <w:tcPr>
-            <w:tcW w:type="dxa" w:w="2016"/>
-            <w:shd w:fill="FFFFFF"/>
-            <w:tcMar>
-              <w:top w:w="100" w:type="dxa"/>
-              <w:bottom w:w="100" w:type="dxa"/>
-              <w:left w:w="120" w:type="dxa"/>
-              <w:right w:w="120" w:type="dxa"/>
-            </w:tcMar>
-            <w:tcBorders>
-              <w:top w:val="single" w:sz="4" w:space="0" w:color="CCCCCC"/>
-              <w:bottom w:val="single" w:sz="4" w:space="0" w:color="CCCCCC"/>
-              <w:left w:val="single" w:sz="4" w:space="0" w:color="CCCCCC"/>
-              <w:right w:val="single" w:sz="4" w:space="0" w:color="CCCCCC"/>
-            </w:tcBorders>
-          </w:tcPr>
-          <w:p>
-            <w:pPr>
-              <w:spacing w:before="60" w:after="60" w:line="252" w:lineRule="auto"/>
-              <w:jc w:val="left"/>
-            </w:pPr>
-            <w:r/>
-            <w:r>
-              <w:t>712.00</w:t>
-            </w:r>
-          </w:p>
-        </w:tc>
-        <w:tc>
-          <w:tcPr>
-            <w:tcW w:type="dxa" w:w="1152"/>
-            <w:shd w:fill="FFFFFF"/>
-            <w:tcMar>
-              <w:top w:w="100" w:type="dxa"/>
-              <w:bottom w:w="100" w:type="dxa"/>
-              <w:left w:w="120" w:type="dxa"/>
-              <w:right w:w="120" w:type="dxa"/>
-            </w:tcMar>
-            <w:tcBorders>
-              <w:top w:val="single" w:sz="4" w:space="0" w:color="CCCCCC"/>
-              <w:bottom w:val="single" w:sz="4" w:space="0" w:color="CCCCCC"/>
-              <w:left w:val="single" w:sz="4" w:space="0" w:color="CCCCCC"/>
-              <w:right w:val="single" w:sz="4" w:space="0" w:color="CCCCCC"/>
-            </w:tcBorders>
-          </w:tcPr>
-          <w:p>
-            <w:pPr>
-              <w:spacing w:before="60" w:after="60" w:line="252" w:lineRule="auto"/>
-              <w:jc w:val="left"/>
-            </w:pPr>
-            <w:r/>
-            <w:r>
-              <w:t>699.25</w:t>
-            </w:r>
-          </w:p>
-        </w:tc>
-        <w:tc>
-          <w:tcPr>
-            <w:tcW w:type="dxa" w:w="1728"/>
-            <w:shd w:fill="FFFFFF"/>
-            <w:tcMar>
-              <w:top w:w="100" w:type="dxa"/>
-              <w:bottom w:w="100" w:type="dxa"/>
-              <w:left w:w="120" w:type="dxa"/>
-              <w:right w:w="120" w:type="dxa"/>
-            </w:tcMar>
-            <w:tcBorders>
-              <w:top w:val="single" w:sz="4" w:space="0" w:color="CCCCCC"/>
-              <w:bottom w:val="single" w:sz="4" w:space="0" w:color="CCCCCC"/>
-              <w:left w:val="single" w:sz="4" w:space="0" w:color="CCCCCC"/>
-              <w:right w:val="single" w:sz="4" w:space="0" w:color="CCCCCC"/>
-            </w:tcBorders>
-          </w:tcPr>
-          <w:p>
-            <w:pPr>
-              <w:spacing w:before="60" w:after="60" w:line="252" w:lineRule="auto"/>
-              <w:jc w:val="left"/>
-            </w:pPr>
-            <w:r/>
-            <w:r>
-              <w:rPr>
-                <w:b/>
-              </w:rPr>
-              <w:t>705.00</w:t>
             </w:r>
           </w:p>
         </w:tc>

--- a/Daily Reports/09_10_2026-CBOT Reports.docx
+++ b/Daily Reports/09_10_2026-CBOT Reports.docx
@@ -104,7 +104,7 @@
           <w:color w:val="5C768D"/>
           <w:sz w:val="19"/>
         </w:rPr>
-        <w:t>Cập nhật tự động qua `macro_tracker.py` vào lúc 21:03 ICT ngày 09/10/2026</w:t>
+        <w:t>Cập nhật tự động qua `macro_tracker.py` vào lúc 22:01 ICT ngày 09/10/2026</w:t>
       </w:r>
     </w:p>
     <w:tbl>
@@ -313,7 +313,7 @@
               <w:rPr>
                 <w:b/>
               </w:rPr>
-              <w:t>103.94 / thùng</w:t>
+              <w:t>104.47 / thùng</w:t>
             </w:r>
           </w:p>
         </w:tc>
@@ -344,7 +344,7 @@
               <w:rPr>
                 <w:b/>
               </w:rPr>
-              <w:t>-0.33%</w:t>
+              <w:t>+0.18%</w:t>
             </w:r>
           </w:p>
         </w:tc>
@@ -442,7 +442,7 @@
               <w:rPr>
                 <w:b/>
               </w:rPr>
-              <w:t>102.32</w:t>
+              <w:t>102.25</w:t>
             </w:r>
           </w:p>
         </w:tc>
@@ -473,7 +473,7 @@
               <w:rPr>
                 <w:b/>
               </w:rPr>
-              <w:t>+0.17%</w:t>
+              <w:t>+0.11%</w:t>
             </w:r>
           </w:p>
         </w:tc>
@@ -1218,7 +1218,7 @@
         <w:rPr>
           <w:b/>
         </w:rPr>
-        <w:t>`103.94` (-0.33%)</w:t>
+        <w:t>`104.47` (+0.18%)</w:t>
       </w:r>
       <w:r>
         <w:t xml:space="preserve"> | DXY: </w:t>
@@ -1227,7 +1227,7 @@
         <w:rPr>
           <w:b/>
         </w:rPr>
-        <w:t>`102.32` (+0.17%)</w:t>
+        <w:t>`102.25` (+0.11%)</w:t>
       </w:r>
       <w:r>
         <w:t xml:space="preserve"> | Lúa mì CBOT: </w:t>
@@ -1236,7 +1236,7 @@
         <w:rPr>
           <w:b/>
         </w:rPr>
-        <w:t>`683.50` (+0.04%)</w:t>
+        <w:t>`685.25` (+0.29%)</w:t>
       </w:r>
       <w:r>
         <w:t>.</w:t>
@@ -1306,7 +1306,7 @@
           <w:color w:val="5C768D"/>
           <w:sz w:val="19"/>
         </w:rPr>
-        <w:t>Cập nhật tự động lúc 21:03 ICT ngày 09/10/2026 — Nguồn: NOAA, USDA, BOM Australia</w:t>
+        <w:t>Cập nhật tự động lúc 22:01 ICT ngày 09/10/2026 — Nguồn: NOAA, USDA, BOM Australia</w:t>
       </w:r>
     </w:p>
     <w:p>
@@ -3574,7 +3574,7 @@
               <w:rPr>
                 <w:b/>
               </w:rPr>
-              <w:t>500.25</w:t>
+              <w:t>501.25</w:t>
             </w:r>
           </w:p>
         </w:tc>
@@ -3605,7 +3605,7 @@
               <w:rPr>
                 <w:b/>
               </w:rPr>
-              <w:t>500.56 (+0.31)</w:t>
+              <w:t>501.64 (+0.39)</w:t>
             </w:r>
           </w:p>
         </w:tc>
@@ -3633,7 +3633,7 @@
             </w:pPr>
             <w:r/>
             <w:r>
-              <w:t>Bearish (501.30 &lt; 501.81)</w:t>
+              <w:t>Bearish (501.36 &lt; 501.82)</w:t>
             </w:r>
           </w:p>
         </w:tc>
@@ -3661,7 +3661,7 @@
             </w:pPr>
             <w:r/>
             <w:r>
-              <w:t>2.50 cents</w:t>
+              <w:t>2.00 cents</w:t>
             </w:r>
           </w:p>
         </w:tc>
@@ -3822,7 +3822,7 @@
               <w:rPr>
                 <w:b/>
               </w:rPr>
-              <w:t>683.50</w:t>
+              <w:t>685.25</w:t>
             </w:r>
           </w:p>
         </w:tc>
@@ -3853,7 +3853,7 @@
               <w:rPr>
                 <w:b/>
               </w:rPr>
-              <w:t>684.15 (+0.65)</w:t>
+              <w:t>686.05 (+0.80)</w:t>
             </w:r>
           </w:p>
         </w:tc>
@@ -3881,7 +3881,7 @@
             </w:pPr>
             <w:r/>
             <w:r>
-              <w:t>Bearish (684.75 &lt; 687.42)</w:t>
+              <w:t>Bearish (685.02 &lt; 687.44)</w:t>
             </w:r>
           </w:p>
         </w:tc>
@@ -3909,7 +3909,7 @@
             </w:pPr>
             <w:r/>
             <w:r>
-              <w:t>7.25 cents</w:t>
+              <w:t>4.00 cents</w:t>
             </w:r>
           </w:p>
         </w:tc>
@@ -4347,7 +4347,7 @@
                 <w:b/>
                 <w:color w:val="15803D"/>
               </w:rPr>
-              <w:t>498.75 - 501.30 cents (Canh mua vùng hỗ trợ)</w:t>
+              <w:t>498.75 - 501.36 cents (Canh mua vùng hỗ trợ)</w:t>
             </w:r>
           </w:p>
         </w:tc>
@@ -4378,7 +4378,7 @@
               <w:rPr>
                 <w:b/>
               </w:rPr>
-              <w:t>492.79 cents (Dưới cản S2 + 1.5x ATR)</w:t>
+              <w:t>492.68 cents (Dưới cản S2 + 1.5x ATR)</w:t>
             </w:r>
           </w:p>
         </w:tc>
@@ -4414,7 +4414,7 @@
                 <w:color w:val="D97706"/>
                 <w:sz w:val="19"/>
               </w:rPr>
-              <w:t xml:space="preserve"> 501.50 cents </w:t>
+              <w:t xml:space="preserve"> 502.25 cents </w:t>
             </w:r>
             <w:r>
               <w:t xml:space="preserve"> / TP2: </w:t>
@@ -4590,7 +4590,7 @@
               <w:rPr>
                 <w:b/>
               </w:rPr>
-              <w:t>493.53 cents (Chống quét SL tuyệt đối)</w:t>
+              <w:t>493.46 cents (Chống quét SL tuyệt đối)</w:t>
             </w:r>
           </w:p>
         </w:tc>
@@ -4752,7 +4752,7 @@
               <w:rPr>
                 <w:b/>
               </w:rPr>
-              <w:t>501.50 - 503.00 cents</w:t>
+              <w:t>502.25 - 503.75 cents</w:t>
             </w:r>
           </w:p>
         </w:tc>
@@ -4783,7 +4783,7 @@
               <w:rPr>
                 <w:b/>
               </w:rPr>
-              <w:t>502.97 cents</w:t>
+              <w:t>503.79 cents</w:t>
             </w:r>
           </w:p>
         </w:tc>
@@ -4945,7 +4945,7 @@
               <w:rPr>
                 <w:b/>
               </w:rPr>
-              <w:t>489.11 - 495.00 cents</w:t>
+              <w:t>488.83 - 495.00 cents</w:t>
             </w:r>
           </w:p>
         </w:tc>
@@ -5126,7 +5126,7 @@
                 <w:b/>
                 <w:color w:val="B91C1C"/>
               </w:rPr>
-              <w:t>684.75 - 687.42 cents (Canh bán hồi kỹ thuật H1)</w:t>
+              <w:t>685.02 - 687.44 cents (Canh bán hồi kỹ thuật H1)</w:t>
             </w:r>
           </w:p>
         </w:tc>
@@ -5157,7 +5157,7 @@
               <w:rPr>
                 <w:b/>
               </w:rPr>
-              <w:t>767.77 cents (Trên kháng cự R2 + 1.5x ATR)</w:t>
+              <w:t>768.02 cents (Trên kháng cự R2 + 1.5x ATR)</w:t>
             </w:r>
           </w:p>
         </w:tc>
@@ -5193,7 +5193,7 @@
                 <w:color w:val="D97706"/>
                 <w:sz w:val="19"/>
               </w:rPr>
-              <w:t xml:space="preserve"> 681.50 cents </w:t>
+              <w:t xml:space="preserve"> 683.50 cents </w:t>
             </w:r>
             <w:r>
               <w:t xml:space="preserve"> / TP2: </w:t>
@@ -5335,7 +5335,7 @@
               <w:rPr>
                 <w:b/>
               </w:rPr>
-              <w:t>679.50 - 681.50 cents</w:t>
+              <w:t>681.50 - 683.50 cents</w:t>
             </w:r>
           </w:p>
         </w:tc>
@@ -5366,7 +5366,7 @@
               <w:rPr>
                 <w:b/>
               </w:rPr>
-              <w:t>667.57 cents</w:t>
+              <w:t>667.40 cents</w:t>
             </w:r>
           </w:p>
         </w:tc>
@@ -5559,7 +5559,7 @@
               <w:rPr>
                 <w:b/>
               </w:rPr>
-              <w:t>690.68 cents</w:t>
+              <w:t>690.85 cents</w:t>
             </w:r>
           </w:p>
         </w:tc>
@@ -5721,7 +5721,7 @@
               <w:rPr>
                 <w:b/>
               </w:rPr>
-              <w:t>658.02 - 670.75 cents</w:t>
+              <w:t>657.36 - 670.75 cents</w:t>
             </w:r>
           </w:p>
         </w:tc>
@@ -11609,7 +11609,7 @@
         <w:t>Giá Chốt Phiên (Close):</w:t>
       </w:r>
       <w:r>
-        <w:t xml:space="preserve"> 500.25 cents | </w:t>
+        <w:t xml:space="preserve"> 501.25 cents | </w:t>
       </w:r>
       <w:r>
         <w:rPr>
@@ -11624,10 +11624,10 @@
         <w:rPr>
           <w:b/>
         </w:rPr>
-        <w:t>`500.56 cents`</w:t>
+        <w:t>`501.64 cents`</w:t>
       </w:r>
       <w:r>
-        <w:t xml:space="preserve"> (+0.31).</w:t>
+        <w:t xml:space="preserve"> (+0.39).</w:t>
       </w:r>
     </w:p>
     <w:p>
@@ -11648,7 +11648,7 @@
         <w:rPr>
           <w:b/>
         </w:rPr>
-        <w:t>`38,750`</w:t>
+        <w:t>`66,837`</w:t>
       </w:r>
       <w:r>
         <w:t xml:space="preserve"> (Chênh lệch: </w:t>
@@ -11657,7 +11657,7 @@
         <w:rPr>
           <w:b/>
         </w:rPr>
-        <w:t>`-148,828`</w:t>
+        <w:t>`-120,741`</w:t>
       </w:r>
       <w:r>
         <w:t xml:space="preserve">) | OI: </w:t>
@@ -11666,7 +11666,7 @@
         <w:rPr>
           <w:b/>
         </w:rPr>
-        <w:t>`887,557`</w:t>
+        <w:t>`887,521`</w:t>
       </w:r>
       <w:r>
         <w:t xml:space="preserve"> (Chênh lệch: </w:t>
@@ -11675,7 +11675,7 @@
         <w:rPr>
           <w:b/>
         </w:rPr>
-        <w:t>`+0`</w:t>
+        <w:t>`-36`</w:t>
       </w:r>
       <w:r>
         <w:t>)</w:t>
@@ -11699,7 +11699,7 @@
         <w:rPr>
           <w:b/>
         </w:rPr>
-        <w:t>`Doji (Nến lưỡng lự thế trận)`</w:t>
+        <w:t>`Không phát hiện mô hình nến đặc biệt`</w:t>
       </w:r>
     </w:p>
     <w:p>
@@ -11719,9 +11719,9 @@
       <w:r>
         <w:rPr>
           <w:b/>
-          <w:color w:val="15803D"/>
+          <w:color w:val="B91C1C"/>
         </w:rPr>
-        <w:t>`Giảm suy yếu / Đáy ngắn hạn (Long Liquidation Decline)`</w:t>
+        <w:t>`Tăng yếu / Rủi ro đảo chiều (Short Covering Rally)`</w:t>
       </w:r>
     </w:p>
     <w:p>
@@ -11742,10 +11742,10 @@
         <w:rPr>
           <w:b/>
         </w:rPr>
-        <w:t>TÍCH LŨY TIÊU CỰC (Distribution):</w:t>
+        <w:t>TÍCH LŨY TÍCH CỰC (Accumulation):</w:t>
       </w:r>
       <w:r>
-        <w:t xml:space="preserve"> Nến đi ngang nhưng dòng tiền rút dần (OI giảm), cảnh báo rủi ro suy sụt sắp tới.</w:t>
+        <w:t xml:space="preserve"> Nến đi ngang nhưng dòng tiền âm thầm gia tăng (OI tăng), báo hiệu chuẩn bị có nhịp bứt phá tăng.</w:t>
       </w:r>
     </w:p>
     <w:p>
@@ -11991,7 +11991,7 @@
               <w:rPr>
                 <w:b/>
               </w:rPr>
-              <w:t>103.94</w:t>
+              <w:t>104.47</w:t>
             </w:r>
           </w:p>
         </w:tc>
@@ -12022,7 +12022,7 @@
               <w:rPr>
                 <w:b/>
               </w:rPr>
-              <w:t>-0.33%</w:t>
+              <w:t>+0.18%</w:t>
             </w:r>
           </w:p>
         </w:tc>
@@ -12050,7 +12050,7 @@
             </w:pPr>
             <w:r/>
             <w:r>
-              <w:t>Giá dầu Giảm làm giảm biên lợi nhuận pha chế Ethanol, tạo sức ép lên nhu cầu ngô.</w:t>
+              <w:t>Giá dầu Tăng hỗ trợ biên lợi nhuận pha chế Ethanol, kéo theo nhu cầu ngô tích cực.</w:t>
             </w:r>
           </w:p>
         </w:tc>
@@ -12114,7 +12114,7 @@
               <w:rPr>
                 <w:b/>
               </w:rPr>
-              <w:t>102.32</w:t>
+              <w:t>102.25</w:t>
             </w:r>
           </w:p>
         </w:tc>
@@ -12145,7 +12145,7 @@
               <w:rPr>
                 <w:b/>
               </w:rPr>
-              <w:t>+0.17%</w:t>
+              <w:t>+0.11%</w:t>
             </w:r>
           </w:p>
         </w:tc>
@@ -12749,7 +12749,7 @@
         <w:t xml:space="preserve"> EMA_21 </w:t>
       </w:r>
       <w:r>
-        <w:t xml:space="preserve"> (501.30) &lt; </w:t>
+        <w:t xml:space="preserve"> (501.36) &lt; </w:t>
       </w:r>
       <w:r>
         <w:rPr>
@@ -12760,7 +12760,7 @@
         <w:t xml:space="preserve"> EMA_50 </w:t>
       </w:r>
       <w:r>
-        <w:t xml:space="preserve"> (501.81).</w:t>
+        <w:t xml:space="preserve"> (501.82).</w:t>
       </w:r>
     </w:p>
     <w:p>
@@ -12781,7 +12781,7 @@
         <w:rPr>
           <w:b/>
         </w:rPr>
-        <w:t>`43.20`</w:t>
+        <w:t>`48.71`</w:t>
       </w:r>
       <w:r>
         <w:t xml:space="preserve"> | ATR (14) = </w:t>
@@ -12790,7 +12790,7 @@
         <w:rPr>
           <w:b/>
         </w:rPr>
-        <w:t>`1.47`</w:t>
+        <w:t>`1.54`</w:t>
       </w:r>
       <w:r>
         <w:t xml:space="preserve"> cents | Volatility = </w:t>
@@ -12799,7 +12799,7 @@
         <w:rPr>
           <w:b/>
         </w:rPr>
-        <w:t>`2.50 cents`</w:t>
+        <w:t>`2.00 cents`</w:t>
       </w:r>
       <w:r>
         <w:t>.</w:t>
@@ -12841,7 +12841,7 @@
         <w:rPr>
           <w:b/>
         </w:rPr>
-        <w:t>`501.50`</w:t>
+        <w:t>`502.25`</w:t>
       </w:r>
       <w:r>
         <w:t xml:space="preserve"> | R2: </w:t>
@@ -13584,7 +13584,7 @@
           <w:b/>
           <w:color w:val="15803D"/>
         </w:rPr>
-        <w:t>`498.75 - 501.30 cents (Canh mua vùng hỗ trợ)`</w:t>
+        <w:t>`498.75 - 501.36 cents (Canh mua vùng hỗ trợ)`</w:t>
       </w:r>
       <w:r>
         <w:t xml:space="preserve"> | SL: </w:t>
@@ -13593,7 +13593,7 @@
         <w:rPr>
           <w:b/>
         </w:rPr>
-        <w:t>`492.79 cents (Dưới cản S2 + 1.5x ATR)`</w:t>
+        <w:t>`492.68 cents (Dưới cản S2 + 1.5x ATR)`</w:t>
       </w:r>
       <w:r>
         <w:t xml:space="preserve"> | TP: </w:t>
@@ -13604,7 +13604,7 @@
           <w:color w:val="D97706"/>
           <w:sz w:val="19"/>
         </w:rPr>
-        <w:t xml:space="preserve"> 501.50 cents </w:t>
+        <w:t xml:space="preserve"> 502.25 cents </w:t>
       </w:r>
       <w:r>
         <w:t xml:space="preserve"> / </w:t>
@@ -13664,7 +13664,7 @@
         <w:rPr>
           <w:b/>
         </w:rPr>
-        <w:t>`493.53 cents (Chống quét SL tuyệt đối)`</w:t>
+        <w:t>`493.46 cents (Chống quét SL tuyệt đối)`</w:t>
       </w:r>
       <w:r>
         <w:t xml:space="preserve"> | TP: </w:t>
@@ -13701,7 +13701,7 @@
         <w:rPr>
           <w:b/>
         </w:rPr>
-        <w:t>`501.50 - 503.00 cents`</w:t>
+        <w:t>`502.25 - 503.75 cents`</w:t>
       </w:r>
       <w:r>
         <w:t xml:space="preserve"> | SL: </w:t>
@@ -13710,7 +13710,7 @@
         <w:rPr>
           <w:b/>
         </w:rPr>
-        <w:t>`502.97 cents`</w:t>
+        <w:t>`503.79 cents`</w:t>
       </w:r>
       <w:r>
         <w:t xml:space="preserve"> | TP: </w:t>
@@ -13759,7 +13759,7 @@
         <w:rPr>
           <w:b/>
         </w:rPr>
-        <w:t>`489.11 - 495.00 cents`</w:t>
+        <w:t>`488.83 - 495.00 cents`</w:t>
       </w:r>
     </w:p>
     <w:p>
@@ -14166,7 +14166,7 @@
             </w:pPr>
             <w:r/>
             <w:r>
-              <w:t>500.25</w:t>
+              <w:t>501.25</w:t>
             </w:r>
           </w:p>
         </w:tc>
@@ -14194,7 +14194,7 @@
             </w:pPr>
             <w:r/>
             <w:r>
-              <w:t>504.00</w:t>
+              <w:t>505.00</w:t>
             </w:r>
           </w:p>
         </w:tc>
@@ -14222,7 +14222,7 @@
             </w:pPr>
             <w:r/>
             <w:r>
-              <w:t>497.00</w:t>
+              <w:t>498.00</w:t>
             </w:r>
           </w:p>
         </w:tc>
@@ -14253,7 +14253,7 @@
               <w:rPr>
                 <w:b/>
               </w:rPr>
-              <w:t>500.50</w:t>
+              <w:t>501.50</w:t>
             </w:r>
           </w:p>
         </w:tc>
@@ -14401,7 +14401,7 @@
             </w:pPr>
             <w:r/>
             <w:r>
-              <w:t>500.50</w:t>
+              <w:t>501.50</w:t>
             </w:r>
           </w:p>
         </w:tc>
@@ -14429,7 +14429,7 @@
             </w:pPr>
             <w:r/>
             <w:r>
-              <w:t>503.25</w:t>
+              <w:t>504.25</w:t>
             </w:r>
           </w:p>
         </w:tc>
@@ -14457,7 +14457,7 @@
             </w:pPr>
             <w:r/>
             <w:r>
-              <w:t>496.75</w:t>
+              <w:t>497.75</w:t>
             </w:r>
           </w:p>
         </w:tc>
@@ -14488,7 +14488,7 @@
               <w:rPr>
                 <w:b/>
               </w:rPr>
-              <w:t>500.00</w:t>
+              <w:t>501.00</w:t>
             </w:r>
           </w:p>
         </w:tc>
@@ -14636,7 +14636,7 @@
             </w:pPr>
             <w:r/>
             <w:r>
-              <w:t>500.00</w:t>
+              <w:t>501.00</w:t>
             </w:r>
           </w:p>
         </w:tc>
@@ -14664,7 +14664,7 @@
             </w:pPr>
             <w:r/>
             <w:r>
-              <w:t>503.00</w:t>
+              <w:t>504.00</w:t>
             </w:r>
           </w:p>
         </w:tc>
@@ -14692,7 +14692,7 @@
             </w:pPr>
             <w:r/>
             <w:r>
-              <w:t>496.00</w:t>
+              <w:t>497.00</w:t>
             </w:r>
           </w:p>
         </w:tc>
@@ -14723,7 +14723,7 @@
               <w:rPr>
                 <w:b/>
               </w:rPr>
-              <w:t>500.75</w:t>
+              <w:t>501.75</w:t>
             </w:r>
           </w:p>
         </w:tc>
@@ -14871,7 +14871,7 @@
             </w:pPr>
             <w:r/>
             <w:r>
-              <w:t>500.75</w:t>
+              <w:t>501.75</w:t>
             </w:r>
           </w:p>
         </w:tc>
@@ -14899,7 +14899,7 @@
             </w:pPr>
             <w:r/>
             <w:r>
-              <w:t>505.25</w:t>
+              <w:t>506.25</w:t>
             </w:r>
           </w:p>
         </w:tc>
@@ -14927,7 +14927,7 @@
             </w:pPr>
             <w:r/>
             <w:r>
-              <w:t>495.75</w:t>
+              <w:t>496.75</w:t>
             </w:r>
           </w:p>
         </w:tc>
@@ -14958,7 +14958,7 @@
               <w:rPr>
                 <w:b/>
               </w:rPr>
-              <w:t>501.50</w:t>
+              <w:t>502.50</w:t>
             </w:r>
           </w:p>
         </w:tc>
@@ -15106,7 +15106,7 @@
             </w:pPr>
             <w:r/>
             <w:r>
-              <w:t>501.50</w:t>
+              <w:t>502.50</w:t>
             </w:r>
           </w:p>
         </w:tc>
@@ -15134,7 +15134,7 @@
             </w:pPr>
             <w:r/>
             <w:r>
-              <w:t>507.00</w:t>
+              <w:t>508.00</w:t>
             </w:r>
           </w:p>
         </w:tc>
@@ -15162,7 +15162,7 @@
             </w:pPr>
             <w:r/>
             <w:r>
-              <w:t>495.25</w:t>
+              <w:t>496.25</w:t>
             </w:r>
           </w:p>
         </w:tc>
@@ -15193,7 +15193,7 @@
               <w:rPr>
                 <w:b/>
               </w:rPr>
-              <w:t>503.75</w:t>
+              <w:t>504.75</w:t>
             </w:r>
           </w:p>
         </w:tc>
@@ -15341,7 +15341,7 @@
             </w:pPr>
             <w:r/>
             <w:r>
-              <w:t>503.75</w:t>
+              <w:t>504.75</w:t>
             </w:r>
           </w:p>
         </w:tc>
@@ -15369,7 +15369,7 @@
             </w:pPr>
             <w:r/>
             <w:r>
-              <w:t>506.75</w:t>
+              <w:t>507.75</w:t>
             </w:r>
           </w:p>
         </w:tc>
@@ -15397,7 +15397,7 @@
             </w:pPr>
             <w:r/>
             <w:r>
-              <w:t>499.50</w:t>
+              <w:t>500.50</w:t>
             </w:r>
           </w:p>
         </w:tc>
@@ -15428,7 +15428,7 @@
               <w:rPr>
                 <w:b/>
               </w:rPr>
-              <w:t>504.00</w:t>
+              <w:t>505.00</w:t>
             </w:r>
           </w:p>
         </w:tc>
@@ -15576,7 +15576,7 @@
             </w:pPr>
             <w:r/>
             <w:r>
-              <w:t>504.00</w:t>
+              <w:t>505.00</w:t>
             </w:r>
           </w:p>
         </w:tc>
@@ -15604,7 +15604,7 @@
             </w:pPr>
             <w:r/>
             <w:r>
-              <w:t>507.25</w:t>
+              <w:t>508.25</w:t>
             </w:r>
           </w:p>
         </w:tc>
@@ -15632,7 +15632,7 @@
             </w:pPr>
             <w:r/>
             <w:r>
-              <w:t>497.50</w:t>
+              <w:t>498.50</w:t>
             </w:r>
           </w:p>
         </w:tc>
@@ -15663,7 +15663,7 @@
               <w:rPr>
                 <w:b/>
               </w:rPr>
-              <w:t>504.75</w:t>
+              <w:t>505.75</w:t>
             </w:r>
           </w:p>
         </w:tc>
@@ -15811,7 +15811,7 @@
             </w:pPr>
             <w:r/>
             <w:r>
-              <w:t>504.75</w:t>
+              <w:t>505.75</w:t>
             </w:r>
           </w:p>
         </w:tc>
@@ -15839,7 +15839,7 @@
             </w:pPr>
             <w:r/>
             <w:r>
-              <w:t>507.75</w:t>
+              <w:t>508.75</w:t>
             </w:r>
           </w:p>
         </w:tc>
@@ -15867,7 +15867,7 @@
             </w:pPr>
             <w:r/>
             <w:r>
-              <w:t>500.25</w:t>
+              <w:t>501.25</w:t>
             </w:r>
           </w:p>
         </w:tc>
@@ -15898,7 +15898,7 @@
               <w:rPr>
                 <w:b/>
               </w:rPr>
-              <w:t>504.25</w:t>
+              <w:t>505.25</w:t>
             </w:r>
           </w:p>
         </w:tc>
@@ -16046,7 +16046,7 @@
             </w:pPr>
             <w:r/>
             <w:r>
-              <w:t>504.25</w:t>
+              <w:t>505.25</w:t>
             </w:r>
           </w:p>
         </w:tc>
@@ -16074,7 +16074,7 @@
             </w:pPr>
             <w:r/>
             <w:r>
-              <w:t>508.25</w:t>
+              <w:t>509.25</w:t>
             </w:r>
           </w:p>
         </w:tc>
@@ -16102,7 +16102,7 @@
             </w:pPr>
             <w:r/>
             <w:r>
-              <w:t>498.50</w:t>
+              <w:t>499.50</w:t>
             </w:r>
           </w:p>
         </w:tc>
@@ -16133,7 +16133,7 @@
               <w:rPr>
                 <w:b/>
               </w:rPr>
-              <w:t>504.75</w:t>
+              <w:t>505.75</w:t>
             </w:r>
           </w:p>
         </w:tc>
@@ -16281,7 +16281,7 @@
             </w:pPr>
             <w:r/>
             <w:r>
-              <w:t>504.75</w:t>
+              <w:t>505.75</w:t>
             </w:r>
           </w:p>
         </w:tc>
@@ -16309,7 +16309,7 @@
             </w:pPr>
             <w:r/>
             <w:r>
-              <w:t>507.25</w:t>
+              <w:t>508.25</w:t>
             </w:r>
           </w:p>
         </w:tc>
@@ -16337,7 +16337,7 @@
             </w:pPr>
             <w:r/>
             <w:r>
-              <w:t>501.50</w:t>
+              <w:t>502.50</w:t>
             </w:r>
           </w:p>
         </w:tc>
@@ -16368,7 +16368,7 @@
               <w:rPr>
                 <w:b/>
               </w:rPr>
-              <w:t>505.25</w:t>
+              <w:t>506.25</w:t>
             </w:r>
           </w:p>
         </w:tc>
@@ -16516,7 +16516,7 @@
             </w:pPr>
             <w:r/>
             <w:r>
-              <w:t>505.25</w:t>
+              <w:t>506.25</w:t>
             </w:r>
           </w:p>
         </w:tc>
@@ -16544,7 +16544,7 @@
             </w:pPr>
             <w:r/>
             <w:r>
-              <w:t>508.75</w:t>
+              <w:t>509.75</w:t>
             </w:r>
           </w:p>
         </w:tc>
@@ -16572,7 +16572,7 @@
             </w:pPr>
             <w:r/>
             <w:r>
-              <w:t>499.25</w:t>
+              <w:t>500.25</w:t>
             </w:r>
           </w:p>
         </w:tc>
@@ -16603,7 +16603,7 @@
               <w:rPr>
                 <w:b/>
               </w:rPr>
-              <w:t>506.25</w:t>
+              <w:t>507.25</w:t>
             </w:r>
           </w:p>
         </w:tc>
@@ -16751,7 +16751,7 @@
             </w:pPr>
             <w:r/>
             <w:r>
-              <w:t>506.25</w:t>
+              <w:t>507.25</w:t>
             </w:r>
           </w:p>
         </w:tc>
@@ -16779,7 +16779,7 @@
             </w:pPr>
             <w:r/>
             <w:r>
-              <w:t>509.00</w:t>
+              <w:t>510.00</w:t>
             </w:r>
           </w:p>
         </w:tc>
@@ -16807,7 +16807,7 @@
             </w:pPr>
             <w:r/>
             <w:r>
-              <w:t>503.75</w:t>
+              <w:t>504.75</w:t>
             </w:r>
           </w:p>
         </w:tc>
@@ -16838,7 +16838,7 @@
               <w:rPr>
                 <w:b/>
               </w:rPr>
-              <w:t>506.25</w:t>
+              <w:t>507.25</w:t>
             </w:r>
           </w:p>
         </w:tc>
@@ -16986,7 +16986,7 @@
             </w:pPr>
             <w:r/>
             <w:r>
-              <w:t>506.25</w:t>
+              <w:t>507.25</w:t>
             </w:r>
           </w:p>
         </w:tc>
@@ -17014,7 +17014,7 @@
             </w:pPr>
             <w:r/>
             <w:r>
-              <w:t>509.00</w:t>
+              <w:t>510.00</w:t>
             </w:r>
           </w:p>
         </w:tc>
@@ -17042,7 +17042,7 @@
             </w:pPr>
             <w:r/>
             <w:r>
-              <w:t>503.75</w:t>
+              <w:t>504.75</w:t>
             </w:r>
           </w:p>
         </w:tc>
@@ -17073,7 +17073,7 @@
               <w:rPr>
                 <w:b/>
               </w:rPr>
-              <w:t>505.75</w:t>
+              <w:t>506.75</w:t>
             </w:r>
           </w:p>
         </w:tc>
@@ -17221,7 +17221,7 @@
             </w:pPr>
             <w:r/>
             <w:r>
-              <w:t>505.75</w:t>
+              <w:t>506.75</w:t>
             </w:r>
           </w:p>
         </w:tc>
@@ -17249,7 +17249,7 @@
             </w:pPr>
             <w:r/>
             <w:r>
-              <w:t>508.75</w:t>
+              <w:t>509.75</w:t>
             </w:r>
           </w:p>
         </w:tc>
@@ -17277,7 +17277,7 @@
             </w:pPr>
             <w:r/>
             <w:r>
-              <w:t>502.50</w:t>
+              <w:t>503.50</w:t>
             </w:r>
           </w:p>
         </w:tc>
@@ -17308,7 +17308,7 @@
               <w:rPr>
                 <w:b/>
               </w:rPr>
-              <w:t>505.50</w:t>
+              <w:t>506.50</w:t>
             </w:r>
           </w:p>
         </w:tc>
@@ -17456,7 +17456,7 @@
             </w:pPr>
             <w:r/>
             <w:r>
-              <w:t>505.50</w:t>
+              <w:t>506.50</w:t>
             </w:r>
           </w:p>
         </w:tc>
@@ -17484,7 +17484,7 @@
             </w:pPr>
             <w:r/>
             <w:r>
-              <w:t>509.50</w:t>
+              <w:t>510.50</w:t>
             </w:r>
           </w:p>
         </w:tc>
@@ -17512,7 +17512,7 @@
             </w:pPr>
             <w:r/>
             <w:r>
-              <w:t>500.25</w:t>
+              <w:t>501.25</w:t>
             </w:r>
           </w:p>
         </w:tc>
@@ -17543,7 +17543,7 @@
               <w:rPr>
                 <w:b/>
               </w:rPr>
-              <w:t>506.00</w:t>
+              <w:t>507.00</w:t>
             </w:r>
           </w:p>
         </w:tc>
@@ -17691,7 +17691,7 @@
             </w:pPr>
             <w:r/>
             <w:r>
-              <w:t>506.00</w:t>
+              <w:t>507.00</w:t>
             </w:r>
           </w:p>
         </w:tc>
@@ -17719,7 +17719,7 @@
             </w:pPr>
             <w:r/>
             <w:r>
-              <w:t>510.75</w:t>
+              <w:t>511.75</w:t>
             </w:r>
           </w:p>
         </w:tc>
@@ -17747,7 +17747,7 @@
             </w:pPr>
             <w:r/>
             <w:r>
-              <w:t>499.00</w:t>
+              <w:t>500.00</w:t>
             </w:r>
           </w:p>
         </w:tc>
@@ -17778,7 +17778,7 @@
               <w:rPr>
                 <w:b/>
               </w:rPr>
-              <w:t>508.00</w:t>
+              <w:t>509.00</w:t>
             </w:r>
           </w:p>
         </w:tc>
@@ -17926,7 +17926,7 @@
             </w:pPr>
             <w:r/>
             <w:r>
-              <w:t>508.00</w:t>
+              <w:t>509.00</w:t>
             </w:r>
           </w:p>
         </w:tc>
@@ -17954,7 +17954,7 @@
             </w:pPr>
             <w:r/>
             <w:r>
-              <w:t>516.00</w:t>
+              <w:t>517.00</w:t>
             </w:r>
           </w:p>
         </w:tc>
@@ -17982,7 +17982,7 @@
             </w:pPr>
             <w:r/>
             <w:r>
-              <w:t>501.00</w:t>
+              <w:t>502.00</w:t>
             </w:r>
           </w:p>
         </w:tc>
@@ -18013,7 +18013,7 @@
               <w:rPr>
                 <w:b/>
               </w:rPr>
-              <w:t>509.50</w:t>
+              <w:t>510.50</w:t>
             </w:r>
           </w:p>
         </w:tc>
@@ -18161,7 +18161,7 @@
             </w:pPr>
             <w:r/>
             <w:r>
-              <w:t>509.50</w:t>
+              <w:t>510.50</w:t>
             </w:r>
           </w:p>
         </w:tc>
@@ -18189,7 +18189,7 @@
             </w:pPr>
             <w:r/>
             <w:r>
-              <w:t>514.00</w:t>
+              <w:t>515.00</w:t>
             </w:r>
           </w:p>
         </w:tc>
@@ -18217,7 +18217,7 @@
             </w:pPr>
             <w:r/>
             <w:r>
-              <w:t>505.25</w:t>
+              <w:t>506.25</w:t>
             </w:r>
           </w:p>
         </w:tc>
@@ -18248,7 +18248,7 @@
               <w:rPr>
                 <w:b/>
               </w:rPr>
-              <w:t>509.00</w:t>
+              <w:t>510.00</w:t>
             </w:r>
           </w:p>
         </w:tc>
@@ -18396,7 +18396,7 @@
             </w:pPr>
             <w:r/>
             <w:r>
-              <w:t>509.00</w:t>
+              <w:t>510.00</w:t>
             </w:r>
           </w:p>
         </w:tc>
@@ -18424,7 +18424,7 @@
             </w:pPr>
             <w:r/>
             <w:r>
-              <w:t>511.25</w:t>
+              <w:t>512.25</w:t>
             </w:r>
           </w:p>
         </w:tc>
@@ -18452,7 +18452,7 @@
             </w:pPr>
             <w:r/>
             <w:r>
-              <w:t>506.25</w:t>
+              <w:t>507.25</w:t>
             </w:r>
           </w:p>
         </w:tc>
@@ -18483,7 +18483,7 @@
               <w:rPr>
                 <w:b/>
               </w:rPr>
-              <w:t>508.75</w:t>
+              <w:t>509.75</w:t>
             </w:r>
           </w:p>
         </w:tc>
@@ -18631,7 +18631,7 @@
             </w:pPr>
             <w:r/>
             <w:r>
-              <w:t>508.75</w:t>
+              <w:t>509.75</w:t>
             </w:r>
           </w:p>
         </w:tc>
@@ -18659,7 +18659,7 @@
             </w:pPr>
             <w:r/>
             <w:r>
-              <w:t>510.75</w:t>
+              <w:t>511.75</w:t>
             </w:r>
           </w:p>
         </w:tc>
@@ -18687,7 +18687,7 @@
             </w:pPr>
             <w:r/>
             <w:r>
-              <w:t>504.25</w:t>
+              <w:t>505.25</w:t>
             </w:r>
           </w:p>
         </w:tc>
@@ -18718,7 +18718,7 @@
               <w:rPr>
                 <w:b/>
               </w:rPr>
-              <w:t>509.00</w:t>
+              <w:t>510.00</w:t>
             </w:r>
           </w:p>
         </w:tc>
@@ -18866,7 +18866,7 @@
             </w:pPr>
             <w:r/>
             <w:r>
-              <w:t>509.00</w:t>
+              <w:t>510.00</w:t>
             </w:r>
           </w:p>
         </w:tc>
@@ -18894,7 +18894,7 @@
             </w:pPr>
             <w:r/>
             <w:r>
-              <w:t>512.75</w:t>
+              <w:t>513.75</w:t>
             </w:r>
           </w:p>
         </w:tc>
@@ -18922,7 +18922,7 @@
             </w:pPr>
             <w:r/>
             <w:r>
-              <w:t>506.25</w:t>
+              <w:t>507.25</w:t>
             </w:r>
           </w:p>
         </w:tc>
@@ -18953,7 +18953,7 @@
               <w:rPr>
                 <w:b/>
               </w:rPr>
-              <w:t>509.50</w:t>
+              <w:t>510.50</w:t>
             </w:r>
           </w:p>
         </w:tc>
@@ -19101,7 +19101,7 @@
             </w:pPr>
             <w:r/>
             <w:r>
-              <w:t>509.50</w:t>
+              <w:t>510.50</w:t>
             </w:r>
           </w:p>
         </w:tc>
@@ -19129,7 +19129,7 @@
             </w:pPr>
             <w:r/>
             <w:r>
-              <w:t>512.50</w:t>
+              <w:t>513.50</w:t>
             </w:r>
           </w:p>
         </w:tc>
@@ -19157,7 +19157,7 @@
             </w:pPr>
             <w:r/>
             <w:r>
-              <w:t>505.00</w:t>
+              <w:t>506.00</w:t>
             </w:r>
           </w:p>
         </w:tc>
@@ -19188,7 +19188,7 @@
               <w:rPr>
                 <w:b/>
               </w:rPr>
-              <w:t>509.75</w:t>
+              <w:t>510.75</w:t>
             </w:r>
           </w:p>
         </w:tc>
@@ -19336,7 +19336,7 @@
             </w:pPr>
             <w:r/>
             <w:r>
-              <w:t>509.75</w:t>
+              <w:t>510.75</w:t>
             </w:r>
           </w:p>
         </w:tc>
@@ -19364,7 +19364,7 @@
             </w:pPr>
             <w:r/>
             <w:r>
-              <w:t>514.00</w:t>
+              <w:t>515.00</w:t>
             </w:r>
           </w:p>
         </w:tc>
@@ -19392,7 +19392,7 @@
             </w:pPr>
             <w:r/>
             <w:r>
-              <w:t>506.50</w:t>
+              <w:t>507.50</w:t>
             </w:r>
           </w:p>
         </w:tc>
@@ -19423,7 +19423,7 @@
               <w:rPr>
                 <w:b/>
               </w:rPr>
-              <w:t>510.50</w:t>
+              <w:t>511.50</w:t>
             </w:r>
           </w:p>
         </w:tc>
@@ -19571,7 +19571,7 @@
             </w:pPr>
             <w:r/>
             <w:r>
-              <w:t>510.50</w:t>
+              <w:t>511.50</w:t>
             </w:r>
           </w:p>
         </w:tc>
@@ -19599,7 +19599,7 @@
             </w:pPr>
             <w:r/>
             <w:r>
-              <w:t>514.00</w:t>
+              <w:t>515.00</w:t>
             </w:r>
           </w:p>
         </w:tc>
@@ -19627,7 +19627,7 @@
             </w:pPr>
             <w:r/>
             <w:r>
-              <w:t>508.25</w:t>
+              <w:t>509.25</w:t>
             </w:r>
           </w:p>
         </w:tc>
@@ -19658,7 +19658,7 @@
               <w:rPr>
                 <w:b/>
               </w:rPr>
-              <w:t>510.50</w:t>
+              <w:t>511.50</w:t>
             </w:r>
           </w:p>
         </w:tc>
@@ -19806,7 +19806,7 @@
             </w:pPr>
             <w:r/>
             <w:r>
-              <w:t>510.50</w:t>
+              <w:t>511.50</w:t>
             </w:r>
           </w:p>
         </w:tc>
@@ -19834,7 +19834,7 @@
             </w:pPr>
             <w:r/>
             <w:r>
-              <w:t>514.25</w:t>
+              <w:t>515.25</w:t>
             </w:r>
           </w:p>
         </w:tc>
@@ -19862,7 +19862,7 @@
             </w:pPr>
             <w:r/>
             <w:r>
-              <w:t>507.00</w:t>
+              <w:t>508.00</w:t>
             </w:r>
           </w:p>
         </w:tc>
@@ -19893,7 +19893,7 @@
               <w:rPr>
                 <w:b/>
               </w:rPr>
-              <w:t>510.25</w:t>
+              <w:t>511.25</w:t>
             </w:r>
           </w:p>
         </w:tc>
@@ -20041,7 +20041,7 @@
             </w:pPr>
             <w:r/>
             <w:r>
-              <w:t>510.25</w:t>
+              <w:t>511.25</w:t>
             </w:r>
           </w:p>
         </w:tc>
@@ -20069,7 +20069,7 @@
             </w:pPr>
             <w:r/>
             <w:r>
-              <w:t>513.75</w:t>
+              <w:t>514.75</w:t>
             </w:r>
           </w:p>
         </w:tc>
@@ -20097,7 +20097,7 @@
             </w:pPr>
             <w:r/>
             <w:r>
-              <w:t>507.00</w:t>
+              <w:t>508.00</w:t>
             </w:r>
           </w:p>
         </w:tc>
@@ -20128,7 +20128,7 @@
               <w:rPr>
                 <w:b/>
               </w:rPr>
-              <w:t>510.00</w:t>
+              <w:t>511.00</w:t>
             </w:r>
           </w:p>
         </w:tc>
@@ -20276,7 +20276,7 @@
             </w:pPr>
             <w:r/>
             <w:r>
-              <w:t>510.00</w:t>
+              <w:t>511.00</w:t>
             </w:r>
           </w:p>
         </w:tc>
@@ -20304,7 +20304,7 @@
             </w:pPr>
             <w:r/>
             <w:r>
-              <w:t>513.00</w:t>
+              <w:t>514.00</w:t>
             </w:r>
           </w:p>
         </w:tc>
@@ -20332,7 +20332,7 @@
             </w:pPr>
             <w:r/>
             <w:r>
-              <w:t>507.25</w:t>
+              <w:t>508.25</w:t>
             </w:r>
           </w:p>
         </w:tc>
@@ -20363,7 +20363,7 @@
               <w:rPr>
                 <w:b/>
               </w:rPr>
-              <w:t>510.25</w:t>
+              <w:t>511.25</w:t>
             </w:r>
           </w:p>
         </w:tc>
@@ -20511,7 +20511,7 @@
             </w:pPr>
             <w:r/>
             <w:r>
-              <w:t>510.25</w:t>
+              <w:t>511.25</w:t>
             </w:r>
           </w:p>
         </w:tc>
@@ -20539,7 +20539,7 @@
             </w:pPr>
             <w:r/>
             <w:r>
-              <w:t>513.25</w:t>
+              <w:t>514.25</w:t>
             </w:r>
           </w:p>
         </w:tc>
@@ -20567,7 +20567,7 @@
             </w:pPr>
             <w:r/>
             <w:r>
-              <w:t>507.50</w:t>
+              <w:t>508.50</w:t>
             </w:r>
           </w:p>
         </w:tc>
@@ -20598,7 +20598,7 @@
               <w:rPr>
                 <w:b/>
               </w:rPr>
-              <w:t>510.25</w:t>
+              <w:t>511.25</w:t>
             </w:r>
           </w:p>
         </w:tc>
@@ -20746,7 +20746,7 @@
             </w:pPr>
             <w:r/>
             <w:r>
-              <w:t>510.25</w:t>
+              <w:t>511.25</w:t>
             </w:r>
           </w:p>
         </w:tc>
@@ -20774,7 +20774,7 @@
             </w:pPr>
             <w:r/>
             <w:r>
-              <w:t>514.25</w:t>
+              <w:t>515.25</w:t>
             </w:r>
           </w:p>
         </w:tc>
@@ -20802,7 +20802,7 @@
             </w:pPr>
             <w:r/>
             <w:r>
-              <w:t>506.75</w:t>
+              <w:t>507.75</w:t>
             </w:r>
           </w:p>
         </w:tc>
@@ -20833,7 +20833,7 @@
               <w:rPr>
                 <w:b/>
               </w:rPr>
-              <w:t>510.75</w:t>
+              <w:t>511.75</w:t>
             </w:r>
           </w:p>
         </w:tc>
@@ -20981,7 +20981,7 @@
             </w:pPr>
             <w:r/>
             <w:r>
-              <w:t>510.75</w:t>
+              <w:t>511.75</w:t>
             </w:r>
           </w:p>
         </w:tc>
@@ -21009,7 +21009,7 @@
             </w:pPr>
             <w:r/>
             <w:r>
-              <w:t>514.75</w:t>
+              <w:t>515.75</w:t>
             </w:r>
           </w:p>
         </w:tc>
@@ -21037,7 +21037,7 @@
             </w:pPr>
             <w:r/>
             <w:r>
-              <w:t>509.00</w:t>
+              <w:t>510.00</w:t>
             </w:r>
           </w:p>
         </w:tc>
@@ -21068,7 +21068,7 @@
               <w:rPr>
                 <w:b/>
               </w:rPr>
-              <w:t>510.50</w:t>
+              <w:t>511.50</w:t>
             </w:r>
           </w:p>
         </w:tc>
@@ -21791,7 +21791,7 @@
         <w:t>Giá Chốt Phiên (Close):</w:t>
       </w:r>
       <w:r>
-        <w:t xml:space="preserve"> 683.50 cents | </w:t>
+        <w:t xml:space="preserve"> 685.25 cents | </w:t>
       </w:r>
       <w:r>
         <w:rPr>
@@ -21806,10 +21806,10 @@
         <w:rPr>
           <w:b/>
         </w:rPr>
-        <w:t>`684.15 cents`</w:t>
+        <w:t>`686.05 cents`</w:t>
       </w:r>
       <w:r>
-        <w:t xml:space="preserve"> (+0.65).</w:t>
+        <w:t xml:space="preserve"> (+0.80).</w:t>
       </w:r>
     </w:p>
     <w:p>
@@ -21830,7 +21830,7 @@
         <w:rPr>
           <w:b/>
         </w:rPr>
-        <w:t>`15,645`</w:t>
+        <w:t>`27,471`</w:t>
       </w:r>
       <w:r>
         <w:t xml:space="preserve"> (Chênh lệch: </w:t>
@@ -21839,7 +21839,7 @@
         <w:rPr>
           <w:b/>
         </w:rPr>
-        <w:t>`-51,567`</w:t>
+        <w:t>`-39,741`</w:t>
       </w:r>
       <w:r>
         <w:t xml:space="preserve">) | OI: </w:t>
@@ -21848,7 +21848,7 @@
         <w:rPr>
           <w:b/>
         </w:rPr>
-        <w:t>`251,445`</w:t>
+        <w:t>`251,400`</w:t>
       </w:r>
       <w:r>
         <w:t xml:space="preserve"> (Chênh lệch: </w:t>
@@ -21857,7 +21857,7 @@
         <w:rPr>
           <w:b/>
         </w:rPr>
-        <w:t>`+0`</w:t>
+        <w:t>`-45`</w:t>
       </w:r>
       <w:r>
         <w:t>)</w:t>
@@ -21881,7 +21881,7 @@
         <w:rPr>
           <w:b/>
         </w:rPr>
-        <w:t>`Doji (Nến lưỡng lự thế trận)`</w:t>
+        <w:t>`Không phát hiện mô hình nến đặc biệt`</w:t>
       </w:r>
     </w:p>
     <w:p>
@@ -22173,7 +22173,7 @@
               <w:rPr>
                 <w:b/>
               </w:rPr>
-              <w:t>103.94</w:t>
+              <w:t>104.47</w:t>
             </w:r>
           </w:p>
         </w:tc>
@@ -22204,7 +22204,7 @@
               <w:rPr>
                 <w:b/>
               </w:rPr>
-              <w:t>-0.33%</w:t>
+              <w:t>+0.18%</w:t>
             </w:r>
           </w:p>
         </w:tc>
@@ -22232,7 +22232,7 @@
             </w:pPr>
             <w:r/>
             <w:r>
-              <w:t>Giá dầu Giảm giảm bớt premium rủi ro địa chính trị, tạo áp lực chốt lời lúa mì.</w:t>
+              <w:t>Giá dầu Tăng tăng premium rủi ro địa chính trị và logistics Biển Đen, hỗ trợ giá lúa mì.</w:t>
             </w:r>
           </w:p>
         </w:tc>
@@ -22296,7 +22296,7 @@
               <w:rPr>
                 <w:b/>
               </w:rPr>
-              <w:t>102.32</w:t>
+              <w:t>102.25</w:t>
             </w:r>
           </w:p>
         </w:tc>
@@ -22327,7 +22327,7 @@
               <w:rPr>
                 <w:b/>
               </w:rPr>
-              <w:t>+0.17%</w:t>
+              <w:t>+0.11%</w:t>
             </w:r>
           </w:p>
         </w:tc>
@@ -22931,7 +22931,7 @@
         <w:t xml:space="preserve"> EMA_21 </w:t>
       </w:r>
       <w:r>
-        <w:t xml:space="preserve"> (684.75) &lt; </w:t>
+        <w:t xml:space="preserve"> (685.02) &lt; </w:t>
       </w:r>
       <w:r>
         <w:rPr>
@@ -22942,7 +22942,7 @@
         <w:t xml:space="preserve"> EMA_50 </w:t>
       </w:r>
       <w:r>
-        <w:t xml:space="preserve"> (687.42).</w:t>
+        <w:t xml:space="preserve"> (687.44).</w:t>
       </w:r>
     </w:p>
     <w:p>
@@ -22963,7 +22963,7 @@
         <w:rPr>
           <w:b/>
         </w:rPr>
-        <w:t>`43.94`</w:t>
+        <w:t>`49.06`</w:t>
       </w:r>
       <w:r>
         <w:t xml:space="preserve"> | ATR (14) = </w:t>
@@ -22972,7 +22972,7 @@
         <w:rPr>
           <w:b/>
         </w:rPr>
-        <w:t>`3.18`</w:t>
+        <w:t>`3.35`</w:t>
       </w:r>
       <w:r>
         <w:t xml:space="preserve"> cents | Volatility = </w:t>
@@ -22981,7 +22981,7 @@
         <w:rPr>
           <w:b/>
         </w:rPr>
-        <w:t>`7.25 cents`</w:t>
+        <w:t>`4.00 cents`</w:t>
       </w:r>
       <w:r>
         <w:t>.</w:t>
@@ -23005,7 +23005,7 @@
         <w:rPr>
           <w:b/>
         </w:rPr>
-        <w:t>`681.50`</w:t>
+        <w:t>`683.50`</w:t>
       </w:r>
       <w:r>
         <w:t xml:space="preserve"> | S2: </w:t>
@@ -23756,7 +23756,7 @@
           <w:b/>
           <w:color w:val="B91C1C"/>
         </w:rPr>
-        <w:t>`684.75 - 687.42 cents (Canh bán hồi kỹ thuật H1)`</w:t>
+        <w:t>`685.02 - 687.44 cents (Canh bán hồi kỹ thuật H1)`</w:t>
       </w:r>
       <w:r>
         <w:t xml:space="preserve"> | SL: </w:t>
@@ -23765,7 +23765,7 @@
         <w:rPr>
           <w:b/>
         </w:rPr>
-        <w:t>`767.77 cents (Trên kháng cự R2 + 1.5x ATR)`</w:t>
+        <w:t>`768.02 cents (Trên kháng cự R2 + 1.5x ATR)`</w:t>
       </w:r>
       <w:r>
         <w:t xml:space="preserve"> | TP: </w:t>
@@ -23776,7 +23776,7 @@
           <w:color w:val="D97706"/>
           <w:sz w:val="19"/>
         </w:rPr>
-        <w:t xml:space="preserve"> 681.50 cents </w:t>
+        <w:t xml:space="preserve"> 683.50 cents </w:t>
       </w:r>
       <w:r>
         <w:t xml:space="preserve"> / </w:t>
@@ -23827,7 +23827,7 @@
         <w:rPr>
           <w:b/>
         </w:rPr>
-        <w:t>`679.50 - 681.50 cents`</w:t>
+        <w:t>`681.50 - 683.50 cents`</w:t>
       </w:r>
       <w:r>
         <w:t xml:space="preserve"> | SL: </w:t>
@@ -23836,7 +23836,7 @@
         <w:rPr>
           <w:b/>
         </w:rPr>
-        <w:t>`667.57 cents`</w:t>
+        <w:t>`667.40 cents`</w:t>
       </w:r>
       <w:r>
         <w:t xml:space="preserve"> | TP: </w:t>
@@ -23882,7 +23882,7 @@
         <w:rPr>
           <w:b/>
         </w:rPr>
-        <w:t>`690.68 cents`</w:t>
+        <w:t>`690.85 cents`</w:t>
       </w:r>
       <w:r>
         <w:t xml:space="preserve"> | TP: </w:t>
@@ -23931,7 +23931,7 @@
         <w:rPr>
           <w:b/>
         </w:rPr>
-        <w:t>`658.02 - 670.75 cents`</w:t>
+        <w:t>`657.36 - 670.75 cents`</w:t>
       </w:r>
     </w:p>
     <w:p>
@@ -24338,7 +24338,7 @@
             </w:pPr>
             <w:r/>
             <w:r>
-              <w:t>683.50</w:t>
+              <w:t>685.25</w:t>
             </w:r>
           </w:p>
         </w:tc>
@@ -24366,7 +24366,7 @@
             </w:pPr>
             <w:r/>
             <w:r>
-              <w:t>694.75</w:t>
+              <w:t>696.50</w:t>
             </w:r>
           </w:p>
         </w:tc>
@@ -24394,7 +24394,7 @@
             </w:pPr>
             <w:r/>
             <w:r>
-              <w:t>678.00</w:t>
+              <w:t>679.75</w:t>
             </w:r>
           </w:p>
         </w:tc>
@@ -24425,7 +24425,7 @@
               <w:rPr>
                 <w:b/>
               </w:rPr>
-              <w:t>682.75</w:t>
+              <w:t>684.50</w:t>
             </w:r>
           </w:p>
         </w:tc>
@@ -24573,7 +24573,7 @@
             </w:pPr>
             <w:r/>
             <w:r>
-              <w:t>682.75</w:t>
+              <w:t>684.50</w:t>
             </w:r>
           </w:p>
         </w:tc>
@@ -24601,7 +24601,7 @@
             </w:pPr>
             <w:r/>
             <w:r>
-              <w:t>690.25</w:t>
+              <w:t>692.00</w:t>
             </w:r>
           </w:p>
         </w:tc>
@@ -24629,7 +24629,7 @@
             </w:pPr>
             <w:r/>
             <w:r>
-              <w:t>676.75</w:t>
+              <w:t>678.50</w:t>
             </w:r>
           </w:p>
         </w:tc>
@@ -24660,7 +24660,7 @@
               <w:rPr>
                 <w:b/>
               </w:rPr>
-              <w:t>682.25</w:t>
+              <w:t>684.00</w:t>
             </w:r>
           </w:p>
         </w:tc>
@@ -24808,7 +24808,7 @@
             </w:pPr>
             <w:r/>
             <w:r>
-              <w:t>682.25</w:t>
+              <w:t>684.00</w:t>
             </w:r>
           </w:p>
         </w:tc>
@@ -24836,7 +24836,7 @@
             </w:pPr>
             <w:r/>
             <w:r>
-              <w:t>696.00</w:t>
+              <w:t>697.75</w:t>
             </w:r>
           </w:p>
         </w:tc>
@@ -24864,7 +24864,7 @@
             </w:pPr>
             <w:r/>
             <w:r>
-              <w:t>667.50</w:t>
+              <w:t>669.25</w:t>
             </w:r>
           </w:p>
         </w:tc>
@@ -24895,7 +24895,7 @@
               <w:rPr>
                 <w:b/>
               </w:rPr>
-              <w:t>684.25</w:t>
+              <w:t>686.00</w:t>
             </w:r>
           </w:p>
         </w:tc>
@@ -25043,7 +25043,7 @@
             </w:pPr>
             <w:r/>
             <w:r>
-              <w:t>684.25</w:t>
+              <w:t>686.00</w:t>
             </w:r>
           </w:p>
         </w:tc>
@@ -25071,7 +25071,7 @@
             </w:pPr>
             <w:r/>
             <w:r>
-              <w:t>697.50</w:t>
+              <w:t>699.25</w:t>
             </w:r>
           </w:p>
         </w:tc>
@@ -25099,7 +25099,7 @@
             </w:pPr>
             <w:r/>
             <w:r>
-              <w:t>676.00</w:t>
+              <w:t>677.75</w:t>
             </w:r>
           </w:p>
         </w:tc>
@@ -25130,7 +25130,7 @@
               <w:rPr>
                 <w:b/>
               </w:rPr>
-              <w:t>685.50</w:t>
+              <w:t>687.25</w:t>
             </w:r>
           </w:p>
         </w:tc>
@@ -25278,7 +25278,7 @@
             </w:pPr>
             <w:r/>
             <w:r>
-              <w:t>685.50</w:t>
+              <w:t>687.25</w:t>
             </w:r>
           </w:p>
         </w:tc>
@@ -25306,7 +25306,7 @@
             </w:pPr>
             <w:r/>
             <w:r>
-              <w:t>702.00</w:t>
+              <w:t>703.75</w:t>
             </w:r>
           </w:p>
         </w:tc>
@@ -25334,7 +25334,7 @@
             </w:pPr>
             <w:r/>
             <w:r>
-              <w:t>675.00</w:t>
+              <w:t>676.75</w:t>
             </w:r>
           </w:p>
         </w:tc>
@@ -25365,7 +25365,7 @@
               <w:rPr>
                 <w:b/>
               </w:rPr>
-              <w:t>690.00</w:t>
+              <w:t>691.75</w:t>
             </w:r>
           </w:p>
         </w:tc>
@@ -25513,7 +25513,7 @@
             </w:pPr>
             <w:r/>
             <w:r>
-              <w:t>690.00</w:t>
+              <w:t>691.75</w:t>
             </w:r>
           </w:p>
         </w:tc>
@@ -25541,7 +25541,7 @@
             </w:pPr>
             <w:r/>
             <w:r>
-              <w:t>697.75</w:t>
+              <w:t>699.50</w:t>
             </w:r>
           </w:p>
         </w:tc>
@@ -25569,7 +25569,7 @@
             </w:pPr>
             <w:r/>
             <w:r>
-              <w:t>679.00</w:t>
+              <w:t>680.75</w:t>
             </w:r>
           </w:p>
         </w:tc>
@@ -25600,7 +25600,7 @@
               <w:rPr>
                 <w:b/>
               </w:rPr>
-              <w:t>691.25</w:t>
+              <w:t>693.00</w:t>
             </w:r>
           </w:p>
         </w:tc>
@@ -25748,7 +25748,7 @@
             </w:pPr>
             <w:r/>
             <w:r>
-              <w:t>691.25</w:t>
+              <w:t>693.00</w:t>
             </w:r>
           </w:p>
         </w:tc>
@@ -25776,7 +25776,7 @@
             </w:pPr>
             <w:r/>
             <w:r>
-              <w:t>699.50</w:t>
+              <w:t>701.25</w:t>
             </w:r>
           </w:p>
         </w:tc>
@@ -25804,7 +25804,7 @@
             </w:pPr>
             <w:r/>
             <w:r>
-              <w:t>680.75</w:t>
+              <w:t>682.50</w:t>
             </w:r>
           </w:p>
         </w:tc>
@@ -25835,7 +25835,7 @@
               <w:rPr>
                 <w:b/>
               </w:rPr>
-              <w:t>693.00</w:t>
+              <w:t>694.75</w:t>
             </w:r>
           </w:p>
         </w:tc>
@@ -25983,7 +25983,7 @@
             </w:pPr>
             <w:r/>
             <w:r>
-              <w:t>693.00</w:t>
+              <w:t>694.75</w:t>
             </w:r>
           </w:p>
         </w:tc>
@@ -26011,7 +26011,7 @@
             </w:pPr>
             <w:r/>
             <w:r>
-              <w:t>705.25</w:t>
+              <w:t>707.00</w:t>
             </w:r>
           </w:p>
         </w:tc>
@@ -26039,7 +26039,7 @@
             </w:pPr>
             <w:r/>
             <w:r>
-              <w:t>683.25</w:t>
+              <w:t>685.00</w:t>
             </w:r>
           </w:p>
         </w:tc>
@@ -26070,7 +26070,7 @@
               <w:rPr>
                 <w:b/>
               </w:rPr>
-              <w:t>692.00</w:t>
+              <w:t>693.75</w:t>
             </w:r>
           </w:p>
         </w:tc>
@@ -26218,7 +26218,7 @@
             </w:pPr>
             <w:r/>
             <w:r>
-              <w:t>692.00</w:t>
+              <w:t>693.75</w:t>
             </w:r>
           </w:p>
         </w:tc>
@@ -26246,7 +26246,7 @@
             </w:pPr>
             <w:r/>
             <w:r>
-              <w:t>702.50</w:t>
+              <w:t>704.25</w:t>
             </w:r>
           </w:p>
         </w:tc>
@@ -26274,7 +26274,7 @@
             </w:pPr>
             <w:r/>
             <w:r>
-              <w:t>677.25</w:t>
+              <w:t>679.00</w:t>
             </w:r>
           </w:p>
         </w:tc>
@@ -26305,7 +26305,7 @@
               <w:rPr>
                 <w:b/>
               </w:rPr>
-              <w:t>694.25</w:t>
+              <w:t>696.00</w:t>
             </w:r>
           </w:p>
         </w:tc>
@@ -26453,7 +26453,7 @@
             </w:pPr>
             <w:r/>
             <w:r>
-              <w:t>694.25</w:t>
+              <w:t>696.00</w:t>
             </w:r>
           </w:p>
         </w:tc>
@@ -26481,7 +26481,7 @@
             </w:pPr>
             <w:r/>
             <w:r>
-              <w:t>704.75</w:t>
+              <w:t>706.50</w:t>
             </w:r>
           </w:p>
         </w:tc>
@@ -26509,7 +26509,7 @@
             </w:pPr>
             <w:r/>
             <w:r>
-              <w:t>688.00</w:t>
+              <w:t>689.75</w:t>
             </w:r>
           </w:p>
         </w:tc>
@@ -26540,7 +26540,7 @@
               <w:rPr>
                 <w:b/>
               </w:rPr>
-              <w:t>695.00</w:t>
+              <w:t>696.75</w:t>
             </w:r>
           </w:p>
         </w:tc>
@@ -26688,7 +26688,7 @@
             </w:pPr>
             <w:r/>
             <w:r>
-              <w:t>695.00</w:t>
+              <w:t>696.75</w:t>
             </w:r>
           </w:p>
         </w:tc>
@@ -26716,7 +26716,7 @@
             </w:pPr>
             <w:r/>
             <w:r>
-              <w:t>709.25</w:t>
+              <w:t>711.00</w:t>
             </w:r>
           </w:p>
         </w:tc>
@@ -26744,7 +26744,7 @@
             </w:pPr>
             <w:r/>
             <w:r>
-              <w:t>680.25</w:t>
+              <w:t>682.00</w:t>
             </w:r>
           </w:p>
         </w:tc>
@@ -26775,7 +26775,7 @@
               <w:rPr>
                 <w:b/>
               </w:rPr>
-              <w:t>697.00</w:t>
+              <w:t>698.75</w:t>
             </w:r>
           </w:p>
         </w:tc>
@@ -26923,7 +26923,7 @@
             </w:pPr>
             <w:r/>
             <w:r>
-              <w:t>697.00</w:t>
+              <w:t>698.75</w:t>
             </w:r>
           </w:p>
         </w:tc>
@@ -26951,7 +26951,7 @@
             </w:pPr>
             <w:r/>
             <w:r>
-              <w:t>703.50</w:t>
+              <w:t>705.25</w:t>
             </w:r>
           </w:p>
         </w:tc>
@@ -26979,7 +26979,7 @@
             </w:pPr>
             <w:r/>
             <w:r>
-              <w:t>690.25</w:t>
+              <w:t>692.00</w:t>
             </w:r>
           </w:p>
         </w:tc>
@@ -27010,7 +27010,7 @@
               <w:rPr>
                 <w:b/>
               </w:rPr>
-              <w:t>697.25</w:t>
+              <w:t>699.00</w:t>
             </w:r>
           </w:p>
         </w:tc>
@@ -27158,7 +27158,7 @@
             </w:pPr>
             <w:r/>
             <w:r>
-              <w:t>697.25</w:t>
+              <w:t>699.00</w:t>
             </w:r>
           </w:p>
         </w:tc>
@@ -27186,7 +27186,7 @@
             </w:pPr>
             <w:r/>
             <w:r>
-              <w:t>707.50</w:t>
+              <w:t>709.25</w:t>
             </w:r>
           </w:p>
         </w:tc>
@@ -27214,7 +27214,7 @@
             </w:pPr>
             <w:r/>
             <w:r>
-              <w:t>689.25</w:t>
+              <w:t>691.00</w:t>
             </w:r>
           </w:p>
         </w:tc>
@@ -27245,7 +27245,7 @@
               <w:rPr>
                 <w:b/>
               </w:rPr>
-              <w:t>697.75</w:t>
+              <w:t>699.50</w:t>
             </w:r>
           </w:p>
         </w:tc>
@@ -27393,7 +27393,7 @@
             </w:pPr>
             <w:r/>
             <w:r>
-              <w:t>697.75</w:t>
+              <w:t>699.50</w:t>
             </w:r>
           </w:p>
         </w:tc>
@@ -27421,7 +27421,7 @@
             </w:pPr>
             <w:r/>
             <w:r>
-              <w:t>704.75</w:t>
+              <w:t>706.50</w:t>
             </w:r>
           </w:p>
         </w:tc>
@@ -27449,7 +27449,7 @@
             </w:pPr>
             <w:r/>
             <w:r>
-              <w:t>691.75</w:t>
+              <w:t>693.50</w:t>
             </w:r>
           </w:p>
         </w:tc>
@@ -27480,7 +27480,7 @@
               <w:rPr>
                 <w:b/>
               </w:rPr>
-              <w:t>697.00</w:t>
+              <w:t>698.75</w:t>
             </w:r>
           </w:p>
         </w:tc>
@@ -27628,7 +27628,7 @@
             </w:pPr>
             <w:r/>
             <w:r>
-              <w:t>697.00</w:t>
+              <w:t>698.75</w:t>
             </w:r>
           </w:p>
         </w:tc>
@@ -27656,7 +27656,7 @@
             </w:pPr>
             <w:r/>
             <w:r>
-              <w:t>710.50</w:t>
+              <w:t>712.25</w:t>
             </w:r>
           </w:p>
         </w:tc>
@@ -27684,7 +27684,7 @@
             </w:pPr>
             <w:r/>
             <w:r>
-              <w:t>684.00</w:t>
+              <w:t>685.75</w:t>
             </w:r>
           </w:p>
         </w:tc>
@@ -27715,7 +27715,7 @@
               <w:rPr>
                 <w:b/>
               </w:rPr>
-              <w:t>698.75</w:t>
+              <w:t>700.50</w:t>
             </w:r>
           </w:p>
         </w:tc>
@@ -27863,7 +27863,7 @@
             </w:pPr>
             <w:r/>
             <w:r>
-              <w:t>698.75</w:t>
+              <w:t>700.50</w:t>
             </w:r>
           </w:p>
         </w:tc>
@@ -27891,7 +27891,7 @@
             </w:pPr>
             <w:r/>
             <w:r>
-              <w:t>708.00</w:t>
+              <w:t>709.75</w:t>
             </w:r>
           </w:p>
         </w:tc>
@@ -27919,7 +27919,7 @@
             </w:pPr>
             <w:r/>
             <w:r>
-              <w:t>688.00</w:t>
+              <w:t>689.75</w:t>
             </w:r>
           </w:p>
         </w:tc>
@@ -27950,7 +27950,7 @@
               <w:rPr>
                 <w:b/>
               </w:rPr>
-              <w:t>699.25</w:t>
+              <w:t>701.00</w:t>
             </w:r>
           </w:p>
         </w:tc>
@@ -28098,7 +28098,7 @@
             </w:pPr>
             <w:r/>
             <w:r>
-              <w:t>699.25</w:t>
+              <w:t>701.00</w:t>
             </w:r>
           </w:p>
         </w:tc>
@@ -28126,7 +28126,7 @@
             </w:pPr>
             <w:r/>
             <w:r>
-              <w:t>711.50</w:t>
+              <w:t>713.25</w:t>
             </w:r>
           </w:p>
         </w:tc>
@@ -28154,7 +28154,7 @@
             </w:pPr>
             <w:r/>
             <w:r>
-              <w:t>685.00</w:t>
+              <w:t>686.75</w:t>
             </w:r>
           </w:p>
         </w:tc>
@@ -28185,7 +28185,7 @@
               <w:rPr>
                 <w:b/>
               </w:rPr>
-              <w:t>697.75</w:t>
+              <w:t>699.50</w:t>
             </w:r>
           </w:p>
         </w:tc>
@@ -28333,7 +28333,7 @@
             </w:pPr>
             <w:r/>
             <w:r>
-              <w:t>697.75</w:t>
+              <w:t>699.50</w:t>
             </w:r>
           </w:p>
         </w:tc>
@@ -28361,7 +28361,7 @@
             </w:pPr>
             <w:r/>
             <w:r>
-              <w:t>704.75</w:t>
+              <w:t>706.50</w:t>
             </w:r>
           </w:p>
         </w:tc>
@@ -28389,7 +28389,7 @@
             </w:pPr>
             <w:r/>
             <w:r>
-              <w:t>688.25</w:t>
+              <w:t>690.00</w:t>
             </w:r>
           </w:p>
         </w:tc>
@@ -28420,7 +28420,7 @@
               <w:rPr>
                 <w:b/>
               </w:rPr>
-              <w:t>698.25</w:t>
+              <w:t>700.00</w:t>
             </w:r>
           </w:p>
         </w:tc>
@@ -28568,7 +28568,7 @@
             </w:pPr>
             <w:r/>
             <w:r>
-              <w:t>698.25</w:t>
+              <w:t>700.00</w:t>
             </w:r>
           </w:p>
         </w:tc>
@@ -28596,7 +28596,7 @@
             </w:pPr>
             <w:r/>
             <w:r>
-              <w:t>708.75</w:t>
+              <w:t>710.50</w:t>
             </w:r>
           </w:p>
         </w:tc>
@@ -28624,7 +28624,7 @@
             </w:pPr>
             <w:r/>
             <w:r>
-              <w:t>691.00</w:t>
+              <w:t>692.75</w:t>
             </w:r>
           </w:p>
         </w:tc>
@@ -28655,7 +28655,7 @@
               <w:rPr>
                 <w:b/>
               </w:rPr>
-              <w:t>698.00</w:t>
+              <w:t>699.75</w:t>
             </w:r>
           </w:p>
         </w:tc>
@@ -28803,7 +28803,7 @@
             </w:pPr>
             <w:r/>
             <w:r>
-              <w:t>698.00</w:t>
+              <w:t>699.75</w:t>
             </w:r>
           </w:p>
         </w:tc>
@@ -28831,7 +28831,7 @@
             </w:pPr>
             <w:r/>
             <w:r>
-              <w:t>707.75</w:t>
+              <w:t>709.50</w:t>
             </w:r>
           </w:p>
         </w:tc>
@@ -28859,7 +28859,7 @@
             </w:pPr>
             <w:r/>
             <w:r>
-              <w:t>688.25</w:t>
+              <w:t>690.00</w:t>
             </w:r>
           </w:p>
         </w:tc>
@@ -28890,7 +28890,7 @@
               <w:rPr>
                 <w:b/>
               </w:rPr>
-              <w:t>698.50</w:t>
+              <w:t>700.25</w:t>
             </w:r>
           </w:p>
         </w:tc>
@@ -29038,7 +29038,7 @@
             </w:pPr>
             <w:r/>
             <w:r>
-              <w:t>698.50</w:t>
+              <w:t>700.25</w:t>
             </w:r>
           </w:p>
         </w:tc>
@@ -29066,7 +29066,7 @@
             </w:pPr>
             <w:r/>
             <w:r>
-              <w:t>709.25</w:t>
+              <w:t>711.00</w:t>
             </w:r>
           </w:p>
         </w:tc>
@@ -29094,7 +29094,7 @@
             </w:pPr>
             <w:r/>
             <w:r>
-              <w:t>691.25</w:t>
+              <w:t>693.00</w:t>
             </w:r>
           </w:p>
         </w:tc>
@@ -29125,7 +29125,7 @@
               <w:rPr>
                 <w:b/>
               </w:rPr>
-              <w:t>699.25</w:t>
+              <w:t>701.00</w:t>
             </w:r>
           </w:p>
         </w:tc>
@@ -29273,7 +29273,7 @@
             </w:pPr>
             <w:r/>
             <w:r>
-              <w:t>699.25</w:t>
+              <w:t>701.00</w:t>
             </w:r>
           </w:p>
         </w:tc>
@@ -29301,7 +29301,7 @@
             </w:pPr>
             <w:r/>
             <w:r>
-              <w:t>705.75</w:t>
+              <w:t>707.50</w:t>
             </w:r>
           </w:p>
         </w:tc>
@@ -29329,7 +29329,7 @@
             </w:pPr>
             <w:r/>
             <w:r>
-              <w:t>690.75</w:t>
+              <w:t>692.50</w:t>
             </w:r>
           </w:p>
         </w:tc>
@@ -29360,7 +29360,7 @@
               <w:rPr>
                 <w:b/>
               </w:rPr>
-              <w:t>699.75</w:t>
+              <w:t>701.50</w:t>
             </w:r>
           </w:p>
         </w:tc>
@@ -29508,7 +29508,7 @@
             </w:pPr>
             <w:r/>
             <w:r>
-              <w:t>699.75</w:t>
+              <w:t>701.50</w:t>
             </w:r>
           </w:p>
         </w:tc>
@@ -29536,7 +29536,7 @@
             </w:pPr>
             <w:r/>
             <w:r>
-              <w:t>710.75</w:t>
+              <w:t>712.50</w:t>
             </w:r>
           </w:p>
         </w:tc>
@@ -29564,7 +29564,7 @@
             </w:pPr>
             <w:r/>
             <w:r>
-              <w:t>688.00</w:t>
+              <w:t>689.75</w:t>
             </w:r>
           </w:p>
         </w:tc>
@@ -29595,7 +29595,7 @@
               <w:rPr>
                 <w:b/>
               </w:rPr>
-              <w:t>703.25</w:t>
+              <w:t>705.00</w:t>
             </w:r>
           </w:p>
         </w:tc>
@@ -29743,7 +29743,7 @@
             </w:pPr>
             <w:r/>
             <w:r>
-              <w:t>703.25</w:t>
+              <w:t>705.00</w:t>
             </w:r>
           </w:p>
         </w:tc>
@@ -29771,7 +29771,7 @@
             </w:pPr>
             <w:r/>
             <w:r>
-              <w:t>708.75</w:t>
+              <w:t>710.50</w:t>
             </w:r>
           </w:p>
         </w:tc>
@@ -29799,7 +29799,477 @@
             </w:pPr>
             <w:r/>
             <w:r>
-              <w:t>695.50</w:t>
+              <w:t>697.25</w:t>
+            </w:r>
+          </w:p>
+        </w:tc>
+        <w:tc>
+          <w:tcPr>
+            <w:tcW w:type="dxa" w:w="1728"/>
+            <w:shd w:fill="FFFFFF"/>
+            <w:tcMar>
+              <w:top w:w="100" w:type="dxa"/>
+              <w:bottom w:w="100" w:type="dxa"/>
+              <w:left w:w="120" w:type="dxa"/>
+              <w:right w:w="120" w:type="dxa"/>
+            </w:tcMar>
+            <w:tcBorders>
+              <w:top w:val="single" w:sz="4" w:space="0" w:color="CCCCCC"/>
+              <w:bottom w:val="single" w:sz="4" w:space="0" w:color="CCCCCC"/>
+              <w:left w:val="single" w:sz="4" w:space="0" w:color="CCCCCC"/>
+              <w:right w:val="single" w:sz="4" w:space="0" w:color="CCCCCC"/>
+            </w:tcBorders>
+          </w:tcPr>
+          <w:p>
+            <w:pPr>
+              <w:spacing w:before="60" w:after="60" w:line="252" w:lineRule="auto"/>
+              <w:jc w:val="left"/>
+            </w:pPr>
+            <w:r/>
+            <w:r>
+              <w:rPr>
+                <w:b/>
+              </w:rPr>
+              <w:t>705.75</w:t>
+            </w:r>
+          </w:p>
+        </w:tc>
+        <w:tc>
+          <w:tcPr>
+            <w:tcW w:type="dxa" w:w="3456"/>
+            <w:shd w:fill="FFFFFF"/>
+            <w:tcMar>
+              <w:top w:w="100" w:type="dxa"/>
+              <w:bottom w:w="100" w:type="dxa"/>
+              <w:left w:w="120" w:type="dxa"/>
+              <w:right w:w="120" w:type="dxa"/>
+            </w:tcMar>
+            <w:tcBorders>
+              <w:top w:val="single" w:sz="4" w:space="0" w:color="CCCCCC"/>
+              <w:bottom w:val="single" w:sz="4" w:space="0" w:color="CCCCCC"/>
+              <w:left w:val="single" w:sz="4" w:space="0" w:color="CCCCCC"/>
+              <w:right w:val="single" w:sz="4" w:space="0" w:color="CCCCCC"/>
+            </w:tcBorders>
+          </w:tcPr>
+          <w:p>
+            <w:pPr>
+              <w:spacing w:before="60" w:after="60" w:line="252" w:lineRule="auto"/>
+              <w:jc w:val="left"/>
+            </w:pPr>
+            <w:r/>
+            <w:r>
+              <w:rPr>
+                <w:b/>
+              </w:rPr>
+              <w:t>+0.75</w:t>
+            </w:r>
+          </w:p>
+        </w:tc>
+        <w:tc>
+          <w:tcPr>
+            <w:tcW w:type="dxa" w:w="1440"/>
+            <w:shd w:fill="FFFFFF"/>
+            <w:tcMar>
+              <w:top w:w="100" w:type="dxa"/>
+              <w:bottom w:w="100" w:type="dxa"/>
+              <w:left w:w="120" w:type="dxa"/>
+              <w:right w:w="120" w:type="dxa"/>
+            </w:tcMar>
+            <w:tcBorders>
+              <w:top w:val="single" w:sz="4" w:space="0" w:color="CCCCCC"/>
+              <w:bottom w:val="single" w:sz="4" w:space="0" w:color="CCCCCC"/>
+              <w:left w:val="single" w:sz="4" w:space="0" w:color="CCCCCC"/>
+              <w:right w:val="single" w:sz="4" w:space="0" w:color="CCCCCC"/>
+            </w:tcBorders>
+          </w:tcPr>
+          <w:p>
+            <w:pPr>
+              <w:spacing w:before="60" w:after="60" w:line="252" w:lineRule="auto"/>
+              <w:jc w:val="left"/>
+            </w:pPr>
+            <w:r/>
+            <w:r>
+              <w:t>BULL</w:t>
+            </w:r>
+          </w:p>
+        </w:tc>
+      </w:tr>
+      <w:tr>
+        <w:tc>
+          <w:tcPr>
+            <w:tcW w:type="dxa" w:w="1584"/>
+            <w:shd w:fill="F8FAFC"/>
+            <w:tcMar>
+              <w:top w:w="100" w:type="dxa"/>
+              <w:bottom w:w="100" w:type="dxa"/>
+              <w:left w:w="120" w:type="dxa"/>
+              <w:right w:w="120" w:type="dxa"/>
+            </w:tcMar>
+            <w:tcBorders>
+              <w:top w:val="single" w:sz="4" w:space="0" w:color="CCCCCC"/>
+              <w:bottom w:val="single" w:sz="4" w:space="0" w:color="CCCCCC"/>
+              <w:left w:val="single" w:sz="4" w:space="0" w:color="CCCCCC"/>
+              <w:right w:val="single" w:sz="4" w:space="0" w:color="CCCCCC"/>
+            </w:tcBorders>
+          </w:tcPr>
+          <w:p>
+            <w:pPr>
+              <w:spacing w:before="60" w:after="60" w:line="252" w:lineRule="auto"/>
+              <w:jc w:val="left"/>
+            </w:pPr>
+            <w:r/>
+            <w:r>
+              <w:rPr>
+                <w:b/>
+              </w:rPr>
+              <w:t>Fri 16/10</w:t>
+            </w:r>
+          </w:p>
+        </w:tc>
+        <w:tc>
+          <w:tcPr>
+            <w:tcW w:type="dxa" w:w="864"/>
+            <w:shd w:fill="F8FAFC"/>
+            <w:tcMar>
+              <w:top w:w="100" w:type="dxa"/>
+              <w:bottom w:w="100" w:type="dxa"/>
+              <w:left w:w="120" w:type="dxa"/>
+              <w:right w:w="120" w:type="dxa"/>
+            </w:tcMar>
+            <w:tcBorders>
+              <w:top w:val="single" w:sz="4" w:space="0" w:color="CCCCCC"/>
+              <w:bottom w:val="single" w:sz="4" w:space="0" w:color="CCCCCC"/>
+              <w:left w:val="single" w:sz="4" w:space="0" w:color="CCCCCC"/>
+              <w:right w:val="single" w:sz="4" w:space="0" w:color="CCCCCC"/>
+            </w:tcBorders>
+          </w:tcPr>
+          <w:p>
+            <w:pPr>
+              <w:spacing w:before="60" w:after="60" w:line="252" w:lineRule="auto"/>
+              <w:jc w:val="left"/>
+            </w:pPr>
+            <w:r/>
+            <w:r>
+              <w:t>Asia 07-11</w:t>
+            </w:r>
+          </w:p>
+        </w:tc>
+        <w:tc>
+          <w:tcPr>
+            <w:tcW w:type="dxa" w:w="1440"/>
+            <w:shd w:fill="F8FAFC"/>
+            <w:tcMar>
+              <w:top w:w="100" w:type="dxa"/>
+              <w:bottom w:w="100" w:type="dxa"/>
+              <w:left w:w="120" w:type="dxa"/>
+              <w:right w:w="120" w:type="dxa"/>
+            </w:tcMar>
+            <w:tcBorders>
+              <w:top w:val="single" w:sz="4" w:space="0" w:color="CCCCCC"/>
+              <w:bottom w:val="single" w:sz="4" w:space="0" w:color="CCCCCC"/>
+              <w:left w:val="single" w:sz="4" w:space="0" w:color="CCCCCC"/>
+              <w:right w:val="single" w:sz="4" w:space="0" w:color="CCCCCC"/>
+            </w:tcBorders>
+          </w:tcPr>
+          <w:p>
+            <w:pPr>
+              <w:spacing w:before="60" w:after="60" w:line="252" w:lineRule="auto"/>
+              <w:jc w:val="left"/>
+            </w:pPr>
+            <w:r/>
+            <w:r>
+              <w:t>705.75</w:t>
+            </w:r>
+          </w:p>
+        </w:tc>
+        <w:tc>
+          <w:tcPr>
+            <w:tcW w:type="dxa" w:w="2016"/>
+            <w:shd w:fill="F8FAFC"/>
+            <w:tcMar>
+              <w:top w:w="100" w:type="dxa"/>
+              <w:bottom w:w="100" w:type="dxa"/>
+              <w:left w:w="120" w:type="dxa"/>
+              <w:right w:w="120" w:type="dxa"/>
+            </w:tcMar>
+            <w:tcBorders>
+              <w:top w:val="single" w:sz="4" w:space="0" w:color="CCCCCC"/>
+              <w:bottom w:val="single" w:sz="4" w:space="0" w:color="CCCCCC"/>
+              <w:left w:val="single" w:sz="4" w:space="0" w:color="CCCCCC"/>
+              <w:right w:val="single" w:sz="4" w:space="0" w:color="CCCCCC"/>
+            </w:tcBorders>
+          </w:tcPr>
+          <w:p>
+            <w:pPr>
+              <w:spacing w:before="60" w:after="60" w:line="252" w:lineRule="auto"/>
+              <w:jc w:val="left"/>
+            </w:pPr>
+            <w:r/>
+            <w:r>
+              <w:t>715.00</w:t>
+            </w:r>
+          </w:p>
+        </w:tc>
+        <w:tc>
+          <w:tcPr>
+            <w:tcW w:type="dxa" w:w="1152"/>
+            <w:shd w:fill="F8FAFC"/>
+            <w:tcMar>
+              <w:top w:w="100" w:type="dxa"/>
+              <w:bottom w:w="100" w:type="dxa"/>
+              <w:left w:w="120" w:type="dxa"/>
+              <w:right w:w="120" w:type="dxa"/>
+            </w:tcMar>
+            <w:tcBorders>
+              <w:top w:val="single" w:sz="4" w:space="0" w:color="CCCCCC"/>
+              <w:bottom w:val="single" w:sz="4" w:space="0" w:color="CCCCCC"/>
+              <w:left w:val="single" w:sz="4" w:space="0" w:color="CCCCCC"/>
+              <w:right w:val="single" w:sz="4" w:space="0" w:color="CCCCCC"/>
+            </w:tcBorders>
+          </w:tcPr>
+          <w:p>
+            <w:pPr>
+              <w:spacing w:before="60" w:after="60" w:line="252" w:lineRule="auto"/>
+              <w:jc w:val="left"/>
+            </w:pPr>
+            <w:r/>
+            <w:r>
+              <w:t>699.25</w:t>
+            </w:r>
+          </w:p>
+        </w:tc>
+        <w:tc>
+          <w:tcPr>
+            <w:tcW w:type="dxa" w:w="1728"/>
+            <w:shd w:fill="F8FAFC"/>
+            <w:tcMar>
+              <w:top w:w="100" w:type="dxa"/>
+              <w:bottom w:w="100" w:type="dxa"/>
+              <w:left w:w="120" w:type="dxa"/>
+              <w:right w:w="120" w:type="dxa"/>
+            </w:tcMar>
+            <w:tcBorders>
+              <w:top w:val="single" w:sz="4" w:space="0" w:color="CCCCCC"/>
+              <w:bottom w:val="single" w:sz="4" w:space="0" w:color="CCCCCC"/>
+              <w:left w:val="single" w:sz="4" w:space="0" w:color="CCCCCC"/>
+              <w:right w:val="single" w:sz="4" w:space="0" w:color="CCCCCC"/>
+            </w:tcBorders>
+          </w:tcPr>
+          <w:p>
+            <w:pPr>
+              <w:spacing w:before="60" w:after="60" w:line="252" w:lineRule="auto"/>
+              <w:jc w:val="left"/>
+            </w:pPr>
+            <w:r/>
+            <w:r>
+              <w:rPr>
+                <w:b/>
+              </w:rPr>
+              <w:t>705.00</w:t>
+            </w:r>
+          </w:p>
+        </w:tc>
+        <w:tc>
+          <w:tcPr>
+            <w:tcW w:type="dxa" w:w="3456"/>
+            <w:shd w:fill="F8FAFC"/>
+            <w:tcMar>
+              <w:top w:w="100" w:type="dxa"/>
+              <w:bottom w:w="100" w:type="dxa"/>
+              <w:left w:w="120" w:type="dxa"/>
+              <w:right w:w="120" w:type="dxa"/>
+            </w:tcMar>
+            <w:tcBorders>
+              <w:top w:val="single" w:sz="4" w:space="0" w:color="CCCCCC"/>
+              <w:bottom w:val="single" w:sz="4" w:space="0" w:color="CCCCCC"/>
+              <w:left w:val="single" w:sz="4" w:space="0" w:color="CCCCCC"/>
+              <w:right w:val="single" w:sz="4" w:space="0" w:color="CCCCCC"/>
+            </w:tcBorders>
+          </w:tcPr>
+          <w:p>
+            <w:pPr>
+              <w:spacing w:before="60" w:after="60" w:line="252" w:lineRule="auto"/>
+              <w:jc w:val="left"/>
+            </w:pPr>
+            <w:r/>
+            <w:r>
+              <w:rPr>
+                <w:b/>
+              </w:rPr>
+              <w:t>-0.75</w:t>
+            </w:r>
+          </w:p>
+        </w:tc>
+        <w:tc>
+          <w:tcPr>
+            <w:tcW w:type="dxa" w:w="1440"/>
+            <w:shd w:fill="F8FAFC"/>
+            <w:tcMar>
+              <w:top w:w="100" w:type="dxa"/>
+              <w:bottom w:w="100" w:type="dxa"/>
+              <w:left w:w="120" w:type="dxa"/>
+              <w:right w:w="120" w:type="dxa"/>
+            </w:tcMar>
+            <w:tcBorders>
+              <w:top w:val="single" w:sz="4" w:space="0" w:color="CCCCCC"/>
+              <w:bottom w:val="single" w:sz="4" w:space="0" w:color="CCCCCC"/>
+              <w:left w:val="single" w:sz="4" w:space="0" w:color="CCCCCC"/>
+              <w:right w:val="single" w:sz="4" w:space="0" w:color="CCCCCC"/>
+            </w:tcBorders>
+          </w:tcPr>
+          <w:p>
+            <w:pPr>
+              <w:spacing w:before="60" w:after="60" w:line="252" w:lineRule="auto"/>
+              <w:jc w:val="left"/>
+            </w:pPr>
+            <w:r/>
+            <w:r>
+              <w:t>BEAR</w:t>
+            </w:r>
+          </w:p>
+        </w:tc>
+      </w:tr>
+      <w:tr>
+        <w:tc>
+          <w:tcPr>
+            <w:tcW w:type="dxa" w:w="1584"/>
+            <w:shd w:fill="FFFFFF"/>
+            <w:tcMar>
+              <w:top w:w="100" w:type="dxa"/>
+              <w:bottom w:w="100" w:type="dxa"/>
+              <w:left w:w="120" w:type="dxa"/>
+              <w:right w:w="120" w:type="dxa"/>
+            </w:tcMar>
+            <w:tcBorders>
+              <w:top w:val="single" w:sz="4" w:space="0" w:color="CCCCCC"/>
+              <w:bottom w:val="single" w:sz="4" w:space="0" w:color="CCCCCC"/>
+              <w:left w:val="single" w:sz="4" w:space="0" w:color="CCCCCC"/>
+              <w:right w:val="single" w:sz="4" w:space="0" w:color="CCCCCC"/>
+            </w:tcBorders>
+          </w:tcPr>
+          <w:p>
+            <w:pPr>
+              <w:spacing w:before="60" w:after="60" w:line="252" w:lineRule="auto"/>
+              <w:jc w:val="left"/>
+            </w:pPr>
+            <w:r/>
+            <w:r>
+              <w:rPr>
+                <w:b/>
+              </w:rPr>
+              <w:t>Fri 16/10</w:t>
+            </w:r>
+          </w:p>
+        </w:tc>
+        <w:tc>
+          <w:tcPr>
+            <w:tcW w:type="dxa" w:w="864"/>
+            <w:shd w:fill="FFFFFF"/>
+            <w:tcMar>
+              <w:top w:w="100" w:type="dxa"/>
+              <w:bottom w:w="100" w:type="dxa"/>
+              <w:left w:w="120" w:type="dxa"/>
+              <w:right w:w="120" w:type="dxa"/>
+            </w:tcMar>
+            <w:tcBorders>
+              <w:top w:val="single" w:sz="4" w:space="0" w:color="CCCCCC"/>
+              <w:bottom w:val="single" w:sz="4" w:space="0" w:color="CCCCCC"/>
+              <w:left w:val="single" w:sz="4" w:space="0" w:color="CCCCCC"/>
+              <w:right w:val="single" w:sz="4" w:space="0" w:color="CCCCCC"/>
+            </w:tcBorders>
+          </w:tcPr>
+          <w:p>
+            <w:pPr>
+              <w:spacing w:before="60" w:after="60" w:line="252" w:lineRule="auto"/>
+              <w:jc w:val="left"/>
+            </w:pPr>
+            <w:r/>
+            <w:r>
+              <w:t>Asia 11-15</w:t>
+            </w:r>
+          </w:p>
+        </w:tc>
+        <w:tc>
+          <w:tcPr>
+            <w:tcW w:type="dxa" w:w="1440"/>
+            <w:shd w:fill="FFFFFF"/>
+            <w:tcMar>
+              <w:top w:w="100" w:type="dxa"/>
+              <w:bottom w:w="100" w:type="dxa"/>
+              <w:left w:w="120" w:type="dxa"/>
+              <w:right w:w="120" w:type="dxa"/>
+            </w:tcMar>
+            <w:tcBorders>
+              <w:top w:val="single" w:sz="4" w:space="0" w:color="CCCCCC"/>
+              <w:bottom w:val="single" w:sz="4" w:space="0" w:color="CCCCCC"/>
+              <w:left w:val="single" w:sz="4" w:space="0" w:color="CCCCCC"/>
+              <w:right w:val="single" w:sz="4" w:space="0" w:color="CCCCCC"/>
+            </w:tcBorders>
+          </w:tcPr>
+          <w:p>
+            <w:pPr>
+              <w:spacing w:before="60" w:after="60" w:line="252" w:lineRule="auto"/>
+              <w:jc w:val="left"/>
+            </w:pPr>
+            <w:r/>
+            <w:r>
+              <w:t>705.00</w:t>
+            </w:r>
+          </w:p>
+        </w:tc>
+        <w:tc>
+          <w:tcPr>
+            <w:tcW w:type="dxa" w:w="2016"/>
+            <w:shd w:fill="FFFFFF"/>
+            <w:tcMar>
+              <w:top w:w="100" w:type="dxa"/>
+              <w:bottom w:w="100" w:type="dxa"/>
+              <w:left w:w="120" w:type="dxa"/>
+              <w:right w:w="120" w:type="dxa"/>
+            </w:tcMar>
+            <w:tcBorders>
+              <w:top w:val="single" w:sz="4" w:space="0" w:color="CCCCCC"/>
+              <w:bottom w:val="single" w:sz="4" w:space="0" w:color="CCCCCC"/>
+              <w:left w:val="single" w:sz="4" w:space="0" w:color="CCCCCC"/>
+              <w:right w:val="single" w:sz="4" w:space="0" w:color="CCCCCC"/>
+            </w:tcBorders>
+          </w:tcPr>
+          <w:p>
+            <w:pPr>
+              <w:spacing w:before="60" w:after="60" w:line="252" w:lineRule="auto"/>
+              <w:jc w:val="left"/>
+            </w:pPr>
+            <w:r/>
+            <w:r>
+              <w:t>712.50</w:t>
+            </w:r>
+          </w:p>
+        </w:tc>
+        <w:tc>
+          <w:tcPr>
+            <w:tcW w:type="dxa" w:w="1152"/>
+            <w:shd w:fill="FFFFFF"/>
+            <w:tcMar>
+              <w:top w:w="100" w:type="dxa"/>
+              <w:bottom w:w="100" w:type="dxa"/>
+              <w:left w:w="120" w:type="dxa"/>
+              <w:right w:w="120" w:type="dxa"/>
+            </w:tcMar>
+            <w:tcBorders>
+              <w:top w:val="single" w:sz="4" w:space="0" w:color="CCCCCC"/>
+              <w:bottom w:val="single" w:sz="4" w:space="0" w:color="CCCCCC"/>
+              <w:left w:val="single" w:sz="4" w:space="0" w:color="CCCCCC"/>
+              <w:right w:val="single" w:sz="4" w:space="0" w:color="CCCCCC"/>
+            </w:tcBorders>
+          </w:tcPr>
+          <w:p>
+            <w:pPr>
+              <w:spacing w:before="60" w:after="60" w:line="252" w:lineRule="auto"/>
+              <w:jc w:val="left"/>
+            </w:pPr>
+            <w:r/>
+            <w:r>
+              <w:t>699.00</w:t>
             </w:r>
           </w:p>
         </w:tc>
@@ -29861,7 +30331,7 @@
               <w:rPr>
                 <w:b/>
               </w:rPr>
-              <w:t>+0.75</w:t>
+              <w:t>-1.00</w:t>
             </w:r>
           </w:p>
         </w:tc>
@@ -29889,7 +30359,7 @@
             </w:pPr>
             <w:r/>
             <w:r>
-              <w:t>BULL</w:t>
+              <w:t>BEAR</w:t>
             </w:r>
           </w:p>
         </w:tc>
@@ -29950,7 +30420,7 @@
             </w:pPr>
             <w:r/>
             <w:r>
-              <w:t>Asia 07-11</w:t>
+              <w:t>London 15-19</w:t>
             </w:r>
           </w:p>
         </w:tc>
@@ -30006,7 +30476,7 @@
             </w:pPr>
             <w:r/>
             <w:r>
-              <w:t>713.25</w:t>
+              <w:t>711.00</w:t>
             </w:r>
           </w:p>
         </w:tc>
@@ -30034,7 +30504,7 @@
             </w:pPr>
             <w:r/>
             <w:r>
-              <w:t>697.50</w:t>
+              <w:t>690.50</w:t>
             </w:r>
           </w:p>
         </w:tc>
@@ -30065,7 +30535,7 @@
               <w:rPr>
                 <w:b/>
               </w:rPr>
-              <w:t>703.25</w:t>
+              <w:t>704.75</w:t>
             </w:r>
           </w:p>
         </w:tc>
@@ -30096,7 +30566,7 @@
               <w:rPr>
                 <w:b/>
               </w:rPr>
-              <w:t>-0.75</w:t>
+              <w:t>+0.75</w:t>
             </w:r>
           </w:p>
         </w:tc>
@@ -30124,7 +30594,7 @@
             </w:pPr>
             <w:r/>
             <w:r>
-              <w:t>BEAR</w:t>
+              <w:t>BULL</w:t>
             </w:r>
           </w:p>
         </w:tc>
@@ -30185,7 +30655,7 @@
             </w:pPr>
             <w:r/>
             <w:r>
-              <w:t>Asia 11-15</w:t>
+              <w:t>Pre-NY 19-21</w:t>
             </w:r>
           </w:p>
         </w:tc>
@@ -30213,7 +30683,7 @@
             </w:pPr>
             <w:r/>
             <w:r>
-              <w:t>703.25</w:t>
+              <w:t>704.75</w:t>
             </w:r>
           </w:p>
         </w:tc>
@@ -30241,7 +30711,7 @@
             </w:pPr>
             <w:r/>
             <w:r>
-              <w:t>710.75</w:t>
+              <w:t>714.00</w:t>
             </w:r>
           </w:p>
         </w:tc>
@@ -30269,7 +30739,7 @@
             </w:pPr>
             <w:r/>
             <w:r>
-              <w:t>697.25</w:t>
+              <w:t>697.50</w:t>
             </w:r>
           </w:p>
         </w:tc>
@@ -30300,7 +30770,7 @@
               <w:rPr>
                 <w:b/>
               </w:rPr>
-              <w:t>702.25</w:t>
+              <w:t>704.50</w:t>
             </w:r>
           </w:p>
         </w:tc>
@@ -30331,7 +30801,7 @@
               <w:rPr>
                 <w:b/>
               </w:rPr>
-              <w:t>-1.00</w:t>
+              <w:t>-0.25</w:t>
             </w:r>
           </w:p>
         </w:tc>
@@ -30420,7 +30890,7 @@
             </w:pPr>
             <w:r/>
             <w:r>
-              <w:t>London 15-19</w:t>
+              <w:t>NY Open 21-23</w:t>
             </w:r>
           </w:p>
         </w:tc>
@@ -30448,7 +30918,7 @@
             </w:pPr>
             <w:r/>
             <w:r>
-              <w:t>702.25</w:t>
+              <w:t>704.50</w:t>
             </w:r>
           </w:p>
         </w:tc>
@@ -30476,7 +30946,7 @@
             </w:pPr>
             <w:r/>
             <w:r>
-              <w:t>709.25</w:t>
+              <w:t>713.00</w:t>
             </w:r>
           </w:p>
         </w:tc>
@@ -30504,7 +30974,7 @@
             </w:pPr>
             <w:r/>
             <w:r>
-              <w:t>688.75</w:t>
+              <w:t>690.50</w:t>
             </w:r>
           </w:p>
         </w:tc>
@@ -30535,7 +31005,7 @@
               <w:rPr>
                 <w:b/>
               </w:rPr>
-              <w:t>703.00</w:t>
+              <w:t>706.25</w:t>
             </w:r>
           </w:p>
         </w:tc>
@@ -30566,7 +31036,7 @@
               <w:rPr>
                 <w:b/>
               </w:rPr>
-              <w:t>+0.75</w:t>
+              <w:t>+1.75</w:t>
             </w:r>
           </w:p>
         </w:tc>
@@ -30655,7 +31125,7 @@
             </w:pPr>
             <w:r/>
             <w:r>
-              <w:t>Pre-NY 19-21</w:t>
+              <w:t>NY Close 23-01</w:t>
             </w:r>
           </w:p>
         </w:tc>
@@ -30683,7 +31153,7 @@
             </w:pPr>
             <w:r/>
             <w:r>
-              <w:t>703.00</w:t>
+              <w:t>706.25</w:t>
             </w:r>
           </w:p>
         </w:tc>
@@ -30711,7 +31181,7 @@
             </w:pPr>
             <w:r/>
             <w:r>
-              <w:t>712.25</w:t>
+              <w:t>712.50</w:t>
             </w:r>
           </w:p>
         </w:tc>
@@ -30739,7 +31209,7 @@
             </w:pPr>
             <w:r/>
             <w:r>
-              <w:t>695.75</w:t>
+              <w:t>699.75</w:t>
             </w:r>
           </w:p>
         </w:tc>
@@ -30770,477 +31240,7 @@
               <w:rPr>
                 <w:b/>
               </w:rPr>
-              <w:t>702.75</w:t>
-            </w:r>
-          </w:p>
-        </w:tc>
-        <w:tc>
-          <w:tcPr>
-            <w:tcW w:type="dxa" w:w="3456"/>
-            <w:shd w:fill="FFFFFF"/>
-            <w:tcMar>
-              <w:top w:w="100" w:type="dxa"/>
-              <w:bottom w:w="100" w:type="dxa"/>
-              <w:left w:w="120" w:type="dxa"/>
-              <w:right w:w="120" w:type="dxa"/>
-            </w:tcMar>
-            <w:tcBorders>
-              <w:top w:val="single" w:sz="4" w:space="0" w:color="CCCCCC"/>
-              <w:bottom w:val="single" w:sz="4" w:space="0" w:color="CCCCCC"/>
-              <w:left w:val="single" w:sz="4" w:space="0" w:color="CCCCCC"/>
-              <w:right w:val="single" w:sz="4" w:space="0" w:color="CCCCCC"/>
-            </w:tcBorders>
-          </w:tcPr>
-          <w:p>
-            <w:pPr>
-              <w:spacing w:before="60" w:after="60" w:line="252" w:lineRule="auto"/>
-              <w:jc w:val="left"/>
-            </w:pPr>
-            <w:r/>
-            <w:r>
-              <w:rPr>
-                <w:b/>
-              </w:rPr>
-              <w:t>-0.25</w:t>
-            </w:r>
-          </w:p>
-        </w:tc>
-        <w:tc>
-          <w:tcPr>
-            <w:tcW w:type="dxa" w:w="1440"/>
-            <w:shd w:fill="FFFFFF"/>
-            <w:tcMar>
-              <w:top w:w="100" w:type="dxa"/>
-              <w:bottom w:w="100" w:type="dxa"/>
-              <w:left w:w="120" w:type="dxa"/>
-              <w:right w:w="120" w:type="dxa"/>
-            </w:tcMar>
-            <w:tcBorders>
-              <w:top w:val="single" w:sz="4" w:space="0" w:color="CCCCCC"/>
-              <w:bottom w:val="single" w:sz="4" w:space="0" w:color="CCCCCC"/>
-              <w:left w:val="single" w:sz="4" w:space="0" w:color="CCCCCC"/>
-              <w:right w:val="single" w:sz="4" w:space="0" w:color="CCCCCC"/>
-            </w:tcBorders>
-          </w:tcPr>
-          <w:p>
-            <w:pPr>
-              <w:spacing w:before="60" w:after="60" w:line="252" w:lineRule="auto"/>
-              <w:jc w:val="left"/>
-            </w:pPr>
-            <w:r/>
-            <w:r>
-              <w:t>BEAR</w:t>
-            </w:r>
-          </w:p>
-        </w:tc>
-      </w:tr>
-      <w:tr>
-        <w:tc>
-          <w:tcPr>
-            <w:tcW w:type="dxa" w:w="1584"/>
-            <w:shd w:fill="F8FAFC"/>
-            <w:tcMar>
-              <w:top w:w="100" w:type="dxa"/>
-              <w:bottom w:w="100" w:type="dxa"/>
-              <w:left w:w="120" w:type="dxa"/>
-              <w:right w:w="120" w:type="dxa"/>
-            </w:tcMar>
-            <w:tcBorders>
-              <w:top w:val="single" w:sz="4" w:space="0" w:color="CCCCCC"/>
-              <w:bottom w:val="single" w:sz="4" w:space="0" w:color="CCCCCC"/>
-              <w:left w:val="single" w:sz="4" w:space="0" w:color="CCCCCC"/>
-              <w:right w:val="single" w:sz="4" w:space="0" w:color="CCCCCC"/>
-            </w:tcBorders>
-          </w:tcPr>
-          <w:p>
-            <w:pPr>
-              <w:spacing w:before="60" w:after="60" w:line="252" w:lineRule="auto"/>
-              <w:jc w:val="left"/>
-            </w:pPr>
-            <w:r/>
-            <w:r>
-              <w:rPr>
-                <w:b/>
-              </w:rPr>
-              <w:t>Fri 16/10</w:t>
-            </w:r>
-          </w:p>
-        </w:tc>
-        <w:tc>
-          <w:tcPr>
-            <w:tcW w:type="dxa" w:w="864"/>
-            <w:shd w:fill="F8FAFC"/>
-            <w:tcMar>
-              <w:top w:w="100" w:type="dxa"/>
-              <w:bottom w:w="100" w:type="dxa"/>
-              <w:left w:w="120" w:type="dxa"/>
-              <w:right w:w="120" w:type="dxa"/>
-            </w:tcMar>
-            <w:tcBorders>
-              <w:top w:val="single" w:sz="4" w:space="0" w:color="CCCCCC"/>
-              <w:bottom w:val="single" w:sz="4" w:space="0" w:color="CCCCCC"/>
-              <w:left w:val="single" w:sz="4" w:space="0" w:color="CCCCCC"/>
-              <w:right w:val="single" w:sz="4" w:space="0" w:color="CCCCCC"/>
-            </w:tcBorders>
-          </w:tcPr>
-          <w:p>
-            <w:pPr>
-              <w:spacing w:before="60" w:after="60" w:line="252" w:lineRule="auto"/>
-              <w:jc w:val="left"/>
-            </w:pPr>
-            <w:r/>
-            <w:r>
-              <w:t>NY Open 21-23</w:t>
-            </w:r>
-          </w:p>
-        </w:tc>
-        <w:tc>
-          <w:tcPr>
-            <w:tcW w:type="dxa" w:w="1440"/>
-            <w:shd w:fill="F8FAFC"/>
-            <w:tcMar>
-              <w:top w:w="100" w:type="dxa"/>
-              <w:bottom w:w="100" w:type="dxa"/>
-              <w:left w:w="120" w:type="dxa"/>
-              <w:right w:w="120" w:type="dxa"/>
-            </w:tcMar>
-            <w:tcBorders>
-              <w:top w:val="single" w:sz="4" w:space="0" w:color="CCCCCC"/>
-              <w:bottom w:val="single" w:sz="4" w:space="0" w:color="CCCCCC"/>
-              <w:left w:val="single" w:sz="4" w:space="0" w:color="CCCCCC"/>
-              <w:right w:val="single" w:sz="4" w:space="0" w:color="CCCCCC"/>
-            </w:tcBorders>
-          </w:tcPr>
-          <w:p>
-            <w:pPr>
-              <w:spacing w:before="60" w:after="60" w:line="252" w:lineRule="auto"/>
-              <w:jc w:val="left"/>
-            </w:pPr>
-            <w:r/>
-            <w:r>
-              <w:t>702.75</w:t>
-            </w:r>
-          </w:p>
-        </w:tc>
-        <w:tc>
-          <w:tcPr>
-            <w:tcW w:type="dxa" w:w="2016"/>
-            <w:shd w:fill="F8FAFC"/>
-            <w:tcMar>
-              <w:top w:w="100" w:type="dxa"/>
-              <w:bottom w:w="100" w:type="dxa"/>
-              <w:left w:w="120" w:type="dxa"/>
-              <w:right w:w="120" w:type="dxa"/>
-            </w:tcMar>
-            <w:tcBorders>
-              <w:top w:val="single" w:sz="4" w:space="0" w:color="CCCCCC"/>
-              <w:bottom w:val="single" w:sz="4" w:space="0" w:color="CCCCCC"/>
-              <w:left w:val="single" w:sz="4" w:space="0" w:color="CCCCCC"/>
-              <w:right w:val="single" w:sz="4" w:space="0" w:color="CCCCCC"/>
-            </w:tcBorders>
-          </w:tcPr>
-          <w:p>
-            <w:pPr>
-              <w:spacing w:before="60" w:after="60" w:line="252" w:lineRule="auto"/>
-              <w:jc w:val="left"/>
-            </w:pPr>
-            <w:r/>
-            <w:r>
-              <w:t>711.25</w:t>
-            </w:r>
-          </w:p>
-        </w:tc>
-        <w:tc>
-          <w:tcPr>
-            <w:tcW w:type="dxa" w:w="1152"/>
-            <w:shd w:fill="F8FAFC"/>
-            <w:tcMar>
-              <w:top w:w="100" w:type="dxa"/>
-              <w:bottom w:w="100" w:type="dxa"/>
-              <w:left w:w="120" w:type="dxa"/>
-              <w:right w:w="120" w:type="dxa"/>
-            </w:tcMar>
-            <w:tcBorders>
-              <w:top w:val="single" w:sz="4" w:space="0" w:color="CCCCCC"/>
-              <w:bottom w:val="single" w:sz="4" w:space="0" w:color="CCCCCC"/>
-              <w:left w:val="single" w:sz="4" w:space="0" w:color="CCCCCC"/>
-              <w:right w:val="single" w:sz="4" w:space="0" w:color="CCCCCC"/>
-            </w:tcBorders>
-          </w:tcPr>
-          <w:p>
-            <w:pPr>
-              <w:spacing w:before="60" w:after="60" w:line="252" w:lineRule="auto"/>
-              <w:jc w:val="left"/>
-            </w:pPr>
-            <w:r/>
-            <w:r>
-              <w:t>688.75</w:t>
-            </w:r>
-          </w:p>
-        </w:tc>
-        <w:tc>
-          <w:tcPr>
-            <w:tcW w:type="dxa" w:w="1728"/>
-            <w:shd w:fill="F8FAFC"/>
-            <w:tcMar>
-              <w:top w:w="100" w:type="dxa"/>
-              <w:bottom w:w="100" w:type="dxa"/>
-              <w:left w:w="120" w:type="dxa"/>
-              <w:right w:w="120" w:type="dxa"/>
-            </w:tcMar>
-            <w:tcBorders>
-              <w:top w:val="single" w:sz="4" w:space="0" w:color="CCCCCC"/>
-              <w:bottom w:val="single" w:sz="4" w:space="0" w:color="CCCCCC"/>
-              <w:left w:val="single" w:sz="4" w:space="0" w:color="CCCCCC"/>
-              <w:right w:val="single" w:sz="4" w:space="0" w:color="CCCCCC"/>
-            </w:tcBorders>
-          </w:tcPr>
-          <w:p>
-            <w:pPr>
-              <w:spacing w:before="60" w:after="60" w:line="252" w:lineRule="auto"/>
-              <w:jc w:val="left"/>
-            </w:pPr>
-            <w:r/>
-            <w:r>
-              <w:rPr>
-                <w:b/>
-              </w:rPr>
-              <w:t>704.50</w:t>
-            </w:r>
-          </w:p>
-        </w:tc>
-        <w:tc>
-          <w:tcPr>
-            <w:tcW w:type="dxa" w:w="3456"/>
-            <w:shd w:fill="F8FAFC"/>
-            <w:tcMar>
-              <w:top w:w="100" w:type="dxa"/>
-              <w:bottom w:w="100" w:type="dxa"/>
-              <w:left w:w="120" w:type="dxa"/>
-              <w:right w:w="120" w:type="dxa"/>
-            </w:tcMar>
-            <w:tcBorders>
-              <w:top w:val="single" w:sz="4" w:space="0" w:color="CCCCCC"/>
-              <w:bottom w:val="single" w:sz="4" w:space="0" w:color="CCCCCC"/>
-              <w:left w:val="single" w:sz="4" w:space="0" w:color="CCCCCC"/>
-              <w:right w:val="single" w:sz="4" w:space="0" w:color="CCCCCC"/>
-            </w:tcBorders>
-          </w:tcPr>
-          <w:p>
-            <w:pPr>
-              <w:spacing w:before="60" w:after="60" w:line="252" w:lineRule="auto"/>
-              <w:jc w:val="left"/>
-            </w:pPr>
-            <w:r/>
-            <w:r>
-              <w:rPr>
-                <w:b/>
-              </w:rPr>
-              <w:t>+1.75</w:t>
-            </w:r>
-          </w:p>
-        </w:tc>
-        <w:tc>
-          <w:tcPr>
-            <w:tcW w:type="dxa" w:w="1440"/>
-            <w:shd w:fill="F8FAFC"/>
-            <w:tcMar>
-              <w:top w:w="100" w:type="dxa"/>
-              <w:bottom w:w="100" w:type="dxa"/>
-              <w:left w:w="120" w:type="dxa"/>
-              <w:right w:w="120" w:type="dxa"/>
-            </w:tcMar>
-            <w:tcBorders>
-              <w:top w:val="single" w:sz="4" w:space="0" w:color="CCCCCC"/>
-              <w:bottom w:val="single" w:sz="4" w:space="0" w:color="CCCCCC"/>
-              <w:left w:val="single" w:sz="4" w:space="0" w:color="CCCCCC"/>
-              <w:right w:val="single" w:sz="4" w:space="0" w:color="CCCCCC"/>
-            </w:tcBorders>
-          </w:tcPr>
-          <w:p>
-            <w:pPr>
-              <w:spacing w:before="60" w:after="60" w:line="252" w:lineRule="auto"/>
-              <w:jc w:val="left"/>
-            </w:pPr>
-            <w:r/>
-            <w:r>
-              <w:t>BULL</w:t>
-            </w:r>
-          </w:p>
-        </w:tc>
-      </w:tr>
-      <w:tr>
-        <w:tc>
-          <w:tcPr>
-            <w:tcW w:type="dxa" w:w="1584"/>
-            <w:shd w:fill="FFFFFF"/>
-            <w:tcMar>
-              <w:top w:w="100" w:type="dxa"/>
-              <w:bottom w:w="100" w:type="dxa"/>
-              <w:left w:w="120" w:type="dxa"/>
-              <w:right w:w="120" w:type="dxa"/>
-            </w:tcMar>
-            <w:tcBorders>
-              <w:top w:val="single" w:sz="4" w:space="0" w:color="CCCCCC"/>
-              <w:bottom w:val="single" w:sz="4" w:space="0" w:color="CCCCCC"/>
-              <w:left w:val="single" w:sz="4" w:space="0" w:color="CCCCCC"/>
-              <w:right w:val="single" w:sz="4" w:space="0" w:color="CCCCCC"/>
-            </w:tcBorders>
-          </w:tcPr>
-          <w:p>
-            <w:pPr>
-              <w:spacing w:before="60" w:after="60" w:line="252" w:lineRule="auto"/>
-              <w:jc w:val="left"/>
-            </w:pPr>
-            <w:r/>
-            <w:r>
-              <w:rPr>
-                <w:b/>
-              </w:rPr>
-              <w:t>Fri 16/10</w:t>
-            </w:r>
-          </w:p>
-        </w:tc>
-        <w:tc>
-          <w:tcPr>
-            <w:tcW w:type="dxa" w:w="864"/>
-            <w:shd w:fill="FFFFFF"/>
-            <w:tcMar>
-              <w:top w:w="100" w:type="dxa"/>
-              <w:bottom w:w="100" w:type="dxa"/>
-              <w:left w:w="120" w:type="dxa"/>
-              <w:right w:w="120" w:type="dxa"/>
-            </w:tcMar>
-            <w:tcBorders>
-              <w:top w:val="single" w:sz="4" w:space="0" w:color="CCCCCC"/>
-              <w:bottom w:val="single" w:sz="4" w:space="0" w:color="CCCCCC"/>
-              <w:left w:val="single" w:sz="4" w:space="0" w:color="CCCCCC"/>
-              <w:right w:val="single" w:sz="4" w:space="0" w:color="CCCCCC"/>
-            </w:tcBorders>
-          </w:tcPr>
-          <w:p>
-            <w:pPr>
-              <w:spacing w:before="60" w:after="60" w:line="252" w:lineRule="auto"/>
-              <w:jc w:val="left"/>
-            </w:pPr>
-            <w:r/>
-            <w:r>
-              <w:t>NY Close 23-01</w:t>
-            </w:r>
-          </w:p>
-        </w:tc>
-        <w:tc>
-          <w:tcPr>
-            <w:tcW w:type="dxa" w:w="1440"/>
-            <w:shd w:fill="FFFFFF"/>
-            <w:tcMar>
-              <w:top w:w="100" w:type="dxa"/>
-              <w:bottom w:w="100" w:type="dxa"/>
-              <w:left w:w="120" w:type="dxa"/>
-              <w:right w:w="120" w:type="dxa"/>
-            </w:tcMar>
-            <w:tcBorders>
-              <w:top w:val="single" w:sz="4" w:space="0" w:color="CCCCCC"/>
-              <w:bottom w:val="single" w:sz="4" w:space="0" w:color="CCCCCC"/>
-              <w:left w:val="single" w:sz="4" w:space="0" w:color="CCCCCC"/>
-              <w:right w:val="single" w:sz="4" w:space="0" w:color="CCCCCC"/>
-            </w:tcBorders>
-          </w:tcPr>
-          <w:p>
-            <w:pPr>
-              <w:spacing w:before="60" w:after="60" w:line="252" w:lineRule="auto"/>
-              <w:jc w:val="left"/>
-            </w:pPr>
-            <w:r/>
-            <w:r>
-              <w:t>704.50</w:t>
-            </w:r>
-          </w:p>
-        </w:tc>
-        <w:tc>
-          <w:tcPr>
-            <w:tcW w:type="dxa" w:w="2016"/>
-            <w:shd w:fill="FFFFFF"/>
-            <w:tcMar>
-              <w:top w:w="100" w:type="dxa"/>
-              <w:bottom w:w="100" w:type="dxa"/>
-              <w:left w:w="120" w:type="dxa"/>
-              <w:right w:w="120" w:type="dxa"/>
-            </w:tcMar>
-            <w:tcBorders>
-              <w:top w:val="single" w:sz="4" w:space="0" w:color="CCCCCC"/>
-              <w:bottom w:val="single" w:sz="4" w:space="0" w:color="CCCCCC"/>
-              <w:left w:val="single" w:sz="4" w:space="0" w:color="CCCCCC"/>
-              <w:right w:val="single" w:sz="4" w:space="0" w:color="CCCCCC"/>
-            </w:tcBorders>
-          </w:tcPr>
-          <w:p>
-            <w:pPr>
-              <w:spacing w:before="60" w:after="60" w:line="252" w:lineRule="auto"/>
-              <w:jc w:val="left"/>
-            </w:pPr>
-            <w:r/>
-            <w:r>
-              <w:t>710.75</w:t>
-            </w:r>
-          </w:p>
-        </w:tc>
-        <w:tc>
-          <w:tcPr>
-            <w:tcW w:type="dxa" w:w="1152"/>
-            <w:shd w:fill="FFFFFF"/>
-            <w:tcMar>
-              <w:top w:w="100" w:type="dxa"/>
-              <w:bottom w:w="100" w:type="dxa"/>
-              <w:left w:w="120" w:type="dxa"/>
-              <w:right w:w="120" w:type="dxa"/>
-            </w:tcMar>
-            <w:tcBorders>
-              <w:top w:val="single" w:sz="4" w:space="0" w:color="CCCCCC"/>
-              <w:bottom w:val="single" w:sz="4" w:space="0" w:color="CCCCCC"/>
-              <w:left w:val="single" w:sz="4" w:space="0" w:color="CCCCCC"/>
-              <w:right w:val="single" w:sz="4" w:space="0" w:color="CCCCCC"/>
-            </w:tcBorders>
-          </w:tcPr>
-          <w:p>
-            <w:pPr>
-              <w:spacing w:before="60" w:after="60" w:line="252" w:lineRule="auto"/>
-              <w:jc w:val="left"/>
-            </w:pPr>
-            <w:r/>
-            <w:r>
-              <w:t>698.00</w:t>
-            </w:r>
-          </w:p>
-        </w:tc>
-        <w:tc>
-          <w:tcPr>
-            <w:tcW w:type="dxa" w:w="1728"/>
-            <w:shd w:fill="FFFFFF"/>
-            <w:tcMar>
-              <w:top w:w="100" w:type="dxa"/>
-              <w:bottom w:w="100" w:type="dxa"/>
-              <w:left w:w="120" w:type="dxa"/>
-              <w:right w:w="120" w:type="dxa"/>
-            </w:tcMar>
-            <w:tcBorders>
-              <w:top w:val="single" w:sz="4" w:space="0" w:color="CCCCCC"/>
-              <w:bottom w:val="single" w:sz="4" w:space="0" w:color="CCCCCC"/>
-              <w:left w:val="single" w:sz="4" w:space="0" w:color="CCCCCC"/>
-              <w:right w:val="single" w:sz="4" w:space="0" w:color="CCCCCC"/>
-            </w:tcBorders>
-          </w:tcPr>
-          <w:p>
-            <w:pPr>
-              <w:spacing w:before="60" w:after="60" w:line="252" w:lineRule="auto"/>
-              <w:jc w:val="left"/>
-            </w:pPr>
-            <w:r/>
-            <w:r>
-              <w:rPr>
-                <w:b/>
-              </w:rPr>
-              <w:t>703.75</w:t>
+              <w:t>705.50</w:t>
             </w:r>
           </w:p>
         </w:tc>
